--- a/fuentes/CF_01_93440007.docx
+++ b/fuentes/CF_01_93440007.docx
@@ -1,6 +1,6 @@
 
 <file path=word/document.xml><?xml version="1.0" encoding="utf-8"?>
-<w:document xmlns:wpc="http://schemas.microsoft.com/office/word/2010/wordprocessingCanvas" xmlns:cx="http://schemas.microsoft.com/office/drawing/2014/chartex" xmlns:cx1="http://schemas.microsoft.com/office/drawing/2015/9/8/chartex" xmlns:cx2="http://schemas.microsoft.com/office/drawing/2015/10/21/chartex" xmlns:cx3="http://schemas.microsoft.com/office/drawing/2016/5/9/chartex" xmlns:cx4="http://schemas.microsoft.com/office/drawing/2016/5/10/chartex" xmlns:cx5="http://schemas.microsoft.com/office/drawing/2016/5/11/chartex" xmlns:cx6="http://schemas.microsoft.com/office/drawing/2016/5/12/chartex" xmlns:cx7="http://schemas.microsoft.com/office/drawing/2016/5/13/chartex" xmlns:cx8="http://schemas.microsoft.com/office/drawing/2016/5/14/chartex" xmlns:mc="http://schemas.openxmlformats.org/markup-compatibility/2006" xmlns:aink="http://schemas.microsoft.com/office/drawing/2016/ink" xmlns:am3d="http://schemas.microsoft.com/office/drawing/2017/model3d" xmlns:o="urn:schemas-microsoft-com:office:office" xmlns:oel="http://schemas.microsoft.com/office/2019/extlst" xmlns:r="http://schemas.openxmlformats.org/officeDocument/2006/relationships" xmlns:m="http://schemas.openxmlformats.org/officeDocument/2006/math" xmlns:v="urn:schemas-microsoft-com:vml" xmlns:wp14="http://schemas.microsoft.com/office/word/2010/wordprocessingDrawing" xmlns:wp="http://schemas.openxmlformats.org/drawingml/2006/wordprocessingDrawing" xmlns:w10="urn:schemas-microsoft-com:office:word" xmlns:w="http://schemas.openxmlformats.org/wordprocessingml/2006/main" xmlns:w14="http://schemas.microsoft.com/office/word/2010/wordml" xmlns:w15="http://schemas.microsoft.com/office/word/2012/wordml" xmlns:w16cex="http://schemas.microsoft.com/office/word/2018/wordml/cex" xmlns:w16cid="http://schemas.microsoft.com/office/word/2016/wordml/cid" xmlns:w16="http://schemas.microsoft.com/office/word/2018/wordml" xmlns:w16du="http://schemas.microsoft.com/office/word/2023/wordml/word16du" xmlns:w16sdtdh="http://schemas.microsoft.com/office/word/2020/wordml/sdtdatahash" xmlns:w16sdtfl="http://schemas.microsoft.com/office/word/2024/wordml/sdtformatlock" xmlns:w16se="http://schemas.microsoft.com/office/word/2015/wordml/symex" xmlns:wpg="http://schemas.microsoft.com/office/word/2010/wordprocessingGroup" xmlns:wpi="http://schemas.microsoft.com/office/word/2010/wordprocessingInk" xmlns:wne="http://schemas.microsoft.com/office/word/2006/wordml" xmlns:wps="http://schemas.microsoft.com/office/word/2010/wordprocessingShape" mc:Ignorable="w14 w15 w16se w16cid w16 w16cex w16sdtdh w16sdtfl w16du wp14">
+<w:document xmlns:wpc="http://schemas.microsoft.com/office/word/2010/wordprocessingCanvas" xmlns:cx="http://schemas.microsoft.com/office/drawing/2014/chartex" xmlns:mc="http://schemas.openxmlformats.org/markup-compatibility/2006" xmlns:o="urn:schemas-microsoft-com:office:office" xmlns:r="http://schemas.openxmlformats.org/officeDocument/2006/relationships" xmlns:m="http://schemas.openxmlformats.org/officeDocument/2006/math" xmlns:v="urn:schemas-microsoft-com:vml" xmlns:wp14="http://schemas.microsoft.com/office/word/2010/wordprocessingDrawing" xmlns:wp="http://schemas.openxmlformats.org/drawingml/2006/wordprocessingDrawing" xmlns:w10="urn:schemas-microsoft-com:office:word" xmlns:w="http://schemas.openxmlformats.org/wordprocessingml/2006/main" xmlns:w14="http://schemas.microsoft.com/office/word/2010/wordml" xmlns:w15="http://schemas.microsoft.com/office/word/2012/wordml" xmlns:w16se="http://schemas.microsoft.com/office/word/2015/wordml/symex" xmlns:wpg="http://schemas.microsoft.com/office/word/2010/wordprocessingGroup" xmlns:wpi="http://schemas.microsoft.com/office/word/2010/wordprocessingInk" xmlns:wne="http://schemas.microsoft.com/office/word/2006/wordml" xmlns:wps="http://schemas.microsoft.com/office/word/2010/wordprocessingShape" xmlns:a="http://schemas.openxmlformats.org/drawingml/2006/main" xmlns:dgm="http://schemas.openxmlformats.org/drawingml/2006/diagram" xmlns:pic="http://schemas.openxmlformats.org/drawingml/2006/picture" xmlns:a14="http://schemas.microsoft.com/office/drawing/2010/main" mc:Ignorable="w14 w15 w16se wp14">
   <w:body>
     <w:p>
       <w:pPr>
@@ -43,12 +43,12 @@
         <w:tblW w:w="9962" w:type="dxa"/>
         <w:tblInd w:w="0" w:type="dxa"/>
         <w:tblBorders>
-          <w:top w:val="single" w:sz="4" w:space="0" w:color="000000"/>
-          <w:left w:val="single" w:sz="4" w:space="0" w:color="000000"/>
-          <w:bottom w:val="single" w:sz="4" w:space="0" w:color="000000"/>
-          <w:right w:val="single" w:sz="4" w:space="0" w:color="000000"/>
-          <w:insideH w:val="single" w:sz="4" w:space="0" w:color="000000"/>
-          <w:insideV w:val="single" w:sz="4" w:space="0" w:color="000000"/>
+          <w:top w:val="single" w:color="000000" w:sz="4" w:space="0"/>
+          <w:left w:val="single" w:color="000000" w:sz="4" w:space="0"/>
+          <w:bottom w:val="single" w:color="000000" w:sz="4" w:space="0"/>
+          <w:right w:val="single" w:color="000000" w:sz="4" w:space="0"/>
+          <w:insideH w:val="single" w:color="000000" w:sz="4" w:space="0"/>
+          <w:insideV w:val="single" w:color="000000" w:sz="4" w:space="0"/>
         </w:tblBorders>
         <w:tblLayout w:type="fixed"/>
         <w:tblLook w:val="04A0" w:firstRow="1" w:lastRow="0" w:firstColumn="1" w:lastColumn="0" w:noHBand="0" w:noVBand="1"/>
@@ -143,12 +143,12 @@
         <w:tblW w:w="9962" w:type="dxa"/>
         <w:tblInd w:w="0" w:type="dxa"/>
         <w:tblBorders>
-          <w:top w:val="single" w:sz="4" w:space="0" w:color="000000"/>
-          <w:left w:val="single" w:sz="4" w:space="0" w:color="000000"/>
-          <w:bottom w:val="single" w:sz="4" w:space="0" w:color="000000"/>
-          <w:right w:val="single" w:sz="4" w:space="0" w:color="000000"/>
-          <w:insideH w:val="single" w:sz="4" w:space="0" w:color="000000"/>
-          <w:insideV w:val="single" w:sz="4" w:space="0" w:color="000000"/>
+          <w:top w:val="single" w:color="000000" w:sz="4" w:space="0"/>
+          <w:left w:val="single" w:color="000000" w:sz="4" w:space="0"/>
+          <w:bottom w:val="single" w:color="000000" w:sz="4" w:space="0"/>
+          <w:right w:val="single" w:color="000000" w:sz="4" w:space="0"/>
+          <w:insideH w:val="single" w:color="000000" w:sz="4" w:space="0"/>
+          <w:insideV w:val="single" w:color="000000" w:sz="4" w:space="0"/>
         </w:tblBorders>
         <w:tblLayout w:type="fixed"/>
         <w:tblLook w:val="04A0" w:firstRow="1" w:lastRow="0" w:firstColumn="1" w:lastColumn="0" w:noHBand="0" w:noVBand="1"/>
@@ -317,12 +317,12 @@
         <w:tblW w:w="9962" w:type="dxa"/>
         <w:tblInd w:w="0" w:type="dxa"/>
         <w:tblBorders>
-          <w:top w:val="single" w:sz="4" w:space="0" w:color="000000"/>
-          <w:left w:val="single" w:sz="4" w:space="0" w:color="000000"/>
-          <w:bottom w:val="single" w:sz="4" w:space="0" w:color="000000"/>
-          <w:right w:val="single" w:sz="4" w:space="0" w:color="000000"/>
-          <w:insideH w:val="single" w:sz="4" w:space="0" w:color="000000"/>
-          <w:insideV w:val="single" w:sz="4" w:space="0" w:color="000000"/>
+          <w:top w:val="single" w:color="000000" w:sz="4" w:space="0"/>
+          <w:left w:val="single" w:color="000000" w:sz="4" w:space="0"/>
+          <w:bottom w:val="single" w:color="000000" w:sz="4" w:space="0"/>
+          <w:right w:val="single" w:color="000000" w:sz="4" w:space="0"/>
+          <w:insideH w:val="single" w:color="000000" w:sz="4" w:space="0"/>
+          <w:insideV w:val="single" w:color="000000" w:sz="4" w:space="0"/>
         </w:tblBorders>
         <w:tblLayout w:type="fixed"/>
         <w:tblLook w:val="04A0" w:firstRow="1" w:lastRow="0" w:firstColumn="1" w:lastColumn="0" w:noHBand="0" w:noVBand="1"/>
@@ -675,12 +675,12 @@
         <w:tblW w:w="9962" w:type="dxa"/>
         <w:tblInd w:w="0" w:type="dxa"/>
         <w:tblBorders>
-          <w:top w:val="single" w:sz="4" w:space="0" w:color="000000"/>
-          <w:left w:val="single" w:sz="4" w:space="0" w:color="000000"/>
-          <w:bottom w:val="single" w:sz="4" w:space="0" w:color="000000"/>
-          <w:right w:val="single" w:sz="4" w:space="0" w:color="000000"/>
-          <w:insideH w:val="single" w:sz="4" w:space="0" w:color="000000"/>
-          <w:insideV w:val="single" w:sz="4" w:space="0" w:color="000000"/>
+          <w:top w:val="single" w:color="000000" w:sz="4" w:space="0"/>
+          <w:left w:val="single" w:color="000000" w:sz="4" w:space="0"/>
+          <w:bottom w:val="single" w:color="000000" w:sz="4" w:space="0"/>
+          <w:right w:val="single" w:color="000000" w:sz="4" w:space="0"/>
+          <w:insideH w:val="single" w:color="000000" w:sz="4" w:space="0"/>
+          <w:insideV w:val="single" w:color="000000" w:sz="4" w:space="0"/>
         </w:tblBorders>
         <w:tblLayout w:type="fixed"/>
         <w:tblLook w:val="04A0" w:firstRow="1" w:lastRow="0" w:firstColumn="1" w:lastColumn="0" w:noHBand="0" w:noVBand="1"/>
@@ -1706,10 +1706,10 @@
               </wp:inline>
             </w:drawing>
           </mc:Choice>
-          <mc:Fallback>
+          <mc:Fallback xmlns:cx1="http://schemas.microsoft.com/office/drawing/2015/9/8/chartex" xmlns:cx2="http://schemas.microsoft.com/office/drawing/2015/10/21/chartex" xmlns:cx3="http://schemas.microsoft.com/office/drawing/2016/5/9/chartex" xmlns:cx4="http://schemas.microsoft.com/office/drawing/2016/5/10/chartex" xmlns:cx5="http://schemas.microsoft.com/office/drawing/2016/5/11/chartex" xmlns:cx6="http://schemas.microsoft.com/office/drawing/2016/5/12/chartex" xmlns:cx7="http://schemas.microsoft.com/office/drawing/2016/5/13/chartex" xmlns:cx8="http://schemas.microsoft.com/office/drawing/2016/5/14/chartex" xmlns:aink="http://schemas.microsoft.com/office/drawing/2016/ink" xmlns:am3d="http://schemas.microsoft.com/office/drawing/2017/model3d" xmlns:oel="http://schemas.microsoft.com/office/2019/extlst" xmlns:w16cex="http://schemas.microsoft.com/office/word/2018/wordml/cex" xmlns:w16cid="http://schemas.microsoft.com/office/word/2016/wordml/cid" xmlns:w16="http://schemas.microsoft.com/office/word/2018/wordml" xmlns:w16du="http://schemas.microsoft.com/office/word/2023/wordml/word16du" xmlns:w16sdtdh="http://schemas.microsoft.com/office/word/2020/wordml/sdtdatahash" xmlns:w16sdtfl="http://schemas.microsoft.com/office/word/2024/wordml/sdtformatlock">
             <w:pict>
-              <v:rect w14:anchorId="479A2C21" id="Rectángulo 249" o:spid="_x0000_s1026" style="width:426.15pt;height:57.65pt;visibility:visible;mso-wrap-style:square;mso-left-percent:-10001;mso-top-percent:-10001;mso-position-horizontal:absolute;mso-position-horizontal-relative:char;mso-position-vertical:absolute;mso-position-vertical-relative:line;mso-left-percent:-10001;mso-top-percent:-10001;v-text-anchor:middle" o:gfxdata="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" fillcolor="#39a900" strokecolor="#42719b" strokeweight="1pt">
-                <v:stroke startarrowwidth="narrow" startarrowlength="short" endarrowwidth="narrow" endarrowlength="short" miterlimit="5243f"/>
+              <v:rect id="Rectángulo 249" style="width:426.15pt;height:57.65pt;visibility:visible;mso-wrap-style:square;mso-left-percent:-10001;mso-top-percent:-10001;mso-position-horizontal:absolute;mso-position-horizontal-relative:char;mso-position-vertical:absolute;mso-position-vertical-relative:line;mso-left-percent:-10001;mso-top-percent:-10001;v-text-anchor:middle" o:spid="_x0000_s1026" fillcolor="#39a900" strokecolor="#42719b" strokeweight="1pt" w14:anchorId="479A2C21" o:gfxdata="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">
+                <v:stroke miterlimit="5243f" startarrowwidth="narrow" startarrowlength="short" endarrowwidth="narrow" endarrowlength="short"/>
                 <v:textbox inset="2.53958mm,1.2694mm,2.53958mm,1.2694mm">
                   <w:txbxContent>
                     <w:p>
@@ -3417,7 +3417,7 @@
             <wp:cNvGraphicFramePr/>
             <a:graphic xmlns:a="http://schemas.openxmlformats.org/drawingml/2006/main">
               <a:graphicData uri="http://schemas.openxmlformats.org/drawingml/2006/diagram">
-                <dgm:relIds xmlns:dgm="http://schemas.openxmlformats.org/drawingml/2006/diagram" xmlns:r="http://schemas.openxmlformats.org/officeDocument/2006/relationships" r:dm="rId15" r:lo="rId16" r:qs="rId17" r:cs="rId18"/>
+                <dgm:relIds xmlns:dgm="http://schemas.openxmlformats.org/drawingml/2006/diagram" xmlns:r="http://schemas.openxmlformats.org/officeDocument/2006/relationships" r:dm="rId14" r:lo="rId15" r:qs="rId16" r:cs="rId17"/>
               </a:graphicData>
             </a:graphic>
           </wp:inline>
@@ -3711,7 +3711,7 @@
             <wp:cNvGraphicFramePr/>
             <a:graphic xmlns:a="http://schemas.openxmlformats.org/drawingml/2006/main">
               <a:graphicData uri="http://schemas.openxmlformats.org/drawingml/2006/diagram">
-                <dgm:relIds xmlns:dgm="http://schemas.openxmlformats.org/drawingml/2006/diagram" xmlns:r="http://schemas.openxmlformats.org/officeDocument/2006/relationships" r:dm="rId20" r:lo="rId21" r:qs="rId22" r:cs="rId23"/>
+                <dgm:relIds xmlns:dgm="http://schemas.openxmlformats.org/drawingml/2006/diagram" xmlns:r="http://schemas.openxmlformats.org/officeDocument/2006/relationships" r:dm="rId19" r:lo="rId20" r:qs="rId21" r:cs="rId22"/>
               </a:graphicData>
             </a:graphic>
           </wp:inline>
@@ -3915,7 +3915,7 @@
             <wp:cNvGraphicFramePr/>
             <a:graphic xmlns:a="http://schemas.openxmlformats.org/drawingml/2006/main">
               <a:graphicData uri="http://schemas.openxmlformats.org/drawingml/2006/diagram">
-                <dgm:relIds xmlns:dgm="http://schemas.openxmlformats.org/drawingml/2006/diagram" xmlns:r="http://schemas.openxmlformats.org/officeDocument/2006/relationships" r:dm="rId25" r:lo="rId26" r:qs="rId27" r:cs="rId28"/>
+                <dgm:relIds xmlns:dgm="http://schemas.openxmlformats.org/drawingml/2006/diagram" xmlns:r="http://schemas.openxmlformats.org/officeDocument/2006/relationships" r:dm="rId24" r:lo="rId25" r:qs="rId26" r:cs="rId27"/>
               </a:graphicData>
             </a:graphic>
           </wp:inline>
@@ -4043,10 +4043,10 @@
               </wp:inline>
             </w:drawing>
           </mc:Choice>
-          <mc:Fallback>
+          <mc:Fallback xmlns:cx1="http://schemas.microsoft.com/office/drawing/2015/9/8/chartex" xmlns:cx2="http://schemas.microsoft.com/office/drawing/2015/10/21/chartex" xmlns:cx3="http://schemas.microsoft.com/office/drawing/2016/5/9/chartex" xmlns:cx4="http://schemas.microsoft.com/office/drawing/2016/5/10/chartex" xmlns:cx5="http://schemas.microsoft.com/office/drawing/2016/5/11/chartex" xmlns:cx6="http://schemas.microsoft.com/office/drawing/2016/5/12/chartex" xmlns:cx7="http://schemas.microsoft.com/office/drawing/2016/5/13/chartex" xmlns:cx8="http://schemas.microsoft.com/office/drawing/2016/5/14/chartex" xmlns:aink="http://schemas.microsoft.com/office/drawing/2016/ink" xmlns:am3d="http://schemas.microsoft.com/office/drawing/2017/model3d" xmlns:oel="http://schemas.microsoft.com/office/2019/extlst" xmlns:w16cex="http://schemas.microsoft.com/office/word/2018/wordml/cex" xmlns:w16cid="http://schemas.microsoft.com/office/word/2016/wordml/cid" xmlns:w16="http://schemas.microsoft.com/office/word/2018/wordml" xmlns:w16du="http://schemas.microsoft.com/office/word/2023/wordml/word16du" xmlns:w16sdtdh="http://schemas.microsoft.com/office/word/2020/wordml/sdtdatahash" xmlns:w16sdtfl="http://schemas.microsoft.com/office/word/2024/wordml/sdtformatlock">
             <w:pict>
-              <v:rect w14:anchorId="45F7B569" id="Rectángulo 16" o:spid="_x0000_s1027" style="width:426.15pt;height:57.65pt;visibility:visible;mso-wrap-style:square;mso-left-percent:-10001;mso-top-percent:-10001;mso-position-horizontal:absolute;mso-position-horizontal-relative:char;mso-position-vertical:absolute;mso-position-vertical-relative:line;mso-left-percent:-10001;mso-top-percent:-10001;v-text-anchor:middle" o:gfxdata="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" fillcolor="#39a900" strokecolor="#42719b" strokeweight="1pt">
-                <v:stroke startarrowwidth="narrow" startarrowlength="short" endarrowwidth="narrow" endarrowlength="short" miterlimit="5243f"/>
+              <v:rect id="Rectángulo 16" style="width:426.15pt;height:57.65pt;visibility:visible;mso-wrap-style:square;mso-left-percent:-10001;mso-top-percent:-10001;mso-position-horizontal:absolute;mso-position-horizontal-relative:char;mso-position-vertical:absolute;mso-position-vertical-relative:line;mso-left-percent:-10001;mso-top-percent:-10001;v-text-anchor:middle" o:spid="_x0000_s1027" fillcolor="#39a900" strokecolor="#42719b" strokeweight="1pt" w14:anchorId="45F7B569" o:gfxdata="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">
+                <v:stroke miterlimit="5243f" startarrowwidth="narrow" startarrowlength="short" endarrowwidth="narrow" endarrowlength="short"/>
                 <v:textbox inset="2.53958mm,1.2694mm,2.53958mm,1.2694mm">
                   <w:txbxContent>
                     <w:p>
@@ -4406,7 +4406,7 @@
             <wp:cNvGraphicFramePr/>
             <a:graphic xmlns:a="http://schemas.openxmlformats.org/drawingml/2006/main">
               <a:graphicData uri="http://schemas.openxmlformats.org/drawingml/2006/diagram">
-                <dgm:relIds xmlns:dgm="http://schemas.openxmlformats.org/drawingml/2006/diagram" xmlns:r="http://schemas.openxmlformats.org/officeDocument/2006/relationships" r:dm="rId30" r:lo="rId31" r:qs="rId32" r:cs="rId33"/>
+                <dgm:relIds xmlns:dgm="http://schemas.openxmlformats.org/drawingml/2006/diagram" xmlns:r="http://schemas.openxmlformats.org/officeDocument/2006/relationships" r:dm="rId29" r:lo="rId30" r:qs="rId31" r:cs="rId32"/>
               </a:graphicData>
             </a:graphic>
           </wp:inline>
@@ -7446,7 +7446,7 @@
             <wp:cNvGraphicFramePr/>
             <a:graphic xmlns:a="http://schemas.openxmlformats.org/drawingml/2006/main">
               <a:graphicData uri="http://schemas.openxmlformats.org/drawingml/2006/diagram">
-                <dgm:relIds xmlns:dgm="http://schemas.openxmlformats.org/drawingml/2006/diagram" xmlns:r="http://schemas.openxmlformats.org/officeDocument/2006/relationships" r:dm="rId35" r:lo="rId36" r:qs="rId37" r:cs="rId38"/>
+                <dgm:relIds xmlns:dgm="http://schemas.openxmlformats.org/drawingml/2006/diagram" xmlns:r="http://schemas.openxmlformats.org/officeDocument/2006/relationships" r:dm="rId34" r:lo="rId35" r:qs="rId36" r:cs="rId37"/>
               </a:graphicData>
             </a:graphic>
           </wp:inline>
@@ -7592,7 +7592,7 @@
             <wp:cNvGraphicFramePr/>
             <a:graphic xmlns:a="http://schemas.openxmlformats.org/drawingml/2006/main">
               <a:graphicData uri="http://schemas.openxmlformats.org/drawingml/2006/diagram">
-                <dgm:relIds xmlns:dgm="http://schemas.openxmlformats.org/drawingml/2006/diagram" xmlns:r="http://schemas.openxmlformats.org/officeDocument/2006/relationships" r:dm="rId40" r:lo="rId41" r:qs="rId42" r:cs="rId43"/>
+                <dgm:relIds xmlns:dgm="http://schemas.openxmlformats.org/drawingml/2006/diagram" xmlns:r="http://schemas.openxmlformats.org/officeDocument/2006/relationships" r:dm="rId39" r:lo="rId40" r:qs="rId41" r:cs="rId42"/>
               </a:graphicData>
             </a:graphic>
           </wp:inline>
@@ -8123,7 +8123,7 @@
                     <pic:cNvPicPr/>
                   </pic:nvPicPr>
                   <pic:blipFill>
-                    <a:blip r:embed="rId45" cstate="print">
+                    <a:blip r:embed="rId44" cstate="print">
                       <a:clrChange>
                         <a:clrFrom>
                           <a:srgbClr val="FFFFFF"/>
@@ -8238,13 +8238,13 @@
               </wp:inline>
             </w:drawing>
           </mc:Choice>
-          <mc:Fallback>
+          <mc:Fallback xmlns:cx1="http://schemas.microsoft.com/office/drawing/2015/9/8/chartex" xmlns:cx2="http://schemas.microsoft.com/office/drawing/2015/10/21/chartex" xmlns:cx3="http://schemas.microsoft.com/office/drawing/2016/5/9/chartex" xmlns:cx4="http://schemas.microsoft.com/office/drawing/2016/5/10/chartex" xmlns:cx5="http://schemas.microsoft.com/office/drawing/2016/5/11/chartex" xmlns:cx6="http://schemas.microsoft.com/office/drawing/2016/5/12/chartex" xmlns:cx7="http://schemas.microsoft.com/office/drawing/2016/5/13/chartex" xmlns:cx8="http://schemas.microsoft.com/office/drawing/2016/5/14/chartex" xmlns:aink="http://schemas.microsoft.com/office/drawing/2016/ink" xmlns:am3d="http://schemas.microsoft.com/office/drawing/2017/model3d" xmlns:oel="http://schemas.microsoft.com/office/2019/extlst" xmlns:w16cex="http://schemas.microsoft.com/office/word/2018/wordml/cex" xmlns:w16cid="http://schemas.microsoft.com/office/word/2016/wordml/cid" xmlns:w16="http://schemas.microsoft.com/office/word/2018/wordml" xmlns:w16du="http://schemas.microsoft.com/office/word/2023/wordml/word16du" xmlns:w16sdtdh="http://schemas.microsoft.com/office/word/2020/wordml/sdtdatahash" xmlns:w16sdtfl="http://schemas.microsoft.com/office/word/2024/wordml/sdtformatlock">
             <w:pict>
-              <v:shapetype w14:anchorId="0A999F6C" id="_x0000_t202" coordsize="21600,21600" o:spt="202" path="m,l,21600r21600,l21600,xe">
+              <v:shapetype id="_x0000_t202" coordsize="21600,21600" o:spt="202" path="m,l,21600r21600,l21600,xe" w14:anchorId="0A999F6C">
                 <v:stroke joinstyle="miter"/>
                 <v:path gradientshapeok="t" o:connecttype="rect"/>
               </v:shapetype>
-              <v:shape id="Cuadro de texto 2" o:spid="_x0000_s1028" type="#_x0000_t202" style="width:351.85pt;height:110.6pt;visibility:visible;mso-wrap-style:square;mso-left-percent:-10001;mso-top-percent:-10001;mso-position-horizontal:absolute;mso-position-horizontal-relative:char;mso-position-vertical:absolute;mso-position-vertical-relative:line;mso-left-percent:-10001;mso-top-percent:-10001;v-text-anchor:top" o:gfxdata="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" fillcolor="#b8cce4 [1300]" stroked="f">
+              <v:shape id="Cuadro de texto 2" style="width:351.85pt;height:110.6pt;visibility:visible;mso-wrap-style:square;mso-left-percent:-10001;mso-top-percent:-10001;mso-position-horizontal:absolute;mso-position-horizontal-relative:char;mso-position-vertical:absolute;mso-position-vertical-relative:line;mso-left-percent:-10001;mso-top-percent:-10001;v-text-anchor:top" o:spid="_x0000_s1028" fillcolor="#b8cce4 [1300]" stroked="f" type="#_x0000_t202" o:gfxdata="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">
                 <v:textbox style="mso-fit-shape-to-text:t">
                   <w:txbxContent>
                     <w:p>
@@ -8384,7 +8384,7 @@
                     <pic:cNvPicPr/>
                   </pic:nvPicPr>
                   <pic:blipFill>
-                    <a:blip r:embed="rId46" cstate="print">
+                    <a:blip r:embed="rId45" cstate="print">
                       <a:clrChange>
                         <a:clrFrom>
                           <a:srgbClr val="FFFFFF"/>
@@ -8503,9 +8503,9 @@
               </wp:inline>
             </w:drawing>
           </mc:Choice>
-          <mc:Fallback>
+          <mc:Fallback xmlns:cx1="http://schemas.microsoft.com/office/drawing/2015/9/8/chartex" xmlns:cx2="http://schemas.microsoft.com/office/drawing/2015/10/21/chartex" xmlns:cx3="http://schemas.microsoft.com/office/drawing/2016/5/9/chartex" xmlns:cx4="http://schemas.microsoft.com/office/drawing/2016/5/10/chartex" xmlns:cx5="http://schemas.microsoft.com/office/drawing/2016/5/11/chartex" xmlns:cx6="http://schemas.microsoft.com/office/drawing/2016/5/12/chartex" xmlns:cx7="http://schemas.microsoft.com/office/drawing/2016/5/13/chartex" xmlns:cx8="http://schemas.microsoft.com/office/drawing/2016/5/14/chartex" xmlns:aink="http://schemas.microsoft.com/office/drawing/2016/ink" xmlns:am3d="http://schemas.microsoft.com/office/drawing/2017/model3d" xmlns:oel="http://schemas.microsoft.com/office/2019/extlst" xmlns:w16cex="http://schemas.microsoft.com/office/word/2018/wordml/cex" xmlns:w16cid="http://schemas.microsoft.com/office/word/2016/wordml/cid" xmlns:w16="http://schemas.microsoft.com/office/word/2018/wordml" xmlns:w16du="http://schemas.microsoft.com/office/word/2023/wordml/word16du" xmlns:w16sdtdh="http://schemas.microsoft.com/office/word/2020/wordml/sdtdatahash" xmlns:w16sdtfl="http://schemas.microsoft.com/office/word/2024/wordml/sdtformatlock">
             <w:pict>
-              <v:shape w14:anchorId="14270F4B" id="_x0000_s1029" type="#_x0000_t202" style="width:351.85pt;height:110.6pt;visibility:visible;mso-wrap-style:square;mso-left-percent:-10001;mso-top-percent:-10001;mso-position-horizontal:absolute;mso-position-horizontal-relative:char;mso-position-vertical:absolute;mso-position-vertical-relative:line;mso-left-percent:-10001;mso-top-percent:-10001;v-text-anchor:top" o:gfxdata="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" fillcolor="#b8cce4 [1300]" stroked="f">
+              <v:shape id="_x0000_s1029" style="width:351.85pt;height:110.6pt;visibility:visible;mso-wrap-style:square;mso-left-percent:-10001;mso-top-percent:-10001;mso-position-horizontal:absolute;mso-position-horizontal-relative:char;mso-position-vertical:absolute;mso-position-vertical-relative:line;mso-left-percent:-10001;mso-top-percent:-10001;v-text-anchor:top" fillcolor="#b8cce4 [1300]" stroked="f" type="#_x0000_t202" o:gfxdata="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" w14:anchorId="14270F4B">
                 <v:textbox style="mso-fit-shape-to-text:t">
                   <w:txbxContent>
                     <w:p>
@@ -8654,7 +8654,7 @@
                     <pic:cNvPicPr/>
                   </pic:nvPicPr>
                   <pic:blipFill>
-                    <a:blip r:embed="rId47" cstate="print">
+                    <a:blip r:embed="rId46" cstate="print">
                       <a:extLst>
                         <a:ext uri="{28A0092B-C50C-407E-A947-70E740481C1C}">
                           <a14:useLocalDpi xmlns:a14="http://schemas.microsoft.com/office/drawing/2010/main" val="0"/>
@@ -8823,9 +8823,9 @@
               </wp:inline>
             </w:drawing>
           </mc:Choice>
-          <mc:Fallback>
+          <mc:Fallback xmlns:cx1="http://schemas.microsoft.com/office/drawing/2015/9/8/chartex" xmlns:cx2="http://schemas.microsoft.com/office/drawing/2015/10/21/chartex" xmlns:cx3="http://schemas.microsoft.com/office/drawing/2016/5/9/chartex" xmlns:cx4="http://schemas.microsoft.com/office/drawing/2016/5/10/chartex" xmlns:cx5="http://schemas.microsoft.com/office/drawing/2016/5/11/chartex" xmlns:cx6="http://schemas.microsoft.com/office/drawing/2016/5/12/chartex" xmlns:cx7="http://schemas.microsoft.com/office/drawing/2016/5/13/chartex" xmlns:cx8="http://schemas.microsoft.com/office/drawing/2016/5/14/chartex" xmlns:aink="http://schemas.microsoft.com/office/drawing/2016/ink" xmlns:am3d="http://schemas.microsoft.com/office/drawing/2017/model3d" xmlns:oel="http://schemas.microsoft.com/office/2019/extlst" xmlns:w16cex="http://schemas.microsoft.com/office/word/2018/wordml/cex" xmlns:w16cid="http://schemas.microsoft.com/office/word/2016/wordml/cid" xmlns:w16="http://schemas.microsoft.com/office/word/2018/wordml" xmlns:w16du="http://schemas.microsoft.com/office/word/2023/wordml/word16du" xmlns:w16sdtdh="http://schemas.microsoft.com/office/word/2020/wordml/sdtdatahash" xmlns:w16sdtfl="http://schemas.microsoft.com/office/word/2024/wordml/sdtformatlock">
             <w:pict>
-              <v:shape w14:anchorId="2B976636" id="_x0000_s1030" type="#_x0000_t202" style="width:351.85pt;height:110.6pt;visibility:visible;mso-wrap-style:square;mso-left-percent:-10001;mso-top-percent:-10001;mso-position-horizontal:absolute;mso-position-horizontal-relative:char;mso-position-vertical:absolute;mso-position-vertical-relative:line;mso-left-percent:-10001;mso-top-percent:-10001;v-text-anchor:top" o:gfxdata="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" fillcolor="#b8cce4 [1300]" stroked="f">
+              <v:shape id="_x0000_s1030" style="width:351.85pt;height:110.6pt;visibility:visible;mso-wrap-style:square;mso-left-percent:-10001;mso-top-percent:-10001;mso-position-horizontal:absolute;mso-position-horizontal-relative:char;mso-position-vertical:absolute;mso-position-vertical-relative:line;mso-left-percent:-10001;mso-top-percent:-10001;v-text-anchor:top" fillcolor="#b8cce4 [1300]" stroked="f" type="#_x0000_t202" o:gfxdata="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" w14:anchorId="2B976636">
                 <v:textbox style="mso-fit-shape-to-text:t">
                   <w:txbxContent>
                     <w:p>
@@ -9211,7 +9211,7 @@
             <wp:cNvGraphicFramePr/>
             <a:graphic xmlns:a="http://schemas.openxmlformats.org/drawingml/2006/main">
               <a:graphicData uri="http://schemas.openxmlformats.org/drawingml/2006/diagram">
-                <dgm:relIds xmlns:dgm="http://schemas.openxmlformats.org/drawingml/2006/diagram" xmlns:r="http://schemas.openxmlformats.org/officeDocument/2006/relationships" r:dm="rId48" r:lo="rId49" r:qs="rId50" r:cs="rId51"/>
+                <dgm:relIds xmlns:dgm="http://schemas.openxmlformats.org/drawingml/2006/diagram" xmlns:r="http://schemas.openxmlformats.org/officeDocument/2006/relationships" r:dm="rId47" r:lo="rId48" r:qs="rId49" r:cs="rId50"/>
               </a:graphicData>
             </a:graphic>
           </wp:inline>
@@ -9928,7 +9928,7 @@
             <wp:cNvGraphicFramePr/>
             <a:graphic xmlns:a="http://schemas.openxmlformats.org/drawingml/2006/main">
               <a:graphicData uri="http://schemas.openxmlformats.org/drawingml/2006/diagram">
-                <dgm:relIds xmlns:dgm="http://schemas.openxmlformats.org/drawingml/2006/diagram" xmlns:r="http://schemas.openxmlformats.org/officeDocument/2006/relationships" r:dm="rId53" r:lo="rId54" r:qs="rId55" r:cs="rId56"/>
+                <dgm:relIds xmlns:dgm="http://schemas.openxmlformats.org/drawingml/2006/diagram" xmlns:r="http://schemas.openxmlformats.org/officeDocument/2006/relationships" r:dm="rId52" r:lo="rId53" r:qs="rId54" r:cs="rId55"/>
               </a:graphicData>
             </a:graphic>
           </wp:inline>
@@ -10703,7 +10703,7 @@
             <wp:cNvGraphicFramePr/>
             <a:graphic xmlns:a="http://schemas.openxmlformats.org/drawingml/2006/main">
               <a:graphicData uri="http://schemas.openxmlformats.org/drawingml/2006/diagram">
-                <dgm:relIds xmlns:dgm="http://schemas.openxmlformats.org/drawingml/2006/diagram" xmlns:r="http://schemas.openxmlformats.org/officeDocument/2006/relationships" r:dm="rId58" r:lo="rId59" r:qs="rId60" r:cs="rId61"/>
+                <dgm:relIds xmlns:dgm="http://schemas.openxmlformats.org/drawingml/2006/diagram" xmlns:r="http://schemas.openxmlformats.org/officeDocument/2006/relationships" r:dm="rId57" r:lo="rId58" r:qs="rId59" r:cs="rId60"/>
               </a:graphicData>
             </a:graphic>
           </wp:inline>
@@ -13332,6 +13332,7 @@
         <w:tc>
           <w:tcPr>
             <w:tcW w:w="2972" w:type="dxa"/>
+            <w:tcMar/>
           </w:tcPr>
           <w:p>
             <w:pPr>
@@ -13355,6 +13356,7 @@
         <w:tc>
           <w:tcPr>
             <w:tcW w:w="6990" w:type="dxa"/>
+            <w:tcMar/>
           </w:tcPr>
           <w:p>
             <w:pPr>
@@ -13380,6 +13382,7 @@
         <w:tc>
           <w:tcPr>
             <w:tcW w:w="2972" w:type="dxa"/>
+            <w:tcMar/>
           </w:tcPr>
           <w:p>
             <w:pPr>
@@ -13401,6 +13404,7 @@
         <w:tc>
           <w:tcPr>
             <w:tcW w:w="6990" w:type="dxa"/>
+            <w:tcMar/>
           </w:tcPr>
           <w:p>
             <w:pPr>
@@ -13424,6 +13428,7 @@
         <w:tc>
           <w:tcPr>
             <w:tcW w:w="2972" w:type="dxa"/>
+            <w:tcMar/>
           </w:tcPr>
           <w:p>
             <w:pPr>
@@ -13445,6 +13450,7 @@
         <w:tc>
           <w:tcPr>
             <w:tcW w:w="6990" w:type="dxa"/>
+            <w:tcMar/>
           </w:tcPr>
           <w:p>
             <w:pPr>
@@ -13468,6 +13474,7 @@
         <w:tc>
           <w:tcPr>
             <w:tcW w:w="2972" w:type="dxa"/>
+            <w:tcMar/>
           </w:tcPr>
           <w:p>
             <w:pPr>
@@ -13489,6 +13496,7 @@
         <w:tc>
           <w:tcPr>
             <w:tcW w:w="6990" w:type="dxa"/>
+            <w:tcMar/>
           </w:tcPr>
           <w:p>
             <w:pPr>
@@ -13512,6 +13520,7 @@
         <w:tc>
           <w:tcPr>
             <w:tcW w:w="2972" w:type="dxa"/>
+            <w:tcMar/>
           </w:tcPr>
           <w:p>
             <w:pPr>
@@ -13533,6 +13542,7 @@
         <w:tc>
           <w:tcPr>
             <w:tcW w:w="6990" w:type="dxa"/>
+            <w:tcMar/>
           </w:tcPr>
           <w:p>
             <w:pPr>
@@ -13556,6 +13566,7 @@
         <w:tc>
           <w:tcPr>
             <w:tcW w:w="2972" w:type="dxa"/>
+            <w:tcMar/>
           </w:tcPr>
           <w:p>
             <w:pPr>
@@ -13577,6 +13588,7 @@
         <w:tc>
           <w:tcPr>
             <w:tcW w:w="6990" w:type="dxa"/>
+            <w:tcMar/>
           </w:tcPr>
           <w:p>
             <w:pPr>
@@ -13600,6 +13612,7 @@
         <w:tc>
           <w:tcPr>
             <w:tcW w:w="2972" w:type="dxa"/>
+            <w:tcMar/>
           </w:tcPr>
           <w:p>
             <w:pPr>
@@ -13621,6 +13634,7 @@
         <w:tc>
           <w:tcPr>
             <w:tcW w:w="6990" w:type="dxa"/>
+            <w:tcMar/>
           </w:tcPr>
           <w:p>
             <w:pPr>
@@ -14184,16 +14198,29 @@
           <w:color w:val="000000"/>
           <w:sz w:val="20"/>
           <w:szCs w:val="20"/>
-        </w:rPr>
-      </w:pPr>
-      <w:r>
+          <w:highlight w:val="yellow"/>
+        </w:rPr>
+      </w:pPr>
+      <w:r>
+        <w:rPr>
+          <w:color w:val="000000" w:themeColor="text1" w:themeTint="FF" w:themeShade="FF"/>
+          <w:sz w:val="20"/>
+          <w:szCs w:val="20"/>
+          <w:highlight w:val="yellow"/>
+        </w:rPr>
+        <w:t>Con el fin de facilitar la estructuración del plan estratégico del SGC, se puede emplear una matriz que integre los objetivos, estrategias, responsables, recursos, indicadores y tiempos de ejecución, permitiendo el control y seguimiento de las acciones definidas.</w:t>
+      </w:r>
+    </w:p>
+    <w:p>
+      <w:pPr>
+        <w:pStyle w:val="Normal0"/>
         <w:rPr>
           <w:color w:val="000000"/>
           <w:sz w:val="20"/>
           <w:szCs w:val="20"/>
-        </w:rPr>
-        <w:t>Con el fin de facilitar la estructuración del plan estratégico del SGC, se puede emplear una matriz que integre los objetivos, estrategias, responsables, recursos, indicadores y tiempos de ejecución, permitiendo el control y seguimiento de las acciones definidas.</w:t>
-      </w:r>
+          <w:highlight w:val="yellow"/>
+        </w:rPr>
+      </w:pPr>
     </w:p>
     <w:p>
       <w:pPr>
@@ -14202,31 +14229,24 @@
           <w:color w:val="000000"/>
           <w:sz w:val="20"/>
           <w:szCs w:val="20"/>
-        </w:rPr>
-      </w:pPr>
-    </w:p>
-    <w:p>
-      <w:pPr>
-        <w:pStyle w:val="Normal0"/>
-        <w:rPr>
-          <w:color w:val="000000"/>
-          <w:sz w:val="20"/>
-          <w:szCs w:val="20"/>
-        </w:rPr>
-      </w:pPr>
-      <w:r>
-        <w:rPr>
-          <w:color w:val="000000"/>
-          <w:sz w:val="20"/>
-          <w:szCs w:val="20"/>
+          <w:highlight w:val="yellow"/>
+        </w:rPr>
+      </w:pPr>
+      <w:r>
+        <w:rPr>
+          <w:color w:val="000000" w:themeColor="text1" w:themeTint="FF" w:themeShade="FF"/>
+          <w:sz w:val="20"/>
+          <w:szCs w:val="20"/>
+          <w:highlight w:val="yellow"/>
         </w:rPr>
         <w:t xml:space="preserve">La formulación del plan estratégico del Sistema </w:t>
       </w:r>
       <w:r>
         <w:rPr>
-          <w:color w:val="000000"/>
-          <w:sz w:val="20"/>
-          <w:szCs w:val="20"/>
+          <w:color w:val="000000" w:themeColor="text1" w:themeTint="FF" w:themeShade="FF"/>
+          <w:sz w:val="20"/>
+          <w:szCs w:val="20"/>
+          <w:highlight w:val="yellow"/>
         </w:rPr>
         <w:t>de Gestión de la Calidad consolida la articulación entre el direccionamiento institucional y la gestión operativa, promoviendo la toma de decisiones fundamentada en el análisis de información, el uso eficiente de los recursos y la implementación de acciones orientadas al mejoramiento continuo y la sostenibilidad organizacional.</w:t>
       </w:r>
@@ -16508,7 +16528,7 @@
                     <pic:cNvPicPr/>
                   </pic:nvPicPr>
                   <pic:blipFill>
-                    <a:blip r:embed="rId63"/>
+                    <a:blip r:embed="rId62"/>
                     <a:stretch>
                       <a:fillRect/>
                     </a:stretch>
@@ -16661,12 +16681,12 @@
         <w:tblW w:w="0" w:type="auto"/>
         <w:tblInd w:w="421" w:type="dxa"/>
         <w:tblBorders>
-          <w:top w:val="single" w:sz="4" w:space="0" w:color="000000"/>
-          <w:left w:val="single" w:sz="4" w:space="0" w:color="000000"/>
-          <w:bottom w:val="single" w:sz="4" w:space="0" w:color="000000"/>
-          <w:right w:val="single" w:sz="4" w:space="0" w:color="000000"/>
-          <w:insideH w:val="single" w:sz="4" w:space="0" w:color="000000"/>
-          <w:insideV w:val="single" w:sz="4" w:space="0" w:color="000000"/>
+          <w:top w:val="single" w:color="000000" w:sz="4" w:space="0"/>
+          <w:left w:val="single" w:color="000000" w:sz="4" w:space="0"/>
+          <w:bottom w:val="single" w:color="000000" w:sz="4" w:space="0"/>
+          <w:right w:val="single" w:color="000000" w:sz="4" w:space="0"/>
+          <w:insideH w:val="single" w:color="000000" w:sz="4" w:space="0"/>
+          <w:insideV w:val="single" w:color="000000" w:sz="4" w:space="0"/>
         </w:tblBorders>
         <w:tblLook w:val="0400" w:firstRow="0" w:lastRow="0" w:firstColumn="0" w:lastColumn="0" w:noHBand="0" w:noVBand="1"/>
       </w:tblPr>
@@ -16909,7 +16929,7 @@
                           <pic:cNvPicPr preferRelativeResize="0"/>
                         </pic:nvPicPr>
                         <pic:blipFill>
-                          <a:blip r:embed="rId64"/>
+                          <a:blip r:embed="rId63"/>
                           <a:srcRect/>
                           <a:stretch>
                             <a:fillRect/>
@@ -17075,12 +17095,12 @@
       <w:tblPr>
         <w:tblW w:w="9962" w:type="dxa"/>
         <w:tblBorders>
-          <w:top w:val="single" w:sz="4" w:space="0" w:color="000000"/>
-          <w:left w:val="single" w:sz="4" w:space="0" w:color="000000"/>
-          <w:bottom w:val="single" w:sz="4" w:space="0" w:color="000000"/>
-          <w:right w:val="single" w:sz="4" w:space="0" w:color="000000"/>
-          <w:insideH w:val="single" w:sz="4" w:space="0" w:color="000000"/>
-          <w:insideV w:val="single" w:sz="4" w:space="0" w:color="000000"/>
+          <w:top w:val="single" w:color="000000" w:sz="4" w:space="0"/>
+          <w:left w:val="single" w:color="000000" w:sz="4" w:space="0"/>
+          <w:bottom w:val="single" w:color="000000" w:sz="4" w:space="0"/>
+          <w:right w:val="single" w:color="000000" w:sz="4" w:space="0"/>
+          <w:insideH w:val="single" w:color="000000" w:sz="4" w:space="0"/>
+          <w:insideV w:val="single" w:color="000000" w:sz="4" w:space="0"/>
         </w:tblBorders>
         <w:tblLayout w:type="fixed"/>
         <w:tblLook w:val="0420" w:firstRow="1" w:lastRow="0" w:firstColumn="0" w:lastColumn="0" w:noHBand="0" w:noVBand="1"/>
@@ -17324,6 +17344,13 @@
               </w:rPr>
               <w:t>Dirección</w:t>
             </w:r>
+            <w:r>
+              <w:rPr>
+                <w:sz w:val="20"/>
+                <w:szCs w:val="20"/>
+              </w:rPr>
+              <w:t>:</w:t>
+            </w:r>
           </w:p>
         </w:tc>
         <w:tc>
@@ -17348,7 +17375,14 @@
                 <w:sz w:val="20"/>
                 <w:szCs w:val="20"/>
               </w:rPr>
-              <w:t>Órgano o conjunto de personas responsables de establecer la política, objetivos y liderazgo en la gestión de la calidad dentro de la organización.</w:t>
+              <w:t>órg</w:t>
+            </w:r>
+            <w:r>
+              <w:rPr>
+                <w:sz w:val="20"/>
+                <w:szCs w:val="20"/>
+              </w:rPr>
+              <w:t>ano o conjunto de personas responsables de establecer la política, objetivos y liderazgo en la gestión de la calidad dentro de la organización.</w:t>
             </w:r>
           </w:p>
         </w:tc>
@@ -17381,6 +17415,13 @@
               </w:rPr>
               <w:t>Enfoque basado en riesgos</w:t>
             </w:r>
+            <w:r>
+              <w:rPr>
+                <w:sz w:val="20"/>
+                <w:szCs w:val="20"/>
+              </w:rPr>
+              <w:t>:</w:t>
+            </w:r>
           </w:p>
         </w:tc>
         <w:tc>
@@ -17405,7 +17446,14 @@
                 <w:sz w:val="20"/>
                 <w:szCs w:val="20"/>
               </w:rPr>
-              <w:t>Método que identifica, evalúa y gestiona riesgos y oportunidades para prevenir efectos adversos y mejorar los resultados del Sistema de Gestión de la Calidad.</w:t>
+              <w:t>méto</w:t>
+            </w:r>
+            <w:r>
+              <w:rPr>
+                <w:sz w:val="20"/>
+                <w:szCs w:val="20"/>
+              </w:rPr>
+              <w:t>do que identifica, evalúa y gestiona riesgos y oportunidades para prevenir efectos adversos y mejorar los resultados del Sistema de Gestión de la Calidad.</w:t>
             </w:r>
           </w:p>
         </w:tc>
@@ -17438,6 +17486,13 @@
               </w:rPr>
               <w:t>Misión</w:t>
             </w:r>
+            <w:r>
+              <w:rPr>
+                <w:sz w:val="20"/>
+                <w:szCs w:val="20"/>
+              </w:rPr>
+              <w:t>:</w:t>
+            </w:r>
           </w:p>
         </w:tc>
         <w:tc>
@@ -17462,7 +17517,14 @@
                 <w:sz w:val="20"/>
                 <w:szCs w:val="20"/>
               </w:rPr>
-              <w:t>Declaración que describe el propósito fundamental de la organización, su razón de ser y los objetivos que busca cumplir.</w:t>
+              <w:t>declar</w:t>
+            </w:r>
+            <w:r>
+              <w:rPr>
+                <w:sz w:val="20"/>
+                <w:szCs w:val="20"/>
+              </w:rPr>
+              <w:t>ación que describe el propósito fundamental de la organización, su razón de ser y los objetivos que busca cumplir.</w:t>
             </w:r>
           </w:p>
         </w:tc>
@@ -17495,6 +17557,13 @@
               </w:rPr>
               <w:t>NTC ISO 9001:2015</w:t>
             </w:r>
+            <w:r>
+              <w:rPr>
+                <w:sz w:val="20"/>
+                <w:szCs w:val="20"/>
+              </w:rPr>
+              <w:t>:</w:t>
+            </w:r>
           </w:p>
         </w:tc>
         <w:tc>
@@ -17519,7 +17588,14 @@
                 <w:sz w:val="20"/>
                 <w:szCs w:val="20"/>
               </w:rPr>
-              <w:t>Norma internacional que establece los requisitos para un Sistema de Gestión de la Calidad, enfocada en la satisfacción del cliente y la mejora continua.</w:t>
+              <w:t>nor</w:t>
+            </w:r>
+            <w:r>
+              <w:rPr>
+                <w:sz w:val="20"/>
+                <w:szCs w:val="20"/>
+              </w:rPr>
+              <w:t>ma internacional que establece los requisitos para un Sistema de Gestión de la Calidad, enfocada en la satisfacción del cliente y la mejora continua.</w:t>
             </w:r>
           </w:p>
         </w:tc>
@@ -17553,6 +17629,13 @@
               <w:lastRenderedPageBreak/>
               <w:t>Objetivos de calidad</w:t>
             </w:r>
+            <w:r>
+              <w:rPr>
+                <w:sz w:val="20"/>
+                <w:szCs w:val="20"/>
+              </w:rPr>
+              <w:t>:</w:t>
+            </w:r>
           </w:p>
         </w:tc>
         <w:tc>
@@ -17577,7 +17660,14 @@
                 <w:sz w:val="20"/>
                 <w:szCs w:val="20"/>
               </w:rPr>
-              <w:t>Metas específicas, medibles y alineadas con la política de calidad, diseñadas para mejorar continuamente los procesos y resultados de la organización.</w:t>
+              <w:t>met</w:t>
+            </w:r>
+            <w:r>
+              <w:rPr>
+                <w:sz w:val="20"/>
+                <w:szCs w:val="20"/>
+              </w:rPr>
+              <w:t>as específicas, medibles y alineadas con la política de calidad, diseñadas para mejorar continuamente los procesos y resultados de la organización.</w:t>
             </w:r>
           </w:p>
         </w:tc>
@@ -17610,6 +17700,13 @@
               </w:rPr>
               <w:t>Partes interesadas</w:t>
             </w:r>
+            <w:r>
+              <w:rPr>
+                <w:sz w:val="20"/>
+                <w:szCs w:val="20"/>
+              </w:rPr>
+              <w:t>:</w:t>
+            </w:r>
           </w:p>
         </w:tc>
         <w:tc>
@@ -17634,7 +17731,14 @@
                 <w:sz w:val="20"/>
                 <w:szCs w:val="20"/>
               </w:rPr>
-              <w:t>Personas, grupos u organizaciones que afectan o se ven afectadas por las actividades de la organización y su desempeño en la calidad.</w:t>
+              <w:t>pe</w:t>
+            </w:r>
+            <w:r>
+              <w:rPr>
+                <w:sz w:val="20"/>
+                <w:szCs w:val="20"/>
+              </w:rPr>
+              <w:t>rsonas, grupos u organizaciones que afectan o se ven afectadas por las actividades de la organización y su desempeño en la calidad.</w:t>
             </w:r>
           </w:p>
         </w:tc>
@@ -17667,6 +17771,13 @@
               </w:rPr>
               <w:t>Planeación estratégica</w:t>
             </w:r>
+            <w:r>
+              <w:rPr>
+                <w:sz w:val="20"/>
+                <w:szCs w:val="20"/>
+              </w:rPr>
+              <w:t>:</w:t>
+            </w:r>
           </w:p>
         </w:tc>
         <w:tc>
@@ -17691,7 +17802,14 @@
                 <w:sz w:val="20"/>
                 <w:szCs w:val="20"/>
               </w:rPr>
-              <w:t>Proceso de definición de estrategias y acciones que permiten a la organización alcanzar su misión, visión y objetivos a largo plazo.</w:t>
+              <w:t>proc</w:t>
+            </w:r>
+            <w:r>
+              <w:rPr>
+                <w:sz w:val="20"/>
+                <w:szCs w:val="20"/>
+              </w:rPr>
+              <w:t>eso de definición de estrategias y acciones que permiten a la organización alcanzar su misión, visión y objetivos a largo plazo.</w:t>
             </w:r>
           </w:p>
         </w:tc>
@@ -17724,6 +17842,13 @@
               </w:rPr>
               <w:t>Política de calidad</w:t>
             </w:r>
+            <w:r>
+              <w:rPr>
+                <w:sz w:val="20"/>
+                <w:szCs w:val="20"/>
+              </w:rPr>
+              <w:t>:</w:t>
+            </w:r>
           </w:p>
         </w:tc>
         <w:tc>
@@ -17748,7 +17873,14 @@
                 <w:sz w:val="20"/>
                 <w:szCs w:val="20"/>
               </w:rPr>
-              <w:t>Declaración formal de la dirección que establece el compromiso de la organización con la calidad, la mejora continua y la satisfacción del cliente.</w:t>
+              <w:t>decla</w:t>
+            </w:r>
+            <w:r>
+              <w:rPr>
+                <w:sz w:val="20"/>
+                <w:szCs w:val="20"/>
+              </w:rPr>
+              <w:t>ración formal de la dirección que establece el compromiso de la organización con la calidad, la mejora continua y la satisfacción del cliente.</w:t>
             </w:r>
           </w:p>
         </w:tc>
@@ -17781,6 +17913,13 @@
               </w:rPr>
               <w:t>Plan estratégico</w:t>
             </w:r>
+            <w:r>
+              <w:rPr>
+                <w:sz w:val="20"/>
+                <w:szCs w:val="20"/>
+              </w:rPr>
+              <w:t>:</w:t>
+            </w:r>
           </w:p>
         </w:tc>
         <w:tc>
@@ -17805,7 +17944,14 @@
                 <w:sz w:val="20"/>
                 <w:szCs w:val="20"/>
               </w:rPr>
-              <w:t>Documento que contiene los objetivos, estrategias, acciones y recursos necesarios para alcanzar la misión y visión de la organización.</w:t>
+              <w:t>do</w:t>
+            </w:r>
+            <w:r>
+              <w:rPr>
+                <w:sz w:val="20"/>
+                <w:szCs w:val="20"/>
+              </w:rPr>
+              <w:t>cumento que contiene los objetivos, estrategias, acciones y recursos necesarios para alcanzar la misión y visión de la organización.</w:t>
             </w:r>
           </w:p>
         </w:tc>
@@ -17838,6 +17984,13 @@
               </w:rPr>
               <w:t>Riesgo</w:t>
             </w:r>
+            <w:r>
+              <w:rPr>
+                <w:sz w:val="20"/>
+                <w:szCs w:val="20"/>
+              </w:rPr>
+              <w:t>:</w:t>
+            </w:r>
           </w:p>
         </w:tc>
         <w:tc>
@@ -17862,7 +18015,14 @@
                 <w:sz w:val="20"/>
                 <w:szCs w:val="20"/>
               </w:rPr>
-              <w:t>Posibilidad de que ocurra un evento que afecte negativamente el cumplimiento de los objetivos de calidad de la organización.</w:t>
+              <w:t>posibil</w:t>
+            </w:r>
+            <w:r>
+              <w:rPr>
+                <w:sz w:val="20"/>
+                <w:szCs w:val="20"/>
+              </w:rPr>
+              <w:t>idad de que ocurra un evento que afecte negativamente el cumplimiento de los objetivos de calidad de la organización.</w:t>
             </w:r>
           </w:p>
         </w:tc>
@@ -17895,6 +18055,13 @@
               </w:rPr>
               <w:t>Visión</w:t>
             </w:r>
+            <w:r>
+              <w:rPr>
+                <w:sz w:val="20"/>
+                <w:szCs w:val="20"/>
+              </w:rPr>
+              <w:t>:</w:t>
+            </w:r>
           </w:p>
         </w:tc>
         <w:tc>
@@ -17919,7 +18086,14 @@
                 <w:sz w:val="20"/>
                 <w:szCs w:val="20"/>
               </w:rPr>
-              <w:t>Proyección futura que describe lo que la organización aspira a ser y alcanzar en el largo plazo.</w:t>
+              <w:t>proye</w:t>
+            </w:r>
+            <w:r>
+              <w:rPr>
+                <w:sz w:val="20"/>
+                <w:szCs w:val="20"/>
+              </w:rPr>
+              <w:t>cción futura que describe lo que la organización aspira a ser y alcanzar en el largo plazo.</w:t>
             </w:r>
           </w:p>
         </w:tc>
@@ -17952,6 +18126,13 @@
               </w:rPr>
               <w:t>Sistema de Gestión de la Calidad (SGC)</w:t>
             </w:r>
+            <w:r>
+              <w:rPr>
+                <w:sz w:val="20"/>
+                <w:szCs w:val="20"/>
+              </w:rPr>
+              <w:t>:</w:t>
+            </w:r>
           </w:p>
         </w:tc>
         <w:tc>
@@ -17976,7 +18157,14 @@
                 <w:sz w:val="20"/>
                 <w:szCs w:val="20"/>
               </w:rPr>
-              <w:t>Conjunto de políticas, procesos, procedimientos y recursos interrelacionados que una organización implementa para dirigir y controlar la calidad de sus productos, servicios y procesos.</w:t>
+              <w:t>conj</w:t>
+            </w:r>
+            <w:r>
+              <w:rPr>
+                <w:sz w:val="20"/>
+                <w:szCs w:val="20"/>
+              </w:rPr>
+              <w:t>unto de políticas, procesos, procedimientos y recursos interrelacionados que una organización implementa para dirigir y controlar la calidad de sus productos, servicios y procesos.</w:t>
             </w:r>
           </w:p>
         </w:tc>
@@ -18303,7 +18491,7 @@
         </w:rPr>
         <w:t xml:space="preserve"> </w:t>
       </w:r>
-      <w:hyperlink r:id="rId65" w:history="1">
+      <w:hyperlink w:history="1" r:id="rId64">
         <w:r>
           <w:rPr>
             <w:rStyle w:val="Hipervnculo"/>
@@ -18845,12 +19033,12 @@
         <w:tblW w:w="9967" w:type="dxa"/>
         <w:tblInd w:w="0" w:type="dxa"/>
         <w:tblBorders>
-          <w:top w:val="single" w:sz="4" w:space="0" w:color="000000"/>
-          <w:left w:val="single" w:sz="4" w:space="0" w:color="000000"/>
-          <w:bottom w:val="single" w:sz="4" w:space="0" w:color="000000"/>
-          <w:right w:val="single" w:sz="4" w:space="0" w:color="000000"/>
-          <w:insideH w:val="single" w:sz="4" w:space="0" w:color="000000"/>
-          <w:insideV w:val="single" w:sz="4" w:space="0" w:color="000000"/>
+          <w:top w:val="single" w:color="000000" w:sz="4" w:space="0"/>
+          <w:left w:val="single" w:color="000000" w:sz="4" w:space="0"/>
+          <w:bottom w:val="single" w:color="000000" w:sz="4" w:space="0"/>
+          <w:right w:val="single" w:color="000000" w:sz="4" w:space="0"/>
+          <w:insideH w:val="single" w:color="000000" w:sz="4" w:space="0"/>
+          <w:insideV w:val="single" w:color="000000" w:sz="4" w:space="0"/>
         </w:tblBorders>
         <w:tblLayout w:type="fixed"/>
         <w:tblLook w:val="04A0" w:firstRow="1" w:lastRow="0" w:firstColumn="1" w:lastColumn="0" w:noHBand="0" w:noVBand="1"/>
@@ -19193,7 +19381,7 @@
                 <w:sz w:val="20"/>
                 <w:szCs w:val="20"/>
               </w:rPr>
-              <w:t>a Pedagógica</w:t>
+              <w:t>a pedagógica</w:t>
             </w:r>
           </w:p>
         </w:tc>
@@ -19322,7 +19510,16 @@
                 <w:sz w:val="20"/>
                 <w:szCs w:val="20"/>
               </w:rPr>
-              <w:t>Asesor Pedagógico</w:t>
+              <w:t>Asesor p</w:t>
+            </w:r>
+            <w:r>
+              <w:rPr>
+                <w:b w:val="0"/>
+                <w:bCs/>
+                <w:sz w:val="20"/>
+                <w:szCs w:val="20"/>
+              </w:rPr>
+              <w:t>edagógico</w:t>
             </w:r>
           </w:p>
         </w:tc>
@@ -19395,6 +19592,8 @@
           <w:szCs w:val="20"/>
         </w:rPr>
       </w:pPr>
+      <w:bookmarkStart w:name="_GoBack" w:id="3"/>
+      <w:bookmarkEnd w:id="3"/>
     </w:p>
     <w:p>
       <w:pPr>
@@ -19445,12 +19644,12 @@
         <w:tblW w:w="9915" w:type="dxa"/>
         <w:tblInd w:w="0" w:type="dxa"/>
         <w:tblBorders>
-          <w:top w:val="single" w:sz="4" w:space="0" w:color="000000"/>
-          <w:left w:val="single" w:sz="4" w:space="0" w:color="000000"/>
-          <w:bottom w:val="single" w:sz="4" w:space="0" w:color="000000"/>
-          <w:right w:val="single" w:sz="4" w:space="0" w:color="000000"/>
-          <w:insideH w:val="single" w:sz="4" w:space="0" w:color="000000"/>
-          <w:insideV w:val="single" w:sz="4" w:space="0" w:color="000000"/>
+          <w:top w:val="single" w:color="000000" w:sz="4" w:space="0"/>
+          <w:left w:val="single" w:color="000000" w:sz="4" w:space="0"/>
+          <w:bottom w:val="single" w:color="000000" w:sz="4" w:space="0"/>
+          <w:right w:val="single" w:color="000000" w:sz="4" w:space="0"/>
+          <w:insideH w:val="single" w:color="000000" w:sz="4" w:space="0"/>
+          <w:insideV w:val="single" w:color="000000" w:sz="4" w:space="0"/>
         </w:tblBorders>
         <w:tblLayout w:type="fixed"/>
         <w:tblLook w:val="04A0" w:firstRow="1" w:lastRow="0" w:firstColumn="1" w:lastColumn="0" w:noHBand="0" w:noVBand="1"/>
@@ -19761,9 +19960,9 @@
       </w:pPr>
     </w:p>
     <w:sectPr>
-      <w:headerReference w:type="default" r:id="rId66"/>
-      <w:footerReference w:type="default" r:id="rId67"/>
-      <w:pgSz w:w="12240" w:h="15840"/>
+      <w:headerReference w:type="default" r:id="rId65"/>
+      <w:footerReference w:type="default" r:id="rId66"/>
+      <w:pgSz w:w="12240" w:h="15840" w:orient="portrait"/>
       <w:pgMar w:top="1701" w:right="1134" w:bottom="1134" w:left="1134" w:header="720" w:footer="0" w:gutter="0"/>
       <w:pgNumType w:start="1"/>
       <w:cols w:space="720"/>
@@ -19773,8 +19972,8 @@
 </file>
 
 <file path=word/comments.xml><?xml version="1.0" encoding="utf-8"?>
-<w:comments xmlns:wpc="http://schemas.microsoft.com/office/word/2010/wordprocessingCanvas" xmlns:cx="http://schemas.microsoft.com/office/drawing/2014/chartex" xmlns:cx1="http://schemas.microsoft.com/office/drawing/2015/9/8/chartex" xmlns:cx2="http://schemas.microsoft.com/office/drawing/2015/10/21/chartex" xmlns:cx3="http://schemas.microsoft.com/office/drawing/2016/5/9/chartex" xmlns:cx4="http://schemas.microsoft.com/office/drawing/2016/5/10/chartex" xmlns:cx5="http://schemas.microsoft.com/office/drawing/2016/5/11/chartex" xmlns:cx6="http://schemas.microsoft.com/office/drawing/2016/5/12/chartex" xmlns:cx7="http://schemas.microsoft.com/office/drawing/2016/5/13/chartex" xmlns:cx8="http://schemas.microsoft.com/office/drawing/2016/5/14/chartex" xmlns:mc="http://schemas.openxmlformats.org/markup-compatibility/2006" xmlns:aink="http://schemas.microsoft.com/office/drawing/2016/ink" xmlns:am3d="http://schemas.microsoft.com/office/drawing/2017/model3d" xmlns:o="urn:schemas-microsoft-com:office:office" xmlns:oel="http://schemas.microsoft.com/office/2019/extlst" xmlns:r="http://schemas.openxmlformats.org/officeDocument/2006/relationships" xmlns:m="http://schemas.openxmlformats.org/officeDocument/2006/math" xmlns:v="urn:schemas-microsoft-com:vml" xmlns:wp14="http://schemas.microsoft.com/office/word/2010/wordprocessingDrawing" xmlns:wp="http://schemas.openxmlformats.org/drawingml/2006/wordprocessingDrawing" xmlns:w10="urn:schemas-microsoft-com:office:word" xmlns:w="http://schemas.openxmlformats.org/wordprocessingml/2006/main" xmlns:w14="http://schemas.microsoft.com/office/word/2010/wordml" xmlns:w15="http://schemas.microsoft.com/office/word/2012/wordml" xmlns:w16cex="http://schemas.microsoft.com/office/word/2018/wordml/cex" xmlns:w16cid="http://schemas.microsoft.com/office/word/2016/wordml/cid" xmlns:w16="http://schemas.microsoft.com/office/word/2018/wordml" xmlns:w16du="http://schemas.microsoft.com/office/word/2023/wordml/word16du" xmlns:w16sdtdh="http://schemas.microsoft.com/office/word/2020/wordml/sdtdatahash" xmlns:w16sdtfl="http://schemas.microsoft.com/office/word/2024/wordml/sdtformatlock" xmlns:w16se="http://schemas.microsoft.com/office/word/2015/wordml/symex" xmlns:wpg="http://schemas.microsoft.com/office/word/2010/wordprocessingGroup" xmlns:wpi="http://schemas.microsoft.com/office/word/2010/wordprocessingInk" xmlns:wne="http://schemas.microsoft.com/office/word/2006/wordml" xmlns:wps="http://schemas.microsoft.com/office/word/2010/wordprocessingShape" mc:Ignorable="w14 w15 w16se w16cid w16 w16cex w16sdtdh w16sdtfl w16du wp14">
-  <w:comment w:id="0" w:author="Viviana Herrera" w:date="2026-02-06T10:13:00Z" w:initials="VH">
+<w:comments xmlns:wpc="http://schemas.microsoft.com/office/word/2010/wordprocessingCanvas" xmlns:cx="http://schemas.microsoft.com/office/drawing/2014/chartex" xmlns:mc="http://schemas.openxmlformats.org/markup-compatibility/2006" xmlns:o="urn:schemas-microsoft-com:office:office" xmlns:r="http://schemas.openxmlformats.org/officeDocument/2006/relationships" xmlns:m="http://schemas.openxmlformats.org/officeDocument/2006/math" xmlns:v="urn:schemas-microsoft-com:vml" xmlns:wp14="http://schemas.microsoft.com/office/word/2010/wordprocessingDrawing" xmlns:wp="http://schemas.openxmlformats.org/drawingml/2006/wordprocessingDrawing" xmlns:w10="urn:schemas-microsoft-com:office:word" xmlns:w="http://schemas.openxmlformats.org/wordprocessingml/2006/main" xmlns:w14="http://schemas.microsoft.com/office/word/2010/wordml" xmlns:w15="http://schemas.microsoft.com/office/word/2012/wordml" xmlns:w16se="http://schemas.microsoft.com/office/word/2015/wordml/symex" xmlns:wpg="http://schemas.microsoft.com/office/word/2010/wordprocessingGroup" xmlns:wpi="http://schemas.microsoft.com/office/word/2010/wordprocessingInk" xmlns:wne="http://schemas.microsoft.com/office/word/2006/wordml" xmlns:wps="http://schemas.microsoft.com/office/word/2010/wordprocessingShape" mc:Ignorable="w14 w15 w16se wp14">
+  <w:comment w:initials="VH" w:author="Viviana Herrera" w:date="2026-02-06T10:13:00Z" w:id="0">
     <w:p>
       <w:pPr>
         <w:pStyle w:val="Textocomentario"/>
@@ -19796,7 +19995,7 @@
       </w:r>
     </w:p>
   </w:comment>
-  <w:comment w:id="1" w:author="Viviana Herrera" w:date="2026-02-10T15:48:00Z" w:initials="VH">
+  <w:comment w:initials="VH" w:author="Viviana Herrera" w:date="2026-02-10T15:48:00Z" w:id="1">
     <w:p>
       <w:pPr>
         <w:pStyle w:val="Textocomentario"/>
@@ -19818,7 +20017,7 @@
       </w:r>
     </w:p>
   </w:comment>
-  <w:comment w:id="2" w:author="Viviana Herrera" w:date="2026-02-07T02:37:00Z" w:initials="VH">
+  <w:comment w:initials="VH" w:author="Viviana Herrera" w:date="2026-02-07T02:37:00Z" w:id="2">
     <w:p>
       <w:pPr>
         <w:pStyle w:val="Textocomentario"/>
@@ -19844,7 +20043,7 @@
 </file>
 
 <file path=word/commentsExtended.xml><?xml version="1.0" encoding="utf-8"?>
-<w15:commentsEx xmlns:wpc="http://schemas.microsoft.com/office/word/2010/wordprocessingCanvas" xmlns:cx="http://schemas.microsoft.com/office/drawing/2014/chartex" xmlns:cx1="http://schemas.microsoft.com/office/drawing/2015/9/8/chartex" xmlns:cx2="http://schemas.microsoft.com/office/drawing/2015/10/21/chartex" xmlns:cx3="http://schemas.microsoft.com/office/drawing/2016/5/9/chartex" xmlns:cx4="http://schemas.microsoft.com/office/drawing/2016/5/10/chartex" xmlns:cx5="http://schemas.microsoft.com/office/drawing/2016/5/11/chartex" xmlns:cx6="http://schemas.microsoft.com/office/drawing/2016/5/12/chartex" xmlns:cx7="http://schemas.microsoft.com/office/drawing/2016/5/13/chartex" xmlns:cx8="http://schemas.microsoft.com/office/drawing/2016/5/14/chartex" xmlns:mc="http://schemas.openxmlformats.org/markup-compatibility/2006" xmlns:aink="http://schemas.microsoft.com/office/drawing/2016/ink" xmlns:am3d="http://schemas.microsoft.com/office/drawing/2017/model3d" xmlns:o="urn:schemas-microsoft-com:office:office" xmlns:oel="http://schemas.microsoft.com/office/2019/extlst" xmlns:r="http://schemas.openxmlformats.org/officeDocument/2006/relationships" xmlns:m="http://schemas.openxmlformats.org/officeDocument/2006/math" xmlns:v="urn:schemas-microsoft-com:vml" xmlns:wp14="http://schemas.microsoft.com/office/word/2010/wordprocessingDrawing" xmlns:wp="http://schemas.openxmlformats.org/drawingml/2006/wordprocessingDrawing" xmlns:w10="urn:schemas-microsoft-com:office:word" xmlns:w="http://schemas.openxmlformats.org/wordprocessingml/2006/main" xmlns:w14="http://schemas.microsoft.com/office/word/2010/wordml" xmlns:w15="http://schemas.microsoft.com/office/word/2012/wordml" xmlns:w16cex="http://schemas.microsoft.com/office/word/2018/wordml/cex" xmlns:w16cid="http://schemas.microsoft.com/office/word/2016/wordml/cid" xmlns:w16="http://schemas.microsoft.com/office/word/2018/wordml" xmlns:w16du="http://schemas.microsoft.com/office/word/2023/wordml/word16du" xmlns:w16sdtdh="http://schemas.microsoft.com/office/word/2020/wordml/sdtdatahash" xmlns:w16sdtfl="http://schemas.microsoft.com/office/word/2024/wordml/sdtformatlock" xmlns:w16se="http://schemas.microsoft.com/office/word/2015/wordml/symex" xmlns:wpg="http://schemas.microsoft.com/office/word/2010/wordprocessingGroup" xmlns:wpi="http://schemas.microsoft.com/office/word/2010/wordprocessingInk" xmlns:wne="http://schemas.microsoft.com/office/word/2006/wordml" xmlns:wps="http://schemas.microsoft.com/office/word/2010/wordprocessingShape" mc:Ignorable="w14 w15 w16se w16cid w16 w16cex w16sdtdh w16sdtfl w16du wp14">
+<w15:commentsEx xmlns:wpc="http://schemas.microsoft.com/office/word/2010/wordprocessingCanvas" xmlns:cx="http://schemas.microsoft.com/office/drawing/2014/chartex" xmlns:mc="http://schemas.openxmlformats.org/markup-compatibility/2006" xmlns:o="urn:schemas-microsoft-com:office:office" xmlns:r="http://schemas.openxmlformats.org/officeDocument/2006/relationships" xmlns:m="http://schemas.openxmlformats.org/officeDocument/2006/math" xmlns:v="urn:schemas-microsoft-com:vml" xmlns:wp14="http://schemas.microsoft.com/office/word/2010/wordprocessingDrawing" xmlns:wp="http://schemas.openxmlformats.org/drawingml/2006/wordprocessingDrawing" xmlns:w10="urn:schemas-microsoft-com:office:word" xmlns:w="http://schemas.openxmlformats.org/wordprocessingml/2006/main" xmlns:w14="http://schemas.microsoft.com/office/word/2010/wordml" xmlns:w15="http://schemas.microsoft.com/office/word/2012/wordml" xmlns:w16se="http://schemas.microsoft.com/office/word/2015/wordml/symex" xmlns:wpg="http://schemas.microsoft.com/office/word/2010/wordprocessingGroup" xmlns:wpi="http://schemas.microsoft.com/office/word/2010/wordprocessingInk" xmlns:wne="http://schemas.microsoft.com/office/word/2006/wordml" xmlns:wps="http://schemas.microsoft.com/office/word/2010/wordprocessingShape" mc:Ignorable="w14 w15 w16se wp14">
   <w15:commentEx w15:paraId="3B3B60E1" w15:done="0"/>
   <w15:commentEx w15:paraId="30254525" w15:done="0"/>
   <w15:commentEx w15:paraId="0AAD74AD" w15:done="0"/>
@@ -19860,7 +20059,7 @@
 </file>
 
 <file path=word/endnotes.xml><?xml version="1.0" encoding="utf-8"?>
-<w:endnotes xmlns:wpc="http://schemas.microsoft.com/office/word/2010/wordprocessingCanvas" xmlns:cx="http://schemas.microsoft.com/office/drawing/2014/chartex" xmlns:cx1="http://schemas.microsoft.com/office/drawing/2015/9/8/chartex" xmlns:cx2="http://schemas.microsoft.com/office/drawing/2015/10/21/chartex" xmlns:cx3="http://schemas.microsoft.com/office/drawing/2016/5/9/chartex" xmlns:cx4="http://schemas.microsoft.com/office/drawing/2016/5/10/chartex" xmlns:cx5="http://schemas.microsoft.com/office/drawing/2016/5/11/chartex" xmlns:cx6="http://schemas.microsoft.com/office/drawing/2016/5/12/chartex" xmlns:cx7="http://schemas.microsoft.com/office/drawing/2016/5/13/chartex" xmlns:cx8="http://schemas.microsoft.com/office/drawing/2016/5/14/chartex" xmlns:mc="http://schemas.openxmlformats.org/markup-compatibility/2006" xmlns:aink="http://schemas.microsoft.com/office/drawing/2016/ink" xmlns:am3d="http://schemas.microsoft.com/office/drawing/2017/model3d" xmlns:o="urn:schemas-microsoft-com:office:office" xmlns:oel="http://schemas.microsoft.com/office/2019/extlst" xmlns:r="http://schemas.openxmlformats.org/officeDocument/2006/relationships" xmlns:m="http://schemas.openxmlformats.org/officeDocument/2006/math" xmlns:v="urn:schemas-microsoft-com:vml" xmlns:wp14="http://schemas.microsoft.com/office/word/2010/wordprocessingDrawing" xmlns:wp="http://schemas.openxmlformats.org/drawingml/2006/wordprocessingDrawing" xmlns:w10="urn:schemas-microsoft-com:office:word" xmlns:w="http://schemas.openxmlformats.org/wordprocessingml/2006/main" xmlns:w14="http://schemas.microsoft.com/office/word/2010/wordml" xmlns:w15="http://schemas.microsoft.com/office/word/2012/wordml" xmlns:w16cex="http://schemas.microsoft.com/office/word/2018/wordml/cex" xmlns:w16cid="http://schemas.microsoft.com/office/word/2016/wordml/cid" xmlns:w16="http://schemas.microsoft.com/office/word/2018/wordml" xmlns:w16du="http://schemas.microsoft.com/office/word/2023/wordml/word16du" xmlns:w16sdtdh="http://schemas.microsoft.com/office/word/2020/wordml/sdtdatahash" xmlns:w16sdtfl="http://schemas.microsoft.com/office/word/2024/wordml/sdtformatlock" xmlns:w16se="http://schemas.microsoft.com/office/word/2015/wordml/symex" xmlns:wpg="http://schemas.microsoft.com/office/word/2010/wordprocessingGroup" xmlns:wpi="http://schemas.microsoft.com/office/word/2010/wordprocessingInk" xmlns:wne="http://schemas.microsoft.com/office/word/2006/wordml" xmlns:wps="http://schemas.microsoft.com/office/word/2010/wordprocessingShape" mc:Ignorable="w14 w15 w16se w16cid w16 w16cex w16sdtdh w16sdtfl w16du wp14">
+<w:endnotes xmlns:wpc="http://schemas.microsoft.com/office/word/2010/wordprocessingCanvas" xmlns:cx="http://schemas.microsoft.com/office/drawing/2014/chartex" xmlns:mc="http://schemas.openxmlformats.org/markup-compatibility/2006" xmlns:o="urn:schemas-microsoft-com:office:office" xmlns:r="http://schemas.openxmlformats.org/officeDocument/2006/relationships" xmlns:m="http://schemas.openxmlformats.org/officeDocument/2006/math" xmlns:v="urn:schemas-microsoft-com:vml" xmlns:wp14="http://schemas.microsoft.com/office/word/2010/wordprocessingDrawing" xmlns:wp="http://schemas.openxmlformats.org/drawingml/2006/wordprocessingDrawing" xmlns:w10="urn:schemas-microsoft-com:office:word" xmlns:w="http://schemas.openxmlformats.org/wordprocessingml/2006/main" xmlns:w14="http://schemas.microsoft.com/office/word/2010/wordml" xmlns:w15="http://schemas.microsoft.com/office/word/2012/wordml" xmlns:w16se="http://schemas.microsoft.com/office/word/2015/wordml/symex" xmlns:wpg="http://schemas.microsoft.com/office/word/2010/wordprocessingGroup" xmlns:wpi="http://schemas.microsoft.com/office/word/2010/wordprocessingInk" xmlns:wne="http://schemas.microsoft.com/office/word/2006/wordml" xmlns:wps="http://schemas.microsoft.com/office/word/2010/wordprocessingShape" mc:Ignorable="w14 w15 w16se wp14">
   <w:endnote w:type="separator" w:id="-1">
     <w:p>
       <w:pPr>
@@ -19885,7 +20084,7 @@
 </file>
 
 <file path=word/footer1.xml><?xml version="1.0" encoding="utf-8"?>
-<w:ftr xmlns:wpc="http://schemas.microsoft.com/office/word/2010/wordprocessingCanvas" xmlns:cx="http://schemas.microsoft.com/office/drawing/2014/chartex" xmlns:cx1="http://schemas.microsoft.com/office/drawing/2015/9/8/chartex" xmlns:cx2="http://schemas.microsoft.com/office/drawing/2015/10/21/chartex" xmlns:cx3="http://schemas.microsoft.com/office/drawing/2016/5/9/chartex" xmlns:cx4="http://schemas.microsoft.com/office/drawing/2016/5/10/chartex" xmlns:cx5="http://schemas.microsoft.com/office/drawing/2016/5/11/chartex" xmlns:cx6="http://schemas.microsoft.com/office/drawing/2016/5/12/chartex" xmlns:cx7="http://schemas.microsoft.com/office/drawing/2016/5/13/chartex" xmlns:cx8="http://schemas.microsoft.com/office/drawing/2016/5/14/chartex" xmlns:mc="http://schemas.openxmlformats.org/markup-compatibility/2006" xmlns:aink="http://schemas.microsoft.com/office/drawing/2016/ink" xmlns:am3d="http://schemas.microsoft.com/office/drawing/2017/model3d" xmlns:o="urn:schemas-microsoft-com:office:office" xmlns:oel="http://schemas.microsoft.com/office/2019/extlst" xmlns:r="http://schemas.openxmlformats.org/officeDocument/2006/relationships" xmlns:m="http://schemas.openxmlformats.org/officeDocument/2006/math" xmlns:v="urn:schemas-microsoft-com:vml" xmlns:wp14="http://schemas.microsoft.com/office/word/2010/wordprocessingDrawing" xmlns:wp="http://schemas.openxmlformats.org/drawingml/2006/wordprocessingDrawing" xmlns:w10="urn:schemas-microsoft-com:office:word" xmlns:w="http://schemas.openxmlformats.org/wordprocessingml/2006/main" xmlns:w14="http://schemas.microsoft.com/office/word/2010/wordml" xmlns:w15="http://schemas.microsoft.com/office/word/2012/wordml" xmlns:w16cex="http://schemas.microsoft.com/office/word/2018/wordml/cex" xmlns:w16cid="http://schemas.microsoft.com/office/word/2016/wordml/cid" xmlns:w16="http://schemas.microsoft.com/office/word/2018/wordml" xmlns:w16du="http://schemas.microsoft.com/office/word/2023/wordml/word16du" xmlns:w16sdtdh="http://schemas.microsoft.com/office/word/2020/wordml/sdtdatahash" xmlns:w16sdtfl="http://schemas.microsoft.com/office/word/2024/wordml/sdtformatlock" xmlns:w16se="http://schemas.microsoft.com/office/word/2015/wordml/symex" xmlns:wpg="http://schemas.microsoft.com/office/word/2010/wordprocessingGroup" xmlns:wpi="http://schemas.microsoft.com/office/word/2010/wordprocessingInk" xmlns:wne="http://schemas.microsoft.com/office/word/2006/wordml" xmlns:wps="http://schemas.microsoft.com/office/word/2010/wordprocessingShape" mc:Ignorable="w14 w15 w16se w16cid w16 w16cex w16sdtdh w16sdtfl w16du wp14">
+<w:ftr xmlns:wpc="http://schemas.microsoft.com/office/word/2010/wordprocessingCanvas" xmlns:cx="http://schemas.microsoft.com/office/drawing/2014/chartex" xmlns:mc="http://schemas.openxmlformats.org/markup-compatibility/2006" xmlns:o="urn:schemas-microsoft-com:office:office" xmlns:r="http://schemas.openxmlformats.org/officeDocument/2006/relationships" xmlns:m="http://schemas.openxmlformats.org/officeDocument/2006/math" xmlns:v="urn:schemas-microsoft-com:vml" xmlns:wp14="http://schemas.microsoft.com/office/word/2010/wordprocessingDrawing" xmlns:wp="http://schemas.openxmlformats.org/drawingml/2006/wordprocessingDrawing" xmlns:w10="urn:schemas-microsoft-com:office:word" xmlns:w="http://schemas.openxmlformats.org/wordprocessingml/2006/main" xmlns:w14="http://schemas.microsoft.com/office/word/2010/wordml" xmlns:w15="http://schemas.microsoft.com/office/word/2012/wordml" xmlns:w16se="http://schemas.microsoft.com/office/word/2015/wordml/symex" xmlns:wpg="http://schemas.microsoft.com/office/word/2010/wordprocessingGroup" xmlns:wpi="http://schemas.microsoft.com/office/word/2010/wordprocessingInk" xmlns:wne="http://schemas.microsoft.com/office/word/2006/wordml" xmlns:wps="http://schemas.microsoft.com/office/word/2010/wordprocessingShape" mc:Ignorable="w14 w15 w16se wp14">
   <w:p>
     <w:pPr>
       <w:pStyle w:val="Normal0"/>
@@ -19911,7 +20110,7 @@
       <w:ind w:left="-2" w:hanging="2"/>
       <w:jc w:val="right"/>
       <w:rPr>
-        <w:rFonts w:ascii="Times New Roman" w:eastAsia="Times New Roman" w:hAnsi="Times New Roman" w:cs="Times New Roman"/>
+        <w:rFonts w:ascii="Times New Roman" w:hAnsi="Times New Roman" w:eastAsia="Times New Roman" w:cs="Times New Roman"/>
         <w:sz w:val="24"/>
         <w:szCs w:val="24"/>
       </w:rPr>
@@ -19922,7 +20121,7 @@
       <w:pStyle w:val="Normal0"/>
       <w:spacing w:line="240" w:lineRule="auto"/>
       <w:rPr>
-        <w:rFonts w:ascii="Times New Roman" w:eastAsia="Times New Roman" w:hAnsi="Times New Roman" w:cs="Times New Roman"/>
+        <w:rFonts w:ascii="Times New Roman" w:hAnsi="Times New Roman" w:eastAsia="Times New Roman" w:cs="Times New Roman"/>
         <w:sz w:val="24"/>
         <w:szCs w:val="24"/>
       </w:rPr>
@@ -19968,7 +20167,7 @@
 </file>
 
 <file path=word/footnotes.xml><?xml version="1.0" encoding="utf-8"?>
-<w:footnotes xmlns:wpc="http://schemas.microsoft.com/office/word/2010/wordprocessingCanvas" xmlns:cx="http://schemas.microsoft.com/office/drawing/2014/chartex" xmlns:cx1="http://schemas.microsoft.com/office/drawing/2015/9/8/chartex" xmlns:cx2="http://schemas.microsoft.com/office/drawing/2015/10/21/chartex" xmlns:cx3="http://schemas.microsoft.com/office/drawing/2016/5/9/chartex" xmlns:cx4="http://schemas.microsoft.com/office/drawing/2016/5/10/chartex" xmlns:cx5="http://schemas.microsoft.com/office/drawing/2016/5/11/chartex" xmlns:cx6="http://schemas.microsoft.com/office/drawing/2016/5/12/chartex" xmlns:cx7="http://schemas.microsoft.com/office/drawing/2016/5/13/chartex" xmlns:cx8="http://schemas.microsoft.com/office/drawing/2016/5/14/chartex" xmlns:mc="http://schemas.openxmlformats.org/markup-compatibility/2006" xmlns:aink="http://schemas.microsoft.com/office/drawing/2016/ink" xmlns:am3d="http://schemas.microsoft.com/office/drawing/2017/model3d" xmlns:o="urn:schemas-microsoft-com:office:office" xmlns:oel="http://schemas.microsoft.com/office/2019/extlst" xmlns:r="http://schemas.openxmlformats.org/officeDocument/2006/relationships" xmlns:m="http://schemas.openxmlformats.org/officeDocument/2006/math" xmlns:v="urn:schemas-microsoft-com:vml" xmlns:wp14="http://schemas.microsoft.com/office/word/2010/wordprocessingDrawing" xmlns:wp="http://schemas.openxmlformats.org/drawingml/2006/wordprocessingDrawing" xmlns:w10="urn:schemas-microsoft-com:office:word" xmlns:w="http://schemas.openxmlformats.org/wordprocessingml/2006/main" xmlns:w14="http://schemas.microsoft.com/office/word/2010/wordml" xmlns:w15="http://schemas.microsoft.com/office/word/2012/wordml" xmlns:w16cex="http://schemas.microsoft.com/office/word/2018/wordml/cex" xmlns:w16cid="http://schemas.microsoft.com/office/word/2016/wordml/cid" xmlns:w16="http://schemas.microsoft.com/office/word/2018/wordml" xmlns:w16du="http://schemas.microsoft.com/office/word/2023/wordml/word16du" xmlns:w16sdtdh="http://schemas.microsoft.com/office/word/2020/wordml/sdtdatahash" xmlns:w16sdtfl="http://schemas.microsoft.com/office/word/2024/wordml/sdtformatlock" xmlns:w16se="http://schemas.microsoft.com/office/word/2015/wordml/symex" xmlns:wpg="http://schemas.microsoft.com/office/word/2010/wordprocessingGroup" xmlns:wpi="http://schemas.microsoft.com/office/word/2010/wordprocessingInk" xmlns:wne="http://schemas.microsoft.com/office/word/2006/wordml" xmlns:wps="http://schemas.microsoft.com/office/word/2010/wordprocessingShape" mc:Ignorable="w14 w15 w16se w16cid w16 w16cex w16sdtdh w16sdtfl w16du wp14">
+<w:footnotes xmlns:wpc="http://schemas.microsoft.com/office/word/2010/wordprocessingCanvas" xmlns:cx="http://schemas.microsoft.com/office/drawing/2014/chartex" xmlns:mc="http://schemas.openxmlformats.org/markup-compatibility/2006" xmlns:o="urn:schemas-microsoft-com:office:office" xmlns:r="http://schemas.openxmlformats.org/officeDocument/2006/relationships" xmlns:m="http://schemas.openxmlformats.org/officeDocument/2006/math" xmlns:v="urn:schemas-microsoft-com:vml" xmlns:wp14="http://schemas.microsoft.com/office/word/2010/wordprocessingDrawing" xmlns:wp="http://schemas.openxmlformats.org/drawingml/2006/wordprocessingDrawing" xmlns:w10="urn:schemas-microsoft-com:office:word" xmlns:w="http://schemas.openxmlformats.org/wordprocessingml/2006/main" xmlns:w14="http://schemas.microsoft.com/office/word/2010/wordml" xmlns:w15="http://schemas.microsoft.com/office/word/2012/wordml" xmlns:w16se="http://schemas.microsoft.com/office/word/2015/wordml/symex" xmlns:wpg="http://schemas.microsoft.com/office/word/2010/wordprocessingGroup" xmlns:wpi="http://schemas.microsoft.com/office/word/2010/wordprocessingInk" xmlns:wne="http://schemas.microsoft.com/office/word/2006/wordml" xmlns:wps="http://schemas.microsoft.com/office/word/2010/wordprocessingShape" mc:Ignorable="w14 w15 w16se wp14">
   <w:footnote w:type="separator" w:id="-1">
     <w:p>
       <w:r>
@@ -19987,7 +20186,7 @@
 </file>
 
 <file path=word/header1.xml><?xml version="1.0" encoding="utf-8"?>
-<w:hdr xmlns:wpc="http://schemas.microsoft.com/office/word/2010/wordprocessingCanvas" xmlns:cx="http://schemas.microsoft.com/office/drawing/2014/chartex" xmlns:cx1="http://schemas.microsoft.com/office/drawing/2015/9/8/chartex" xmlns:cx2="http://schemas.microsoft.com/office/drawing/2015/10/21/chartex" xmlns:cx3="http://schemas.microsoft.com/office/drawing/2016/5/9/chartex" xmlns:cx4="http://schemas.microsoft.com/office/drawing/2016/5/10/chartex" xmlns:cx5="http://schemas.microsoft.com/office/drawing/2016/5/11/chartex" xmlns:cx6="http://schemas.microsoft.com/office/drawing/2016/5/12/chartex" xmlns:cx7="http://schemas.microsoft.com/office/drawing/2016/5/13/chartex" xmlns:cx8="http://schemas.microsoft.com/office/drawing/2016/5/14/chartex" xmlns:mc="http://schemas.openxmlformats.org/markup-compatibility/2006" xmlns:aink="http://schemas.microsoft.com/office/drawing/2016/ink" xmlns:am3d="http://schemas.microsoft.com/office/drawing/2017/model3d" xmlns:o="urn:schemas-microsoft-com:office:office" xmlns:oel="http://schemas.microsoft.com/office/2019/extlst" xmlns:r="http://schemas.openxmlformats.org/officeDocument/2006/relationships" xmlns:m="http://schemas.openxmlformats.org/officeDocument/2006/math" xmlns:v="urn:schemas-microsoft-com:vml" xmlns:wp14="http://schemas.microsoft.com/office/word/2010/wordprocessingDrawing" xmlns:wp="http://schemas.openxmlformats.org/drawingml/2006/wordprocessingDrawing" xmlns:w10="urn:schemas-microsoft-com:office:word" xmlns:w="http://schemas.openxmlformats.org/wordprocessingml/2006/main" xmlns:w14="http://schemas.microsoft.com/office/word/2010/wordml" xmlns:w15="http://schemas.microsoft.com/office/word/2012/wordml" xmlns:w16cex="http://schemas.microsoft.com/office/word/2018/wordml/cex" xmlns:w16cid="http://schemas.microsoft.com/office/word/2016/wordml/cid" xmlns:w16="http://schemas.microsoft.com/office/word/2018/wordml" xmlns:w16du="http://schemas.microsoft.com/office/word/2023/wordml/word16du" xmlns:w16sdtdh="http://schemas.microsoft.com/office/word/2020/wordml/sdtdatahash" xmlns:w16sdtfl="http://schemas.microsoft.com/office/word/2024/wordml/sdtformatlock" xmlns:w16se="http://schemas.microsoft.com/office/word/2015/wordml/symex" xmlns:wpg="http://schemas.microsoft.com/office/word/2010/wordprocessingGroup" xmlns:wpi="http://schemas.microsoft.com/office/word/2010/wordprocessingInk" xmlns:wne="http://schemas.microsoft.com/office/word/2006/wordml" xmlns:wps="http://schemas.microsoft.com/office/word/2010/wordprocessingShape" mc:Ignorable="w14 w15 w16se w16cid w16 w16cex w16sdtdh w16sdtfl w16du wp14">
+<w:hdr xmlns:wpc="http://schemas.microsoft.com/office/word/2010/wordprocessingCanvas" xmlns:cx="http://schemas.microsoft.com/office/drawing/2014/chartex" xmlns:mc="http://schemas.openxmlformats.org/markup-compatibility/2006" xmlns:o="urn:schemas-microsoft-com:office:office" xmlns:r="http://schemas.openxmlformats.org/officeDocument/2006/relationships" xmlns:m="http://schemas.openxmlformats.org/officeDocument/2006/math" xmlns:v="urn:schemas-microsoft-com:vml" xmlns:wp14="http://schemas.microsoft.com/office/word/2010/wordprocessingDrawing" xmlns:wp="http://schemas.openxmlformats.org/drawingml/2006/wordprocessingDrawing" xmlns:w10="urn:schemas-microsoft-com:office:word" xmlns:w="http://schemas.openxmlformats.org/wordprocessingml/2006/main" xmlns:w14="http://schemas.microsoft.com/office/word/2010/wordml" xmlns:w15="http://schemas.microsoft.com/office/word/2012/wordml" xmlns:w16se="http://schemas.microsoft.com/office/word/2015/wordml/symex" xmlns:wpg="http://schemas.microsoft.com/office/word/2010/wordprocessingGroup" xmlns:wpi="http://schemas.microsoft.com/office/word/2010/wordprocessingInk" xmlns:wne="http://schemas.microsoft.com/office/word/2006/wordml" xmlns:wps="http://schemas.microsoft.com/office/word/2010/wordprocessingShape" xmlns:a="http://schemas.openxmlformats.org/drawingml/2006/main" xmlns:adec="http://schemas.microsoft.com/office/drawing/2017/decorative" xmlns:pic="http://schemas.openxmlformats.org/drawingml/2006/picture" xmlns:a14="http://schemas.microsoft.com/office/drawing/2010/main" mc:Ignorable="w14 w15 w16se wp14">
   <w:p>
     <w:pPr>
       <w:pStyle w:val="Normal0"/>
@@ -20021,7 +20220,7 @@
           <wp:docPr id="138875671" name="Imagen 138875671">
             <a:extLst xmlns:a="http://schemas.openxmlformats.org/drawingml/2006/main">
               <a:ext uri="{C183D7F6-B498-43B3-948B-1728B52AA6E4}">
-                <adec:decorative xmlns:adec="http://schemas.microsoft.com/office/drawing/2017/decorative" val="1"/>
+                <adec:decorative xmlns="" xmlns:cx1="http://schemas.microsoft.com/office/drawing/2015/9/8/chartex" xmlns:cx2="http://schemas.microsoft.com/office/drawing/2015/10/21/chartex" xmlns:cx3="http://schemas.microsoft.com/office/drawing/2016/5/9/chartex" xmlns:cx4="http://schemas.microsoft.com/office/drawing/2016/5/10/chartex" xmlns:cx5="http://schemas.microsoft.com/office/drawing/2016/5/11/chartex" xmlns:cx6="http://schemas.microsoft.com/office/drawing/2016/5/12/chartex" xmlns:cx7="http://schemas.microsoft.com/office/drawing/2016/5/13/chartex" xmlns:cx8="http://schemas.microsoft.com/office/drawing/2016/5/14/chartex" xmlns:aink="http://schemas.microsoft.com/office/drawing/2016/ink" xmlns:am3d="http://schemas.microsoft.com/office/drawing/2017/model3d" xmlns:o="urn:schemas-microsoft-com:office:office" xmlns:oel="http://schemas.microsoft.com/office/2019/extlst" xmlns:v="urn:schemas-microsoft-com:vml" xmlns:w10="urn:schemas-microsoft-com:office:word" xmlns:w="http://schemas.openxmlformats.org/wordprocessingml/2006/main" xmlns:w16cex="http://schemas.microsoft.com/office/word/2018/wordml/cex" xmlns:w16cid="http://schemas.microsoft.com/office/word/2016/wordml/cid" xmlns:w16="http://schemas.microsoft.com/office/word/2018/wordml" xmlns:w16du="http://schemas.microsoft.com/office/word/2023/wordml/word16du" xmlns:w16sdtdh="http://schemas.microsoft.com/office/word/2020/wordml/sdtdatahash" xmlns:w16sdtfl="http://schemas.microsoft.com/office/word/2024/wordml/sdtformatlock" xmlns:adec="http://schemas.microsoft.com/office/drawing/2017/decorative" val="1"/>
               </a:ext>
             </a:extLst>
           </wp:docPr>
@@ -20035,7 +20234,7 @@
                   <pic:cNvPr id="7" name="Imagen 7">
                     <a:extLst>
                       <a:ext uri="{C183D7F6-B498-43B3-948B-1728B52AA6E4}">
-                        <adec:decorative xmlns:adec="http://schemas.microsoft.com/office/drawing/2017/decorative" val="1"/>
+                        <adec:decorative xmlns="" xmlns:cx1="http://schemas.microsoft.com/office/drawing/2015/9/8/chartex" xmlns:cx2="http://schemas.microsoft.com/office/drawing/2015/10/21/chartex" xmlns:cx3="http://schemas.microsoft.com/office/drawing/2016/5/9/chartex" xmlns:cx4="http://schemas.microsoft.com/office/drawing/2016/5/10/chartex" xmlns:cx5="http://schemas.microsoft.com/office/drawing/2016/5/11/chartex" xmlns:cx6="http://schemas.microsoft.com/office/drawing/2016/5/12/chartex" xmlns:cx7="http://schemas.microsoft.com/office/drawing/2016/5/13/chartex" xmlns:cx8="http://schemas.microsoft.com/office/drawing/2016/5/14/chartex" xmlns:aink="http://schemas.microsoft.com/office/drawing/2016/ink" xmlns:am3d="http://schemas.microsoft.com/office/drawing/2017/model3d" xmlns:o="urn:schemas-microsoft-com:office:office" xmlns:oel="http://schemas.microsoft.com/office/2019/extlst" xmlns:v="urn:schemas-microsoft-com:vml" xmlns:w10="urn:schemas-microsoft-com:office:word" xmlns:w="http://schemas.openxmlformats.org/wordprocessingml/2006/main" xmlns:w16cex="http://schemas.microsoft.com/office/word/2018/wordml/cex" xmlns:w16cid="http://schemas.microsoft.com/office/word/2016/wordml/cid" xmlns:w16="http://schemas.microsoft.com/office/word/2018/wordml" xmlns:w16du="http://schemas.microsoft.com/office/word/2023/wordml/word16du" xmlns:w16sdtdh="http://schemas.microsoft.com/office/word/2020/wordml/sdtdatahash" xmlns:w16sdtfl="http://schemas.microsoft.com/office/word/2024/wordml/sdtformatlock" xmlns:adec="http://schemas.microsoft.com/office/drawing/2017/decorative" val="1"/>
                       </a:ext>
                     </a:extLst>
                   </pic:cNvPr>
@@ -20092,7 +20291,7 @@
 </file>
 
 <file path=word/numbering.xml><?xml version="1.0" encoding="utf-8"?>
-<w:numbering xmlns:wpc="http://schemas.microsoft.com/office/word/2010/wordprocessingCanvas" xmlns:cx="http://schemas.microsoft.com/office/drawing/2014/chartex" xmlns:cx1="http://schemas.microsoft.com/office/drawing/2015/9/8/chartex" xmlns:cx2="http://schemas.microsoft.com/office/drawing/2015/10/21/chartex" xmlns:cx3="http://schemas.microsoft.com/office/drawing/2016/5/9/chartex" xmlns:cx4="http://schemas.microsoft.com/office/drawing/2016/5/10/chartex" xmlns:cx5="http://schemas.microsoft.com/office/drawing/2016/5/11/chartex" xmlns:cx6="http://schemas.microsoft.com/office/drawing/2016/5/12/chartex" xmlns:cx7="http://schemas.microsoft.com/office/drawing/2016/5/13/chartex" xmlns:cx8="http://schemas.microsoft.com/office/drawing/2016/5/14/chartex" xmlns:mc="http://schemas.openxmlformats.org/markup-compatibility/2006" xmlns:aink="http://schemas.microsoft.com/office/drawing/2016/ink" xmlns:am3d="http://schemas.microsoft.com/office/drawing/2017/model3d" xmlns:o="urn:schemas-microsoft-com:office:office" xmlns:oel="http://schemas.microsoft.com/office/2019/extlst" xmlns:r="http://schemas.openxmlformats.org/officeDocument/2006/relationships" xmlns:m="http://schemas.openxmlformats.org/officeDocument/2006/math" xmlns:v="urn:schemas-microsoft-com:vml" xmlns:wp14="http://schemas.microsoft.com/office/word/2010/wordprocessingDrawing" xmlns:wp="http://schemas.openxmlformats.org/drawingml/2006/wordprocessingDrawing" xmlns:w10="urn:schemas-microsoft-com:office:word" xmlns:w="http://schemas.openxmlformats.org/wordprocessingml/2006/main" xmlns:w14="http://schemas.microsoft.com/office/word/2010/wordml" xmlns:w15="http://schemas.microsoft.com/office/word/2012/wordml" xmlns:w16cex="http://schemas.microsoft.com/office/word/2018/wordml/cex" xmlns:w16cid="http://schemas.microsoft.com/office/word/2016/wordml/cid" xmlns:w16="http://schemas.microsoft.com/office/word/2018/wordml" xmlns:w16du="http://schemas.microsoft.com/office/word/2023/wordml/word16du" xmlns:w16sdtdh="http://schemas.microsoft.com/office/word/2020/wordml/sdtdatahash" xmlns:w16sdtfl="http://schemas.microsoft.com/office/word/2024/wordml/sdtformatlock" xmlns:w16se="http://schemas.microsoft.com/office/word/2015/wordml/symex" xmlns:wpg="http://schemas.microsoft.com/office/word/2010/wordprocessingGroup" xmlns:wpi="http://schemas.microsoft.com/office/word/2010/wordprocessingInk" xmlns:wne="http://schemas.microsoft.com/office/word/2006/wordml" xmlns:wps="http://schemas.microsoft.com/office/word/2010/wordprocessingShape" mc:Ignorable="w14 w15 w16se w16cid w16 w16cex w16sdtdh w16sdtfl w16du wp14">
+<w:numbering xmlns:wpc="http://schemas.microsoft.com/office/word/2010/wordprocessingCanvas" xmlns:cx="http://schemas.microsoft.com/office/drawing/2014/chartex" xmlns:mc="http://schemas.openxmlformats.org/markup-compatibility/2006" xmlns:o="urn:schemas-microsoft-com:office:office" xmlns:r="http://schemas.openxmlformats.org/officeDocument/2006/relationships" xmlns:m="http://schemas.openxmlformats.org/officeDocument/2006/math" xmlns:v="urn:schemas-microsoft-com:vml" xmlns:wp14="http://schemas.microsoft.com/office/word/2010/wordprocessingDrawing" xmlns:wp="http://schemas.openxmlformats.org/drawingml/2006/wordprocessingDrawing" xmlns:w10="urn:schemas-microsoft-com:office:word" xmlns:w="http://schemas.openxmlformats.org/wordprocessingml/2006/main" xmlns:w14="http://schemas.microsoft.com/office/word/2010/wordml" xmlns:w15="http://schemas.microsoft.com/office/word/2012/wordml" xmlns:w16se="http://schemas.microsoft.com/office/word/2015/wordml/symex" xmlns:wpg="http://schemas.microsoft.com/office/word/2010/wordprocessingGroup" xmlns:wpi="http://schemas.microsoft.com/office/word/2010/wordprocessingInk" xmlns:wne="http://schemas.microsoft.com/office/word/2006/wordml" xmlns:wps="http://schemas.microsoft.com/office/word/2010/wordprocessingShape" mc:Ignorable="w14 w15 w16se wp14">
   <w:abstractNum w:abstractNumId="0" w15:restartNumberingAfterBreak="0">
     <w:nsid w:val="00586531"/>
     <w:multiLevelType w:val="hybridMultilevel"/>
@@ -20106,7 +20305,7 @@
         <w:ind w:left="1440" w:hanging="360"/>
       </w:pPr>
       <w:rPr>
-        <w:rFonts w:ascii="Symbol" w:hAnsi="Symbol" w:hint="default"/>
+        <w:rFonts w:hint="default" w:ascii="Symbol" w:hAnsi="Symbol"/>
       </w:rPr>
     </w:lvl>
     <w:lvl w:ilvl="1" w:tplc="04090003" w:tentative="1">
@@ -20118,7 +20317,7 @@
         <w:ind w:left="2160" w:hanging="360"/>
       </w:pPr>
       <w:rPr>
-        <w:rFonts w:ascii="Courier New" w:hAnsi="Courier New" w:cs="Courier New" w:hint="default"/>
+        <w:rFonts w:hint="default" w:ascii="Courier New" w:hAnsi="Courier New" w:cs="Courier New"/>
       </w:rPr>
     </w:lvl>
     <w:lvl w:ilvl="2" w:tplc="04090005" w:tentative="1">
@@ -20130,7 +20329,7 @@
         <w:ind w:left="2880" w:hanging="360"/>
       </w:pPr>
       <w:rPr>
-        <w:rFonts w:ascii="Wingdings" w:hAnsi="Wingdings" w:hint="default"/>
+        <w:rFonts w:hint="default" w:ascii="Wingdings" w:hAnsi="Wingdings"/>
       </w:rPr>
     </w:lvl>
     <w:lvl w:ilvl="3" w:tplc="04090001" w:tentative="1">
@@ -20142,7 +20341,7 @@
         <w:ind w:left="3600" w:hanging="360"/>
       </w:pPr>
       <w:rPr>
-        <w:rFonts w:ascii="Symbol" w:hAnsi="Symbol" w:hint="default"/>
+        <w:rFonts w:hint="default" w:ascii="Symbol" w:hAnsi="Symbol"/>
       </w:rPr>
     </w:lvl>
     <w:lvl w:ilvl="4" w:tplc="04090003" w:tentative="1">
@@ -20154,7 +20353,7 @@
         <w:ind w:left="4320" w:hanging="360"/>
       </w:pPr>
       <w:rPr>
-        <w:rFonts w:ascii="Courier New" w:hAnsi="Courier New" w:cs="Courier New" w:hint="default"/>
+        <w:rFonts w:hint="default" w:ascii="Courier New" w:hAnsi="Courier New" w:cs="Courier New"/>
       </w:rPr>
     </w:lvl>
     <w:lvl w:ilvl="5" w:tplc="04090005" w:tentative="1">
@@ -20166,7 +20365,7 @@
         <w:ind w:left="5040" w:hanging="360"/>
       </w:pPr>
       <w:rPr>
-        <w:rFonts w:ascii="Wingdings" w:hAnsi="Wingdings" w:hint="default"/>
+        <w:rFonts w:hint="default" w:ascii="Wingdings" w:hAnsi="Wingdings"/>
       </w:rPr>
     </w:lvl>
     <w:lvl w:ilvl="6" w:tplc="04090001" w:tentative="1">
@@ -20178,7 +20377,7 @@
         <w:ind w:left="5760" w:hanging="360"/>
       </w:pPr>
       <w:rPr>
-        <w:rFonts w:ascii="Symbol" w:hAnsi="Symbol" w:hint="default"/>
+        <w:rFonts w:hint="default" w:ascii="Symbol" w:hAnsi="Symbol"/>
       </w:rPr>
     </w:lvl>
     <w:lvl w:ilvl="7" w:tplc="04090003" w:tentative="1">
@@ -20190,7 +20389,7 @@
         <w:ind w:left="6480" w:hanging="360"/>
       </w:pPr>
       <w:rPr>
-        <w:rFonts w:ascii="Courier New" w:hAnsi="Courier New" w:cs="Courier New" w:hint="default"/>
+        <w:rFonts w:hint="default" w:ascii="Courier New" w:hAnsi="Courier New" w:cs="Courier New"/>
       </w:rPr>
     </w:lvl>
     <w:lvl w:ilvl="8" w:tplc="04090005" w:tentative="1">
@@ -20202,7 +20401,7 @@
         <w:ind w:left="7200" w:hanging="360"/>
       </w:pPr>
       <w:rPr>
-        <w:rFonts w:ascii="Wingdings" w:hAnsi="Wingdings" w:hint="default"/>
+        <w:rFonts w:hint="default" w:ascii="Wingdings" w:hAnsi="Wingdings"/>
       </w:rPr>
     </w:lvl>
   </w:abstractNum>
@@ -20219,7 +20418,7 @@
         <w:ind w:left="720" w:hanging="360"/>
       </w:pPr>
       <w:rPr>
-        <w:rFonts w:ascii="Symbol" w:hAnsi="Symbol" w:hint="default"/>
+        <w:rFonts w:hint="default" w:ascii="Symbol" w:hAnsi="Symbol"/>
       </w:rPr>
     </w:lvl>
     <w:lvl w:ilvl="1" w:tplc="04090003" w:tentative="1">
@@ -20231,7 +20430,7 @@
         <w:ind w:left="1440" w:hanging="360"/>
       </w:pPr>
       <w:rPr>
-        <w:rFonts w:ascii="Courier New" w:hAnsi="Courier New" w:cs="Courier New" w:hint="default"/>
+        <w:rFonts w:hint="default" w:ascii="Courier New" w:hAnsi="Courier New" w:cs="Courier New"/>
       </w:rPr>
     </w:lvl>
     <w:lvl w:ilvl="2" w:tplc="04090005" w:tentative="1">
@@ -20243,7 +20442,7 @@
         <w:ind w:left="2160" w:hanging="360"/>
       </w:pPr>
       <w:rPr>
-        <w:rFonts w:ascii="Wingdings" w:hAnsi="Wingdings" w:hint="default"/>
+        <w:rFonts w:hint="default" w:ascii="Wingdings" w:hAnsi="Wingdings"/>
       </w:rPr>
     </w:lvl>
     <w:lvl w:ilvl="3" w:tplc="04090001" w:tentative="1">
@@ -20255,7 +20454,7 @@
         <w:ind w:left="2880" w:hanging="360"/>
       </w:pPr>
       <w:rPr>
-        <w:rFonts w:ascii="Symbol" w:hAnsi="Symbol" w:hint="default"/>
+        <w:rFonts w:hint="default" w:ascii="Symbol" w:hAnsi="Symbol"/>
       </w:rPr>
     </w:lvl>
     <w:lvl w:ilvl="4" w:tplc="04090003" w:tentative="1">
@@ -20267,7 +20466,7 @@
         <w:ind w:left="3600" w:hanging="360"/>
       </w:pPr>
       <w:rPr>
-        <w:rFonts w:ascii="Courier New" w:hAnsi="Courier New" w:cs="Courier New" w:hint="default"/>
+        <w:rFonts w:hint="default" w:ascii="Courier New" w:hAnsi="Courier New" w:cs="Courier New"/>
       </w:rPr>
     </w:lvl>
     <w:lvl w:ilvl="5" w:tplc="04090005" w:tentative="1">
@@ -20279,7 +20478,7 @@
         <w:ind w:left="4320" w:hanging="360"/>
       </w:pPr>
       <w:rPr>
-        <w:rFonts w:ascii="Wingdings" w:hAnsi="Wingdings" w:hint="default"/>
+        <w:rFonts w:hint="default" w:ascii="Wingdings" w:hAnsi="Wingdings"/>
       </w:rPr>
     </w:lvl>
     <w:lvl w:ilvl="6" w:tplc="04090001" w:tentative="1">
@@ -20291,7 +20490,7 @@
         <w:ind w:left="5040" w:hanging="360"/>
       </w:pPr>
       <w:rPr>
-        <w:rFonts w:ascii="Symbol" w:hAnsi="Symbol" w:hint="default"/>
+        <w:rFonts w:hint="default" w:ascii="Symbol" w:hAnsi="Symbol"/>
       </w:rPr>
     </w:lvl>
     <w:lvl w:ilvl="7" w:tplc="04090003" w:tentative="1">
@@ -20303,7 +20502,7 @@
         <w:ind w:left="5760" w:hanging="360"/>
       </w:pPr>
       <w:rPr>
-        <w:rFonts w:ascii="Courier New" w:hAnsi="Courier New" w:cs="Courier New" w:hint="default"/>
+        <w:rFonts w:hint="default" w:ascii="Courier New" w:hAnsi="Courier New" w:cs="Courier New"/>
       </w:rPr>
     </w:lvl>
     <w:lvl w:ilvl="8" w:tplc="04090005" w:tentative="1">
@@ -20315,7 +20514,7 @@
         <w:ind w:left="6480" w:hanging="360"/>
       </w:pPr>
       <w:rPr>
-        <w:rFonts w:ascii="Wingdings" w:hAnsi="Wingdings" w:hint="default"/>
+        <w:rFonts w:hint="default" w:ascii="Wingdings" w:hAnsi="Wingdings"/>
       </w:rPr>
     </w:lvl>
   </w:abstractNum>
@@ -20332,7 +20531,7 @@
         <w:ind w:left="720" w:hanging="360"/>
       </w:pPr>
       <w:rPr>
-        <w:rFonts w:ascii="Symbol" w:hAnsi="Symbol" w:hint="default"/>
+        <w:rFonts w:hint="default" w:ascii="Symbol" w:hAnsi="Symbol"/>
       </w:rPr>
     </w:lvl>
     <w:lvl w:ilvl="1" w:tplc="04090003" w:tentative="1">
@@ -20344,7 +20543,7 @@
         <w:ind w:left="1440" w:hanging="360"/>
       </w:pPr>
       <w:rPr>
-        <w:rFonts w:ascii="Courier New" w:hAnsi="Courier New" w:cs="Courier New" w:hint="default"/>
+        <w:rFonts w:hint="default" w:ascii="Courier New" w:hAnsi="Courier New" w:cs="Courier New"/>
       </w:rPr>
     </w:lvl>
     <w:lvl w:ilvl="2" w:tplc="04090005" w:tentative="1">
@@ -20356,7 +20555,7 @@
         <w:ind w:left="2160" w:hanging="360"/>
       </w:pPr>
       <w:rPr>
-        <w:rFonts w:ascii="Wingdings" w:hAnsi="Wingdings" w:hint="default"/>
+        <w:rFonts w:hint="default" w:ascii="Wingdings" w:hAnsi="Wingdings"/>
       </w:rPr>
     </w:lvl>
     <w:lvl w:ilvl="3" w:tplc="04090001" w:tentative="1">
@@ -20368,7 +20567,7 @@
         <w:ind w:left="2880" w:hanging="360"/>
       </w:pPr>
       <w:rPr>
-        <w:rFonts w:ascii="Symbol" w:hAnsi="Symbol" w:hint="default"/>
+        <w:rFonts w:hint="default" w:ascii="Symbol" w:hAnsi="Symbol"/>
       </w:rPr>
     </w:lvl>
     <w:lvl w:ilvl="4" w:tplc="04090003" w:tentative="1">
@@ -20380,7 +20579,7 @@
         <w:ind w:left="3600" w:hanging="360"/>
       </w:pPr>
       <w:rPr>
-        <w:rFonts w:ascii="Courier New" w:hAnsi="Courier New" w:cs="Courier New" w:hint="default"/>
+        <w:rFonts w:hint="default" w:ascii="Courier New" w:hAnsi="Courier New" w:cs="Courier New"/>
       </w:rPr>
     </w:lvl>
     <w:lvl w:ilvl="5" w:tplc="04090005" w:tentative="1">
@@ -20392,7 +20591,7 @@
         <w:ind w:left="4320" w:hanging="360"/>
       </w:pPr>
       <w:rPr>
-        <w:rFonts w:ascii="Wingdings" w:hAnsi="Wingdings" w:hint="default"/>
+        <w:rFonts w:hint="default" w:ascii="Wingdings" w:hAnsi="Wingdings"/>
       </w:rPr>
     </w:lvl>
     <w:lvl w:ilvl="6" w:tplc="04090001" w:tentative="1">
@@ -20404,7 +20603,7 @@
         <w:ind w:left="5040" w:hanging="360"/>
       </w:pPr>
       <w:rPr>
-        <w:rFonts w:ascii="Symbol" w:hAnsi="Symbol" w:hint="default"/>
+        <w:rFonts w:hint="default" w:ascii="Symbol" w:hAnsi="Symbol"/>
       </w:rPr>
     </w:lvl>
     <w:lvl w:ilvl="7" w:tplc="04090003" w:tentative="1">
@@ -20416,7 +20615,7 @@
         <w:ind w:left="5760" w:hanging="360"/>
       </w:pPr>
       <w:rPr>
-        <w:rFonts w:ascii="Courier New" w:hAnsi="Courier New" w:cs="Courier New" w:hint="default"/>
+        <w:rFonts w:hint="default" w:ascii="Courier New" w:hAnsi="Courier New" w:cs="Courier New"/>
       </w:rPr>
     </w:lvl>
     <w:lvl w:ilvl="8" w:tplc="04090005" w:tentative="1">
@@ -20428,7 +20627,7 @@
         <w:ind w:left="6480" w:hanging="360"/>
       </w:pPr>
       <w:rPr>
-        <w:rFonts w:ascii="Wingdings" w:hAnsi="Wingdings" w:hint="default"/>
+        <w:rFonts w:hint="default" w:ascii="Wingdings" w:hAnsi="Wingdings"/>
       </w:rPr>
     </w:lvl>
   </w:abstractNum>
@@ -20445,7 +20644,7 @@
         <w:ind w:left="720" w:hanging="360"/>
       </w:pPr>
       <w:rPr>
-        <w:rFonts w:ascii="Symbol" w:hAnsi="Symbol" w:hint="default"/>
+        <w:rFonts w:hint="default" w:ascii="Symbol" w:hAnsi="Symbol"/>
       </w:rPr>
     </w:lvl>
     <w:lvl w:ilvl="1" w:tplc="04090003" w:tentative="1">
@@ -20457,7 +20656,7 @@
         <w:ind w:left="1440" w:hanging="360"/>
       </w:pPr>
       <w:rPr>
-        <w:rFonts w:ascii="Courier New" w:hAnsi="Courier New" w:cs="Courier New" w:hint="default"/>
+        <w:rFonts w:hint="default" w:ascii="Courier New" w:hAnsi="Courier New" w:cs="Courier New"/>
       </w:rPr>
     </w:lvl>
     <w:lvl w:ilvl="2" w:tplc="04090005" w:tentative="1">
@@ -20469,7 +20668,7 @@
         <w:ind w:left="2160" w:hanging="360"/>
       </w:pPr>
       <w:rPr>
-        <w:rFonts w:ascii="Wingdings" w:hAnsi="Wingdings" w:hint="default"/>
+        <w:rFonts w:hint="default" w:ascii="Wingdings" w:hAnsi="Wingdings"/>
       </w:rPr>
     </w:lvl>
     <w:lvl w:ilvl="3" w:tplc="04090001" w:tentative="1">
@@ -20481,7 +20680,7 @@
         <w:ind w:left="2880" w:hanging="360"/>
       </w:pPr>
       <w:rPr>
-        <w:rFonts w:ascii="Symbol" w:hAnsi="Symbol" w:hint="default"/>
+        <w:rFonts w:hint="default" w:ascii="Symbol" w:hAnsi="Symbol"/>
       </w:rPr>
     </w:lvl>
     <w:lvl w:ilvl="4" w:tplc="04090003" w:tentative="1">
@@ -20493,7 +20692,7 @@
         <w:ind w:left="3600" w:hanging="360"/>
       </w:pPr>
       <w:rPr>
-        <w:rFonts w:ascii="Courier New" w:hAnsi="Courier New" w:cs="Courier New" w:hint="default"/>
+        <w:rFonts w:hint="default" w:ascii="Courier New" w:hAnsi="Courier New" w:cs="Courier New"/>
       </w:rPr>
     </w:lvl>
     <w:lvl w:ilvl="5" w:tplc="04090005" w:tentative="1">
@@ -20505,7 +20704,7 @@
         <w:ind w:left="4320" w:hanging="360"/>
       </w:pPr>
       <w:rPr>
-        <w:rFonts w:ascii="Wingdings" w:hAnsi="Wingdings" w:hint="default"/>
+        <w:rFonts w:hint="default" w:ascii="Wingdings" w:hAnsi="Wingdings"/>
       </w:rPr>
     </w:lvl>
     <w:lvl w:ilvl="6" w:tplc="04090001" w:tentative="1">
@@ -20517,7 +20716,7 @@
         <w:ind w:left="5040" w:hanging="360"/>
       </w:pPr>
       <w:rPr>
-        <w:rFonts w:ascii="Symbol" w:hAnsi="Symbol" w:hint="default"/>
+        <w:rFonts w:hint="default" w:ascii="Symbol" w:hAnsi="Symbol"/>
       </w:rPr>
     </w:lvl>
     <w:lvl w:ilvl="7" w:tplc="04090003" w:tentative="1">
@@ -20529,7 +20728,7 @@
         <w:ind w:left="5760" w:hanging="360"/>
       </w:pPr>
       <w:rPr>
-        <w:rFonts w:ascii="Courier New" w:hAnsi="Courier New" w:cs="Courier New" w:hint="default"/>
+        <w:rFonts w:hint="default" w:ascii="Courier New" w:hAnsi="Courier New" w:cs="Courier New"/>
       </w:rPr>
     </w:lvl>
     <w:lvl w:ilvl="8" w:tplc="04090005" w:tentative="1">
@@ -20541,7 +20740,7 @@
         <w:ind w:left="6480" w:hanging="360"/>
       </w:pPr>
       <w:rPr>
-        <w:rFonts w:ascii="Wingdings" w:hAnsi="Wingdings" w:hint="default"/>
+        <w:rFonts w:hint="default" w:ascii="Wingdings" w:hAnsi="Wingdings"/>
       </w:rPr>
     </w:lvl>
   </w:abstractNum>
@@ -20558,7 +20757,7 @@
         <w:ind w:left="720" w:hanging="360"/>
       </w:pPr>
       <w:rPr>
-        <w:rFonts w:ascii="Symbol" w:hAnsi="Symbol" w:hint="default"/>
+        <w:rFonts w:hint="default" w:ascii="Symbol" w:hAnsi="Symbol"/>
       </w:rPr>
     </w:lvl>
     <w:lvl w:ilvl="1" w:tplc="04090003" w:tentative="1">
@@ -20570,7 +20769,7 @@
         <w:ind w:left="1440" w:hanging="360"/>
       </w:pPr>
       <w:rPr>
-        <w:rFonts w:ascii="Courier New" w:hAnsi="Courier New" w:cs="Courier New" w:hint="default"/>
+        <w:rFonts w:hint="default" w:ascii="Courier New" w:hAnsi="Courier New" w:cs="Courier New"/>
       </w:rPr>
     </w:lvl>
     <w:lvl w:ilvl="2" w:tplc="04090005" w:tentative="1">
@@ -20582,7 +20781,7 @@
         <w:ind w:left="2160" w:hanging="360"/>
       </w:pPr>
       <w:rPr>
-        <w:rFonts w:ascii="Wingdings" w:hAnsi="Wingdings" w:hint="default"/>
+        <w:rFonts w:hint="default" w:ascii="Wingdings" w:hAnsi="Wingdings"/>
       </w:rPr>
     </w:lvl>
     <w:lvl w:ilvl="3" w:tplc="04090001" w:tentative="1">
@@ -20594,7 +20793,7 @@
         <w:ind w:left="2880" w:hanging="360"/>
       </w:pPr>
       <w:rPr>
-        <w:rFonts w:ascii="Symbol" w:hAnsi="Symbol" w:hint="default"/>
+        <w:rFonts w:hint="default" w:ascii="Symbol" w:hAnsi="Symbol"/>
       </w:rPr>
     </w:lvl>
     <w:lvl w:ilvl="4" w:tplc="04090003" w:tentative="1">
@@ -20606,7 +20805,7 @@
         <w:ind w:left="3600" w:hanging="360"/>
       </w:pPr>
       <w:rPr>
-        <w:rFonts w:ascii="Courier New" w:hAnsi="Courier New" w:cs="Courier New" w:hint="default"/>
+        <w:rFonts w:hint="default" w:ascii="Courier New" w:hAnsi="Courier New" w:cs="Courier New"/>
       </w:rPr>
     </w:lvl>
     <w:lvl w:ilvl="5" w:tplc="04090005" w:tentative="1">
@@ -20618,7 +20817,7 @@
         <w:ind w:left="4320" w:hanging="360"/>
       </w:pPr>
       <w:rPr>
-        <w:rFonts w:ascii="Wingdings" w:hAnsi="Wingdings" w:hint="default"/>
+        <w:rFonts w:hint="default" w:ascii="Wingdings" w:hAnsi="Wingdings"/>
       </w:rPr>
     </w:lvl>
     <w:lvl w:ilvl="6" w:tplc="04090001" w:tentative="1">
@@ -20630,7 +20829,7 @@
         <w:ind w:left="5040" w:hanging="360"/>
       </w:pPr>
       <w:rPr>
-        <w:rFonts w:ascii="Symbol" w:hAnsi="Symbol" w:hint="default"/>
+        <w:rFonts w:hint="default" w:ascii="Symbol" w:hAnsi="Symbol"/>
       </w:rPr>
     </w:lvl>
     <w:lvl w:ilvl="7" w:tplc="04090003" w:tentative="1">
@@ -20642,7 +20841,7 @@
         <w:ind w:left="5760" w:hanging="360"/>
       </w:pPr>
       <w:rPr>
-        <w:rFonts w:ascii="Courier New" w:hAnsi="Courier New" w:cs="Courier New" w:hint="default"/>
+        <w:rFonts w:hint="default" w:ascii="Courier New" w:hAnsi="Courier New" w:cs="Courier New"/>
       </w:rPr>
     </w:lvl>
     <w:lvl w:ilvl="8" w:tplc="04090005" w:tentative="1">
@@ -20654,7 +20853,7 @@
         <w:ind w:left="6480" w:hanging="360"/>
       </w:pPr>
       <w:rPr>
-        <w:rFonts w:ascii="Wingdings" w:hAnsi="Wingdings" w:hint="default"/>
+        <w:rFonts w:hint="default" w:ascii="Wingdings" w:hAnsi="Wingdings"/>
       </w:rPr>
     </w:lvl>
   </w:abstractNum>
@@ -20671,7 +20870,7 @@
         <w:ind w:left="720" w:hanging="360"/>
       </w:pPr>
       <w:rPr>
-        <w:rFonts w:ascii="Symbol" w:hAnsi="Symbol" w:hint="default"/>
+        <w:rFonts w:hint="default" w:ascii="Symbol" w:hAnsi="Symbol"/>
       </w:rPr>
     </w:lvl>
     <w:lvl w:ilvl="1" w:tplc="04090003" w:tentative="1">
@@ -20683,7 +20882,7 @@
         <w:ind w:left="1440" w:hanging="360"/>
       </w:pPr>
       <w:rPr>
-        <w:rFonts w:ascii="Courier New" w:hAnsi="Courier New" w:cs="Courier New" w:hint="default"/>
+        <w:rFonts w:hint="default" w:ascii="Courier New" w:hAnsi="Courier New" w:cs="Courier New"/>
       </w:rPr>
     </w:lvl>
     <w:lvl w:ilvl="2" w:tplc="04090005" w:tentative="1">
@@ -20695,7 +20894,7 @@
         <w:ind w:left="2160" w:hanging="360"/>
       </w:pPr>
       <w:rPr>
-        <w:rFonts w:ascii="Wingdings" w:hAnsi="Wingdings" w:hint="default"/>
+        <w:rFonts w:hint="default" w:ascii="Wingdings" w:hAnsi="Wingdings"/>
       </w:rPr>
     </w:lvl>
     <w:lvl w:ilvl="3" w:tplc="04090001" w:tentative="1">
@@ -20707,7 +20906,7 @@
         <w:ind w:left="2880" w:hanging="360"/>
       </w:pPr>
       <w:rPr>
-        <w:rFonts w:ascii="Symbol" w:hAnsi="Symbol" w:hint="default"/>
+        <w:rFonts w:hint="default" w:ascii="Symbol" w:hAnsi="Symbol"/>
       </w:rPr>
     </w:lvl>
     <w:lvl w:ilvl="4" w:tplc="04090003" w:tentative="1">
@@ -20719,7 +20918,7 @@
         <w:ind w:left="3600" w:hanging="360"/>
       </w:pPr>
       <w:rPr>
-        <w:rFonts w:ascii="Courier New" w:hAnsi="Courier New" w:cs="Courier New" w:hint="default"/>
+        <w:rFonts w:hint="default" w:ascii="Courier New" w:hAnsi="Courier New" w:cs="Courier New"/>
       </w:rPr>
     </w:lvl>
     <w:lvl w:ilvl="5" w:tplc="04090005" w:tentative="1">
@@ -20731,7 +20930,7 @@
         <w:ind w:left="4320" w:hanging="360"/>
       </w:pPr>
       <w:rPr>
-        <w:rFonts w:ascii="Wingdings" w:hAnsi="Wingdings" w:hint="default"/>
+        <w:rFonts w:hint="default" w:ascii="Wingdings" w:hAnsi="Wingdings"/>
       </w:rPr>
     </w:lvl>
     <w:lvl w:ilvl="6" w:tplc="04090001" w:tentative="1">
@@ -20743,7 +20942,7 @@
         <w:ind w:left="5040" w:hanging="360"/>
       </w:pPr>
       <w:rPr>
-        <w:rFonts w:ascii="Symbol" w:hAnsi="Symbol" w:hint="default"/>
+        <w:rFonts w:hint="default" w:ascii="Symbol" w:hAnsi="Symbol"/>
       </w:rPr>
     </w:lvl>
     <w:lvl w:ilvl="7" w:tplc="04090003" w:tentative="1">
@@ -20755,7 +20954,7 @@
         <w:ind w:left="5760" w:hanging="360"/>
       </w:pPr>
       <w:rPr>
-        <w:rFonts w:ascii="Courier New" w:hAnsi="Courier New" w:cs="Courier New" w:hint="default"/>
+        <w:rFonts w:hint="default" w:ascii="Courier New" w:hAnsi="Courier New" w:cs="Courier New"/>
       </w:rPr>
     </w:lvl>
     <w:lvl w:ilvl="8" w:tplc="04090005" w:tentative="1">
@@ -20767,7 +20966,7 @@
         <w:ind w:left="6480" w:hanging="360"/>
       </w:pPr>
       <w:rPr>
-        <w:rFonts w:ascii="Wingdings" w:hAnsi="Wingdings" w:hint="default"/>
+        <w:rFonts w:hint="default" w:ascii="Wingdings" w:hAnsi="Wingdings"/>
       </w:rPr>
     </w:lvl>
   </w:abstractNum>
@@ -20784,7 +20983,7 @@
         <w:ind w:left="720" w:hanging="360"/>
       </w:pPr>
       <w:rPr>
-        <w:rFonts w:ascii="Symbol" w:hAnsi="Symbol" w:hint="default"/>
+        <w:rFonts w:hint="default" w:ascii="Symbol" w:hAnsi="Symbol"/>
       </w:rPr>
     </w:lvl>
     <w:lvl w:ilvl="1" w:tplc="04090003" w:tentative="1">
@@ -20796,7 +20995,7 @@
         <w:ind w:left="1440" w:hanging="360"/>
       </w:pPr>
       <w:rPr>
-        <w:rFonts w:ascii="Courier New" w:hAnsi="Courier New" w:cs="Courier New" w:hint="default"/>
+        <w:rFonts w:hint="default" w:ascii="Courier New" w:hAnsi="Courier New" w:cs="Courier New"/>
       </w:rPr>
     </w:lvl>
     <w:lvl w:ilvl="2" w:tplc="04090005" w:tentative="1">
@@ -20808,7 +21007,7 @@
         <w:ind w:left="2160" w:hanging="360"/>
       </w:pPr>
       <w:rPr>
-        <w:rFonts w:ascii="Wingdings" w:hAnsi="Wingdings" w:hint="default"/>
+        <w:rFonts w:hint="default" w:ascii="Wingdings" w:hAnsi="Wingdings"/>
       </w:rPr>
     </w:lvl>
     <w:lvl w:ilvl="3" w:tplc="04090001" w:tentative="1">
@@ -20820,7 +21019,7 @@
         <w:ind w:left="2880" w:hanging="360"/>
       </w:pPr>
       <w:rPr>
-        <w:rFonts w:ascii="Symbol" w:hAnsi="Symbol" w:hint="default"/>
+        <w:rFonts w:hint="default" w:ascii="Symbol" w:hAnsi="Symbol"/>
       </w:rPr>
     </w:lvl>
     <w:lvl w:ilvl="4" w:tplc="04090003" w:tentative="1">
@@ -20832,7 +21031,7 @@
         <w:ind w:left="3600" w:hanging="360"/>
       </w:pPr>
       <w:rPr>
-        <w:rFonts w:ascii="Courier New" w:hAnsi="Courier New" w:cs="Courier New" w:hint="default"/>
+        <w:rFonts w:hint="default" w:ascii="Courier New" w:hAnsi="Courier New" w:cs="Courier New"/>
       </w:rPr>
     </w:lvl>
     <w:lvl w:ilvl="5" w:tplc="04090005" w:tentative="1">
@@ -20844,7 +21043,7 @@
         <w:ind w:left="4320" w:hanging="360"/>
       </w:pPr>
       <w:rPr>
-        <w:rFonts w:ascii="Wingdings" w:hAnsi="Wingdings" w:hint="default"/>
+        <w:rFonts w:hint="default" w:ascii="Wingdings" w:hAnsi="Wingdings"/>
       </w:rPr>
     </w:lvl>
     <w:lvl w:ilvl="6" w:tplc="04090001" w:tentative="1">
@@ -20856,7 +21055,7 @@
         <w:ind w:left="5040" w:hanging="360"/>
       </w:pPr>
       <w:rPr>
-        <w:rFonts w:ascii="Symbol" w:hAnsi="Symbol" w:hint="default"/>
+        <w:rFonts w:hint="default" w:ascii="Symbol" w:hAnsi="Symbol"/>
       </w:rPr>
     </w:lvl>
     <w:lvl w:ilvl="7" w:tplc="04090003" w:tentative="1">
@@ -20868,7 +21067,7 @@
         <w:ind w:left="5760" w:hanging="360"/>
       </w:pPr>
       <w:rPr>
-        <w:rFonts w:ascii="Courier New" w:hAnsi="Courier New" w:cs="Courier New" w:hint="default"/>
+        <w:rFonts w:hint="default" w:ascii="Courier New" w:hAnsi="Courier New" w:cs="Courier New"/>
       </w:rPr>
     </w:lvl>
     <w:lvl w:ilvl="8" w:tplc="04090005" w:tentative="1">
@@ -20880,7 +21079,7 @@
         <w:ind w:left="6480" w:hanging="360"/>
       </w:pPr>
       <w:rPr>
-        <w:rFonts w:ascii="Wingdings" w:hAnsi="Wingdings" w:hint="default"/>
+        <w:rFonts w:hint="default" w:ascii="Wingdings" w:hAnsi="Wingdings"/>
       </w:rPr>
     </w:lvl>
   </w:abstractNum>
@@ -20897,7 +21096,7 @@
         <w:ind w:left="720" w:hanging="360"/>
       </w:pPr>
       <w:rPr>
-        <w:rFonts w:ascii="Symbol" w:hAnsi="Symbol" w:hint="default"/>
+        <w:rFonts w:hint="default" w:ascii="Symbol" w:hAnsi="Symbol"/>
       </w:rPr>
     </w:lvl>
     <w:lvl w:ilvl="1" w:tplc="04090003" w:tentative="1">
@@ -20909,7 +21108,7 @@
         <w:ind w:left="1440" w:hanging="360"/>
       </w:pPr>
       <w:rPr>
-        <w:rFonts w:ascii="Courier New" w:hAnsi="Courier New" w:cs="Courier New" w:hint="default"/>
+        <w:rFonts w:hint="default" w:ascii="Courier New" w:hAnsi="Courier New" w:cs="Courier New"/>
       </w:rPr>
     </w:lvl>
     <w:lvl w:ilvl="2" w:tplc="04090005" w:tentative="1">
@@ -20921,7 +21120,7 @@
         <w:ind w:left="2160" w:hanging="360"/>
       </w:pPr>
       <w:rPr>
-        <w:rFonts w:ascii="Wingdings" w:hAnsi="Wingdings" w:hint="default"/>
+        <w:rFonts w:hint="default" w:ascii="Wingdings" w:hAnsi="Wingdings"/>
       </w:rPr>
     </w:lvl>
     <w:lvl w:ilvl="3" w:tplc="04090001" w:tentative="1">
@@ -20933,7 +21132,7 @@
         <w:ind w:left="2880" w:hanging="360"/>
       </w:pPr>
       <w:rPr>
-        <w:rFonts w:ascii="Symbol" w:hAnsi="Symbol" w:hint="default"/>
+        <w:rFonts w:hint="default" w:ascii="Symbol" w:hAnsi="Symbol"/>
       </w:rPr>
     </w:lvl>
     <w:lvl w:ilvl="4" w:tplc="04090003" w:tentative="1">
@@ -20945,7 +21144,7 @@
         <w:ind w:left="3600" w:hanging="360"/>
       </w:pPr>
       <w:rPr>
-        <w:rFonts w:ascii="Courier New" w:hAnsi="Courier New" w:cs="Courier New" w:hint="default"/>
+        <w:rFonts w:hint="default" w:ascii="Courier New" w:hAnsi="Courier New" w:cs="Courier New"/>
       </w:rPr>
     </w:lvl>
     <w:lvl w:ilvl="5" w:tplc="04090005" w:tentative="1">
@@ -20957,7 +21156,7 @@
         <w:ind w:left="4320" w:hanging="360"/>
       </w:pPr>
       <w:rPr>
-        <w:rFonts w:ascii="Wingdings" w:hAnsi="Wingdings" w:hint="default"/>
+        <w:rFonts w:hint="default" w:ascii="Wingdings" w:hAnsi="Wingdings"/>
       </w:rPr>
     </w:lvl>
     <w:lvl w:ilvl="6" w:tplc="04090001" w:tentative="1">
@@ -20969,7 +21168,7 @@
         <w:ind w:left="5040" w:hanging="360"/>
       </w:pPr>
       <w:rPr>
-        <w:rFonts w:ascii="Symbol" w:hAnsi="Symbol" w:hint="default"/>
+        <w:rFonts w:hint="default" w:ascii="Symbol" w:hAnsi="Symbol"/>
       </w:rPr>
     </w:lvl>
     <w:lvl w:ilvl="7" w:tplc="04090003" w:tentative="1">
@@ -20981,7 +21180,7 @@
         <w:ind w:left="5760" w:hanging="360"/>
       </w:pPr>
       <w:rPr>
-        <w:rFonts w:ascii="Courier New" w:hAnsi="Courier New" w:cs="Courier New" w:hint="default"/>
+        <w:rFonts w:hint="default" w:ascii="Courier New" w:hAnsi="Courier New" w:cs="Courier New"/>
       </w:rPr>
     </w:lvl>
     <w:lvl w:ilvl="8" w:tplc="04090005" w:tentative="1">
@@ -20993,7 +21192,7 @@
         <w:ind w:left="6480" w:hanging="360"/>
       </w:pPr>
       <w:rPr>
-        <w:rFonts w:ascii="Wingdings" w:hAnsi="Wingdings" w:hint="default"/>
+        <w:rFonts w:hint="default" w:ascii="Wingdings" w:hAnsi="Wingdings"/>
       </w:rPr>
     </w:lvl>
   </w:abstractNum>
@@ -21010,7 +21209,7 @@
         <w:ind w:left="1440" w:hanging="360"/>
       </w:pPr>
       <w:rPr>
-        <w:rFonts w:ascii="Symbol" w:hAnsi="Symbol" w:hint="default"/>
+        <w:rFonts w:hint="default" w:ascii="Symbol" w:hAnsi="Symbol"/>
       </w:rPr>
     </w:lvl>
     <w:lvl w:ilvl="1" w:tplc="04090003" w:tentative="1">
@@ -21022,7 +21221,7 @@
         <w:ind w:left="2160" w:hanging="360"/>
       </w:pPr>
       <w:rPr>
-        <w:rFonts w:ascii="Courier New" w:hAnsi="Courier New" w:cs="Courier New" w:hint="default"/>
+        <w:rFonts w:hint="default" w:ascii="Courier New" w:hAnsi="Courier New" w:cs="Courier New"/>
       </w:rPr>
     </w:lvl>
     <w:lvl w:ilvl="2" w:tplc="04090005" w:tentative="1">
@@ -21034,7 +21233,7 @@
         <w:ind w:left="2880" w:hanging="360"/>
       </w:pPr>
       <w:rPr>
-        <w:rFonts w:ascii="Wingdings" w:hAnsi="Wingdings" w:hint="default"/>
+        <w:rFonts w:hint="default" w:ascii="Wingdings" w:hAnsi="Wingdings"/>
       </w:rPr>
     </w:lvl>
     <w:lvl w:ilvl="3" w:tplc="04090001" w:tentative="1">
@@ -21046,7 +21245,7 @@
         <w:ind w:left="3600" w:hanging="360"/>
       </w:pPr>
       <w:rPr>
-        <w:rFonts w:ascii="Symbol" w:hAnsi="Symbol" w:hint="default"/>
+        <w:rFonts w:hint="default" w:ascii="Symbol" w:hAnsi="Symbol"/>
       </w:rPr>
     </w:lvl>
     <w:lvl w:ilvl="4" w:tplc="04090003" w:tentative="1">
@@ -21058,7 +21257,7 @@
         <w:ind w:left="4320" w:hanging="360"/>
       </w:pPr>
       <w:rPr>
-        <w:rFonts w:ascii="Courier New" w:hAnsi="Courier New" w:cs="Courier New" w:hint="default"/>
+        <w:rFonts w:hint="default" w:ascii="Courier New" w:hAnsi="Courier New" w:cs="Courier New"/>
       </w:rPr>
     </w:lvl>
     <w:lvl w:ilvl="5" w:tplc="04090005" w:tentative="1">
@@ -21070,7 +21269,7 @@
         <w:ind w:left="5040" w:hanging="360"/>
       </w:pPr>
       <w:rPr>
-        <w:rFonts w:ascii="Wingdings" w:hAnsi="Wingdings" w:hint="default"/>
+        <w:rFonts w:hint="default" w:ascii="Wingdings" w:hAnsi="Wingdings"/>
       </w:rPr>
     </w:lvl>
     <w:lvl w:ilvl="6" w:tplc="04090001" w:tentative="1">
@@ -21082,7 +21281,7 @@
         <w:ind w:left="5760" w:hanging="360"/>
       </w:pPr>
       <w:rPr>
-        <w:rFonts w:ascii="Symbol" w:hAnsi="Symbol" w:hint="default"/>
+        <w:rFonts w:hint="default" w:ascii="Symbol" w:hAnsi="Symbol"/>
       </w:rPr>
     </w:lvl>
     <w:lvl w:ilvl="7" w:tplc="04090003" w:tentative="1">
@@ -21094,7 +21293,7 @@
         <w:ind w:left="6480" w:hanging="360"/>
       </w:pPr>
       <w:rPr>
-        <w:rFonts w:ascii="Courier New" w:hAnsi="Courier New" w:cs="Courier New" w:hint="default"/>
+        <w:rFonts w:hint="default" w:ascii="Courier New" w:hAnsi="Courier New" w:cs="Courier New"/>
       </w:rPr>
     </w:lvl>
     <w:lvl w:ilvl="8" w:tplc="04090005" w:tentative="1">
@@ -21106,7 +21305,7 @@
         <w:ind w:left="7200" w:hanging="360"/>
       </w:pPr>
       <w:rPr>
-        <w:rFonts w:ascii="Wingdings" w:hAnsi="Wingdings" w:hint="default"/>
+        <w:rFonts w:hint="default" w:ascii="Wingdings" w:hAnsi="Wingdings"/>
       </w:rPr>
     </w:lvl>
   </w:abstractNum>
@@ -21123,7 +21322,7 @@
         <w:ind w:left="720" w:hanging="360"/>
       </w:pPr>
       <w:rPr>
-        <w:rFonts w:ascii="Symbol" w:hAnsi="Symbol" w:hint="default"/>
+        <w:rFonts w:hint="default" w:ascii="Symbol" w:hAnsi="Symbol"/>
       </w:rPr>
     </w:lvl>
     <w:lvl w:ilvl="1" w:tplc="04090003" w:tentative="1">
@@ -21135,7 +21334,7 @@
         <w:ind w:left="1440" w:hanging="360"/>
       </w:pPr>
       <w:rPr>
-        <w:rFonts w:ascii="Courier New" w:hAnsi="Courier New" w:cs="Courier New" w:hint="default"/>
+        <w:rFonts w:hint="default" w:ascii="Courier New" w:hAnsi="Courier New" w:cs="Courier New"/>
       </w:rPr>
     </w:lvl>
     <w:lvl w:ilvl="2" w:tplc="04090005" w:tentative="1">
@@ -21147,7 +21346,7 @@
         <w:ind w:left="2160" w:hanging="360"/>
       </w:pPr>
       <w:rPr>
-        <w:rFonts w:ascii="Wingdings" w:hAnsi="Wingdings" w:hint="default"/>
+        <w:rFonts w:hint="default" w:ascii="Wingdings" w:hAnsi="Wingdings"/>
       </w:rPr>
     </w:lvl>
     <w:lvl w:ilvl="3" w:tplc="04090001" w:tentative="1">
@@ -21159,7 +21358,7 @@
         <w:ind w:left="2880" w:hanging="360"/>
       </w:pPr>
       <w:rPr>
-        <w:rFonts w:ascii="Symbol" w:hAnsi="Symbol" w:hint="default"/>
+        <w:rFonts w:hint="default" w:ascii="Symbol" w:hAnsi="Symbol"/>
       </w:rPr>
     </w:lvl>
     <w:lvl w:ilvl="4" w:tplc="04090003" w:tentative="1">
@@ -21171,7 +21370,7 @@
         <w:ind w:left="3600" w:hanging="360"/>
       </w:pPr>
       <w:rPr>
-        <w:rFonts w:ascii="Courier New" w:hAnsi="Courier New" w:cs="Courier New" w:hint="default"/>
+        <w:rFonts w:hint="default" w:ascii="Courier New" w:hAnsi="Courier New" w:cs="Courier New"/>
       </w:rPr>
     </w:lvl>
     <w:lvl w:ilvl="5" w:tplc="04090005" w:tentative="1">
@@ -21183,7 +21382,7 @@
         <w:ind w:left="4320" w:hanging="360"/>
       </w:pPr>
       <w:rPr>
-        <w:rFonts w:ascii="Wingdings" w:hAnsi="Wingdings" w:hint="default"/>
+        <w:rFonts w:hint="default" w:ascii="Wingdings" w:hAnsi="Wingdings"/>
       </w:rPr>
     </w:lvl>
     <w:lvl w:ilvl="6" w:tplc="04090001" w:tentative="1">
@@ -21195,7 +21394,7 @@
         <w:ind w:left="5040" w:hanging="360"/>
       </w:pPr>
       <w:rPr>
-        <w:rFonts w:ascii="Symbol" w:hAnsi="Symbol" w:hint="default"/>
+        <w:rFonts w:hint="default" w:ascii="Symbol" w:hAnsi="Symbol"/>
       </w:rPr>
     </w:lvl>
     <w:lvl w:ilvl="7" w:tplc="04090003" w:tentative="1">
@@ -21207,7 +21406,7 @@
         <w:ind w:left="5760" w:hanging="360"/>
       </w:pPr>
       <w:rPr>
-        <w:rFonts w:ascii="Courier New" w:hAnsi="Courier New" w:cs="Courier New" w:hint="default"/>
+        <w:rFonts w:hint="default" w:ascii="Courier New" w:hAnsi="Courier New" w:cs="Courier New"/>
       </w:rPr>
     </w:lvl>
     <w:lvl w:ilvl="8" w:tplc="04090005" w:tentative="1">
@@ -21219,7 +21418,7 @@
         <w:ind w:left="6480" w:hanging="360"/>
       </w:pPr>
       <w:rPr>
-        <w:rFonts w:ascii="Wingdings" w:hAnsi="Wingdings" w:hint="default"/>
+        <w:rFonts w:hint="default" w:ascii="Wingdings" w:hAnsi="Wingdings"/>
       </w:rPr>
     </w:lvl>
   </w:abstractNum>
@@ -21325,7 +21524,7 @@
         <w:ind w:left="720" w:hanging="360"/>
       </w:pPr>
       <w:rPr>
-        <w:rFonts w:ascii="Symbol" w:hAnsi="Symbol" w:hint="default"/>
+        <w:rFonts w:hint="default" w:ascii="Symbol" w:hAnsi="Symbol"/>
       </w:rPr>
     </w:lvl>
     <w:lvl w:ilvl="1" w:tplc="04090003" w:tentative="1">
@@ -21337,7 +21536,7 @@
         <w:ind w:left="1440" w:hanging="360"/>
       </w:pPr>
       <w:rPr>
-        <w:rFonts w:ascii="Courier New" w:hAnsi="Courier New" w:cs="Courier New" w:hint="default"/>
+        <w:rFonts w:hint="default" w:ascii="Courier New" w:hAnsi="Courier New" w:cs="Courier New"/>
       </w:rPr>
     </w:lvl>
     <w:lvl w:ilvl="2" w:tplc="04090005" w:tentative="1">
@@ -21349,7 +21548,7 @@
         <w:ind w:left="2160" w:hanging="360"/>
       </w:pPr>
       <w:rPr>
-        <w:rFonts w:ascii="Wingdings" w:hAnsi="Wingdings" w:hint="default"/>
+        <w:rFonts w:hint="default" w:ascii="Wingdings" w:hAnsi="Wingdings"/>
       </w:rPr>
     </w:lvl>
     <w:lvl w:ilvl="3" w:tplc="04090001" w:tentative="1">
@@ -21361,7 +21560,7 @@
         <w:ind w:left="2880" w:hanging="360"/>
       </w:pPr>
       <w:rPr>
-        <w:rFonts w:ascii="Symbol" w:hAnsi="Symbol" w:hint="default"/>
+        <w:rFonts w:hint="default" w:ascii="Symbol" w:hAnsi="Symbol"/>
       </w:rPr>
     </w:lvl>
     <w:lvl w:ilvl="4" w:tplc="04090003" w:tentative="1">
@@ -21373,7 +21572,7 @@
         <w:ind w:left="3600" w:hanging="360"/>
       </w:pPr>
       <w:rPr>
-        <w:rFonts w:ascii="Courier New" w:hAnsi="Courier New" w:cs="Courier New" w:hint="default"/>
+        <w:rFonts w:hint="default" w:ascii="Courier New" w:hAnsi="Courier New" w:cs="Courier New"/>
       </w:rPr>
     </w:lvl>
     <w:lvl w:ilvl="5" w:tplc="04090005" w:tentative="1">
@@ -21385,7 +21584,7 @@
         <w:ind w:left="4320" w:hanging="360"/>
       </w:pPr>
       <w:rPr>
-        <w:rFonts w:ascii="Wingdings" w:hAnsi="Wingdings" w:hint="default"/>
+        <w:rFonts w:hint="default" w:ascii="Wingdings" w:hAnsi="Wingdings"/>
       </w:rPr>
     </w:lvl>
     <w:lvl w:ilvl="6" w:tplc="04090001" w:tentative="1">
@@ -21397,7 +21596,7 @@
         <w:ind w:left="5040" w:hanging="360"/>
       </w:pPr>
       <w:rPr>
-        <w:rFonts w:ascii="Symbol" w:hAnsi="Symbol" w:hint="default"/>
+        <w:rFonts w:hint="default" w:ascii="Symbol" w:hAnsi="Symbol"/>
       </w:rPr>
     </w:lvl>
     <w:lvl w:ilvl="7" w:tplc="04090003" w:tentative="1">
@@ -21409,7 +21608,7 @@
         <w:ind w:left="5760" w:hanging="360"/>
       </w:pPr>
       <w:rPr>
-        <w:rFonts w:ascii="Courier New" w:hAnsi="Courier New" w:cs="Courier New" w:hint="default"/>
+        <w:rFonts w:hint="default" w:ascii="Courier New" w:hAnsi="Courier New" w:cs="Courier New"/>
       </w:rPr>
     </w:lvl>
     <w:lvl w:ilvl="8" w:tplc="04090005" w:tentative="1">
@@ -21421,7 +21620,7 @@
         <w:ind w:left="6480" w:hanging="360"/>
       </w:pPr>
       <w:rPr>
-        <w:rFonts w:ascii="Wingdings" w:hAnsi="Wingdings" w:hint="default"/>
+        <w:rFonts w:hint="default" w:ascii="Wingdings" w:hAnsi="Wingdings"/>
       </w:rPr>
     </w:lvl>
   </w:abstractNum>
@@ -21438,7 +21637,7 @@
         <w:ind w:left="1440" w:hanging="360"/>
       </w:pPr>
       <w:rPr>
-        <w:rFonts w:ascii="Symbol" w:hAnsi="Symbol" w:hint="default"/>
+        <w:rFonts w:hint="default" w:ascii="Symbol" w:hAnsi="Symbol"/>
       </w:rPr>
     </w:lvl>
     <w:lvl w:ilvl="1" w:tplc="04090003" w:tentative="1">
@@ -21450,7 +21649,7 @@
         <w:ind w:left="2160" w:hanging="360"/>
       </w:pPr>
       <w:rPr>
-        <w:rFonts w:ascii="Courier New" w:hAnsi="Courier New" w:cs="Courier New" w:hint="default"/>
+        <w:rFonts w:hint="default" w:ascii="Courier New" w:hAnsi="Courier New" w:cs="Courier New"/>
       </w:rPr>
     </w:lvl>
     <w:lvl w:ilvl="2" w:tplc="04090005" w:tentative="1">
@@ -21462,7 +21661,7 @@
         <w:ind w:left="2880" w:hanging="360"/>
       </w:pPr>
       <w:rPr>
-        <w:rFonts w:ascii="Wingdings" w:hAnsi="Wingdings" w:hint="default"/>
+        <w:rFonts w:hint="default" w:ascii="Wingdings" w:hAnsi="Wingdings"/>
       </w:rPr>
     </w:lvl>
     <w:lvl w:ilvl="3" w:tplc="04090001" w:tentative="1">
@@ -21474,7 +21673,7 @@
         <w:ind w:left="3600" w:hanging="360"/>
       </w:pPr>
       <w:rPr>
-        <w:rFonts w:ascii="Symbol" w:hAnsi="Symbol" w:hint="default"/>
+        <w:rFonts w:hint="default" w:ascii="Symbol" w:hAnsi="Symbol"/>
       </w:rPr>
     </w:lvl>
     <w:lvl w:ilvl="4" w:tplc="04090003" w:tentative="1">
@@ -21486,7 +21685,7 @@
         <w:ind w:left="4320" w:hanging="360"/>
       </w:pPr>
       <w:rPr>
-        <w:rFonts w:ascii="Courier New" w:hAnsi="Courier New" w:cs="Courier New" w:hint="default"/>
+        <w:rFonts w:hint="default" w:ascii="Courier New" w:hAnsi="Courier New" w:cs="Courier New"/>
       </w:rPr>
     </w:lvl>
     <w:lvl w:ilvl="5" w:tplc="04090005" w:tentative="1">
@@ -21498,7 +21697,7 @@
         <w:ind w:left="5040" w:hanging="360"/>
       </w:pPr>
       <w:rPr>
-        <w:rFonts w:ascii="Wingdings" w:hAnsi="Wingdings" w:hint="default"/>
+        <w:rFonts w:hint="default" w:ascii="Wingdings" w:hAnsi="Wingdings"/>
       </w:rPr>
     </w:lvl>
     <w:lvl w:ilvl="6" w:tplc="04090001" w:tentative="1">
@@ -21510,7 +21709,7 @@
         <w:ind w:left="5760" w:hanging="360"/>
       </w:pPr>
       <w:rPr>
-        <w:rFonts w:ascii="Symbol" w:hAnsi="Symbol" w:hint="default"/>
+        <w:rFonts w:hint="default" w:ascii="Symbol" w:hAnsi="Symbol"/>
       </w:rPr>
     </w:lvl>
     <w:lvl w:ilvl="7" w:tplc="04090003" w:tentative="1">
@@ -21522,7 +21721,7 @@
         <w:ind w:left="6480" w:hanging="360"/>
       </w:pPr>
       <w:rPr>
-        <w:rFonts w:ascii="Courier New" w:hAnsi="Courier New" w:cs="Courier New" w:hint="default"/>
+        <w:rFonts w:hint="default" w:ascii="Courier New" w:hAnsi="Courier New" w:cs="Courier New"/>
       </w:rPr>
     </w:lvl>
     <w:lvl w:ilvl="8" w:tplc="04090005" w:tentative="1">
@@ -21534,7 +21733,7 @@
         <w:ind w:left="7200" w:hanging="360"/>
       </w:pPr>
       <w:rPr>
-        <w:rFonts w:ascii="Wingdings" w:hAnsi="Wingdings" w:hint="default"/>
+        <w:rFonts w:hint="default" w:ascii="Wingdings" w:hAnsi="Wingdings"/>
       </w:rPr>
     </w:lvl>
   </w:abstractNum>
@@ -21551,7 +21750,7 @@
         <w:ind w:left="720" w:hanging="360"/>
       </w:pPr>
       <w:rPr>
-        <w:rFonts w:ascii="Symbol" w:hAnsi="Symbol" w:hint="default"/>
+        <w:rFonts w:hint="default" w:ascii="Symbol" w:hAnsi="Symbol"/>
       </w:rPr>
     </w:lvl>
     <w:lvl w:ilvl="1" w:tplc="04090003" w:tentative="1">
@@ -21563,7 +21762,7 @@
         <w:ind w:left="1440" w:hanging="360"/>
       </w:pPr>
       <w:rPr>
-        <w:rFonts w:ascii="Courier New" w:hAnsi="Courier New" w:cs="Courier New" w:hint="default"/>
+        <w:rFonts w:hint="default" w:ascii="Courier New" w:hAnsi="Courier New" w:cs="Courier New"/>
       </w:rPr>
     </w:lvl>
     <w:lvl w:ilvl="2" w:tplc="04090005" w:tentative="1">
@@ -21575,7 +21774,7 @@
         <w:ind w:left="2160" w:hanging="360"/>
       </w:pPr>
       <w:rPr>
-        <w:rFonts w:ascii="Wingdings" w:hAnsi="Wingdings" w:hint="default"/>
+        <w:rFonts w:hint="default" w:ascii="Wingdings" w:hAnsi="Wingdings"/>
       </w:rPr>
     </w:lvl>
     <w:lvl w:ilvl="3" w:tplc="04090001" w:tentative="1">
@@ -21587,7 +21786,7 @@
         <w:ind w:left="2880" w:hanging="360"/>
       </w:pPr>
       <w:rPr>
-        <w:rFonts w:ascii="Symbol" w:hAnsi="Symbol" w:hint="default"/>
+        <w:rFonts w:hint="default" w:ascii="Symbol" w:hAnsi="Symbol"/>
       </w:rPr>
     </w:lvl>
     <w:lvl w:ilvl="4" w:tplc="04090003" w:tentative="1">
@@ -21599,7 +21798,7 @@
         <w:ind w:left="3600" w:hanging="360"/>
       </w:pPr>
       <w:rPr>
-        <w:rFonts w:ascii="Courier New" w:hAnsi="Courier New" w:cs="Courier New" w:hint="default"/>
+        <w:rFonts w:hint="default" w:ascii="Courier New" w:hAnsi="Courier New" w:cs="Courier New"/>
       </w:rPr>
     </w:lvl>
     <w:lvl w:ilvl="5" w:tplc="04090005" w:tentative="1">
@@ -21611,7 +21810,7 @@
         <w:ind w:left="4320" w:hanging="360"/>
       </w:pPr>
       <w:rPr>
-        <w:rFonts w:ascii="Wingdings" w:hAnsi="Wingdings" w:hint="default"/>
+        <w:rFonts w:hint="default" w:ascii="Wingdings" w:hAnsi="Wingdings"/>
       </w:rPr>
     </w:lvl>
     <w:lvl w:ilvl="6" w:tplc="04090001" w:tentative="1">
@@ -21623,7 +21822,7 @@
         <w:ind w:left="5040" w:hanging="360"/>
       </w:pPr>
       <w:rPr>
-        <w:rFonts w:ascii="Symbol" w:hAnsi="Symbol" w:hint="default"/>
+        <w:rFonts w:hint="default" w:ascii="Symbol" w:hAnsi="Symbol"/>
       </w:rPr>
     </w:lvl>
     <w:lvl w:ilvl="7" w:tplc="04090003" w:tentative="1">
@@ -21635,7 +21834,7 @@
         <w:ind w:left="5760" w:hanging="360"/>
       </w:pPr>
       <w:rPr>
-        <w:rFonts w:ascii="Courier New" w:hAnsi="Courier New" w:cs="Courier New" w:hint="default"/>
+        <w:rFonts w:hint="default" w:ascii="Courier New" w:hAnsi="Courier New" w:cs="Courier New"/>
       </w:rPr>
     </w:lvl>
     <w:lvl w:ilvl="8" w:tplc="04090005" w:tentative="1">
@@ -21647,7 +21846,7 @@
         <w:ind w:left="6480" w:hanging="360"/>
       </w:pPr>
       <w:rPr>
-        <w:rFonts w:ascii="Wingdings" w:hAnsi="Wingdings" w:hint="default"/>
+        <w:rFonts w:hint="default" w:ascii="Wingdings" w:hAnsi="Wingdings"/>
       </w:rPr>
     </w:lvl>
   </w:abstractNum>
@@ -21664,7 +21863,7 @@
         <w:ind w:left="720" w:hanging="360"/>
       </w:pPr>
       <w:rPr>
-        <w:rFonts w:ascii="Symbol" w:hAnsi="Symbol" w:hint="default"/>
+        <w:rFonts w:hint="default" w:ascii="Symbol" w:hAnsi="Symbol"/>
       </w:rPr>
     </w:lvl>
     <w:lvl w:ilvl="1" w:tplc="04090003" w:tentative="1">
@@ -21676,7 +21875,7 @@
         <w:ind w:left="1440" w:hanging="360"/>
       </w:pPr>
       <w:rPr>
-        <w:rFonts w:ascii="Courier New" w:hAnsi="Courier New" w:cs="Courier New" w:hint="default"/>
+        <w:rFonts w:hint="default" w:ascii="Courier New" w:hAnsi="Courier New" w:cs="Courier New"/>
       </w:rPr>
     </w:lvl>
     <w:lvl w:ilvl="2" w:tplc="04090005" w:tentative="1">
@@ -21688,7 +21887,7 @@
         <w:ind w:left="2160" w:hanging="360"/>
       </w:pPr>
       <w:rPr>
-        <w:rFonts w:ascii="Wingdings" w:hAnsi="Wingdings" w:hint="default"/>
+        <w:rFonts w:hint="default" w:ascii="Wingdings" w:hAnsi="Wingdings"/>
       </w:rPr>
     </w:lvl>
     <w:lvl w:ilvl="3" w:tplc="04090001" w:tentative="1">
@@ -21700,7 +21899,7 @@
         <w:ind w:left="2880" w:hanging="360"/>
       </w:pPr>
       <w:rPr>
-        <w:rFonts w:ascii="Symbol" w:hAnsi="Symbol" w:hint="default"/>
+        <w:rFonts w:hint="default" w:ascii="Symbol" w:hAnsi="Symbol"/>
       </w:rPr>
     </w:lvl>
     <w:lvl w:ilvl="4" w:tplc="04090003" w:tentative="1">
@@ -21712,7 +21911,7 @@
         <w:ind w:left="3600" w:hanging="360"/>
       </w:pPr>
       <w:rPr>
-        <w:rFonts w:ascii="Courier New" w:hAnsi="Courier New" w:cs="Courier New" w:hint="default"/>
+        <w:rFonts w:hint="default" w:ascii="Courier New" w:hAnsi="Courier New" w:cs="Courier New"/>
       </w:rPr>
     </w:lvl>
     <w:lvl w:ilvl="5" w:tplc="04090005" w:tentative="1">
@@ -21724,7 +21923,7 @@
         <w:ind w:left="4320" w:hanging="360"/>
       </w:pPr>
       <w:rPr>
-        <w:rFonts w:ascii="Wingdings" w:hAnsi="Wingdings" w:hint="default"/>
+        <w:rFonts w:hint="default" w:ascii="Wingdings" w:hAnsi="Wingdings"/>
       </w:rPr>
     </w:lvl>
     <w:lvl w:ilvl="6" w:tplc="04090001" w:tentative="1">
@@ -21736,7 +21935,7 @@
         <w:ind w:left="5040" w:hanging="360"/>
       </w:pPr>
       <w:rPr>
-        <w:rFonts w:ascii="Symbol" w:hAnsi="Symbol" w:hint="default"/>
+        <w:rFonts w:hint="default" w:ascii="Symbol" w:hAnsi="Symbol"/>
       </w:rPr>
     </w:lvl>
     <w:lvl w:ilvl="7" w:tplc="04090003" w:tentative="1">
@@ -21748,7 +21947,7 @@
         <w:ind w:left="5760" w:hanging="360"/>
       </w:pPr>
       <w:rPr>
-        <w:rFonts w:ascii="Courier New" w:hAnsi="Courier New" w:cs="Courier New" w:hint="default"/>
+        <w:rFonts w:hint="default" w:ascii="Courier New" w:hAnsi="Courier New" w:cs="Courier New"/>
       </w:rPr>
     </w:lvl>
     <w:lvl w:ilvl="8" w:tplc="04090005" w:tentative="1">
@@ -21760,7 +21959,7 @@
         <w:ind w:left="6480" w:hanging="360"/>
       </w:pPr>
       <w:rPr>
-        <w:rFonts w:ascii="Wingdings" w:hAnsi="Wingdings" w:hint="default"/>
+        <w:rFonts w:hint="default" w:ascii="Wingdings" w:hAnsi="Wingdings"/>
       </w:rPr>
     </w:lvl>
   </w:abstractNum>
@@ -21777,7 +21976,7 @@
         <w:ind w:left="1440" w:hanging="360"/>
       </w:pPr>
       <w:rPr>
-        <w:rFonts w:ascii="Symbol" w:hAnsi="Symbol" w:hint="default"/>
+        <w:rFonts w:hint="default" w:ascii="Symbol" w:hAnsi="Symbol"/>
       </w:rPr>
     </w:lvl>
     <w:lvl w:ilvl="1" w:tplc="04090003" w:tentative="1">
@@ -21789,7 +21988,7 @@
         <w:ind w:left="2160" w:hanging="360"/>
       </w:pPr>
       <w:rPr>
-        <w:rFonts w:ascii="Courier New" w:hAnsi="Courier New" w:cs="Courier New" w:hint="default"/>
+        <w:rFonts w:hint="default" w:ascii="Courier New" w:hAnsi="Courier New" w:cs="Courier New"/>
       </w:rPr>
     </w:lvl>
     <w:lvl w:ilvl="2" w:tplc="04090005" w:tentative="1">
@@ -21801,7 +22000,7 @@
         <w:ind w:left="2880" w:hanging="360"/>
       </w:pPr>
       <w:rPr>
-        <w:rFonts w:ascii="Wingdings" w:hAnsi="Wingdings" w:hint="default"/>
+        <w:rFonts w:hint="default" w:ascii="Wingdings" w:hAnsi="Wingdings"/>
       </w:rPr>
     </w:lvl>
     <w:lvl w:ilvl="3" w:tplc="04090001" w:tentative="1">
@@ -21813,7 +22012,7 @@
         <w:ind w:left="3600" w:hanging="360"/>
       </w:pPr>
       <w:rPr>
-        <w:rFonts w:ascii="Symbol" w:hAnsi="Symbol" w:hint="default"/>
+        <w:rFonts w:hint="default" w:ascii="Symbol" w:hAnsi="Symbol"/>
       </w:rPr>
     </w:lvl>
     <w:lvl w:ilvl="4" w:tplc="04090003" w:tentative="1">
@@ -21825,7 +22024,7 @@
         <w:ind w:left="4320" w:hanging="360"/>
       </w:pPr>
       <w:rPr>
-        <w:rFonts w:ascii="Courier New" w:hAnsi="Courier New" w:cs="Courier New" w:hint="default"/>
+        <w:rFonts w:hint="default" w:ascii="Courier New" w:hAnsi="Courier New" w:cs="Courier New"/>
       </w:rPr>
     </w:lvl>
     <w:lvl w:ilvl="5" w:tplc="04090005" w:tentative="1">
@@ -21837,7 +22036,7 @@
         <w:ind w:left="5040" w:hanging="360"/>
       </w:pPr>
       <w:rPr>
-        <w:rFonts w:ascii="Wingdings" w:hAnsi="Wingdings" w:hint="default"/>
+        <w:rFonts w:hint="default" w:ascii="Wingdings" w:hAnsi="Wingdings"/>
       </w:rPr>
     </w:lvl>
     <w:lvl w:ilvl="6" w:tplc="04090001" w:tentative="1">
@@ -21849,7 +22048,7 @@
         <w:ind w:left="5760" w:hanging="360"/>
       </w:pPr>
       <w:rPr>
-        <w:rFonts w:ascii="Symbol" w:hAnsi="Symbol" w:hint="default"/>
+        <w:rFonts w:hint="default" w:ascii="Symbol" w:hAnsi="Symbol"/>
       </w:rPr>
     </w:lvl>
     <w:lvl w:ilvl="7" w:tplc="04090003" w:tentative="1">
@@ -21861,7 +22060,7 @@
         <w:ind w:left="6480" w:hanging="360"/>
       </w:pPr>
       <w:rPr>
-        <w:rFonts w:ascii="Courier New" w:hAnsi="Courier New" w:cs="Courier New" w:hint="default"/>
+        <w:rFonts w:hint="default" w:ascii="Courier New" w:hAnsi="Courier New" w:cs="Courier New"/>
       </w:rPr>
     </w:lvl>
     <w:lvl w:ilvl="8" w:tplc="04090005" w:tentative="1">
@@ -21873,7 +22072,7 @@
         <w:ind w:left="7200" w:hanging="360"/>
       </w:pPr>
       <w:rPr>
-        <w:rFonts w:ascii="Wingdings" w:hAnsi="Wingdings" w:hint="default"/>
+        <w:rFonts w:hint="default" w:ascii="Wingdings" w:hAnsi="Wingdings"/>
       </w:rPr>
     </w:lvl>
   </w:abstractNum>
@@ -21890,7 +22089,7 @@
         <w:ind w:left="1440" w:hanging="360"/>
       </w:pPr>
       <w:rPr>
-        <w:rFonts w:ascii="Symbol" w:hAnsi="Symbol" w:hint="default"/>
+        <w:rFonts w:hint="default" w:ascii="Symbol" w:hAnsi="Symbol"/>
       </w:rPr>
     </w:lvl>
     <w:lvl w:ilvl="1" w:tplc="04090003" w:tentative="1">
@@ -21902,7 +22101,7 @@
         <w:ind w:left="2160" w:hanging="360"/>
       </w:pPr>
       <w:rPr>
-        <w:rFonts w:ascii="Courier New" w:hAnsi="Courier New" w:cs="Courier New" w:hint="default"/>
+        <w:rFonts w:hint="default" w:ascii="Courier New" w:hAnsi="Courier New" w:cs="Courier New"/>
       </w:rPr>
     </w:lvl>
     <w:lvl w:ilvl="2" w:tplc="04090005" w:tentative="1">
@@ -21914,7 +22113,7 @@
         <w:ind w:left="2880" w:hanging="360"/>
       </w:pPr>
       <w:rPr>
-        <w:rFonts w:ascii="Wingdings" w:hAnsi="Wingdings" w:hint="default"/>
+        <w:rFonts w:hint="default" w:ascii="Wingdings" w:hAnsi="Wingdings"/>
       </w:rPr>
     </w:lvl>
     <w:lvl w:ilvl="3" w:tplc="04090001" w:tentative="1">
@@ -21926,7 +22125,7 @@
         <w:ind w:left="3600" w:hanging="360"/>
       </w:pPr>
       <w:rPr>
-        <w:rFonts w:ascii="Symbol" w:hAnsi="Symbol" w:hint="default"/>
+        <w:rFonts w:hint="default" w:ascii="Symbol" w:hAnsi="Symbol"/>
       </w:rPr>
     </w:lvl>
     <w:lvl w:ilvl="4" w:tplc="04090003" w:tentative="1">
@@ -21938,7 +22137,7 @@
         <w:ind w:left="4320" w:hanging="360"/>
       </w:pPr>
       <w:rPr>
-        <w:rFonts w:ascii="Courier New" w:hAnsi="Courier New" w:cs="Courier New" w:hint="default"/>
+        <w:rFonts w:hint="default" w:ascii="Courier New" w:hAnsi="Courier New" w:cs="Courier New"/>
       </w:rPr>
     </w:lvl>
     <w:lvl w:ilvl="5" w:tplc="04090005" w:tentative="1">
@@ -21950,7 +22149,7 @@
         <w:ind w:left="5040" w:hanging="360"/>
       </w:pPr>
       <w:rPr>
-        <w:rFonts w:ascii="Wingdings" w:hAnsi="Wingdings" w:hint="default"/>
+        <w:rFonts w:hint="default" w:ascii="Wingdings" w:hAnsi="Wingdings"/>
       </w:rPr>
     </w:lvl>
     <w:lvl w:ilvl="6" w:tplc="04090001" w:tentative="1">
@@ -21962,7 +22161,7 @@
         <w:ind w:left="5760" w:hanging="360"/>
       </w:pPr>
       <w:rPr>
-        <w:rFonts w:ascii="Symbol" w:hAnsi="Symbol" w:hint="default"/>
+        <w:rFonts w:hint="default" w:ascii="Symbol" w:hAnsi="Symbol"/>
       </w:rPr>
     </w:lvl>
     <w:lvl w:ilvl="7" w:tplc="04090003" w:tentative="1">
@@ -21974,7 +22173,7 @@
         <w:ind w:left="6480" w:hanging="360"/>
       </w:pPr>
       <w:rPr>
-        <w:rFonts w:ascii="Courier New" w:hAnsi="Courier New" w:cs="Courier New" w:hint="default"/>
+        <w:rFonts w:hint="default" w:ascii="Courier New" w:hAnsi="Courier New" w:cs="Courier New"/>
       </w:rPr>
     </w:lvl>
     <w:lvl w:ilvl="8" w:tplc="04090005" w:tentative="1">
@@ -21986,7 +22185,7 @@
         <w:ind w:left="7200" w:hanging="360"/>
       </w:pPr>
       <w:rPr>
-        <w:rFonts w:ascii="Wingdings" w:hAnsi="Wingdings" w:hint="default"/>
+        <w:rFonts w:hint="default" w:ascii="Wingdings" w:hAnsi="Wingdings"/>
       </w:rPr>
     </w:lvl>
   </w:abstractNum>
@@ -22003,7 +22202,7 @@
         <w:ind w:left="720" w:hanging="360"/>
       </w:pPr>
       <w:rPr>
-        <w:rFonts w:ascii="Symbol" w:hAnsi="Symbol" w:hint="default"/>
+        <w:rFonts w:hint="default" w:ascii="Symbol" w:hAnsi="Symbol"/>
       </w:rPr>
     </w:lvl>
     <w:lvl w:ilvl="1" w:tplc="04090003" w:tentative="1">
@@ -22015,7 +22214,7 @@
         <w:ind w:left="1440" w:hanging="360"/>
       </w:pPr>
       <w:rPr>
-        <w:rFonts w:ascii="Courier New" w:hAnsi="Courier New" w:cs="Courier New" w:hint="default"/>
+        <w:rFonts w:hint="default" w:ascii="Courier New" w:hAnsi="Courier New" w:cs="Courier New"/>
       </w:rPr>
     </w:lvl>
     <w:lvl w:ilvl="2" w:tplc="04090005" w:tentative="1">
@@ -22027,7 +22226,7 @@
         <w:ind w:left="2160" w:hanging="360"/>
       </w:pPr>
       <w:rPr>
-        <w:rFonts w:ascii="Wingdings" w:hAnsi="Wingdings" w:hint="default"/>
+        <w:rFonts w:hint="default" w:ascii="Wingdings" w:hAnsi="Wingdings"/>
       </w:rPr>
     </w:lvl>
     <w:lvl w:ilvl="3" w:tplc="04090001" w:tentative="1">
@@ -22039,7 +22238,7 @@
         <w:ind w:left="2880" w:hanging="360"/>
       </w:pPr>
       <w:rPr>
-        <w:rFonts w:ascii="Symbol" w:hAnsi="Symbol" w:hint="default"/>
+        <w:rFonts w:hint="default" w:ascii="Symbol" w:hAnsi="Symbol"/>
       </w:rPr>
     </w:lvl>
     <w:lvl w:ilvl="4" w:tplc="04090003" w:tentative="1">
@@ -22051,7 +22250,7 @@
         <w:ind w:left="3600" w:hanging="360"/>
       </w:pPr>
       <w:rPr>
-        <w:rFonts w:ascii="Courier New" w:hAnsi="Courier New" w:cs="Courier New" w:hint="default"/>
+        <w:rFonts w:hint="default" w:ascii="Courier New" w:hAnsi="Courier New" w:cs="Courier New"/>
       </w:rPr>
     </w:lvl>
     <w:lvl w:ilvl="5" w:tplc="04090005" w:tentative="1">
@@ -22063,7 +22262,7 @@
         <w:ind w:left="4320" w:hanging="360"/>
       </w:pPr>
       <w:rPr>
-        <w:rFonts w:ascii="Wingdings" w:hAnsi="Wingdings" w:hint="default"/>
+        <w:rFonts w:hint="default" w:ascii="Wingdings" w:hAnsi="Wingdings"/>
       </w:rPr>
     </w:lvl>
     <w:lvl w:ilvl="6" w:tplc="04090001" w:tentative="1">
@@ -22075,7 +22274,7 @@
         <w:ind w:left="5040" w:hanging="360"/>
       </w:pPr>
       <w:rPr>
-        <w:rFonts w:ascii="Symbol" w:hAnsi="Symbol" w:hint="default"/>
+        <w:rFonts w:hint="default" w:ascii="Symbol" w:hAnsi="Symbol"/>
       </w:rPr>
     </w:lvl>
     <w:lvl w:ilvl="7" w:tplc="04090003" w:tentative="1">
@@ -22087,7 +22286,7 @@
         <w:ind w:left="5760" w:hanging="360"/>
       </w:pPr>
       <w:rPr>
-        <w:rFonts w:ascii="Courier New" w:hAnsi="Courier New" w:cs="Courier New" w:hint="default"/>
+        <w:rFonts w:hint="default" w:ascii="Courier New" w:hAnsi="Courier New" w:cs="Courier New"/>
       </w:rPr>
     </w:lvl>
     <w:lvl w:ilvl="8" w:tplc="04090005" w:tentative="1">
@@ -22099,7 +22298,7 @@
         <w:ind w:left="6480" w:hanging="360"/>
       </w:pPr>
       <w:rPr>
-        <w:rFonts w:ascii="Wingdings" w:hAnsi="Wingdings" w:hint="default"/>
+        <w:rFonts w:hint="default" w:ascii="Wingdings" w:hAnsi="Wingdings"/>
       </w:rPr>
     </w:lvl>
   </w:abstractNum>
@@ -22116,7 +22315,7 @@
         <w:ind w:left="720" w:hanging="360"/>
       </w:pPr>
       <w:rPr>
-        <w:rFonts w:ascii="Symbol" w:hAnsi="Symbol" w:hint="default"/>
+        <w:rFonts w:hint="default" w:ascii="Symbol" w:hAnsi="Symbol"/>
       </w:rPr>
     </w:lvl>
     <w:lvl w:ilvl="1" w:tplc="04090003" w:tentative="1">
@@ -22128,7 +22327,7 @@
         <w:ind w:left="1440" w:hanging="360"/>
       </w:pPr>
       <w:rPr>
-        <w:rFonts w:ascii="Courier New" w:hAnsi="Courier New" w:cs="Courier New" w:hint="default"/>
+        <w:rFonts w:hint="default" w:ascii="Courier New" w:hAnsi="Courier New" w:cs="Courier New"/>
       </w:rPr>
     </w:lvl>
     <w:lvl w:ilvl="2" w:tplc="04090005" w:tentative="1">
@@ -22140,7 +22339,7 @@
         <w:ind w:left="2160" w:hanging="360"/>
       </w:pPr>
       <w:rPr>
-        <w:rFonts w:ascii="Wingdings" w:hAnsi="Wingdings" w:hint="default"/>
+        <w:rFonts w:hint="default" w:ascii="Wingdings" w:hAnsi="Wingdings"/>
       </w:rPr>
     </w:lvl>
     <w:lvl w:ilvl="3" w:tplc="04090001" w:tentative="1">
@@ -22152,7 +22351,7 @@
         <w:ind w:left="2880" w:hanging="360"/>
       </w:pPr>
       <w:rPr>
-        <w:rFonts w:ascii="Symbol" w:hAnsi="Symbol" w:hint="default"/>
+        <w:rFonts w:hint="default" w:ascii="Symbol" w:hAnsi="Symbol"/>
       </w:rPr>
     </w:lvl>
     <w:lvl w:ilvl="4" w:tplc="04090003" w:tentative="1">
@@ -22164,7 +22363,7 @@
         <w:ind w:left="3600" w:hanging="360"/>
       </w:pPr>
       <w:rPr>
-        <w:rFonts w:ascii="Courier New" w:hAnsi="Courier New" w:cs="Courier New" w:hint="default"/>
+        <w:rFonts w:hint="default" w:ascii="Courier New" w:hAnsi="Courier New" w:cs="Courier New"/>
       </w:rPr>
     </w:lvl>
     <w:lvl w:ilvl="5" w:tplc="04090005" w:tentative="1">
@@ -22176,7 +22375,7 @@
         <w:ind w:left="4320" w:hanging="360"/>
       </w:pPr>
       <w:rPr>
-        <w:rFonts w:ascii="Wingdings" w:hAnsi="Wingdings" w:hint="default"/>
+        <w:rFonts w:hint="default" w:ascii="Wingdings" w:hAnsi="Wingdings"/>
       </w:rPr>
     </w:lvl>
     <w:lvl w:ilvl="6" w:tplc="04090001" w:tentative="1">
@@ -22188,7 +22387,7 @@
         <w:ind w:left="5040" w:hanging="360"/>
       </w:pPr>
       <w:rPr>
-        <w:rFonts w:ascii="Symbol" w:hAnsi="Symbol" w:hint="default"/>
+        <w:rFonts w:hint="default" w:ascii="Symbol" w:hAnsi="Symbol"/>
       </w:rPr>
     </w:lvl>
     <w:lvl w:ilvl="7" w:tplc="04090003" w:tentative="1">
@@ -22200,7 +22399,7 @@
         <w:ind w:left="5760" w:hanging="360"/>
       </w:pPr>
       <w:rPr>
-        <w:rFonts w:ascii="Courier New" w:hAnsi="Courier New" w:cs="Courier New" w:hint="default"/>
+        <w:rFonts w:hint="default" w:ascii="Courier New" w:hAnsi="Courier New" w:cs="Courier New"/>
       </w:rPr>
     </w:lvl>
     <w:lvl w:ilvl="8" w:tplc="04090005" w:tentative="1">
@@ -22212,7 +22411,7 @@
         <w:ind w:left="6480" w:hanging="360"/>
       </w:pPr>
       <w:rPr>
-        <w:rFonts w:ascii="Wingdings" w:hAnsi="Wingdings" w:hint="default"/>
+        <w:rFonts w:hint="default" w:ascii="Wingdings" w:hAnsi="Wingdings"/>
       </w:rPr>
     </w:lvl>
   </w:abstractNum>
@@ -22404,7 +22603,7 @@
         <w:ind w:left="720" w:hanging="360"/>
       </w:pPr>
       <w:rPr>
-        <w:rFonts w:ascii="Symbol" w:hAnsi="Symbol" w:hint="default"/>
+        <w:rFonts w:hint="default" w:ascii="Symbol" w:hAnsi="Symbol"/>
       </w:rPr>
     </w:lvl>
     <w:lvl w:ilvl="1" w:tplc="04090003" w:tentative="1">
@@ -22416,7 +22615,7 @@
         <w:ind w:left="1440" w:hanging="360"/>
       </w:pPr>
       <w:rPr>
-        <w:rFonts w:ascii="Courier New" w:hAnsi="Courier New" w:cs="Courier New" w:hint="default"/>
+        <w:rFonts w:hint="default" w:ascii="Courier New" w:hAnsi="Courier New" w:cs="Courier New"/>
       </w:rPr>
     </w:lvl>
     <w:lvl w:ilvl="2" w:tplc="04090005" w:tentative="1">
@@ -22428,7 +22627,7 @@
         <w:ind w:left="2160" w:hanging="360"/>
       </w:pPr>
       <w:rPr>
-        <w:rFonts w:ascii="Wingdings" w:hAnsi="Wingdings" w:hint="default"/>
+        <w:rFonts w:hint="default" w:ascii="Wingdings" w:hAnsi="Wingdings"/>
       </w:rPr>
     </w:lvl>
     <w:lvl w:ilvl="3" w:tplc="04090001" w:tentative="1">
@@ -22440,7 +22639,7 @@
         <w:ind w:left="2880" w:hanging="360"/>
       </w:pPr>
       <w:rPr>
-        <w:rFonts w:ascii="Symbol" w:hAnsi="Symbol" w:hint="default"/>
+        <w:rFonts w:hint="default" w:ascii="Symbol" w:hAnsi="Symbol"/>
       </w:rPr>
     </w:lvl>
     <w:lvl w:ilvl="4" w:tplc="04090003" w:tentative="1">
@@ -22452,7 +22651,7 @@
         <w:ind w:left="3600" w:hanging="360"/>
       </w:pPr>
       <w:rPr>
-        <w:rFonts w:ascii="Courier New" w:hAnsi="Courier New" w:cs="Courier New" w:hint="default"/>
+        <w:rFonts w:hint="default" w:ascii="Courier New" w:hAnsi="Courier New" w:cs="Courier New"/>
       </w:rPr>
     </w:lvl>
     <w:lvl w:ilvl="5" w:tplc="04090005" w:tentative="1">
@@ -22464,7 +22663,7 @@
         <w:ind w:left="4320" w:hanging="360"/>
       </w:pPr>
       <w:rPr>
-        <w:rFonts w:ascii="Wingdings" w:hAnsi="Wingdings" w:hint="default"/>
+        <w:rFonts w:hint="default" w:ascii="Wingdings" w:hAnsi="Wingdings"/>
       </w:rPr>
     </w:lvl>
     <w:lvl w:ilvl="6" w:tplc="04090001" w:tentative="1">
@@ -22476,7 +22675,7 @@
         <w:ind w:left="5040" w:hanging="360"/>
       </w:pPr>
       <w:rPr>
-        <w:rFonts w:ascii="Symbol" w:hAnsi="Symbol" w:hint="default"/>
+        <w:rFonts w:hint="default" w:ascii="Symbol" w:hAnsi="Symbol"/>
       </w:rPr>
     </w:lvl>
     <w:lvl w:ilvl="7" w:tplc="04090003" w:tentative="1">
@@ -22488,7 +22687,7 @@
         <w:ind w:left="5760" w:hanging="360"/>
       </w:pPr>
       <w:rPr>
-        <w:rFonts w:ascii="Courier New" w:hAnsi="Courier New" w:cs="Courier New" w:hint="default"/>
+        <w:rFonts w:hint="default" w:ascii="Courier New" w:hAnsi="Courier New" w:cs="Courier New"/>
       </w:rPr>
     </w:lvl>
     <w:lvl w:ilvl="8" w:tplc="04090005" w:tentative="1">
@@ -22500,7 +22699,7 @@
         <w:ind w:left="6480" w:hanging="360"/>
       </w:pPr>
       <w:rPr>
-        <w:rFonts w:ascii="Wingdings" w:hAnsi="Wingdings" w:hint="default"/>
+        <w:rFonts w:hint="default" w:ascii="Wingdings" w:hAnsi="Wingdings"/>
       </w:rPr>
     </w:lvl>
   </w:abstractNum>
@@ -22517,7 +22716,7 @@
         <w:ind w:left="720" w:hanging="360"/>
       </w:pPr>
       <w:rPr>
-        <w:rFonts w:ascii="Symbol" w:hAnsi="Symbol" w:hint="default"/>
+        <w:rFonts w:hint="default" w:ascii="Symbol" w:hAnsi="Symbol"/>
       </w:rPr>
     </w:lvl>
     <w:lvl w:ilvl="1" w:tplc="04090003" w:tentative="1">
@@ -22529,7 +22728,7 @@
         <w:ind w:left="1440" w:hanging="360"/>
       </w:pPr>
       <w:rPr>
-        <w:rFonts w:ascii="Courier New" w:hAnsi="Courier New" w:cs="Courier New" w:hint="default"/>
+        <w:rFonts w:hint="default" w:ascii="Courier New" w:hAnsi="Courier New" w:cs="Courier New"/>
       </w:rPr>
     </w:lvl>
     <w:lvl w:ilvl="2" w:tplc="04090005" w:tentative="1">
@@ -22541,7 +22740,7 @@
         <w:ind w:left="2160" w:hanging="360"/>
       </w:pPr>
       <w:rPr>
-        <w:rFonts w:ascii="Wingdings" w:hAnsi="Wingdings" w:hint="default"/>
+        <w:rFonts w:hint="default" w:ascii="Wingdings" w:hAnsi="Wingdings"/>
       </w:rPr>
     </w:lvl>
     <w:lvl w:ilvl="3" w:tplc="04090001" w:tentative="1">
@@ -22553,7 +22752,7 @@
         <w:ind w:left="2880" w:hanging="360"/>
       </w:pPr>
       <w:rPr>
-        <w:rFonts w:ascii="Symbol" w:hAnsi="Symbol" w:hint="default"/>
+        <w:rFonts w:hint="default" w:ascii="Symbol" w:hAnsi="Symbol"/>
       </w:rPr>
     </w:lvl>
     <w:lvl w:ilvl="4" w:tplc="04090003" w:tentative="1">
@@ -22565,7 +22764,7 @@
         <w:ind w:left="3600" w:hanging="360"/>
       </w:pPr>
       <w:rPr>
-        <w:rFonts w:ascii="Courier New" w:hAnsi="Courier New" w:cs="Courier New" w:hint="default"/>
+        <w:rFonts w:hint="default" w:ascii="Courier New" w:hAnsi="Courier New" w:cs="Courier New"/>
       </w:rPr>
     </w:lvl>
     <w:lvl w:ilvl="5" w:tplc="04090005" w:tentative="1">
@@ -22577,7 +22776,7 @@
         <w:ind w:left="4320" w:hanging="360"/>
       </w:pPr>
       <w:rPr>
-        <w:rFonts w:ascii="Wingdings" w:hAnsi="Wingdings" w:hint="default"/>
+        <w:rFonts w:hint="default" w:ascii="Wingdings" w:hAnsi="Wingdings"/>
       </w:rPr>
     </w:lvl>
     <w:lvl w:ilvl="6" w:tplc="04090001" w:tentative="1">
@@ -22589,7 +22788,7 @@
         <w:ind w:left="5040" w:hanging="360"/>
       </w:pPr>
       <w:rPr>
-        <w:rFonts w:ascii="Symbol" w:hAnsi="Symbol" w:hint="default"/>
+        <w:rFonts w:hint="default" w:ascii="Symbol" w:hAnsi="Symbol"/>
       </w:rPr>
     </w:lvl>
     <w:lvl w:ilvl="7" w:tplc="04090003" w:tentative="1">
@@ -22601,7 +22800,7 @@
         <w:ind w:left="5760" w:hanging="360"/>
       </w:pPr>
       <w:rPr>
-        <w:rFonts w:ascii="Courier New" w:hAnsi="Courier New" w:cs="Courier New" w:hint="default"/>
+        <w:rFonts w:hint="default" w:ascii="Courier New" w:hAnsi="Courier New" w:cs="Courier New"/>
       </w:rPr>
     </w:lvl>
     <w:lvl w:ilvl="8" w:tplc="04090005" w:tentative="1">
@@ -22613,7 +22812,7 @@
         <w:ind w:left="6480" w:hanging="360"/>
       </w:pPr>
       <w:rPr>
-        <w:rFonts w:ascii="Wingdings" w:hAnsi="Wingdings" w:hint="default"/>
+        <w:rFonts w:hint="default" w:ascii="Wingdings" w:hAnsi="Wingdings"/>
       </w:rPr>
     </w:lvl>
   </w:abstractNum>
@@ -22719,7 +22918,7 @@
         <w:ind w:left="720" w:hanging="360"/>
       </w:pPr>
       <w:rPr>
-        <w:rFonts w:ascii="Symbol" w:hAnsi="Symbol" w:hint="default"/>
+        <w:rFonts w:hint="default" w:ascii="Symbol" w:hAnsi="Symbol"/>
       </w:rPr>
     </w:lvl>
     <w:lvl w:ilvl="1" w:tplc="04090003" w:tentative="1">
@@ -22731,7 +22930,7 @@
         <w:ind w:left="1440" w:hanging="360"/>
       </w:pPr>
       <w:rPr>
-        <w:rFonts w:ascii="Courier New" w:hAnsi="Courier New" w:cs="Courier New" w:hint="default"/>
+        <w:rFonts w:hint="default" w:ascii="Courier New" w:hAnsi="Courier New" w:cs="Courier New"/>
       </w:rPr>
     </w:lvl>
     <w:lvl w:ilvl="2" w:tplc="04090005" w:tentative="1">
@@ -22743,7 +22942,7 @@
         <w:ind w:left="2160" w:hanging="360"/>
       </w:pPr>
       <w:rPr>
-        <w:rFonts w:ascii="Wingdings" w:hAnsi="Wingdings" w:hint="default"/>
+        <w:rFonts w:hint="default" w:ascii="Wingdings" w:hAnsi="Wingdings"/>
       </w:rPr>
     </w:lvl>
     <w:lvl w:ilvl="3" w:tplc="04090001" w:tentative="1">
@@ -22755,7 +22954,7 @@
         <w:ind w:left="2880" w:hanging="360"/>
       </w:pPr>
       <w:rPr>
-        <w:rFonts w:ascii="Symbol" w:hAnsi="Symbol" w:hint="default"/>
+        <w:rFonts w:hint="default" w:ascii="Symbol" w:hAnsi="Symbol"/>
       </w:rPr>
     </w:lvl>
     <w:lvl w:ilvl="4" w:tplc="04090003" w:tentative="1">
@@ -22767,7 +22966,7 @@
         <w:ind w:left="3600" w:hanging="360"/>
       </w:pPr>
       <w:rPr>
-        <w:rFonts w:ascii="Courier New" w:hAnsi="Courier New" w:cs="Courier New" w:hint="default"/>
+        <w:rFonts w:hint="default" w:ascii="Courier New" w:hAnsi="Courier New" w:cs="Courier New"/>
       </w:rPr>
     </w:lvl>
     <w:lvl w:ilvl="5" w:tplc="04090005" w:tentative="1">
@@ -22779,7 +22978,7 @@
         <w:ind w:left="4320" w:hanging="360"/>
       </w:pPr>
       <w:rPr>
-        <w:rFonts w:ascii="Wingdings" w:hAnsi="Wingdings" w:hint="default"/>
+        <w:rFonts w:hint="default" w:ascii="Wingdings" w:hAnsi="Wingdings"/>
       </w:rPr>
     </w:lvl>
     <w:lvl w:ilvl="6" w:tplc="04090001" w:tentative="1">
@@ -22791,7 +22990,7 @@
         <w:ind w:left="5040" w:hanging="360"/>
       </w:pPr>
       <w:rPr>
-        <w:rFonts w:ascii="Symbol" w:hAnsi="Symbol" w:hint="default"/>
+        <w:rFonts w:hint="default" w:ascii="Symbol" w:hAnsi="Symbol"/>
       </w:rPr>
     </w:lvl>
     <w:lvl w:ilvl="7" w:tplc="04090003" w:tentative="1">
@@ -22803,7 +23002,7 @@
         <w:ind w:left="5760" w:hanging="360"/>
       </w:pPr>
       <w:rPr>
-        <w:rFonts w:ascii="Courier New" w:hAnsi="Courier New" w:cs="Courier New" w:hint="default"/>
+        <w:rFonts w:hint="default" w:ascii="Courier New" w:hAnsi="Courier New" w:cs="Courier New"/>
       </w:rPr>
     </w:lvl>
     <w:lvl w:ilvl="8" w:tplc="04090005" w:tentative="1">
@@ -22815,7 +23014,7 @@
         <w:ind w:left="6480" w:hanging="360"/>
       </w:pPr>
       <w:rPr>
-        <w:rFonts w:ascii="Wingdings" w:hAnsi="Wingdings" w:hint="default"/>
+        <w:rFonts w:hint="default" w:ascii="Wingdings" w:hAnsi="Wingdings"/>
       </w:rPr>
     </w:lvl>
   </w:abstractNum>
@@ -22832,7 +23031,7 @@
         <w:ind w:left="720" w:hanging="360"/>
       </w:pPr>
       <w:rPr>
-        <w:rFonts w:ascii="Symbol" w:hAnsi="Symbol" w:hint="default"/>
+        <w:rFonts w:hint="default" w:ascii="Symbol" w:hAnsi="Symbol"/>
       </w:rPr>
     </w:lvl>
     <w:lvl w:ilvl="1" w:tplc="04090003" w:tentative="1">
@@ -22844,7 +23043,7 @@
         <w:ind w:left="1440" w:hanging="360"/>
       </w:pPr>
       <w:rPr>
-        <w:rFonts w:ascii="Courier New" w:hAnsi="Courier New" w:cs="Courier New" w:hint="default"/>
+        <w:rFonts w:hint="default" w:ascii="Courier New" w:hAnsi="Courier New" w:cs="Courier New"/>
       </w:rPr>
     </w:lvl>
     <w:lvl w:ilvl="2" w:tplc="04090005" w:tentative="1">
@@ -22856,7 +23055,7 @@
         <w:ind w:left="2160" w:hanging="360"/>
       </w:pPr>
       <w:rPr>
-        <w:rFonts w:ascii="Wingdings" w:hAnsi="Wingdings" w:hint="default"/>
+        <w:rFonts w:hint="default" w:ascii="Wingdings" w:hAnsi="Wingdings"/>
       </w:rPr>
     </w:lvl>
     <w:lvl w:ilvl="3" w:tplc="04090001" w:tentative="1">
@@ -22868,7 +23067,7 @@
         <w:ind w:left="2880" w:hanging="360"/>
       </w:pPr>
       <w:rPr>
-        <w:rFonts w:ascii="Symbol" w:hAnsi="Symbol" w:hint="default"/>
+        <w:rFonts w:hint="default" w:ascii="Symbol" w:hAnsi="Symbol"/>
       </w:rPr>
     </w:lvl>
     <w:lvl w:ilvl="4" w:tplc="04090003" w:tentative="1">
@@ -22880,7 +23079,7 @@
         <w:ind w:left="3600" w:hanging="360"/>
       </w:pPr>
       <w:rPr>
-        <w:rFonts w:ascii="Courier New" w:hAnsi="Courier New" w:cs="Courier New" w:hint="default"/>
+        <w:rFonts w:hint="default" w:ascii="Courier New" w:hAnsi="Courier New" w:cs="Courier New"/>
       </w:rPr>
     </w:lvl>
     <w:lvl w:ilvl="5" w:tplc="04090005" w:tentative="1">
@@ -22892,7 +23091,7 @@
         <w:ind w:left="4320" w:hanging="360"/>
       </w:pPr>
       <w:rPr>
-        <w:rFonts w:ascii="Wingdings" w:hAnsi="Wingdings" w:hint="default"/>
+        <w:rFonts w:hint="default" w:ascii="Wingdings" w:hAnsi="Wingdings"/>
       </w:rPr>
     </w:lvl>
     <w:lvl w:ilvl="6" w:tplc="04090001" w:tentative="1">
@@ -22904,7 +23103,7 @@
         <w:ind w:left="5040" w:hanging="360"/>
       </w:pPr>
       <w:rPr>
-        <w:rFonts w:ascii="Symbol" w:hAnsi="Symbol" w:hint="default"/>
+        <w:rFonts w:hint="default" w:ascii="Symbol" w:hAnsi="Symbol"/>
       </w:rPr>
     </w:lvl>
     <w:lvl w:ilvl="7" w:tplc="04090003" w:tentative="1">
@@ -22916,7 +23115,7 @@
         <w:ind w:left="5760" w:hanging="360"/>
       </w:pPr>
       <w:rPr>
-        <w:rFonts w:ascii="Courier New" w:hAnsi="Courier New" w:cs="Courier New" w:hint="default"/>
+        <w:rFonts w:hint="default" w:ascii="Courier New" w:hAnsi="Courier New" w:cs="Courier New"/>
       </w:rPr>
     </w:lvl>
     <w:lvl w:ilvl="8" w:tplc="04090005" w:tentative="1">
@@ -22928,7 +23127,7 @@
         <w:ind w:left="6480" w:hanging="360"/>
       </w:pPr>
       <w:rPr>
-        <w:rFonts w:ascii="Wingdings" w:hAnsi="Wingdings" w:hint="default"/>
+        <w:rFonts w:hint="default" w:ascii="Wingdings" w:hAnsi="Wingdings"/>
       </w:rPr>
     </w:lvl>
   </w:abstractNum>
@@ -22945,7 +23144,7 @@
         <w:ind w:left="720" w:hanging="360"/>
       </w:pPr>
       <w:rPr>
-        <w:rFonts w:ascii="Symbol" w:hAnsi="Symbol" w:hint="default"/>
+        <w:rFonts w:hint="default" w:ascii="Symbol" w:hAnsi="Symbol"/>
       </w:rPr>
     </w:lvl>
     <w:lvl w:ilvl="1" w:tplc="04090003" w:tentative="1">
@@ -22957,7 +23156,7 @@
         <w:ind w:left="1440" w:hanging="360"/>
       </w:pPr>
       <w:rPr>
-        <w:rFonts w:ascii="Courier New" w:hAnsi="Courier New" w:cs="Courier New" w:hint="default"/>
+        <w:rFonts w:hint="default" w:ascii="Courier New" w:hAnsi="Courier New" w:cs="Courier New"/>
       </w:rPr>
     </w:lvl>
     <w:lvl w:ilvl="2" w:tplc="04090005" w:tentative="1">
@@ -22969,7 +23168,7 @@
         <w:ind w:left="2160" w:hanging="360"/>
       </w:pPr>
       <w:rPr>
-        <w:rFonts w:ascii="Wingdings" w:hAnsi="Wingdings" w:hint="default"/>
+        <w:rFonts w:hint="default" w:ascii="Wingdings" w:hAnsi="Wingdings"/>
       </w:rPr>
     </w:lvl>
     <w:lvl w:ilvl="3" w:tplc="04090001" w:tentative="1">
@@ -22981,7 +23180,7 @@
         <w:ind w:left="2880" w:hanging="360"/>
       </w:pPr>
       <w:rPr>
-        <w:rFonts w:ascii="Symbol" w:hAnsi="Symbol" w:hint="default"/>
+        <w:rFonts w:hint="default" w:ascii="Symbol" w:hAnsi="Symbol"/>
       </w:rPr>
     </w:lvl>
     <w:lvl w:ilvl="4" w:tplc="04090003" w:tentative="1">
@@ -22993,7 +23192,7 @@
         <w:ind w:left="3600" w:hanging="360"/>
       </w:pPr>
       <w:rPr>
-        <w:rFonts w:ascii="Courier New" w:hAnsi="Courier New" w:cs="Courier New" w:hint="default"/>
+        <w:rFonts w:hint="default" w:ascii="Courier New" w:hAnsi="Courier New" w:cs="Courier New"/>
       </w:rPr>
     </w:lvl>
     <w:lvl w:ilvl="5" w:tplc="04090005" w:tentative="1">
@@ -23005,7 +23204,7 @@
         <w:ind w:left="4320" w:hanging="360"/>
       </w:pPr>
       <w:rPr>
-        <w:rFonts w:ascii="Wingdings" w:hAnsi="Wingdings" w:hint="default"/>
+        <w:rFonts w:hint="default" w:ascii="Wingdings" w:hAnsi="Wingdings"/>
       </w:rPr>
     </w:lvl>
     <w:lvl w:ilvl="6" w:tplc="04090001" w:tentative="1">
@@ -23017,7 +23216,7 @@
         <w:ind w:left="5040" w:hanging="360"/>
       </w:pPr>
       <w:rPr>
-        <w:rFonts w:ascii="Symbol" w:hAnsi="Symbol" w:hint="default"/>
+        <w:rFonts w:hint="default" w:ascii="Symbol" w:hAnsi="Symbol"/>
       </w:rPr>
     </w:lvl>
     <w:lvl w:ilvl="7" w:tplc="04090003" w:tentative="1">
@@ -23029,7 +23228,7 @@
         <w:ind w:left="5760" w:hanging="360"/>
       </w:pPr>
       <w:rPr>
-        <w:rFonts w:ascii="Courier New" w:hAnsi="Courier New" w:cs="Courier New" w:hint="default"/>
+        <w:rFonts w:hint="default" w:ascii="Courier New" w:hAnsi="Courier New" w:cs="Courier New"/>
       </w:rPr>
     </w:lvl>
     <w:lvl w:ilvl="8" w:tplc="04090005" w:tentative="1">
@@ -23041,7 +23240,7 @@
         <w:ind w:left="6480" w:hanging="360"/>
       </w:pPr>
       <w:rPr>
-        <w:rFonts w:ascii="Wingdings" w:hAnsi="Wingdings" w:hint="default"/>
+        <w:rFonts w:hint="default" w:ascii="Wingdings" w:hAnsi="Wingdings"/>
       </w:rPr>
     </w:lvl>
   </w:abstractNum>
@@ -23058,7 +23257,7 @@
         <w:ind w:left="1440" w:hanging="360"/>
       </w:pPr>
       <w:rPr>
-        <w:rFonts w:ascii="Symbol" w:hAnsi="Symbol" w:hint="default"/>
+        <w:rFonts w:hint="default" w:ascii="Symbol" w:hAnsi="Symbol"/>
       </w:rPr>
     </w:lvl>
     <w:lvl w:ilvl="1" w:tplc="04090003" w:tentative="1">
@@ -23070,7 +23269,7 @@
         <w:ind w:left="2160" w:hanging="360"/>
       </w:pPr>
       <w:rPr>
-        <w:rFonts w:ascii="Courier New" w:hAnsi="Courier New" w:cs="Courier New" w:hint="default"/>
+        <w:rFonts w:hint="default" w:ascii="Courier New" w:hAnsi="Courier New" w:cs="Courier New"/>
       </w:rPr>
     </w:lvl>
     <w:lvl w:ilvl="2" w:tplc="04090005" w:tentative="1">
@@ -23082,7 +23281,7 @@
         <w:ind w:left="2880" w:hanging="360"/>
       </w:pPr>
       <w:rPr>
-        <w:rFonts w:ascii="Wingdings" w:hAnsi="Wingdings" w:hint="default"/>
+        <w:rFonts w:hint="default" w:ascii="Wingdings" w:hAnsi="Wingdings"/>
       </w:rPr>
     </w:lvl>
     <w:lvl w:ilvl="3" w:tplc="04090001" w:tentative="1">
@@ -23094,7 +23293,7 @@
         <w:ind w:left="3600" w:hanging="360"/>
       </w:pPr>
       <w:rPr>
-        <w:rFonts w:ascii="Symbol" w:hAnsi="Symbol" w:hint="default"/>
+        <w:rFonts w:hint="default" w:ascii="Symbol" w:hAnsi="Symbol"/>
       </w:rPr>
     </w:lvl>
     <w:lvl w:ilvl="4" w:tplc="04090003" w:tentative="1">
@@ -23106,7 +23305,7 @@
         <w:ind w:left="4320" w:hanging="360"/>
       </w:pPr>
       <w:rPr>
-        <w:rFonts w:ascii="Courier New" w:hAnsi="Courier New" w:cs="Courier New" w:hint="default"/>
+        <w:rFonts w:hint="default" w:ascii="Courier New" w:hAnsi="Courier New" w:cs="Courier New"/>
       </w:rPr>
     </w:lvl>
     <w:lvl w:ilvl="5" w:tplc="04090005" w:tentative="1">
@@ -23118,7 +23317,7 @@
         <w:ind w:left="5040" w:hanging="360"/>
       </w:pPr>
       <w:rPr>
-        <w:rFonts w:ascii="Wingdings" w:hAnsi="Wingdings" w:hint="default"/>
+        <w:rFonts w:hint="default" w:ascii="Wingdings" w:hAnsi="Wingdings"/>
       </w:rPr>
     </w:lvl>
     <w:lvl w:ilvl="6" w:tplc="04090001" w:tentative="1">
@@ -23130,7 +23329,7 @@
         <w:ind w:left="5760" w:hanging="360"/>
       </w:pPr>
       <w:rPr>
-        <w:rFonts w:ascii="Symbol" w:hAnsi="Symbol" w:hint="default"/>
+        <w:rFonts w:hint="default" w:ascii="Symbol" w:hAnsi="Symbol"/>
       </w:rPr>
     </w:lvl>
     <w:lvl w:ilvl="7" w:tplc="04090003" w:tentative="1">
@@ -23142,7 +23341,7 @@
         <w:ind w:left="6480" w:hanging="360"/>
       </w:pPr>
       <w:rPr>
-        <w:rFonts w:ascii="Courier New" w:hAnsi="Courier New" w:cs="Courier New" w:hint="default"/>
+        <w:rFonts w:hint="default" w:ascii="Courier New" w:hAnsi="Courier New" w:cs="Courier New"/>
       </w:rPr>
     </w:lvl>
     <w:lvl w:ilvl="8" w:tplc="04090005" w:tentative="1">
@@ -23154,92 +23353,92 @@
         <w:ind w:left="7200" w:hanging="360"/>
       </w:pPr>
       <w:rPr>
-        <w:rFonts w:ascii="Wingdings" w:hAnsi="Wingdings" w:hint="default"/>
+        <w:rFonts w:hint="default" w:ascii="Wingdings" w:hAnsi="Wingdings"/>
       </w:rPr>
     </w:lvl>
   </w:abstractNum>
-  <w:num w:numId="1" w16cid:durableId="327564739">
+  <w:num w:numId="1">
     <w:abstractNumId w:val="19"/>
   </w:num>
-  <w:num w:numId="2" w16cid:durableId="718211072">
+  <w:num w:numId="2">
     <w:abstractNumId w:val="20"/>
   </w:num>
-  <w:num w:numId="3" w16cid:durableId="223296852">
+  <w:num w:numId="3">
     <w:abstractNumId w:val="10"/>
   </w:num>
-  <w:num w:numId="4" w16cid:durableId="2014523921">
+  <w:num w:numId="4">
     <w:abstractNumId w:val="1"/>
   </w:num>
-  <w:num w:numId="5" w16cid:durableId="1220020614">
+  <w:num w:numId="5">
     <w:abstractNumId w:val="5"/>
   </w:num>
-  <w:num w:numId="6" w16cid:durableId="527069218">
+  <w:num w:numId="6">
     <w:abstractNumId w:val="9"/>
   </w:num>
-  <w:num w:numId="7" w16cid:durableId="1526824748">
+  <w:num w:numId="7">
     <w:abstractNumId w:val="3"/>
   </w:num>
-  <w:num w:numId="8" w16cid:durableId="2056158437">
+  <w:num w:numId="8">
     <w:abstractNumId w:val="2"/>
   </w:num>
-  <w:num w:numId="9" w16cid:durableId="1647932366">
+  <w:num w:numId="9">
     <w:abstractNumId w:val="14"/>
   </w:num>
-  <w:num w:numId="10" w16cid:durableId="1279483018">
+  <w:num w:numId="10">
     <w:abstractNumId w:val="17"/>
   </w:num>
-  <w:num w:numId="11" w16cid:durableId="197476185">
+  <w:num w:numId="11">
     <w:abstractNumId w:val="21"/>
   </w:num>
-  <w:num w:numId="12" w16cid:durableId="541015919">
+  <w:num w:numId="12">
     <w:abstractNumId w:val="7"/>
   </w:num>
-  <w:num w:numId="13" w16cid:durableId="969631625">
+  <w:num w:numId="13">
     <w:abstractNumId w:val="25"/>
   </w:num>
-  <w:num w:numId="14" w16cid:durableId="582838445">
+  <w:num w:numId="14">
     <w:abstractNumId w:val="13"/>
   </w:num>
-  <w:num w:numId="15" w16cid:durableId="504323540">
+  <w:num w:numId="15">
     <w:abstractNumId w:val="22"/>
   </w:num>
-  <w:num w:numId="16" w16cid:durableId="68384007">
+  <w:num w:numId="16">
     <w:abstractNumId w:val="18"/>
   </w:num>
-  <w:num w:numId="17" w16cid:durableId="126632307">
+  <w:num w:numId="17">
     <w:abstractNumId w:val="26"/>
   </w:num>
-  <w:num w:numId="18" w16cid:durableId="1084375752">
+  <w:num w:numId="18">
     <w:abstractNumId w:val="6"/>
   </w:num>
-  <w:num w:numId="19" w16cid:durableId="1441488336">
+  <w:num w:numId="19">
     <w:abstractNumId w:val="23"/>
   </w:num>
-  <w:num w:numId="20" w16cid:durableId="1565263938">
+  <w:num w:numId="20">
     <w:abstractNumId w:val="15"/>
   </w:num>
-  <w:num w:numId="21" w16cid:durableId="1149518038">
+  <w:num w:numId="21">
     <w:abstractNumId w:val="8"/>
   </w:num>
-  <w:num w:numId="22" w16cid:durableId="223222994">
+  <w:num w:numId="22">
     <w:abstractNumId w:val="12"/>
   </w:num>
-  <w:num w:numId="23" w16cid:durableId="1952932321">
+  <w:num w:numId="23">
     <w:abstractNumId w:val="27"/>
   </w:num>
-  <w:num w:numId="24" w16cid:durableId="1423336479">
+  <w:num w:numId="24">
     <w:abstractNumId w:val="0"/>
   </w:num>
-  <w:num w:numId="25" w16cid:durableId="1570189177">
+  <w:num w:numId="25">
     <w:abstractNumId w:val="16"/>
   </w:num>
-  <w:num w:numId="26" w16cid:durableId="2046446459">
+  <w:num w:numId="26">
     <w:abstractNumId w:val="24"/>
   </w:num>
-  <w:num w:numId="27" w16cid:durableId="1776748815">
+  <w:num w:numId="27">
     <w:abstractNumId w:val="11"/>
   </w:num>
-  <w:num w:numId="28" w16cid:durableId="1903786027">
+  <w:num w:numId="28">
     <w:abstractNumId w:val="4"/>
   </w:num>
   <w:numIdMacAtCleanup w:val="28"/>
@@ -23247,7 +23446,7 @@
 </file>
 
 <file path=word/people.xml><?xml version="1.0" encoding="utf-8"?>
-<w15:people xmlns:wpc="http://schemas.microsoft.com/office/word/2010/wordprocessingCanvas" xmlns:cx="http://schemas.microsoft.com/office/drawing/2014/chartex" xmlns:cx1="http://schemas.microsoft.com/office/drawing/2015/9/8/chartex" xmlns:cx2="http://schemas.microsoft.com/office/drawing/2015/10/21/chartex" xmlns:cx3="http://schemas.microsoft.com/office/drawing/2016/5/9/chartex" xmlns:cx4="http://schemas.microsoft.com/office/drawing/2016/5/10/chartex" xmlns:cx5="http://schemas.microsoft.com/office/drawing/2016/5/11/chartex" xmlns:cx6="http://schemas.microsoft.com/office/drawing/2016/5/12/chartex" xmlns:cx7="http://schemas.microsoft.com/office/drawing/2016/5/13/chartex" xmlns:cx8="http://schemas.microsoft.com/office/drawing/2016/5/14/chartex" xmlns:mc="http://schemas.openxmlformats.org/markup-compatibility/2006" xmlns:aink="http://schemas.microsoft.com/office/drawing/2016/ink" xmlns:am3d="http://schemas.microsoft.com/office/drawing/2017/model3d" xmlns:o="urn:schemas-microsoft-com:office:office" xmlns:oel="http://schemas.microsoft.com/office/2019/extlst" xmlns:r="http://schemas.openxmlformats.org/officeDocument/2006/relationships" xmlns:m="http://schemas.openxmlformats.org/officeDocument/2006/math" xmlns:v="urn:schemas-microsoft-com:vml" xmlns:wp14="http://schemas.microsoft.com/office/word/2010/wordprocessingDrawing" xmlns:wp="http://schemas.openxmlformats.org/drawingml/2006/wordprocessingDrawing" xmlns:w10="urn:schemas-microsoft-com:office:word" xmlns:w="http://schemas.openxmlformats.org/wordprocessingml/2006/main" xmlns:w14="http://schemas.microsoft.com/office/word/2010/wordml" xmlns:w15="http://schemas.microsoft.com/office/word/2012/wordml" xmlns:w16cex="http://schemas.microsoft.com/office/word/2018/wordml/cex" xmlns:w16cid="http://schemas.microsoft.com/office/word/2016/wordml/cid" xmlns:w16="http://schemas.microsoft.com/office/word/2018/wordml" xmlns:w16du="http://schemas.microsoft.com/office/word/2023/wordml/word16du" xmlns:w16sdtdh="http://schemas.microsoft.com/office/word/2020/wordml/sdtdatahash" xmlns:w16sdtfl="http://schemas.microsoft.com/office/word/2024/wordml/sdtformatlock" xmlns:w16se="http://schemas.microsoft.com/office/word/2015/wordml/symex" xmlns:wpg="http://schemas.microsoft.com/office/word/2010/wordprocessingGroup" xmlns:wpi="http://schemas.microsoft.com/office/word/2010/wordprocessingInk" xmlns:wne="http://schemas.microsoft.com/office/word/2006/wordml" xmlns:wps="http://schemas.microsoft.com/office/word/2010/wordprocessingShape" mc:Ignorable="w14 w15 w16se w16cid w16 w16cex w16sdtdh w16sdtfl w16du wp14">
+<w15:people xmlns:wpc="http://schemas.microsoft.com/office/word/2010/wordprocessingCanvas" xmlns:cx="http://schemas.microsoft.com/office/drawing/2014/chartex" xmlns:mc="http://schemas.openxmlformats.org/markup-compatibility/2006" xmlns:o="urn:schemas-microsoft-com:office:office" xmlns:r="http://schemas.openxmlformats.org/officeDocument/2006/relationships" xmlns:m="http://schemas.openxmlformats.org/officeDocument/2006/math" xmlns:v="urn:schemas-microsoft-com:vml" xmlns:wp14="http://schemas.microsoft.com/office/word/2010/wordprocessingDrawing" xmlns:wp="http://schemas.openxmlformats.org/drawingml/2006/wordprocessingDrawing" xmlns:w10="urn:schemas-microsoft-com:office:word" xmlns:w="http://schemas.openxmlformats.org/wordprocessingml/2006/main" xmlns:w14="http://schemas.microsoft.com/office/word/2010/wordml" xmlns:w15="http://schemas.microsoft.com/office/word/2012/wordml" xmlns:w16se="http://schemas.microsoft.com/office/word/2015/wordml/symex" xmlns:wpg="http://schemas.microsoft.com/office/word/2010/wordprocessingGroup" xmlns:wpi="http://schemas.microsoft.com/office/word/2010/wordprocessingInk" xmlns:wne="http://schemas.microsoft.com/office/word/2006/wordml" xmlns:wps="http://schemas.microsoft.com/office/word/2010/wordprocessingShape" mc:Ignorable="w14 w15 w16se wp14">
   <w15:person w15:author="Viviana Herrera">
     <w15:presenceInfo w15:providerId="Windows Live" w15:userId="0b9d80a4d799ac89"/>
   </w15:person>
@@ -23255,27 +23454,27 @@
 </file>
 
 <file path=word/styles.xml><?xml version="1.0" encoding="utf-8"?>
-<w:styles xmlns:mc="http://schemas.openxmlformats.org/markup-compatibility/2006" xmlns:r="http://schemas.openxmlformats.org/officeDocument/2006/relationships" xmlns:w="http://schemas.openxmlformats.org/wordprocessingml/2006/main" xmlns:w14="http://schemas.microsoft.com/office/word/2010/wordml" xmlns:w15="http://schemas.microsoft.com/office/word/2012/wordml" xmlns:w16cex="http://schemas.microsoft.com/office/word/2018/wordml/cex" xmlns:w16cid="http://schemas.microsoft.com/office/word/2016/wordml/cid" xmlns:w16="http://schemas.microsoft.com/office/word/2018/wordml" xmlns:w16du="http://schemas.microsoft.com/office/word/2023/wordml/word16du" xmlns:w16sdtdh="http://schemas.microsoft.com/office/word/2020/wordml/sdtdatahash" xmlns:w16sdtfl="http://schemas.microsoft.com/office/word/2024/wordml/sdtformatlock" xmlns:w16se="http://schemas.microsoft.com/office/word/2015/wordml/symex" mc:Ignorable="w14 w15 w16se w16cid w16 w16cex w16sdtdh w16sdtfl w16du">
+<w:styles xmlns:mc="http://schemas.openxmlformats.org/markup-compatibility/2006" xmlns:r="http://schemas.openxmlformats.org/officeDocument/2006/relationships" xmlns:w="http://schemas.openxmlformats.org/wordprocessingml/2006/main" xmlns:w14="http://schemas.microsoft.com/office/word/2010/wordml" xmlns:w15="http://schemas.microsoft.com/office/word/2012/wordml" xmlns:w16se="http://schemas.microsoft.com/office/word/2015/wordml/symex" mc:Ignorable="w14 w15 w16se">
   <w:docDefaults>
     <w:rPrDefault>
       <w:rPr>
-        <w:rFonts w:ascii="Arial" w:eastAsia="Arial" w:hAnsi="Arial" w:cs="Arial"/>
+        <w:rFonts w:ascii="Arial" w:hAnsi="Arial" w:eastAsia="Arial" w:cs="Arial"/>
         <w:lang w:val="en-US" w:eastAsia="en-US" w:bidi="ar-SA"/>
       </w:rPr>
     </w:rPrDefault>
     <w:pPrDefault/>
   </w:docDefaults>
-  <w:latentStyles w:defLockedState="0" w:defUIPriority="99" w:defSemiHidden="0" w:defUnhideWhenUsed="0" w:defQFormat="0" w:count="376">
+  <w:latentStyles w:defLockedState="0" w:defUIPriority="99" w:defSemiHidden="0" w:defUnhideWhenUsed="0" w:defQFormat="0" w:count="371">
     <w:lsdException w:name="Normal" w:uiPriority="0" w:qFormat="1"/>
     <w:lsdException w:name="heading 1" w:uiPriority="9" w:qFormat="1"/>
-    <w:lsdException w:name="heading 2" w:semiHidden="1" w:uiPriority="9" w:unhideWhenUsed="1" w:qFormat="1"/>
-    <w:lsdException w:name="heading 3" w:semiHidden="1" w:uiPriority="9" w:unhideWhenUsed="1" w:qFormat="1"/>
-    <w:lsdException w:name="heading 4" w:semiHidden="1" w:uiPriority="9" w:unhideWhenUsed="1" w:qFormat="1"/>
-    <w:lsdException w:name="heading 5" w:semiHidden="1" w:uiPriority="9" w:unhideWhenUsed="1" w:qFormat="1"/>
-    <w:lsdException w:name="heading 6" w:semiHidden="1" w:uiPriority="9" w:unhideWhenUsed="1" w:qFormat="1"/>
-    <w:lsdException w:name="heading 7" w:semiHidden="1" w:uiPriority="9" w:unhideWhenUsed="1" w:qFormat="1"/>
-    <w:lsdException w:name="heading 8" w:semiHidden="1" w:uiPriority="9" w:unhideWhenUsed="1" w:qFormat="1"/>
-    <w:lsdException w:name="heading 9" w:semiHidden="1" w:uiPriority="9" w:unhideWhenUsed="1" w:qFormat="1"/>
+    <w:lsdException w:name="heading 2" w:uiPriority="9" w:semiHidden="1" w:unhideWhenUsed="1" w:qFormat="1"/>
+    <w:lsdException w:name="heading 3" w:uiPriority="9" w:semiHidden="1" w:unhideWhenUsed="1" w:qFormat="1"/>
+    <w:lsdException w:name="heading 4" w:uiPriority="9" w:semiHidden="1" w:unhideWhenUsed="1" w:qFormat="1"/>
+    <w:lsdException w:name="heading 5" w:uiPriority="9" w:semiHidden="1" w:unhideWhenUsed="1" w:qFormat="1"/>
+    <w:lsdException w:name="heading 6" w:uiPriority="9" w:semiHidden="1" w:unhideWhenUsed="1" w:qFormat="1"/>
+    <w:lsdException w:name="heading 7" w:uiPriority="9" w:semiHidden="1" w:unhideWhenUsed="1" w:qFormat="1"/>
+    <w:lsdException w:name="heading 8" w:uiPriority="9" w:semiHidden="1" w:unhideWhenUsed="1" w:qFormat="1"/>
+    <w:lsdException w:name="heading 9" w:uiPriority="9" w:semiHidden="1" w:unhideWhenUsed="1" w:qFormat="1"/>
     <w:lsdException w:name="index 1" w:semiHidden="1" w:unhideWhenUsed="1"/>
     <w:lsdException w:name="index 2" w:semiHidden="1" w:unhideWhenUsed="1"/>
     <w:lsdException w:name="index 3" w:semiHidden="1" w:unhideWhenUsed="1"/>
@@ -23285,22 +23484,22 @@
     <w:lsdException w:name="index 7" w:semiHidden="1" w:unhideWhenUsed="1"/>
     <w:lsdException w:name="index 8" w:semiHidden="1" w:unhideWhenUsed="1"/>
     <w:lsdException w:name="index 9" w:semiHidden="1" w:unhideWhenUsed="1"/>
-    <w:lsdException w:name="toc 1" w:semiHidden="1" w:uiPriority="39" w:unhideWhenUsed="1"/>
-    <w:lsdException w:name="toc 2" w:semiHidden="1" w:uiPriority="39" w:unhideWhenUsed="1"/>
-    <w:lsdException w:name="toc 3" w:semiHidden="1" w:uiPriority="39" w:unhideWhenUsed="1"/>
-    <w:lsdException w:name="toc 4" w:semiHidden="1" w:uiPriority="39" w:unhideWhenUsed="1"/>
-    <w:lsdException w:name="toc 5" w:semiHidden="1" w:uiPriority="39" w:unhideWhenUsed="1"/>
-    <w:lsdException w:name="toc 6" w:semiHidden="1" w:uiPriority="39" w:unhideWhenUsed="1"/>
-    <w:lsdException w:name="toc 7" w:semiHidden="1" w:uiPriority="39" w:unhideWhenUsed="1"/>
-    <w:lsdException w:name="toc 8" w:semiHidden="1" w:uiPriority="39" w:unhideWhenUsed="1"/>
-    <w:lsdException w:name="toc 9" w:semiHidden="1" w:uiPriority="39" w:unhideWhenUsed="1"/>
+    <w:lsdException w:name="toc 1" w:uiPriority="39" w:semiHidden="1" w:unhideWhenUsed="1"/>
+    <w:lsdException w:name="toc 2" w:uiPriority="39" w:semiHidden="1" w:unhideWhenUsed="1"/>
+    <w:lsdException w:name="toc 3" w:uiPriority="39" w:semiHidden="1" w:unhideWhenUsed="1"/>
+    <w:lsdException w:name="toc 4" w:uiPriority="39" w:semiHidden="1" w:unhideWhenUsed="1"/>
+    <w:lsdException w:name="toc 5" w:uiPriority="39" w:semiHidden="1" w:unhideWhenUsed="1"/>
+    <w:lsdException w:name="toc 6" w:uiPriority="39" w:semiHidden="1" w:unhideWhenUsed="1"/>
+    <w:lsdException w:name="toc 7" w:uiPriority="39" w:semiHidden="1" w:unhideWhenUsed="1"/>
+    <w:lsdException w:name="toc 8" w:uiPriority="39" w:semiHidden="1" w:unhideWhenUsed="1"/>
+    <w:lsdException w:name="toc 9" w:uiPriority="39" w:semiHidden="1" w:unhideWhenUsed="1"/>
     <w:lsdException w:name="Normal Indent" w:semiHidden="1" w:unhideWhenUsed="1"/>
     <w:lsdException w:name="footnote text" w:semiHidden="1" w:unhideWhenUsed="1"/>
     <w:lsdException w:name="annotation text" w:semiHidden="1" w:unhideWhenUsed="1" w:qFormat="1"/>
     <w:lsdException w:name="header" w:unhideWhenUsed="1" w:qFormat="1"/>
     <w:lsdException w:name="footer" w:unhideWhenUsed="1" w:qFormat="1"/>
     <w:lsdException w:name="index heading" w:semiHidden="1" w:unhideWhenUsed="1"/>
-    <w:lsdException w:name="caption" w:semiHidden="1" w:uiPriority="35" w:unhideWhenUsed="1" w:qFormat="1"/>
+    <w:lsdException w:name="caption" w:uiPriority="35" w:semiHidden="1" w:unhideWhenUsed="1" w:qFormat="1"/>
     <w:lsdException w:name="table of figures" w:semiHidden="1" w:unhideWhenUsed="1"/>
     <w:lsdException w:name="envelope address" w:semiHidden="1" w:unhideWhenUsed="1"/>
     <w:lsdException w:name="envelope return" w:semiHidden="1" w:unhideWhenUsed="1"/>
@@ -23331,7 +23530,7 @@
     <w:lsdException w:name="Title" w:uiPriority="10" w:qFormat="1"/>
     <w:lsdException w:name="Closing" w:semiHidden="1" w:unhideWhenUsed="1"/>
     <w:lsdException w:name="Signature" w:semiHidden="1" w:unhideWhenUsed="1"/>
-    <w:lsdException w:name="Default Paragraph Font" w:semiHidden="1" w:uiPriority="1" w:unhideWhenUsed="1"/>
+    <w:lsdException w:name="Default Paragraph Font" w:uiPriority="1" w:semiHidden="1" w:unhideWhenUsed="1"/>
     <w:lsdException w:name="Body Text" w:semiHidden="1" w:unhideWhenUsed="1"/>
     <w:lsdException w:name="Body Text Indent" w:semiHidden="1" w:unhideWhenUsed="1"/>
     <w:lsdException w:name="List Continue" w:semiHidden="1" w:unhideWhenUsed="1"/>
@@ -23528,8 +23727,8 @@
     <w:lsdException w:name="Subtle Reference" w:uiPriority="31" w:qFormat="1"/>
     <w:lsdException w:name="Intense Reference" w:uiPriority="32" w:qFormat="1"/>
     <w:lsdException w:name="Book Title" w:uiPriority="33" w:qFormat="1"/>
-    <w:lsdException w:name="Bibliography" w:semiHidden="1" w:uiPriority="37" w:unhideWhenUsed="1"/>
-    <w:lsdException w:name="TOC Heading" w:semiHidden="1" w:uiPriority="39" w:unhideWhenUsed="1" w:qFormat="1"/>
+    <w:lsdException w:name="Bibliography" w:uiPriority="37" w:semiHidden="1" w:unhideWhenUsed="1"/>
+    <w:lsdException w:name="TOC Heading" w:uiPriority="39" w:semiHidden="1" w:unhideWhenUsed="1" w:qFormat="1"/>
     <w:lsdException w:name="Plain Table 1" w:uiPriority="41"/>
     <w:lsdException w:name="Plain Table 2" w:uiPriority="42"/>
     <w:lsdException w:name="Plain Table 3" w:uiPriority="43"/>
@@ -23634,13 +23833,8 @@
     <w:lsdException w:name="List Table 5 Dark Accent 6" w:uiPriority="50"/>
     <w:lsdException w:name="List Table 6 Colorful Accent 6" w:uiPriority="51"/>
     <w:lsdException w:name="List Table 7 Colorful Accent 6" w:uiPriority="52"/>
-    <w:lsdException w:name="Mention" w:semiHidden="1" w:unhideWhenUsed="1"/>
-    <w:lsdException w:name="Smart Hyperlink" w:semiHidden="1" w:unhideWhenUsed="1"/>
-    <w:lsdException w:name="Hashtag" w:semiHidden="1" w:unhideWhenUsed="1"/>
-    <w:lsdException w:name="Unresolved Mention" w:semiHidden="1" w:unhideWhenUsed="1"/>
-    <w:lsdException w:name="Smart Link" w:semiHidden="1" w:unhideWhenUsed="1"/>
   </w:latentStyles>
-  <w:style w:type="paragraph" w:default="1" w:styleId="Normal">
+  <w:style w:type="paragraph" w:styleId="Normal" w:default="1">
     <w:name w:val="Normal"/>
     <w:qFormat/>
     <w:pPr>
@@ -23766,13 +23960,13 @@
       <w:color w:val="666666"/>
     </w:rPr>
   </w:style>
-  <w:style w:type="character" w:default="1" w:styleId="Fuentedeprrafopredeter">
+  <w:style w:type="character" w:styleId="Fuentedeprrafopredeter" w:default="1">
     <w:name w:val="Default Paragraph Font"/>
     <w:uiPriority w:val="1"/>
     <w:semiHidden/>
     <w:unhideWhenUsed/>
   </w:style>
-  <w:style w:type="table" w:default="1" w:styleId="Tablanormal">
+  <w:style w:type="table" w:styleId="Tablanormal" w:default="1">
     <w:name w:val="Normal Table"/>
     <w:uiPriority w:val="99"/>
     <w:semiHidden/>
@@ -23787,7 +23981,7 @@
       </w:tblCellMar>
     </w:tblPr>
   </w:style>
-  <w:style w:type="numbering" w:default="1" w:styleId="Sinlista">
+  <w:style w:type="numbering" w:styleId="Sinlista" w:default="1">
     <w:name w:val="No List"/>
     <w:uiPriority w:val="99"/>
     <w:semiHidden/>
@@ -23867,7 +24061,7 @@
       <w:szCs w:val="20"/>
     </w:rPr>
   </w:style>
-  <w:style w:type="paragraph" w:customStyle="1" w:styleId="Normal0">
+  <w:style w:type="paragraph" w:styleId="Normal0" w:customStyle="1">
     <w:name w:val="Normal0"/>
     <w:qFormat/>
     <w:pPr>
@@ -23921,7 +24115,7 @@
       <w:spacing w:before="100" w:beforeAutospacing="1" w:after="100" w:afterAutospacing="1" w:line="240" w:lineRule="auto"/>
     </w:pPr>
     <w:rPr>
-      <w:rFonts w:ascii="Times New Roman" w:eastAsia="Times New Roman" w:hAnsi="Times New Roman" w:cs="Times New Roman"/>
+      <w:rFonts w:ascii="Times New Roman" w:hAnsi="Times New Roman" w:eastAsia="Times New Roman" w:cs="Times New Roman"/>
       <w:sz w:val="24"/>
       <w:szCs w:val="24"/>
     </w:rPr>
@@ -23980,16 +24174,16 @@
     <w:uiPriority w:val="39"/>
     <w:tblPr>
       <w:tblBorders>
-        <w:top w:val="single" w:sz="4" w:space="0" w:color="auto"/>
-        <w:left w:val="single" w:sz="4" w:space="0" w:color="auto"/>
-        <w:bottom w:val="single" w:sz="4" w:space="0" w:color="auto"/>
-        <w:right w:val="single" w:sz="4" w:space="0" w:color="auto"/>
-        <w:insideH w:val="single" w:sz="4" w:space="0" w:color="auto"/>
-        <w:insideV w:val="single" w:sz="4" w:space="0" w:color="auto"/>
+        <w:top w:val="single" w:color="auto" w:sz="4" w:space="0"/>
+        <w:left w:val="single" w:color="auto" w:sz="4" w:space="0"/>
+        <w:bottom w:val="single" w:color="auto" w:sz="4" w:space="0"/>
+        <w:right w:val="single" w:color="auto" w:sz="4" w:space="0"/>
+        <w:insideH w:val="single" w:color="auto" w:sz="4" w:space="0"/>
+        <w:insideV w:val="single" w:color="auto" w:sz="4" w:space="0"/>
       </w:tblBorders>
     </w:tblPr>
   </w:style>
-  <w:style w:type="table" w:customStyle="1" w:styleId="NormalTable0">
+  <w:style w:type="table" w:styleId="NormalTable0" w:customStyle="1">
     <w:name w:val="Normal Table0"/>
     <w:uiPriority w:val="99"/>
     <w:semiHidden/>
@@ -24004,7 +24198,7 @@
       </w:tblCellMar>
     </w:tblPr>
   </w:style>
-  <w:style w:type="paragraph" w:customStyle="1" w:styleId="heading10">
+  <w:style w:type="paragraph" w:styleId="heading10" w:customStyle="1">
     <w:name w:val="heading 10"/>
     <w:basedOn w:val="Normal0"/>
     <w:next w:val="Normal0"/>
@@ -24021,7 +24215,7 @@
       <w:szCs w:val="40"/>
     </w:rPr>
   </w:style>
-  <w:style w:type="paragraph" w:customStyle="1" w:styleId="heading20">
+  <w:style w:type="paragraph" w:styleId="heading20" w:customStyle="1">
     <w:name w:val="heading 20"/>
     <w:basedOn w:val="Normal0"/>
     <w:next w:val="Normal0"/>
@@ -24040,7 +24234,7 @@
       <w:szCs w:val="32"/>
     </w:rPr>
   </w:style>
-  <w:style w:type="paragraph" w:customStyle="1" w:styleId="heading30">
+  <w:style w:type="paragraph" w:styleId="heading30" w:customStyle="1">
     <w:name w:val="heading 30"/>
     <w:basedOn w:val="Normal0"/>
     <w:next w:val="Normal0"/>
@@ -24060,7 +24254,7 @@
       <w:szCs w:val="28"/>
     </w:rPr>
   </w:style>
-  <w:style w:type="paragraph" w:customStyle="1" w:styleId="heading40">
+  <w:style w:type="paragraph" w:styleId="heading40" w:customStyle="1">
     <w:name w:val="heading 40"/>
     <w:basedOn w:val="Normal0"/>
     <w:next w:val="Normal0"/>
@@ -24080,7 +24274,7 @@
       <w:szCs w:val="24"/>
     </w:rPr>
   </w:style>
-  <w:style w:type="paragraph" w:customStyle="1" w:styleId="heading50">
+  <w:style w:type="paragraph" w:styleId="heading50" w:customStyle="1">
     <w:name w:val="heading 50"/>
     <w:basedOn w:val="Normal0"/>
     <w:next w:val="Normal0"/>
@@ -24098,7 +24292,7 @@
       <w:color w:val="666666"/>
     </w:rPr>
   </w:style>
-  <w:style w:type="paragraph" w:customStyle="1" w:styleId="heading60">
+  <w:style w:type="paragraph" w:styleId="heading60" w:customStyle="1">
     <w:name w:val="heading 60"/>
     <w:basedOn w:val="Normal0"/>
     <w:next w:val="Normal0"/>
@@ -24117,7 +24311,7 @@
       <w:color w:val="666666"/>
     </w:rPr>
   </w:style>
-  <w:style w:type="table" w:customStyle="1" w:styleId="NormalTable1">
+  <w:style w:type="table" w:styleId="NormalTable1" w:customStyle="1">
     <w:name w:val="Normal Table1"/>
     <w:qFormat/>
     <w:tblPr>
@@ -24129,7 +24323,7 @@
       </w:tblCellMar>
     </w:tblPr>
   </w:style>
-  <w:style w:type="paragraph" w:customStyle="1" w:styleId="Title0">
+  <w:style w:type="paragraph" w:styleId="Title0" w:customStyle="1">
     <w:name w:val="Title0"/>
     <w:basedOn w:val="Normal0"/>
     <w:next w:val="Normal0"/>
@@ -24145,7 +24339,7 @@
       <w:szCs w:val="52"/>
     </w:rPr>
   </w:style>
-  <w:style w:type="table" w:customStyle="1" w:styleId="TableNormal">
+  <w:style w:type="table" w:styleId="TableNormal" w:customStyle="1">
     <w:name w:val="Table Normal"/>
     <w:qFormat/>
     <w:tblPr>
@@ -24157,7 +24351,7 @@
       </w:tblCellMar>
     </w:tblPr>
   </w:style>
-  <w:style w:type="table" w:customStyle="1" w:styleId="Style22">
+  <w:style w:type="table" w:styleId="Style22" w:customStyle="1">
     <w:name w:val="_Style 22"/>
     <w:basedOn w:val="NormalTable0"/>
     <w:qFormat/>
@@ -24170,7 +24364,7 @@
       </w:tblCellMar>
     </w:tblPr>
   </w:style>
-  <w:style w:type="table" w:customStyle="1" w:styleId="Style23">
+  <w:style w:type="table" w:styleId="Style23" w:customStyle="1">
     <w:name w:val="_Style 23"/>
     <w:basedOn w:val="NormalTable0"/>
     <w:qFormat/>
@@ -24183,7 +24377,7 @@
       </w:tblCellMar>
     </w:tblPr>
   </w:style>
-  <w:style w:type="table" w:customStyle="1" w:styleId="Style24">
+  <w:style w:type="table" w:styleId="Style24" w:customStyle="1">
     <w:name w:val="_Style 24"/>
     <w:basedOn w:val="NormalTable0"/>
     <w:qFormat/>
@@ -24196,21 +24390,21 @@
       </w:tblCellMar>
     </w:tblPr>
   </w:style>
-  <w:style w:type="character" w:customStyle="1" w:styleId="EncabezadoCar">
+  <w:style w:type="character" w:styleId="EncabezadoCar" w:customStyle="1">
     <w:name w:val="Encabezado Car"/>
     <w:basedOn w:val="Fuentedeprrafopredeter"/>
     <w:link w:val="Encabezado"/>
     <w:uiPriority w:val="99"/>
     <w:qFormat/>
   </w:style>
-  <w:style w:type="character" w:customStyle="1" w:styleId="PiedepginaCar">
+  <w:style w:type="character" w:styleId="PiedepginaCar" w:customStyle="1">
     <w:name w:val="Pie de página Car"/>
     <w:basedOn w:val="Fuentedeprrafopredeter"/>
     <w:link w:val="Piedepgina"/>
     <w:uiPriority w:val="99"/>
     <w:qFormat/>
   </w:style>
-  <w:style w:type="character" w:customStyle="1" w:styleId="Listavistosa-nfasis1Car">
+  <w:style w:type="character" w:styleId="Listavistosa-nfasis1Car" w:customStyle="1">
     <w:name w:val="Lista vistosa - Énfasis 1 Car"/>
     <w:uiPriority w:val="34"/>
     <w:qFormat/>
@@ -24243,7 +24437,7 @@
       <w:tblPr/>
       <w:tcPr>
         <w:tcBorders>
-          <w:bottom w:val="single" w:sz="12" w:space="0" w:color="FFFFFF" w:themeColor="background1"/>
+          <w:bottom w:val="single" w:color="FFFFFF" w:themeColor="background1" w:sz="12" w:space="0"/>
         </w:tcBorders>
         <w:shd w:val="clear" w:color="auto" w:fill="9E3A38" w:themeFill="accent2" w:themeFillShade="CC"/>
       </w:tcPr>
@@ -24252,7 +24446,7 @@
       <w:tblPr/>
       <w:tcPr>
         <w:tcBorders>
-          <w:top w:val="single" w:sz="12" w:space="0" w:color="000000" w:themeColor="text1"/>
+          <w:top w:val="single" w:color="000000" w:themeColor="text1" w:sz="12" w:space="0"/>
         </w:tcBorders>
         <w:shd w:val="clear" w:color="auto" w:fill="FFFFFF" w:themeFill="background1"/>
       </w:tcPr>
@@ -24288,7 +24482,7 @@
       <w:contextualSpacing/>
     </w:pPr>
   </w:style>
-  <w:style w:type="character" w:customStyle="1" w:styleId="Mencinsinresolver1">
+  <w:style w:type="character" w:styleId="Mencinsinresolver1" w:customStyle="1">
     <w:name w:val="Mención sin resolver1"/>
     <w:basedOn w:val="Fuentedeprrafopredeter"/>
     <w:uiPriority w:val="99"/>
@@ -24300,7 +24494,7 @@
       <w:shd w:val="clear" w:color="auto" w:fill="E1DFDD"/>
     </w:rPr>
   </w:style>
-  <w:style w:type="character" w:customStyle="1" w:styleId="TextodegloboCar">
+  <w:style w:type="character" w:styleId="TextodegloboCar" w:customStyle="1">
     <w:name w:val="Texto de globo Car"/>
     <w:basedOn w:val="Fuentedeprrafopredeter"/>
     <w:link w:val="Textodeglobo"/>
@@ -24312,7 +24506,7 @@
       <w:szCs w:val="18"/>
     </w:rPr>
   </w:style>
-  <w:style w:type="character" w:customStyle="1" w:styleId="TextocomentarioCar">
+  <w:style w:type="character" w:styleId="TextocomentarioCar" w:customStyle="1">
     <w:name w:val="Texto comentario Car"/>
     <w:basedOn w:val="Fuentedeprrafopredeter"/>
     <w:link w:val="Textocomentario"/>
@@ -24324,7 +24518,7 @@
       <w:szCs w:val="20"/>
     </w:rPr>
   </w:style>
-  <w:style w:type="character" w:customStyle="1" w:styleId="AsuntodelcomentarioCar">
+  <w:style w:type="character" w:styleId="AsuntodelcomentarioCar" w:customStyle="1">
     <w:name w:val="Asunto del comentario Car"/>
     <w:basedOn w:val="TextocomentarioCar"/>
     <w:link w:val="Asuntodelcomentario"/>
@@ -24338,7 +24532,7 @@
       <w:szCs w:val="20"/>
     </w:rPr>
   </w:style>
-  <w:style w:type="table" w:customStyle="1" w:styleId="Style44">
+  <w:style w:type="table" w:styleId="Style44" w:customStyle="1">
     <w:name w:val="_Style 44"/>
     <w:basedOn w:val="TableNormal"/>
     <w:qFormat/>
@@ -24357,7 +24551,7 @@
       <w:shd w:val="clear" w:color="auto" w:fill="EDF2F8"/>
     </w:tcPr>
   </w:style>
-  <w:style w:type="table" w:customStyle="1" w:styleId="Style45">
+  <w:style w:type="table" w:styleId="Style45" w:customStyle="1">
     <w:name w:val="_Style 45"/>
     <w:basedOn w:val="TableNormal"/>
     <w:qFormat/>
@@ -24376,7 +24570,7 @@
       <w:shd w:val="clear" w:color="auto" w:fill="EDF2F8"/>
     </w:tcPr>
   </w:style>
-  <w:style w:type="table" w:customStyle="1" w:styleId="Style46">
+  <w:style w:type="table" w:styleId="Style46" w:customStyle="1">
     <w:name w:val="_Style 46"/>
     <w:basedOn w:val="TableNormal"/>
     <w:qFormat/>
@@ -24395,7 +24589,7 @@
       <w:shd w:val="clear" w:color="auto" w:fill="EDF2F8"/>
     </w:tcPr>
   </w:style>
-  <w:style w:type="table" w:customStyle="1" w:styleId="Style47">
+  <w:style w:type="table" w:styleId="Style47" w:customStyle="1">
     <w:name w:val="_Style 47"/>
     <w:basedOn w:val="TableNormal"/>
     <w:qFormat/>
@@ -24414,7 +24608,7 @@
       <w:shd w:val="clear" w:color="auto" w:fill="EDF2F8"/>
     </w:tcPr>
   </w:style>
-  <w:style w:type="table" w:customStyle="1" w:styleId="Style48">
+  <w:style w:type="table" w:styleId="Style48" w:customStyle="1">
     <w:name w:val="_Style 48"/>
     <w:basedOn w:val="TableNormal"/>
     <w:tblPr>
@@ -24424,7 +24618,7 @@
       </w:tblCellMar>
     </w:tblPr>
   </w:style>
-  <w:style w:type="table" w:customStyle="1" w:styleId="Style49">
+  <w:style w:type="table" w:styleId="Style49" w:customStyle="1">
     <w:name w:val="_Style 49"/>
     <w:basedOn w:val="TableNormal"/>
     <w:qFormat/>
@@ -24437,7 +24631,7 @@
       </w:tblCellMar>
     </w:tblPr>
   </w:style>
-  <w:style w:type="table" w:customStyle="1" w:styleId="Style50">
+  <w:style w:type="table" w:styleId="Style50" w:customStyle="1">
     <w:name w:val="_Style 50"/>
     <w:basedOn w:val="TableNormal"/>
     <w:qFormat/>
@@ -24450,7 +24644,7 @@
       </w:tblCellMar>
     </w:tblPr>
   </w:style>
-  <w:style w:type="table" w:customStyle="1" w:styleId="Style51">
+  <w:style w:type="table" w:styleId="Style51" w:customStyle="1">
     <w:name w:val="_Style 51"/>
     <w:basedOn w:val="TableNormal"/>
     <w:qFormat/>
@@ -24461,7 +24655,7 @@
       </w:tblCellMar>
     </w:tblPr>
   </w:style>
-  <w:style w:type="table" w:customStyle="1" w:styleId="Style52">
+  <w:style w:type="table" w:styleId="Style52" w:customStyle="1">
     <w:name w:val="_Style 52"/>
     <w:basedOn w:val="TableNormal"/>
     <w:qFormat/>
@@ -24472,7 +24666,7 @@
       </w:tblCellMar>
     </w:tblPr>
   </w:style>
-  <w:style w:type="table" w:customStyle="1" w:styleId="Style53">
+  <w:style w:type="table" w:styleId="Style53" w:customStyle="1">
     <w:name w:val="_Style 53"/>
     <w:basedOn w:val="TableNormal"/>
     <w:qFormat/>
@@ -24491,7 +24685,7 @@
       <w:shd w:val="clear" w:color="auto" w:fill="EDF2F8"/>
     </w:tcPr>
   </w:style>
-  <w:style w:type="table" w:customStyle="1" w:styleId="Style54">
+  <w:style w:type="table" w:styleId="Style54" w:customStyle="1">
     <w:name w:val="_Style 54"/>
     <w:basedOn w:val="TableNormal"/>
     <w:qFormat/>
@@ -24510,7 +24704,7 @@
       <w:shd w:val="clear" w:color="auto" w:fill="EDF2F8"/>
     </w:tcPr>
   </w:style>
-  <w:style w:type="table" w:customStyle="1" w:styleId="Style55">
+  <w:style w:type="table" w:styleId="Style55" w:customStyle="1">
     <w:name w:val="_Style 55"/>
     <w:basedOn w:val="TableNormal"/>
     <w:qFormat/>
@@ -24529,7 +24723,7 @@
       <w:shd w:val="clear" w:color="auto" w:fill="EDF2F8"/>
     </w:tcPr>
   </w:style>
-  <w:style w:type="table" w:customStyle="1" w:styleId="Style56">
+  <w:style w:type="table" w:styleId="Style56" w:customStyle="1">
     <w:name w:val="_Style 56"/>
     <w:basedOn w:val="TableNormal"/>
     <w:qFormat/>
@@ -24548,7 +24742,7 @@
       <w:shd w:val="clear" w:color="auto" w:fill="EDF2F8"/>
     </w:tcPr>
   </w:style>
-  <w:style w:type="table" w:customStyle="1" w:styleId="Style57">
+  <w:style w:type="table" w:styleId="Style57" w:customStyle="1">
     <w:name w:val="_Style 57"/>
     <w:basedOn w:val="TableNormal"/>
     <w:qFormat/>
@@ -24567,7 +24761,7 @@
       <w:shd w:val="clear" w:color="auto" w:fill="EDF2F8"/>
     </w:tcPr>
   </w:style>
-  <w:style w:type="table" w:customStyle="1" w:styleId="Style58">
+  <w:style w:type="table" w:styleId="Style58" w:customStyle="1">
     <w:name w:val="_Style 58"/>
     <w:basedOn w:val="TableNormal"/>
     <w:qFormat/>
@@ -24586,7 +24780,7 @@
       <w:shd w:val="clear" w:color="auto" w:fill="EDF2F8"/>
     </w:tcPr>
   </w:style>
-  <w:style w:type="table" w:customStyle="1" w:styleId="Style59">
+  <w:style w:type="table" w:styleId="Style59" w:customStyle="1">
     <w:name w:val="_Style 59"/>
     <w:basedOn w:val="TableNormal"/>
     <w:qFormat/>
@@ -24605,7 +24799,7 @@
       <w:shd w:val="clear" w:color="auto" w:fill="EDF2F8"/>
     </w:tcPr>
   </w:style>
-  <w:style w:type="table" w:customStyle="1" w:styleId="Style60">
+  <w:style w:type="table" w:styleId="Style60" w:customStyle="1">
     <w:name w:val="_Style 60"/>
     <w:basedOn w:val="TableNormal"/>
     <w:qFormat/>
@@ -24624,7 +24818,7 @@
       <w:shd w:val="clear" w:color="auto" w:fill="EDF2F8"/>
     </w:tcPr>
   </w:style>
-  <w:style w:type="table" w:customStyle="1" w:styleId="Style61">
+  <w:style w:type="table" w:styleId="Style61" w:customStyle="1">
     <w:name w:val="_Style 61"/>
     <w:basedOn w:val="TableNormal"/>
     <w:qFormat/>
@@ -24643,7 +24837,7 @@
       <w:shd w:val="clear" w:color="auto" w:fill="EDF2F8"/>
     </w:tcPr>
   </w:style>
-  <w:style w:type="character" w:customStyle="1" w:styleId="Mencinsinresolver2">
+  <w:style w:type="character" w:styleId="Mencinsinresolver2" w:customStyle="1">
     <w:name w:val="Mención sin resolver2"/>
     <w:basedOn w:val="Fuentedeprrafopredeter"/>
     <w:uiPriority w:val="99"/>
@@ -24655,7 +24849,7 @@
       <w:shd w:val="clear" w:color="auto" w:fill="E1DFDD"/>
     </w:rPr>
   </w:style>
-  <w:style w:type="paragraph" w:customStyle="1" w:styleId="Subtitle0">
+  <w:style w:type="paragraph" w:styleId="Subtitle0" w:customStyle="1">
     <w:name w:val="Subtitle0"/>
     <w:basedOn w:val="Normal0"/>
     <w:next w:val="Normal0"/>
@@ -24671,7 +24865,7 @@
       <w:szCs w:val="30"/>
     </w:rPr>
   </w:style>
-  <w:style w:type="table" w:customStyle="1" w:styleId="Style64">
+  <w:style w:type="table" w:styleId="Style64" w:customStyle="1">
     <w:name w:val="_Style 64"/>
     <w:basedOn w:val="NormalTable1"/>
     <w:qFormat/>
@@ -24690,7 +24884,7 @@
       <w:shd w:val="clear" w:color="auto" w:fill="EDF2F8"/>
     </w:tcPr>
   </w:style>
-  <w:style w:type="table" w:customStyle="1" w:styleId="Style65">
+  <w:style w:type="table" w:styleId="Style65" w:customStyle="1">
     <w:name w:val="_Style 65"/>
     <w:basedOn w:val="NormalTable1"/>
     <w:qFormat/>
@@ -24709,7 +24903,7 @@
       <w:shd w:val="clear" w:color="auto" w:fill="EDF2F8"/>
     </w:tcPr>
   </w:style>
-  <w:style w:type="table" w:customStyle="1" w:styleId="Style66">
+  <w:style w:type="table" w:styleId="Style66" w:customStyle="1">
     <w:name w:val="_Style 66"/>
     <w:basedOn w:val="NormalTable1"/>
     <w:qFormat/>
@@ -24728,7 +24922,7 @@
       <w:shd w:val="clear" w:color="auto" w:fill="EDF2F8"/>
     </w:tcPr>
   </w:style>
-  <w:style w:type="table" w:customStyle="1" w:styleId="Style67">
+  <w:style w:type="table" w:styleId="Style67" w:customStyle="1">
     <w:name w:val="_Style 67"/>
     <w:basedOn w:val="NormalTable1"/>
     <w:qFormat/>
@@ -24747,7 +24941,7 @@
       <w:shd w:val="clear" w:color="auto" w:fill="EDF2F8"/>
     </w:tcPr>
   </w:style>
-  <w:style w:type="table" w:customStyle="1" w:styleId="Style68">
+  <w:style w:type="table" w:styleId="Style68" w:customStyle="1">
     <w:name w:val="_Style 68"/>
     <w:basedOn w:val="NormalTable1"/>
     <w:tblPr>
@@ -24759,7 +24953,7 @@
       </w:tblCellMar>
     </w:tblPr>
   </w:style>
-  <w:style w:type="table" w:customStyle="1" w:styleId="Style69">
+  <w:style w:type="table" w:styleId="Style69" w:customStyle="1">
     <w:name w:val="_Style 69"/>
     <w:basedOn w:val="NormalTable1"/>
     <w:qFormat/>
@@ -24772,7 +24966,7 @@
       </w:tblCellMar>
     </w:tblPr>
   </w:style>
-  <w:style w:type="table" w:customStyle="1" w:styleId="Style70">
+  <w:style w:type="table" w:styleId="Style70" w:customStyle="1">
     <w:name w:val="_Style 70"/>
     <w:basedOn w:val="NormalTable1"/>
     <w:qFormat/>
@@ -24791,7 +24985,7 @@
       <w:shd w:val="clear" w:color="auto" w:fill="EDF2F8"/>
     </w:tcPr>
   </w:style>
-  <w:style w:type="table" w:customStyle="1" w:styleId="Style71">
+  <w:style w:type="table" w:styleId="Style71" w:customStyle="1">
     <w:name w:val="_Style 71"/>
     <w:basedOn w:val="NormalTable1"/>
     <w:qFormat/>
@@ -24810,7 +25004,7 @@
       <w:shd w:val="clear" w:color="auto" w:fill="EDF2F8"/>
     </w:tcPr>
   </w:style>
-  <w:style w:type="table" w:customStyle="1" w:styleId="Style72">
+  <w:style w:type="table" w:styleId="Style72" w:customStyle="1">
     <w:name w:val="_Style 72"/>
     <w:basedOn w:val="NormalTable1"/>
     <w:qFormat/>
@@ -24829,7 +25023,7 @@
       <w:shd w:val="clear" w:color="auto" w:fill="EDF2F8"/>
     </w:tcPr>
   </w:style>
-  <w:style w:type="table" w:customStyle="1" w:styleId="Style73">
+  <w:style w:type="table" w:styleId="Style73" w:customStyle="1">
     <w:name w:val="_Style 73"/>
     <w:basedOn w:val="NormalTable1"/>
     <w:qFormat/>
@@ -24848,7 +25042,7 @@
       <w:shd w:val="clear" w:color="auto" w:fill="EDF2F8"/>
     </w:tcPr>
   </w:style>
-  <w:style w:type="table" w:customStyle="1" w:styleId="Style74">
+  <w:style w:type="table" w:styleId="Style74" w:customStyle="1">
     <w:name w:val="_Style 74"/>
     <w:basedOn w:val="NormalTable1"/>
     <w:qFormat/>
@@ -24867,7 +25061,7 @@
       <w:shd w:val="clear" w:color="auto" w:fill="EDF2F8"/>
     </w:tcPr>
   </w:style>
-  <w:style w:type="paragraph" w:customStyle="1" w:styleId="Default">
+  <w:style w:type="paragraph" w:styleId="Default" w:customStyle="1">
     <w:name w:val="Default"/>
     <w:qFormat/>
     <w:pPr>
@@ -24882,7 +25076,7 @@
       <w:lang w:eastAsia="ja-JP"/>
     </w:rPr>
   </w:style>
-  <w:style w:type="character" w:customStyle="1" w:styleId="Ttulo4Car">
+  <w:style w:type="character" w:styleId="Ttulo4Car" w:customStyle="1">
     <w:name w:val="Título 4 Car"/>
     <w:basedOn w:val="Fuentedeprrafopredeter"/>
     <w:link w:val="Ttulo4"/>
@@ -24896,7 +25090,7 @@
       <w:lang w:val="es-CO" w:eastAsia="ja-JP"/>
     </w:rPr>
   </w:style>
-  <w:style w:type="character" w:styleId="Fuerte">
+  <w:style w:type="character" w:styleId="Textoennegrita">
     <w:name w:val="Strong"/>
     <w:basedOn w:val="Fuentedeprrafopredeter"/>
     <w:uiPriority w:val="22"/>
@@ -24907,7 +25101,7 @@
       <w:bCs/>
     </w:rPr>
   </w:style>
-  <w:style w:type="table" w:styleId="Tablaconcuadrcula4-nfasis1">
+  <w:style w:type="table" w:styleId="Tabladecuadrcula4-nfasis1">
     <w:name w:val="Grid Table 4 Accent 1"/>
     <w:basedOn w:val="Tablanormal"/>
     <w:uiPriority w:val="49"/>
@@ -24921,12 +25115,12 @@
       <w:tblStyleRowBandSize w:val="1"/>
       <w:tblStyleColBandSize w:val="1"/>
       <w:tblBorders>
-        <w:top w:val="single" w:sz="4" w:space="0" w:color="95B3D7" w:themeColor="accent1" w:themeTint="99"/>
-        <w:left w:val="single" w:sz="4" w:space="0" w:color="95B3D7" w:themeColor="accent1" w:themeTint="99"/>
-        <w:bottom w:val="single" w:sz="4" w:space="0" w:color="95B3D7" w:themeColor="accent1" w:themeTint="99"/>
-        <w:right w:val="single" w:sz="4" w:space="0" w:color="95B3D7" w:themeColor="accent1" w:themeTint="99"/>
-        <w:insideH w:val="single" w:sz="4" w:space="0" w:color="95B3D7" w:themeColor="accent1" w:themeTint="99"/>
-        <w:insideV w:val="single" w:sz="4" w:space="0" w:color="95B3D7" w:themeColor="accent1" w:themeTint="99"/>
+        <w:top w:val="single" w:color="95B3D7" w:themeColor="accent1" w:themeTint="99" w:sz="4" w:space="0"/>
+        <w:left w:val="single" w:color="95B3D7" w:themeColor="accent1" w:themeTint="99" w:sz="4" w:space="0"/>
+        <w:bottom w:val="single" w:color="95B3D7" w:themeColor="accent1" w:themeTint="99" w:sz="4" w:space="0"/>
+        <w:right w:val="single" w:color="95B3D7" w:themeColor="accent1" w:themeTint="99" w:sz="4" w:space="0"/>
+        <w:insideH w:val="single" w:color="95B3D7" w:themeColor="accent1" w:themeTint="99" w:sz="4" w:space="0"/>
+        <w:insideV w:val="single" w:color="95B3D7" w:themeColor="accent1" w:themeTint="99" w:sz="4" w:space="0"/>
       </w:tblBorders>
     </w:tblPr>
     <w:tblStylePr w:type="firstRow">
@@ -24938,10 +25132,10 @@
       <w:tblPr/>
       <w:tcPr>
         <w:tcBorders>
-          <w:top w:val="single" w:sz="4" w:space="0" w:color="4F81BD" w:themeColor="accent1"/>
-          <w:left w:val="single" w:sz="4" w:space="0" w:color="4F81BD" w:themeColor="accent1"/>
-          <w:bottom w:val="single" w:sz="4" w:space="0" w:color="4F81BD" w:themeColor="accent1"/>
-          <w:right w:val="single" w:sz="4" w:space="0" w:color="4F81BD" w:themeColor="accent1"/>
+          <w:top w:val="single" w:color="4F81BD" w:themeColor="accent1" w:sz="4" w:space="0"/>
+          <w:left w:val="single" w:color="4F81BD" w:themeColor="accent1" w:sz="4" w:space="0"/>
+          <w:bottom w:val="single" w:color="4F81BD" w:themeColor="accent1" w:sz="4" w:space="0"/>
+          <w:right w:val="single" w:color="4F81BD" w:themeColor="accent1" w:sz="4" w:space="0"/>
           <w:insideH w:val="nil"/>
           <w:insideV w:val="nil"/>
         </w:tcBorders>
@@ -24956,7 +25150,7 @@
       <w:tblPr/>
       <w:tcPr>
         <w:tcBorders>
-          <w:top w:val="double" w:sz="4" w:space="0" w:color="4F81BD" w:themeColor="accent1"/>
+          <w:top w:val="double" w:color="4F81BD" w:themeColor="accent1" w:sz="4" w:space="0"/>
         </w:tcBorders>
       </w:tcPr>
     </w:tblStylePr>
@@ -24985,7 +25179,7 @@
       </w:tcPr>
     </w:tblStylePr>
   </w:style>
-  <w:style w:type="table" w:styleId="Tablaconcuadrcula4-nfasis5">
+  <w:style w:type="table" w:styleId="Tabladecuadrcula4-nfasis5">
     <w:name w:val="Grid Table 4 Accent 5"/>
     <w:basedOn w:val="Tablanormal"/>
     <w:uiPriority w:val="49"/>
@@ -24999,12 +25193,12 @@
       <w:tblStyleRowBandSize w:val="1"/>
       <w:tblStyleColBandSize w:val="1"/>
       <w:tblBorders>
-        <w:top w:val="single" w:sz="4" w:space="0" w:color="92CDDC" w:themeColor="accent5" w:themeTint="99"/>
-        <w:left w:val="single" w:sz="4" w:space="0" w:color="92CDDC" w:themeColor="accent5" w:themeTint="99"/>
-        <w:bottom w:val="single" w:sz="4" w:space="0" w:color="92CDDC" w:themeColor="accent5" w:themeTint="99"/>
-        <w:right w:val="single" w:sz="4" w:space="0" w:color="92CDDC" w:themeColor="accent5" w:themeTint="99"/>
-        <w:insideH w:val="single" w:sz="4" w:space="0" w:color="92CDDC" w:themeColor="accent5" w:themeTint="99"/>
-        <w:insideV w:val="single" w:sz="4" w:space="0" w:color="92CDDC" w:themeColor="accent5" w:themeTint="99"/>
+        <w:top w:val="single" w:color="92CDDC" w:themeColor="accent5" w:themeTint="99" w:sz="4" w:space="0"/>
+        <w:left w:val="single" w:color="92CDDC" w:themeColor="accent5" w:themeTint="99" w:sz="4" w:space="0"/>
+        <w:bottom w:val="single" w:color="92CDDC" w:themeColor="accent5" w:themeTint="99" w:sz="4" w:space="0"/>
+        <w:right w:val="single" w:color="92CDDC" w:themeColor="accent5" w:themeTint="99" w:sz="4" w:space="0"/>
+        <w:insideH w:val="single" w:color="92CDDC" w:themeColor="accent5" w:themeTint="99" w:sz="4" w:space="0"/>
+        <w:insideV w:val="single" w:color="92CDDC" w:themeColor="accent5" w:themeTint="99" w:sz="4" w:space="0"/>
       </w:tblBorders>
     </w:tblPr>
     <w:tblStylePr w:type="firstRow">
@@ -25016,10 +25210,10 @@
       <w:tblPr/>
       <w:tcPr>
         <w:tcBorders>
-          <w:top w:val="single" w:sz="4" w:space="0" w:color="4BACC6" w:themeColor="accent5"/>
-          <w:left w:val="single" w:sz="4" w:space="0" w:color="4BACC6" w:themeColor="accent5"/>
-          <w:bottom w:val="single" w:sz="4" w:space="0" w:color="4BACC6" w:themeColor="accent5"/>
-          <w:right w:val="single" w:sz="4" w:space="0" w:color="4BACC6" w:themeColor="accent5"/>
+          <w:top w:val="single" w:color="4BACC6" w:themeColor="accent5" w:sz="4" w:space="0"/>
+          <w:left w:val="single" w:color="4BACC6" w:themeColor="accent5" w:sz="4" w:space="0"/>
+          <w:bottom w:val="single" w:color="4BACC6" w:themeColor="accent5" w:sz="4" w:space="0"/>
+          <w:right w:val="single" w:color="4BACC6" w:themeColor="accent5" w:sz="4" w:space="0"/>
           <w:insideH w:val="nil"/>
           <w:insideV w:val="nil"/>
         </w:tcBorders>
@@ -25034,7 +25228,7 @@
       <w:tblPr/>
       <w:tcPr>
         <w:tcBorders>
-          <w:top w:val="double" w:sz="4" w:space="0" w:color="4BACC6" w:themeColor="accent5"/>
+          <w:top w:val="double" w:color="4BACC6" w:themeColor="accent5" w:sz="4" w:space="0"/>
         </w:tcBorders>
       </w:tcPr>
     </w:tblStylePr>
@@ -32250,10 +32444,24 @@
         </dgm:presLayoutVars>
       </dgm:prSet>
       <dgm:spPr/>
+      <dgm:t>
+        <a:bodyPr/>
+        <a:lstStyle/>
+        <a:p>
+          <a:endParaRPr lang="es-ES"/>
+        </a:p>
+      </dgm:t>
     </dgm:pt>
     <dgm:pt modelId="{3A8469B3-BF19-4E1F-9FCD-8D5E24960B3F}" type="pres">
       <dgm:prSet presAssocID="{87B81A4F-73A5-4BD0-989A-4000957ABC23}" presName="centerShape" presStyleLbl="node0" presStyleIdx="0" presStyleCnt="1"/>
       <dgm:spPr/>
+      <dgm:t>
+        <a:bodyPr/>
+        <a:lstStyle/>
+        <a:p>
+          <a:endParaRPr lang="es-ES"/>
+        </a:p>
+      </dgm:t>
     </dgm:pt>
     <dgm:pt modelId="{AB233808-E209-4A75-AD4B-B0A9688728A1}" type="pres">
       <dgm:prSet presAssocID="{CF38CA30-3A38-4053-95FC-476ABC889AA9}" presName="node" presStyleLbl="node1" presStyleIdx="0" presStyleCnt="3">
@@ -32262,6 +32470,13 @@
         </dgm:presLayoutVars>
       </dgm:prSet>
       <dgm:spPr/>
+      <dgm:t>
+        <a:bodyPr/>
+        <a:lstStyle/>
+        <a:p>
+          <a:endParaRPr lang="es-ES"/>
+        </a:p>
+      </dgm:t>
     </dgm:pt>
     <dgm:pt modelId="{01C8B1EA-C16C-4378-882E-4D0C6795D3AC}" type="pres">
       <dgm:prSet presAssocID="{CF38CA30-3A38-4053-95FC-476ABC889AA9}" presName="dummy" presStyleCnt="0"/>
@@ -32270,6 +32485,13 @@
     <dgm:pt modelId="{03078001-A07B-4041-B123-BF77327E06C6}" type="pres">
       <dgm:prSet presAssocID="{B55AD12C-AD0D-4E6F-8E50-DDEC64BFF149}" presName="sibTrans" presStyleLbl="sibTrans2D1" presStyleIdx="0" presStyleCnt="3"/>
       <dgm:spPr/>
+      <dgm:t>
+        <a:bodyPr/>
+        <a:lstStyle/>
+        <a:p>
+          <a:endParaRPr lang="es-ES"/>
+        </a:p>
+      </dgm:t>
     </dgm:pt>
     <dgm:pt modelId="{C61CB64F-7F90-4B44-A4CA-0F36AD8E383A}" type="pres">
       <dgm:prSet presAssocID="{A0F059A9-C657-4941-B68D-FE96B0351B82}" presName="node" presStyleLbl="node1" presStyleIdx="1" presStyleCnt="3">
@@ -32278,6 +32500,13 @@
         </dgm:presLayoutVars>
       </dgm:prSet>
       <dgm:spPr/>
+      <dgm:t>
+        <a:bodyPr/>
+        <a:lstStyle/>
+        <a:p>
+          <a:endParaRPr lang="es-ES"/>
+        </a:p>
+      </dgm:t>
     </dgm:pt>
     <dgm:pt modelId="{E565E80A-BCEB-40AD-A09F-4DAA23887F3C}" type="pres">
       <dgm:prSet presAssocID="{A0F059A9-C657-4941-B68D-FE96B0351B82}" presName="dummy" presStyleCnt="0"/>
@@ -32286,6 +32515,13 @@
     <dgm:pt modelId="{9A9886B1-22A7-4827-B2FE-A5CC090AD880}" type="pres">
       <dgm:prSet presAssocID="{BDE49381-8B10-4AEA-8136-6E538A44C30D}" presName="sibTrans" presStyleLbl="sibTrans2D1" presStyleIdx="1" presStyleCnt="3"/>
       <dgm:spPr/>
+      <dgm:t>
+        <a:bodyPr/>
+        <a:lstStyle/>
+        <a:p>
+          <a:endParaRPr lang="es-ES"/>
+        </a:p>
+      </dgm:t>
     </dgm:pt>
     <dgm:pt modelId="{85E549AA-8049-4B19-95DB-22D04609F63A}" type="pres">
       <dgm:prSet presAssocID="{F786EE7B-CE3E-486A-B1A3-D24A01349B71}" presName="node" presStyleLbl="node1" presStyleIdx="2" presStyleCnt="3">
@@ -32294,6 +32530,13 @@
         </dgm:presLayoutVars>
       </dgm:prSet>
       <dgm:spPr/>
+      <dgm:t>
+        <a:bodyPr/>
+        <a:lstStyle/>
+        <a:p>
+          <a:endParaRPr lang="es-ES"/>
+        </a:p>
+      </dgm:t>
     </dgm:pt>
     <dgm:pt modelId="{85A88342-B839-44E7-816C-3F26DEF6099C}" type="pres">
       <dgm:prSet presAssocID="{F786EE7B-CE3E-486A-B1A3-D24A01349B71}" presName="dummy" presStyleCnt="0"/>
@@ -32302,21 +32545,28 @@
     <dgm:pt modelId="{122ACE80-CA4F-45A3-B6FE-7772F17F6947}" type="pres">
       <dgm:prSet presAssocID="{C3749FFE-21A7-410C-9B1F-344B17890B1E}" presName="sibTrans" presStyleLbl="sibTrans2D1" presStyleIdx="2" presStyleCnt="3"/>
       <dgm:spPr/>
+      <dgm:t>
+        <a:bodyPr/>
+        <a:lstStyle/>
+        <a:p>
+          <a:endParaRPr lang="es-ES"/>
+        </a:p>
+      </dgm:t>
     </dgm:pt>
   </dgm:ptLst>
   <dgm:cxnLst>
     <dgm:cxn modelId="{EBAAE61A-6B0B-4E1A-AC2D-E927FE3C1CAE}" type="presOf" srcId="{F786EE7B-CE3E-486A-B1A3-D24A01349B71}" destId="{85E549AA-8049-4B19-95DB-22D04609F63A}" srcOrd="0" destOrd="0" presId="urn:microsoft.com/office/officeart/2005/8/layout/radial6"/>
+    <dgm:cxn modelId="{76F9E8F1-417E-4413-888E-1509969AA1DE}" type="presOf" srcId="{B55AD12C-AD0D-4E6F-8E50-DDEC64BFF149}" destId="{03078001-A07B-4041-B123-BF77327E06C6}" srcOrd="0" destOrd="0" presId="urn:microsoft.com/office/officeart/2005/8/layout/radial6"/>
+    <dgm:cxn modelId="{77283A5D-DCED-4EA6-9858-87BF6F2FF6FC}" srcId="{87B81A4F-73A5-4BD0-989A-4000957ABC23}" destId="{A0F059A9-C657-4941-B68D-FE96B0351B82}" srcOrd="1" destOrd="0" parTransId="{C7879E63-4E1B-4B95-A358-459528ED38C2}" sibTransId="{BDE49381-8B10-4AEA-8136-6E538A44C30D}"/>
+    <dgm:cxn modelId="{E70B267D-A623-4D93-BA3A-6BDDABAA1037}" type="presOf" srcId="{87B81A4F-73A5-4BD0-989A-4000957ABC23}" destId="{3A8469B3-BF19-4E1F-9FCD-8D5E24960B3F}" srcOrd="0" destOrd="0" presId="urn:microsoft.com/office/officeart/2005/8/layout/radial6"/>
+    <dgm:cxn modelId="{A2E761C1-76D7-4F20-BBD5-EBC3363EB6B0}" type="presOf" srcId="{CF38CA30-3A38-4053-95FC-476ABC889AA9}" destId="{AB233808-E209-4A75-AD4B-B0A9688728A1}" srcOrd="0" destOrd="0" presId="urn:microsoft.com/office/officeart/2005/8/layout/radial6"/>
+    <dgm:cxn modelId="{A795AA6A-5072-4E24-A12B-90AA1F309105}" srcId="{87B81A4F-73A5-4BD0-989A-4000957ABC23}" destId="{F786EE7B-CE3E-486A-B1A3-D24A01349B71}" srcOrd="2" destOrd="0" parTransId="{58B3CC9C-AB25-402F-BC96-D475119AD9B1}" sibTransId="{C3749FFE-21A7-410C-9B1F-344B17890B1E}"/>
     <dgm:cxn modelId="{8BDE482B-43C9-4A21-B1CF-3E5BEE557295}" type="presOf" srcId="{A0F059A9-C657-4941-B68D-FE96B0351B82}" destId="{C61CB64F-7F90-4B44-A4CA-0F36AD8E383A}" srcOrd="0" destOrd="0" presId="urn:microsoft.com/office/officeart/2005/8/layout/radial6"/>
-    <dgm:cxn modelId="{77283A5D-DCED-4EA6-9858-87BF6F2FF6FC}" srcId="{87B81A4F-73A5-4BD0-989A-4000957ABC23}" destId="{A0F059A9-C657-4941-B68D-FE96B0351B82}" srcOrd="1" destOrd="0" parTransId="{C7879E63-4E1B-4B95-A358-459528ED38C2}" sibTransId="{BDE49381-8B10-4AEA-8136-6E538A44C30D}"/>
-    <dgm:cxn modelId="{A795AA6A-5072-4E24-A12B-90AA1F309105}" srcId="{87B81A4F-73A5-4BD0-989A-4000957ABC23}" destId="{F786EE7B-CE3E-486A-B1A3-D24A01349B71}" srcOrd="2" destOrd="0" parTransId="{58B3CC9C-AB25-402F-BC96-D475119AD9B1}" sibTransId="{C3749FFE-21A7-410C-9B1F-344B17890B1E}"/>
-    <dgm:cxn modelId="{E70B267D-A623-4D93-BA3A-6BDDABAA1037}" type="presOf" srcId="{87B81A4F-73A5-4BD0-989A-4000957ABC23}" destId="{3A8469B3-BF19-4E1F-9FCD-8D5E24960B3F}" srcOrd="0" destOrd="0" presId="urn:microsoft.com/office/officeart/2005/8/layout/radial6"/>
-    <dgm:cxn modelId="{C485B98F-7668-4E2D-8C8D-C1E679302C3C}" srcId="{4E276BD6-4223-4775-BDD6-581AD5722576}" destId="{87B81A4F-73A5-4BD0-989A-4000957ABC23}" srcOrd="0" destOrd="0" parTransId="{FD7478AE-CCA3-40EF-9C1A-BC0226A0E2E7}" sibTransId="{223882F9-6DC7-4996-B42B-B74AC9829D10}"/>
     <dgm:cxn modelId="{CF98A69D-EE3F-4A3C-A1CE-88DB637437E4}" srcId="{87B81A4F-73A5-4BD0-989A-4000957ABC23}" destId="{CF38CA30-3A38-4053-95FC-476ABC889AA9}" srcOrd="0" destOrd="0" parTransId="{191D9419-2890-4F2C-84D5-3BA2FAD24061}" sibTransId="{B55AD12C-AD0D-4E6F-8E50-DDEC64BFF149}"/>
     <dgm:cxn modelId="{2BA536A1-A4D2-4E03-98BA-84C539EAEB97}" type="presOf" srcId="{4E276BD6-4223-4775-BDD6-581AD5722576}" destId="{75D28EED-E86A-4918-AEFF-5F5F483C06F1}" srcOrd="0" destOrd="0" presId="urn:microsoft.com/office/officeart/2005/8/layout/radial6"/>
-    <dgm:cxn modelId="{A2E761C1-76D7-4F20-BBD5-EBC3363EB6B0}" type="presOf" srcId="{CF38CA30-3A38-4053-95FC-476ABC889AA9}" destId="{AB233808-E209-4A75-AD4B-B0A9688728A1}" srcOrd="0" destOrd="0" presId="urn:microsoft.com/office/officeart/2005/8/layout/radial6"/>
+    <dgm:cxn modelId="{C485B98F-7668-4E2D-8C8D-C1E679302C3C}" srcId="{4E276BD6-4223-4775-BDD6-581AD5722576}" destId="{87B81A4F-73A5-4BD0-989A-4000957ABC23}" srcOrd="0" destOrd="0" parTransId="{FD7478AE-CCA3-40EF-9C1A-BC0226A0E2E7}" sibTransId="{223882F9-6DC7-4996-B42B-B74AC9829D10}"/>
     <dgm:cxn modelId="{78364DCC-73AC-4494-B1FA-10A91DFF3493}" type="presOf" srcId="{BDE49381-8B10-4AEA-8136-6E538A44C30D}" destId="{9A9886B1-22A7-4827-B2FE-A5CC090AD880}" srcOrd="0" destOrd="0" presId="urn:microsoft.com/office/officeart/2005/8/layout/radial6"/>
     <dgm:cxn modelId="{93ED63D2-B56E-4BBA-BD7F-EC022D797275}" type="presOf" srcId="{C3749FFE-21A7-410C-9B1F-344B17890B1E}" destId="{122ACE80-CA4F-45A3-B6FE-7772F17F6947}" srcOrd="0" destOrd="0" presId="urn:microsoft.com/office/officeart/2005/8/layout/radial6"/>
-    <dgm:cxn modelId="{76F9E8F1-417E-4413-888E-1509969AA1DE}" type="presOf" srcId="{B55AD12C-AD0D-4E6F-8E50-DDEC64BFF149}" destId="{03078001-A07B-4041-B123-BF77327E06C6}" srcOrd="0" destOrd="0" presId="urn:microsoft.com/office/officeart/2005/8/layout/radial6"/>
     <dgm:cxn modelId="{9E25DFC2-D2AB-471D-89E0-1D1696640BA6}" type="presParOf" srcId="{75D28EED-E86A-4918-AEFF-5F5F483C06F1}" destId="{3A8469B3-BF19-4E1F-9FCD-8D5E24960B3F}" srcOrd="0" destOrd="0" presId="urn:microsoft.com/office/officeart/2005/8/layout/radial6"/>
     <dgm:cxn modelId="{2AC762E9-50FF-4DC5-87F5-F6BFF78B7C3F}" type="presParOf" srcId="{75D28EED-E86A-4918-AEFF-5F5F483C06F1}" destId="{AB233808-E209-4A75-AD4B-B0A9688728A1}" srcOrd="1" destOrd="0" presId="urn:microsoft.com/office/officeart/2005/8/layout/radial6"/>
     <dgm:cxn modelId="{58CB7432-C143-442A-A4C8-0853F7FCF928}" type="presParOf" srcId="{75D28EED-E86A-4918-AEFF-5F5F483C06F1}" destId="{01C8B1EA-C16C-4378-882E-4D0C6795D3AC}" srcOrd="2" destOrd="0" presId="urn:microsoft.com/office/officeart/2005/8/layout/radial6"/>
@@ -32332,7 +32582,7 @@
   <dgm:whole/>
   <dgm:extLst>
     <a:ext uri="http://schemas.microsoft.com/office/drawing/2008/diagram">
-      <dsp:dataModelExt xmlns:dsp="http://schemas.microsoft.com/office/drawing/2008/diagram" relId="rId19" minVer="http://schemas.openxmlformats.org/drawingml/2006/diagram"/>
+      <dsp:dataModelExt xmlns:dsp="http://schemas.microsoft.com/office/drawing/2008/diagram" relId="rId18" minVer="http://schemas.openxmlformats.org/drawingml/2006/diagram"/>
     </a:ext>
   </dgm:extLst>
 </dgm:dataModel>
@@ -32606,14 +32856,35 @@
         </dgm:presLayoutVars>
       </dgm:prSet>
       <dgm:spPr/>
+      <dgm:t>
+        <a:bodyPr/>
+        <a:lstStyle/>
+        <a:p>
+          <a:endParaRPr lang="es-ES"/>
+        </a:p>
+      </dgm:t>
     </dgm:pt>
     <dgm:pt modelId="{AB57393B-074D-4702-8407-FAECE24DBE85}" type="pres">
       <dgm:prSet presAssocID="{CFE5228C-5479-4D89-AFF9-BF3BC4F77E47}" presName="sibTrans" presStyleLbl="sibTrans2D1" presStyleIdx="0" presStyleCnt="4"/>
       <dgm:spPr/>
+      <dgm:t>
+        <a:bodyPr/>
+        <a:lstStyle/>
+        <a:p>
+          <a:endParaRPr lang="es-ES"/>
+        </a:p>
+      </dgm:t>
     </dgm:pt>
     <dgm:pt modelId="{C8794052-8475-43AF-B721-28B4C332044C}" type="pres">
       <dgm:prSet presAssocID="{CFE5228C-5479-4D89-AFF9-BF3BC4F77E47}" presName="connectorText" presStyleLbl="sibTrans2D1" presStyleIdx="0" presStyleCnt="4"/>
       <dgm:spPr/>
+      <dgm:t>
+        <a:bodyPr/>
+        <a:lstStyle/>
+        <a:p>
+          <a:endParaRPr lang="es-ES"/>
+        </a:p>
+      </dgm:t>
     </dgm:pt>
     <dgm:pt modelId="{2D0DD52E-A522-4224-897C-3F11D3679602}" type="pres">
       <dgm:prSet presAssocID="{19FE83E0-0A3E-433C-BDAB-8839F1E043AD}" presName="node" presStyleLbl="node1" presStyleIdx="1" presStyleCnt="5">
@@ -32622,14 +32893,35 @@
         </dgm:presLayoutVars>
       </dgm:prSet>
       <dgm:spPr/>
+      <dgm:t>
+        <a:bodyPr/>
+        <a:lstStyle/>
+        <a:p>
+          <a:endParaRPr lang="es-ES"/>
+        </a:p>
+      </dgm:t>
     </dgm:pt>
     <dgm:pt modelId="{65658FA8-9357-4E36-AAC5-8F444D20D498}" type="pres">
       <dgm:prSet presAssocID="{91A50BC8-C973-4D65-BE36-2B3005B1EDD6}" presName="sibTrans" presStyleLbl="sibTrans2D1" presStyleIdx="1" presStyleCnt="4"/>
       <dgm:spPr/>
+      <dgm:t>
+        <a:bodyPr/>
+        <a:lstStyle/>
+        <a:p>
+          <a:endParaRPr lang="es-ES"/>
+        </a:p>
+      </dgm:t>
     </dgm:pt>
     <dgm:pt modelId="{A489E41C-049F-494E-9004-F650EC6B4188}" type="pres">
       <dgm:prSet presAssocID="{91A50BC8-C973-4D65-BE36-2B3005B1EDD6}" presName="connectorText" presStyleLbl="sibTrans2D1" presStyleIdx="1" presStyleCnt="4"/>
       <dgm:spPr/>
+      <dgm:t>
+        <a:bodyPr/>
+        <a:lstStyle/>
+        <a:p>
+          <a:endParaRPr lang="es-ES"/>
+        </a:p>
+      </dgm:t>
     </dgm:pt>
     <dgm:pt modelId="{4301DA39-5EAA-4C53-BBE8-CBF432F7D5BF}" type="pres">
       <dgm:prSet presAssocID="{08A67743-6970-42B5-A801-4256D02DA6B8}" presName="node" presStyleLbl="node1" presStyleIdx="2" presStyleCnt="5">
@@ -32638,14 +32930,35 @@
         </dgm:presLayoutVars>
       </dgm:prSet>
       <dgm:spPr/>
+      <dgm:t>
+        <a:bodyPr/>
+        <a:lstStyle/>
+        <a:p>
+          <a:endParaRPr lang="es-ES"/>
+        </a:p>
+      </dgm:t>
     </dgm:pt>
     <dgm:pt modelId="{35054109-0B16-41F0-8273-74F719484EB3}" type="pres">
       <dgm:prSet presAssocID="{9591799D-3EE2-4B00-B578-6C0BD6B4A24C}" presName="sibTrans" presStyleLbl="sibTrans2D1" presStyleIdx="2" presStyleCnt="4"/>
       <dgm:spPr/>
+      <dgm:t>
+        <a:bodyPr/>
+        <a:lstStyle/>
+        <a:p>
+          <a:endParaRPr lang="es-ES"/>
+        </a:p>
+      </dgm:t>
     </dgm:pt>
     <dgm:pt modelId="{1BBEE3CE-DBAD-4EDE-ABB7-521EBEBD2313}" type="pres">
       <dgm:prSet presAssocID="{9591799D-3EE2-4B00-B578-6C0BD6B4A24C}" presName="connectorText" presStyleLbl="sibTrans2D1" presStyleIdx="2" presStyleCnt="4"/>
       <dgm:spPr/>
+      <dgm:t>
+        <a:bodyPr/>
+        <a:lstStyle/>
+        <a:p>
+          <a:endParaRPr lang="es-ES"/>
+        </a:p>
+      </dgm:t>
     </dgm:pt>
     <dgm:pt modelId="{A187C7FB-5135-4F94-AE99-93093273C080}" type="pres">
       <dgm:prSet presAssocID="{80DA96DE-177C-4FF0-9C60-A62C1C748766}" presName="node" presStyleLbl="node1" presStyleIdx="3" presStyleCnt="5">
@@ -32654,14 +32967,35 @@
         </dgm:presLayoutVars>
       </dgm:prSet>
       <dgm:spPr/>
+      <dgm:t>
+        <a:bodyPr/>
+        <a:lstStyle/>
+        <a:p>
+          <a:endParaRPr lang="es-ES"/>
+        </a:p>
+      </dgm:t>
     </dgm:pt>
     <dgm:pt modelId="{F3EC2ADF-987C-46E4-81A5-11B222563DBB}" type="pres">
       <dgm:prSet presAssocID="{11A35F53-ABF5-41FA-B413-A8D69B55F4E4}" presName="sibTrans" presStyleLbl="sibTrans2D1" presStyleIdx="3" presStyleCnt="4"/>
       <dgm:spPr/>
+      <dgm:t>
+        <a:bodyPr/>
+        <a:lstStyle/>
+        <a:p>
+          <a:endParaRPr lang="es-ES"/>
+        </a:p>
+      </dgm:t>
     </dgm:pt>
     <dgm:pt modelId="{1197EABC-7931-4CC1-8CA1-E1FA41755B00}" type="pres">
       <dgm:prSet presAssocID="{11A35F53-ABF5-41FA-B413-A8D69B55F4E4}" presName="connectorText" presStyleLbl="sibTrans2D1" presStyleIdx="3" presStyleCnt="4"/>
       <dgm:spPr/>
+      <dgm:t>
+        <a:bodyPr/>
+        <a:lstStyle/>
+        <a:p>
+          <a:endParaRPr lang="es-ES"/>
+        </a:p>
+      </dgm:t>
     </dgm:pt>
     <dgm:pt modelId="{01DB0201-9C88-4316-940F-17B58F0DF786}" type="pres">
       <dgm:prSet presAssocID="{0F4AB6C4-DC6F-4E84-BF27-ACFF42114FB0}" presName="node" presStyleLbl="node1" presStyleIdx="4" presStyleCnt="5">
@@ -32670,28 +33004,35 @@
         </dgm:presLayoutVars>
       </dgm:prSet>
       <dgm:spPr/>
+      <dgm:t>
+        <a:bodyPr/>
+        <a:lstStyle/>
+        <a:p>
+          <a:endParaRPr lang="es-ES"/>
+        </a:p>
+      </dgm:t>
     </dgm:pt>
   </dgm:ptLst>
   <dgm:cxnLst>
-    <dgm:cxn modelId="{A79B8319-22C0-4981-9091-E79AB8BD01A3}" srcId="{B53C4F4A-5290-4319-B428-387FD39C018B}" destId="{19FE83E0-0A3E-433C-BDAB-8839F1E043AD}" srcOrd="1" destOrd="0" parTransId="{46B68F06-0E0D-41E5-8EC9-C81603D868C1}" sibTransId="{91A50BC8-C973-4D65-BE36-2B3005B1EDD6}"/>
+    <dgm:cxn modelId="{50CA64CD-8530-4EE8-9E23-D7CCCCB5B499}" srcId="{B53C4F4A-5290-4319-B428-387FD39C018B}" destId="{08A67743-6970-42B5-A801-4256D02DA6B8}" srcOrd="2" destOrd="0" parTransId="{FC30D9F1-383A-45DA-9327-3AE41B7A1D2F}" sibTransId="{9591799D-3EE2-4B00-B578-6C0BD6B4A24C}"/>
+    <dgm:cxn modelId="{68C6A3CB-A037-4763-89E8-08242D4A571A}" type="presOf" srcId="{08A67743-6970-42B5-A801-4256D02DA6B8}" destId="{4301DA39-5EAA-4C53-BBE8-CBF432F7D5BF}" srcOrd="0" destOrd="0" presId="urn:microsoft.com/office/officeart/2005/8/layout/process1"/>
+    <dgm:cxn modelId="{E2B7F371-8AED-4788-8D60-56B4F4FD3F8F}" type="presOf" srcId="{CFE5228C-5479-4D89-AFF9-BF3BC4F77E47}" destId="{AB57393B-074D-4702-8407-FAECE24DBE85}" srcOrd="0" destOrd="0" presId="urn:microsoft.com/office/officeart/2005/8/layout/process1"/>
+    <dgm:cxn modelId="{B8A4D48C-6C66-425A-9FA7-4871C56CB038}" type="presOf" srcId="{DB59BEE1-F40C-49BC-90F4-7B879E0DE2A3}" destId="{AFD177C2-7F4C-4090-8106-E83D72991EAC}" srcOrd="0" destOrd="0" presId="urn:microsoft.com/office/officeart/2005/8/layout/process1"/>
+    <dgm:cxn modelId="{17D37B4D-BCCC-4B68-BA07-59CBAAE86314}" srcId="{B53C4F4A-5290-4319-B428-387FD39C018B}" destId="{0F4AB6C4-DC6F-4E84-BF27-ACFF42114FB0}" srcOrd="4" destOrd="0" parTransId="{2943D612-7172-4A02-B821-AAE415C1B345}" sibTransId="{35EF08A6-7B68-491D-B6A6-93884ABDBB67}"/>
+    <dgm:cxn modelId="{50533D40-1216-4879-A5A6-DDD83679D740}" type="presOf" srcId="{9591799D-3EE2-4B00-B578-6C0BD6B4A24C}" destId="{1BBEE3CE-DBAD-4EDE-ABB7-521EBEBD2313}" srcOrd="1" destOrd="0" presId="urn:microsoft.com/office/officeart/2005/8/layout/process1"/>
+    <dgm:cxn modelId="{AF190ADF-07CC-40D3-91D7-4D084A633992}" type="presOf" srcId="{19FE83E0-0A3E-433C-BDAB-8839F1E043AD}" destId="{2D0DD52E-A522-4224-897C-3F11D3679602}" srcOrd="0" destOrd="0" presId="urn:microsoft.com/office/officeart/2005/8/layout/process1"/>
+    <dgm:cxn modelId="{F50C4B96-3EA2-45A5-A14F-5E0B1C892221}" srcId="{B53C4F4A-5290-4319-B428-387FD39C018B}" destId="{DB59BEE1-F40C-49BC-90F4-7B879E0DE2A3}" srcOrd="0" destOrd="0" parTransId="{14BFAA55-5E5C-4723-9C4C-382647663C05}" sibTransId="{CFE5228C-5479-4D89-AFF9-BF3BC4F77E47}"/>
+    <dgm:cxn modelId="{BEF98F68-23DF-4CFD-B36A-BDDFCD762D51}" type="presOf" srcId="{91A50BC8-C973-4D65-BE36-2B3005B1EDD6}" destId="{A489E41C-049F-494E-9004-F650EC6B4188}" srcOrd="1" destOrd="0" presId="urn:microsoft.com/office/officeart/2005/8/layout/process1"/>
+    <dgm:cxn modelId="{024837D0-2A45-4A77-827D-82F151E2C398}" type="presOf" srcId="{CFE5228C-5479-4D89-AFF9-BF3BC4F77E47}" destId="{C8794052-8475-43AF-B721-28B4C332044C}" srcOrd="1" destOrd="0" presId="urn:microsoft.com/office/officeart/2005/8/layout/process1"/>
+    <dgm:cxn modelId="{0AF21B8A-C9E4-4982-9951-D41584CE8784}" type="presOf" srcId="{80DA96DE-177C-4FF0-9C60-A62C1C748766}" destId="{A187C7FB-5135-4F94-AE99-93093273C080}" srcOrd="0" destOrd="0" presId="urn:microsoft.com/office/officeart/2005/8/layout/process1"/>
     <dgm:cxn modelId="{5FC59426-CF6E-49CD-87DD-F20D5DD51041}" type="presOf" srcId="{9591799D-3EE2-4B00-B578-6C0BD6B4A24C}" destId="{35054109-0B16-41F0-8273-74F719484EB3}" srcOrd="0" destOrd="0" presId="urn:microsoft.com/office/officeart/2005/8/layout/process1"/>
     <dgm:cxn modelId="{6E779F3F-56AF-4300-99C2-8C816533D948}" type="presOf" srcId="{11A35F53-ABF5-41FA-B413-A8D69B55F4E4}" destId="{1197EABC-7931-4CC1-8CA1-E1FA41755B00}" srcOrd="1" destOrd="0" presId="urn:microsoft.com/office/officeart/2005/8/layout/process1"/>
-    <dgm:cxn modelId="{50533D40-1216-4879-A5A6-DDD83679D740}" type="presOf" srcId="{9591799D-3EE2-4B00-B578-6C0BD6B4A24C}" destId="{1BBEE3CE-DBAD-4EDE-ABB7-521EBEBD2313}" srcOrd="1" destOrd="0" presId="urn:microsoft.com/office/officeart/2005/8/layout/process1"/>
+    <dgm:cxn modelId="{014A216C-33BC-4410-AEBD-AF35A760B027}" type="presOf" srcId="{11A35F53-ABF5-41FA-B413-A8D69B55F4E4}" destId="{F3EC2ADF-987C-46E4-81A5-11B222563DBB}" srcOrd="0" destOrd="0" presId="urn:microsoft.com/office/officeart/2005/8/layout/process1"/>
+    <dgm:cxn modelId="{E710EA84-9265-41B8-9138-B0D355C42CB2}" type="presOf" srcId="{B53C4F4A-5290-4319-B428-387FD39C018B}" destId="{5E51DEEF-350A-43DC-9B79-899E56D9244F}" srcOrd="0" destOrd="0" presId="urn:microsoft.com/office/officeart/2005/8/layout/process1"/>
     <dgm:cxn modelId="{E3867E67-FD4B-4576-95F6-93462611A9D1}" srcId="{B53C4F4A-5290-4319-B428-387FD39C018B}" destId="{80DA96DE-177C-4FF0-9C60-A62C1C748766}" srcOrd="3" destOrd="0" parTransId="{8FD287A4-3D3E-45DC-9E30-EC6A9C1E9DC6}" sibTransId="{11A35F53-ABF5-41FA-B413-A8D69B55F4E4}"/>
-    <dgm:cxn modelId="{BEF98F68-23DF-4CFD-B36A-BDDFCD762D51}" type="presOf" srcId="{91A50BC8-C973-4D65-BE36-2B3005B1EDD6}" destId="{A489E41C-049F-494E-9004-F650EC6B4188}" srcOrd="1" destOrd="0" presId="urn:microsoft.com/office/officeart/2005/8/layout/process1"/>
-    <dgm:cxn modelId="{014A216C-33BC-4410-AEBD-AF35A760B027}" type="presOf" srcId="{11A35F53-ABF5-41FA-B413-A8D69B55F4E4}" destId="{F3EC2ADF-987C-46E4-81A5-11B222563DBB}" srcOrd="0" destOrd="0" presId="urn:microsoft.com/office/officeart/2005/8/layout/process1"/>
-    <dgm:cxn modelId="{17D37B4D-BCCC-4B68-BA07-59CBAAE86314}" srcId="{B53C4F4A-5290-4319-B428-387FD39C018B}" destId="{0F4AB6C4-DC6F-4E84-BF27-ACFF42114FB0}" srcOrd="4" destOrd="0" parTransId="{2943D612-7172-4A02-B821-AAE415C1B345}" sibTransId="{35EF08A6-7B68-491D-B6A6-93884ABDBB67}"/>
-    <dgm:cxn modelId="{E2B7F371-8AED-4788-8D60-56B4F4FD3F8F}" type="presOf" srcId="{CFE5228C-5479-4D89-AFF9-BF3BC4F77E47}" destId="{AB57393B-074D-4702-8407-FAECE24DBE85}" srcOrd="0" destOrd="0" presId="urn:microsoft.com/office/officeart/2005/8/layout/process1"/>
-    <dgm:cxn modelId="{E710EA84-9265-41B8-9138-B0D355C42CB2}" type="presOf" srcId="{B53C4F4A-5290-4319-B428-387FD39C018B}" destId="{5E51DEEF-350A-43DC-9B79-899E56D9244F}" srcOrd="0" destOrd="0" presId="urn:microsoft.com/office/officeart/2005/8/layout/process1"/>
-    <dgm:cxn modelId="{0AF21B8A-C9E4-4982-9951-D41584CE8784}" type="presOf" srcId="{80DA96DE-177C-4FF0-9C60-A62C1C748766}" destId="{A187C7FB-5135-4F94-AE99-93093273C080}" srcOrd="0" destOrd="0" presId="urn:microsoft.com/office/officeart/2005/8/layout/process1"/>
-    <dgm:cxn modelId="{B8A4D48C-6C66-425A-9FA7-4871C56CB038}" type="presOf" srcId="{DB59BEE1-F40C-49BC-90F4-7B879E0DE2A3}" destId="{AFD177C2-7F4C-4090-8106-E83D72991EAC}" srcOrd="0" destOrd="0" presId="urn:microsoft.com/office/officeart/2005/8/layout/process1"/>
     <dgm:cxn modelId="{C85DEF94-B099-45D2-B2B8-002E2D83CCF6}" type="presOf" srcId="{91A50BC8-C973-4D65-BE36-2B3005B1EDD6}" destId="{65658FA8-9357-4E36-AAC5-8F444D20D498}" srcOrd="0" destOrd="0" presId="urn:microsoft.com/office/officeart/2005/8/layout/process1"/>
-    <dgm:cxn modelId="{F50C4B96-3EA2-45A5-A14F-5E0B1C892221}" srcId="{B53C4F4A-5290-4319-B428-387FD39C018B}" destId="{DB59BEE1-F40C-49BC-90F4-7B879E0DE2A3}" srcOrd="0" destOrd="0" parTransId="{14BFAA55-5E5C-4723-9C4C-382647663C05}" sibTransId="{CFE5228C-5479-4D89-AFF9-BF3BC4F77E47}"/>
-    <dgm:cxn modelId="{68C6A3CB-A037-4763-89E8-08242D4A571A}" type="presOf" srcId="{08A67743-6970-42B5-A801-4256D02DA6B8}" destId="{4301DA39-5EAA-4C53-BBE8-CBF432F7D5BF}" srcOrd="0" destOrd="0" presId="urn:microsoft.com/office/officeart/2005/8/layout/process1"/>
-    <dgm:cxn modelId="{50CA64CD-8530-4EE8-9E23-D7CCCCB5B499}" srcId="{B53C4F4A-5290-4319-B428-387FD39C018B}" destId="{08A67743-6970-42B5-A801-4256D02DA6B8}" srcOrd="2" destOrd="0" parTransId="{FC30D9F1-383A-45DA-9327-3AE41B7A1D2F}" sibTransId="{9591799D-3EE2-4B00-B578-6C0BD6B4A24C}"/>
-    <dgm:cxn modelId="{024837D0-2A45-4A77-827D-82F151E2C398}" type="presOf" srcId="{CFE5228C-5479-4D89-AFF9-BF3BC4F77E47}" destId="{C8794052-8475-43AF-B721-28B4C332044C}" srcOrd="1" destOrd="0" presId="urn:microsoft.com/office/officeart/2005/8/layout/process1"/>
     <dgm:cxn modelId="{BD8343D3-70C9-4F42-AF78-02A2215BEA1F}" type="presOf" srcId="{0F4AB6C4-DC6F-4E84-BF27-ACFF42114FB0}" destId="{01DB0201-9C88-4316-940F-17B58F0DF786}" srcOrd="0" destOrd="0" presId="urn:microsoft.com/office/officeart/2005/8/layout/process1"/>
-    <dgm:cxn modelId="{AF190ADF-07CC-40D3-91D7-4D084A633992}" type="presOf" srcId="{19FE83E0-0A3E-433C-BDAB-8839F1E043AD}" destId="{2D0DD52E-A522-4224-897C-3F11D3679602}" srcOrd="0" destOrd="0" presId="urn:microsoft.com/office/officeart/2005/8/layout/process1"/>
+    <dgm:cxn modelId="{A79B8319-22C0-4981-9091-E79AB8BD01A3}" srcId="{B53C4F4A-5290-4319-B428-387FD39C018B}" destId="{19FE83E0-0A3E-433C-BDAB-8839F1E043AD}" srcOrd="1" destOrd="0" parTransId="{46B68F06-0E0D-41E5-8EC9-C81603D868C1}" sibTransId="{91A50BC8-C973-4D65-BE36-2B3005B1EDD6}"/>
     <dgm:cxn modelId="{902F23D3-103C-4E28-B79C-3BF4F5108A0C}" type="presParOf" srcId="{5E51DEEF-350A-43DC-9B79-899E56D9244F}" destId="{AFD177C2-7F4C-4090-8106-E83D72991EAC}" srcOrd="0" destOrd="0" presId="urn:microsoft.com/office/officeart/2005/8/layout/process1"/>
     <dgm:cxn modelId="{ED2A028D-4A59-493B-A4E8-C986AF06FDE1}" type="presParOf" srcId="{5E51DEEF-350A-43DC-9B79-899E56D9244F}" destId="{AB57393B-074D-4702-8407-FAECE24DBE85}" srcOrd="1" destOrd="0" presId="urn:microsoft.com/office/officeart/2005/8/layout/process1"/>
     <dgm:cxn modelId="{0AE896CA-EB0E-49B8-9BA9-23620652045D}" type="presParOf" srcId="{AB57393B-074D-4702-8407-FAECE24DBE85}" destId="{C8794052-8475-43AF-B721-28B4C332044C}" srcOrd="0" destOrd="0" presId="urn:microsoft.com/office/officeart/2005/8/layout/process1"/>
@@ -32710,7 +33051,7 @@
   <dgm:whole/>
   <dgm:extLst>
     <a:ext uri="http://schemas.microsoft.com/office/drawing/2008/diagram">
-      <dsp:dataModelExt xmlns:dsp="http://schemas.microsoft.com/office/drawing/2008/diagram" relId="rId24" minVer="http://schemas.openxmlformats.org/drawingml/2006/diagram"/>
+      <dsp:dataModelExt xmlns:dsp="http://schemas.microsoft.com/office/drawing/2008/diagram" relId="rId23" minVer="http://schemas.openxmlformats.org/drawingml/2006/diagram"/>
     </a:ext>
   </dgm:extLst>
 </dgm:dataModel>
@@ -32882,6 +33223,13 @@
         </dgm:presLayoutVars>
       </dgm:prSet>
       <dgm:spPr/>
+      <dgm:t>
+        <a:bodyPr/>
+        <a:lstStyle/>
+        <a:p>
+          <a:endParaRPr lang="es-ES"/>
+        </a:p>
+      </dgm:t>
     </dgm:pt>
     <dgm:pt modelId="{49A1DF8F-A80E-4B64-92B2-2FFCC300F24E}" type="pres">
       <dgm:prSet presAssocID="{6840A0BC-A8C9-4BF3-9FAB-983D40628C07}" presName="cycle" presStyleCnt="0"/>
@@ -32894,10 +33242,24 @@
         </dgm:presLayoutVars>
       </dgm:prSet>
       <dgm:spPr/>
+      <dgm:t>
+        <a:bodyPr/>
+        <a:lstStyle/>
+        <a:p>
+          <a:endParaRPr lang="es-ES"/>
+        </a:p>
+      </dgm:t>
     </dgm:pt>
     <dgm:pt modelId="{1C7169C9-B9BB-4A79-863B-312CFD2DFDA9}" type="pres">
       <dgm:prSet presAssocID="{6CDD7C46-D97E-4FE5-9EE9-CB113CE3A1A4}" presName="sibTransFirstNode" presStyleLbl="bgShp" presStyleIdx="0" presStyleCnt="1"/>
       <dgm:spPr/>
+      <dgm:t>
+        <a:bodyPr/>
+        <a:lstStyle/>
+        <a:p>
+          <a:endParaRPr lang="es-ES"/>
+        </a:p>
+      </dgm:t>
     </dgm:pt>
     <dgm:pt modelId="{22023C59-39B4-4E06-8168-BDFD8999B2D2}" type="pres">
       <dgm:prSet presAssocID="{94EE7DDE-0630-4727-832F-C531AC29D910}" presName="nodeFollowingNodes" presStyleLbl="node1" presStyleIdx="1" presStyleCnt="4" custScaleX="79130" custScaleY="62926">
@@ -32906,6 +33268,13 @@
         </dgm:presLayoutVars>
       </dgm:prSet>
       <dgm:spPr/>
+      <dgm:t>
+        <a:bodyPr/>
+        <a:lstStyle/>
+        <a:p>
+          <a:endParaRPr lang="es-ES"/>
+        </a:p>
+      </dgm:t>
     </dgm:pt>
     <dgm:pt modelId="{52A87E44-AF27-45E0-B1BB-8401DBD2F76E}" type="pres">
       <dgm:prSet presAssocID="{C7B3B958-6D9E-43AD-B601-64B1CCAFF057}" presName="nodeFollowingNodes" presStyleLbl="node1" presStyleIdx="2" presStyleCnt="4" custScaleX="79130" custScaleY="62926">
@@ -32914,6 +33283,13 @@
         </dgm:presLayoutVars>
       </dgm:prSet>
       <dgm:spPr/>
+      <dgm:t>
+        <a:bodyPr/>
+        <a:lstStyle/>
+        <a:p>
+          <a:endParaRPr lang="es-ES"/>
+        </a:p>
+      </dgm:t>
     </dgm:pt>
     <dgm:pt modelId="{9A823948-41FC-46E1-9439-11D0E751DB3E}" type="pres">
       <dgm:prSet presAssocID="{E00CC9D7-09AA-46FE-BFD8-53A578F2162E}" presName="nodeFollowingNodes" presStyleLbl="node1" presStyleIdx="3" presStyleCnt="4" custScaleX="79130" custScaleY="62926">
@@ -32922,19 +33298,26 @@
         </dgm:presLayoutVars>
       </dgm:prSet>
       <dgm:spPr/>
+      <dgm:t>
+        <a:bodyPr/>
+        <a:lstStyle/>
+        <a:p>
+          <a:endParaRPr lang="es-ES"/>
+        </a:p>
+      </dgm:t>
     </dgm:pt>
   </dgm:ptLst>
   <dgm:cxnLst>
+    <dgm:cxn modelId="{9EB4B32B-2F25-43BC-B77B-6E330716C64C}" type="presOf" srcId="{E00CC9D7-09AA-46FE-BFD8-53A578F2162E}" destId="{9A823948-41FC-46E1-9439-11D0E751DB3E}" srcOrd="0" destOrd="0" presId="urn:microsoft.com/office/officeart/2005/8/layout/cycle3"/>
+    <dgm:cxn modelId="{02F0CCC4-8D3D-4720-9D41-739A12C11B73}" srcId="{6840A0BC-A8C9-4BF3-9FAB-983D40628C07}" destId="{E00CC9D7-09AA-46FE-BFD8-53A578F2162E}" srcOrd="3" destOrd="0" parTransId="{AACB05B9-150A-4FA8-8D01-38FAF6C72D93}" sibTransId="{E8882965-D1B4-4C32-8803-5471D5D0384D}"/>
+    <dgm:cxn modelId="{4209D05E-DB12-468E-BA59-F9E0F2439E46}" type="presOf" srcId="{94EE7DDE-0630-4727-832F-C531AC29D910}" destId="{22023C59-39B4-4E06-8168-BDFD8999B2D2}" srcOrd="0" destOrd="0" presId="urn:microsoft.com/office/officeart/2005/8/layout/cycle3"/>
+    <dgm:cxn modelId="{1E18765A-1E89-439D-BB58-3A35794186EB}" type="presOf" srcId="{6840A0BC-A8C9-4BF3-9FAB-983D40628C07}" destId="{B7AD0CBC-72F8-474C-BF41-7BDB181EDFCD}" srcOrd="0" destOrd="0" presId="urn:microsoft.com/office/officeart/2005/8/layout/cycle3"/>
+    <dgm:cxn modelId="{DC35D3B0-7E64-43B9-B56D-5FFF6E47C5CC}" type="presOf" srcId="{C7B3B958-6D9E-43AD-B601-64B1CCAFF057}" destId="{52A87E44-AF27-45E0-B1BB-8401DBD2F76E}" srcOrd="0" destOrd="0" presId="urn:microsoft.com/office/officeart/2005/8/layout/cycle3"/>
+    <dgm:cxn modelId="{DC1F3D0C-B157-4F9F-BD89-56620280B5F2}" type="presOf" srcId="{6CDD7C46-D97E-4FE5-9EE9-CB113CE3A1A4}" destId="{1C7169C9-B9BB-4A79-863B-312CFD2DFDA9}" srcOrd="0" destOrd="0" presId="urn:microsoft.com/office/officeart/2005/8/layout/cycle3"/>
+    <dgm:cxn modelId="{3F7E1089-C7B4-42BA-8E1A-11C7E6482D49}" srcId="{6840A0BC-A8C9-4BF3-9FAB-983D40628C07}" destId="{94EE7DDE-0630-4727-832F-C531AC29D910}" srcOrd="1" destOrd="0" parTransId="{509245B6-1F25-433C-AD69-F45BC71B4A97}" sibTransId="{81027462-8F56-45B3-8F64-19EDCC0C7895}"/>
+    <dgm:cxn modelId="{A0188468-EC88-4984-B908-3DD16D6F2D7A}" srcId="{6840A0BC-A8C9-4BF3-9FAB-983D40628C07}" destId="{864E78A9-70D1-404F-915D-69C3FB05912E}" srcOrd="0" destOrd="0" parTransId="{3A47E11C-DD55-4E92-9D98-07F72467655B}" sibTransId="{6CDD7C46-D97E-4FE5-9EE9-CB113CE3A1A4}"/>
     <dgm:cxn modelId="{7B6DCE04-83CF-4875-BC24-55C4634123BD}" type="presOf" srcId="{864E78A9-70D1-404F-915D-69C3FB05912E}" destId="{8E7092DB-FA68-4D46-9873-0890311CE978}" srcOrd="0" destOrd="0" presId="urn:microsoft.com/office/officeart/2005/8/layout/cycle3"/>
-    <dgm:cxn modelId="{DC1F3D0C-B157-4F9F-BD89-56620280B5F2}" type="presOf" srcId="{6CDD7C46-D97E-4FE5-9EE9-CB113CE3A1A4}" destId="{1C7169C9-B9BB-4A79-863B-312CFD2DFDA9}" srcOrd="0" destOrd="0" presId="urn:microsoft.com/office/officeart/2005/8/layout/cycle3"/>
-    <dgm:cxn modelId="{9EB4B32B-2F25-43BC-B77B-6E330716C64C}" type="presOf" srcId="{E00CC9D7-09AA-46FE-BFD8-53A578F2162E}" destId="{9A823948-41FC-46E1-9439-11D0E751DB3E}" srcOrd="0" destOrd="0" presId="urn:microsoft.com/office/officeart/2005/8/layout/cycle3"/>
-    <dgm:cxn modelId="{4209D05E-DB12-468E-BA59-F9E0F2439E46}" type="presOf" srcId="{94EE7DDE-0630-4727-832F-C531AC29D910}" destId="{22023C59-39B4-4E06-8168-BDFD8999B2D2}" srcOrd="0" destOrd="0" presId="urn:microsoft.com/office/officeart/2005/8/layout/cycle3"/>
-    <dgm:cxn modelId="{A0188468-EC88-4984-B908-3DD16D6F2D7A}" srcId="{6840A0BC-A8C9-4BF3-9FAB-983D40628C07}" destId="{864E78A9-70D1-404F-915D-69C3FB05912E}" srcOrd="0" destOrd="0" parTransId="{3A47E11C-DD55-4E92-9D98-07F72467655B}" sibTransId="{6CDD7C46-D97E-4FE5-9EE9-CB113CE3A1A4}"/>
     <dgm:cxn modelId="{3817F46E-D028-487C-9F6E-251E59FCE2F8}" srcId="{6840A0BC-A8C9-4BF3-9FAB-983D40628C07}" destId="{C7B3B958-6D9E-43AD-B601-64B1CCAFF057}" srcOrd="2" destOrd="0" parTransId="{D442817D-C0F0-4FBA-9F88-FCFC102E7FB9}" sibTransId="{84E7C052-2C45-4FF7-BBD9-223516FFA050}"/>
-    <dgm:cxn modelId="{1E18765A-1E89-439D-BB58-3A35794186EB}" type="presOf" srcId="{6840A0BC-A8C9-4BF3-9FAB-983D40628C07}" destId="{B7AD0CBC-72F8-474C-BF41-7BDB181EDFCD}" srcOrd="0" destOrd="0" presId="urn:microsoft.com/office/officeart/2005/8/layout/cycle3"/>
-    <dgm:cxn modelId="{3F7E1089-C7B4-42BA-8E1A-11C7E6482D49}" srcId="{6840A0BC-A8C9-4BF3-9FAB-983D40628C07}" destId="{94EE7DDE-0630-4727-832F-C531AC29D910}" srcOrd="1" destOrd="0" parTransId="{509245B6-1F25-433C-AD69-F45BC71B4A97}" sibTransId="{81027462-8F56-45B3-8F64-19EDCC0C7895}"/>
-    <dgm:cxn modelId="{DC35D3B0-7E64-43B9-B56D-5FFF6E47C5CC}" type="presOf" srcId="{C7B3B958-6D9E-43AD-B601-64B1CCAFF057}" destId="{52A87E44-AF27-45E0-B1BB-8401DBD2F76E}" srcOrd="0" destOrd="0" presId="urn:microsoft.com/office/officeart/2005/8/layout/cycle3"/>
-    <dgm:cxn modelId="{02F0CCC4-8D3D-4720-9D41-739A12C11B73}" srcId="{6840A0BC-A8C9-4BF3-9FAB-983D40628C07}" destId="{E00CC9D7-09AA-46FE-BFD8-53A578F2162E}" srcOrd="3" destOrd="0" parTransId="{AACB05B9-150A-4FA8-8D01-38FAF6C72D93}" sibTransId="{E8882965-D1B4-4C32-8803-5471D5D0384D}"/>
     <dgm:cxn modelId="{BFC5EDB6-1DF5-45BF-A913-9464BFB9DC83}" type="presParOf" srcId="{B7AD0CBC-72F8-474C-BF41-7BDB181EDFCD}" destId="{49A1DF8F-A80E-4B64-92B2-2FFCC300F24E}" srcOrd="0" destOrd="0" presId="urn:microsoft.com/office/officeart/2005/8/layout/cycle3"/>
     <dgm:cxn modelId="{284E57B2-FED8-4D1B-8EA8-492AA1CC59A4}" type="presParOf" srcId="{49A1DF8F-A80E-4B64-92B2-2FFCC300F24E}" destId="{8E7092DB-FA68-4D46-9873-0890311CE978}" srcOrd="0" destOrd="0" presId="urn:microsoft.com/office/officeart/2005/8/layout/cycle3"/>
     <dgm:cxn modelId="{E0F1BD1F-C9B3-45C6-AC8F-9526473FD80D}" type="presParOf" srcId="{49A1DF8F-A80E-4B64-92B2-2FFCC300F24E}" destId="{1C7169C9-B9BB-4A79-863B-312CFD2DFDA9}" srcOrd="1" destOrd="0" presId="urn:microsoft.com/office/officeart/2005/8/layout/cycle3"/>
@@ -32946,7 +33329,7 @@
   <dgm:whole/>
   <dgm:extLst>
     <a:ext uri="http://schemas.microsoft.com/office/drawing/2008/diagram">
-      <dsp:dataModelExt xmlns:dsp="http://schemas.microsoft.com/office/drawing/2008/diagram" relId="rId29" minVer="http://schemas.openxmlformats.org/drawingml/2006/diagram"/>
+      <dsp:dataModelExt xmlns:dsp="http://schemas.microsoft.com/office/drawing/2008/diagram" relId="rId28" minVer="http://schemas.openxmlformats.org/drawingml/2006/diagram"/>
     </a:ext>
   </dgm:extLst>
 </dgm:dataModel>
@@ -33072,6 +33455,13 @@
         </dgm:presLayoutVars>
       </dgm:prSet>
       <dgm:spPr/>
+      <dgm:t>
+        <a:bodyPr/>
+        <a:lstStyle/>
+        <a:p>
+          <a:endParaRPr lang="es-ES"/>
+        </a:p>
+      </dgm:t>
     </dgm:pt>
     <dgm:pt modelId="{901979D9-4341-4840-8E57-B68C1AD347ED}" type="pres">
       <dgm:prSet presAssocID="{BC1FDC93-534F-4816-AE82-9F5B6F133C60}" presName="node" presStyleLbl="node1" presStyleIdx="0" presStyleCnt="2">
@@ -33080,6 +33470,13 @@
         </dgm:presLayoutVars>
       </dgm:prSet>
       <dgm:spPr/>
+      <dgm:t>
+        <a:bodyPr/>
+        <a:lstStyle/>
+        <a:p>
+          <a:endParaRPr lang="es-ES"/>
+        </a:p>
+      </dgm:t>
     </dgm:pt>
     <dgm:pt modelId="{13805D1D-32C3-4D85-A55D-0831711792F8}" type="pres">
       <dgm:prSet presAssocID="{57EEA29D-1F08-41C6-9FB5-0CAA4084F712}" presName="sibTrans" presStyleCnt="0"/>
@@ -33092,13 +33489,20 @@
         </dgm:presLayoutVars>
       </dgm:prSet>
       <dgm:spPr/>
+      <dgm:t>
+        <a:bodyPr/>
+        <a:lstStyle/>
+        <a:p>
+          <a:endParaRPr lang="es-ES"/>
+        </a:p>
+      </dgm:t>
     </dgm:pt>
   </dgm:ptLst>
   <dgm:cxnLst>
-    <dgm:cxn modelId="{AA90C45C-FF79-4344-BA82-B91767BF9E5D}" srcId="{92129AA2-B784-4974-A7FD-D3690E549DEA}" destId="{417F7123-7883-4CB9-BAEF-DC29E11E92FE}" srcOrd="1" destOrd="0" parTransId="{F85B92D1-41E8-41F7-980A-5E18188E56C7}" sibTransId="{E9AC2A63-819B-4972-8987-D628DB8A4FA7}"/>
     <dgm:cxn modelId="{A679A469-ECE1-458E-BC1D-607C254E3BA7}" type="presOf" srcId="{BC1FDC93-534F-4816-AE82-9F5B6F133C60}" destId="{901979D9-4341-4840-8E57-B68C1AD347ED}" srcOrd="0" destOrd="0" presId="urn:microsoft.com/office/officeart/2005/8/layout/default"/>
     <dgm:cxn modelId="{4F0EA48C-4DB5-4746-BD6F-C254F3CB788C}" type="presOf" srcId="{417F7123-7883-4CB9-BAEF-DC29E11E92FE}" destId="{21813D25-78C9-46AF-A874-398D5CEA9548}" srcOrd="0" destOrd="0" presId="urn:microsoft.com/office/officeart/2005/8/layout/default"/>
     <dgm:cxn modelId="{74B48FBB-FF9E-400B-8965-054AD35290A1}" srcId="{92129AA2-B784-4974-A7FD-D3690E549DEA}" destId="{BC1FDC93-534F-4816-AE82-9F5B6F133C60}" srcOrd="0" destOrd="0" parTransId="{82606A5E-B6B6-4A34-A0AB-4608A515A04D}" sibTransId="{57EEA29D-1F08-41C6-9FB5-0CAA4084F712}"/>
+    <dgm:cxn modelId="{AA90C45C-FF79-4344-BA82-B91767BF9E5D}" srcId="{92129AA2-B784-4974-A7FD-D3690E549DEA}" destId="{417F7123-7883-4CB9-BAEF-DC29E11E92FE}" srcOrd="1" destOrd="0" parTransId="{F85B92D1-41E8-41F7-980A-5E18188E56C7}" sibTransId="{E9AC2A63-819B-4972-8987-D628DB8A4FA7}"/>
     <dgm:cxn modelId="{2B6EA5D2-D64D-48CF-B007-AACC078F9A7B}" type="presOf" srcId="{92129AA2-B784-4974-A7FD-D3690E549DEA}" destId="{18797CED-74B2-4621-8EA2-DEA654BAE573}" srcOrd="0" destOrd="0" presId="urn:microsoft.com/office/officeart/2005/8/layout/default"/>
     <dgm:cxn modelId="{262C741D-2D42-43A3-916F-3FA034151325}" type="presParOf" srcId="{18797CED-74B2-4621-8EA2-DEA654BAE573}" destId="{901979D9-4341-4840-8E57-B68C1AD347ED}" srcOrd="0" destOrd="0" presId="urn:microsoft.com/office/officeart/2005/8/layout/default"/>
     <dgm:cxn modelId="{1922181E-5C1F-4224-A8B6-581DEA879316}" type="presParOf" srcId="{18797CED-74B2-4621-8EA2-DEA654BAE573}" destId="{13805D1D-32C3-4D85-A55D-0831711792F8}" srcOrd="1" destOrd="0" presId="urn:microsoft.com/office/officeart/2005/8/layout/default"/>
@@ -33108,7 +33512,7 @@
   <dgm:whole/>
   <dgm:extLst>
     <a:ext uri="http://schemas.microsoft.com/office/drawing/2008/diagram">
-      <dsp:dataModelExt xmlns:dsp="http://schemas.microsoft.com/office/drawing/2008/diagram" relId="rId34" minVer="http://schemas.openxmlformats.org/drawingml/2006/diagram"/>
+      <dsp:dataModelExt xmlns:dsp="http://schemas.microsoft.com/office/drawing/2008/diagram" relId="rId33" minVer="http://schemas.openxmlformats.org/drawingml/2006/diagram"/>
     </a:ext>
   </dgm:extLst>
 </dgm:dataModel>
@@ -33381,6 +33785,13 @@
         </dgm:presLayoutVars>
       </dgm:prSet>
       <dgm:spPr/>
+      <dgm:t>
+        <a:bodyPr/>
+        <a:lstStyle/>
+        <a:p>
+          <a:endParaRPr lang="es-ES"/>
+        </a:p>
+      </dgm:t>
     </dgm:pt>
     <dgm:pt modelId="{A4C1711D-72FE-46E6-B72E-7656904AE884}" type="pres">
       <dgm:prSet presAssocID="{8C7E2407-19DD-496B-8DAE-314057F93418}" presName="composite" presStyleCnt="0"/>
@@ -33404,14 +33815,35 @@
         </dgm:presLayoutVars>
       </dgm:prSet>
       <dgm:spPr/>
+      <dgm:t>
+        <a:bodyPr/>
+        <a:lstStyle/>
+        <a:p>
+          <a:endParaRPr lang="es-ES"/>
+        </a:p>
+      </dgm:t>
     </dgm:pt>
     <dgm:pt modelId="{8A2AA7FB-A06B-40A6-9763-B09CF8F5447F}" type="pres">
       <dgm:prSet presAssocID="{7C01FD27-0749-45F3-84DF-578B82068106}" presName="sibTrans" presStyleLbl="sibTrans2D1" presStyleIdx="0" presStyleCnt="4"/>
       <dgm:spPr/>
+      <dgm:t>
+        <a:bodyPr/>
+        <a:lstStyle/>
+        <a:p>
+          <a:endParaRPr lang="es-ES"/>
+        </a:p>
+      </dgm:t>
     </dgm:pt>
     <dgm:pt modelId="{4B4D5994-68C4-4ABC-A62D-2421A22E426D}" type="pres">
       <dgm:prSet presAssocID="{7C01FD27-0749-45F3-84DF-578B82068106}" presName="connTx" presStyleLbl="sibTrans2D1" presStyleIdx="0" presStyleCnt="4"/>
       <dgm:spPr/>
+      <dgm:t>
+        <a:bodyPr/>
+        <a:lstStyle/>
+        <a:p>
+          <a:endParaRPr lang="es-ES"/>
+        </a:p>
+      </dgm:t>
     </dgm:pt>
     <dgm:pt modelId="{E4D994F3-E3A2-4550-A9D8-00ECFB3CD299}" type="pres">
       <dgm:prSet presAssocID="{F2F5906E-83CE-47A0-BBB5-F8395D0EB223}" presName="composite" presStyleCnt="0"/>
@@ -33435,14 +33867,35 @@
         </dgm:presLayoutVars>
       </dgm:prSet>
       <dgm:spPr/>
+      <dgm:t>
+        <a:bodyPr/>
+        <a:lstStyle/>
+        <a:p>
+          <a:endParaRPr lang="es-ES"/>
+        </a:p>
+      </dgm:t>
     </dgm:pt>
     <dgm:pt modelId="{735B25B1-4D19-495A-B071-C13C3A2DFBEC}" type="pres">
       <dgm:prSet presAssocID="{B74A37C4-C972-4D68-9989-5B569A4C3A9E}" presName="sibTrans" presStyleLbl="sibTrans2D1" presStyleIdx="1" presStyleCnt="4"/>
       <dgm:spPr/>
+      <dgm:t>
+        <a:bodyPr/>
+        <a:lstStyle/>
+        <a:p>
+          <a:endParaRPr lang="es-ES"/>
+        </a:p>
+      </dgm:t>
     </dgm:pt>
     <dgm:pt modelId="{D2C0EE62-36E9-4486-95A5-7E0B68F1E441}" type="pres">
       <dgm:prSet presAssocID="{B74A37C4-C972-4D68-9989-5B569A4C3A9E}" presName="connTx" presStyleLbl="sibTrans2D1" presStyleIdx="1" presStyleCnt="4"/>
       <dgm:spPr/>
+      <dgm:t>
+        <a:bodyPr/>
+        <a:lstStyle/>
+        <a:p>
+          <a:endParaRPr lang="es-ES"/>
+        </a:p>
+      </dgm:t>
     </dgm:pt>
     <dgm:pt modelId="{8C29F132-C3D1-4374-89D2-C945CAFDBE03}" type="pres">
       <dgm:prSet presAssocID="{D0A86BFB-C183-4044-B487-D8FE43B3EF96}" presName="composite" presStyleCnt="0"/>
@@ -33466,14 +33919,35 @@
         </dgm:presLayoutVars>
       </dgm:prSet>
       <dgm:spPr/>
+      <dgm:t>
+        <a:bodyPr/>
+        <a:lstStyle/>
+        <a:p>
+          <a:endParaRPr lang="es-ES"/>
+        </a:p>
+      </dgm:t>
     </dgm:pt>
     <dgm:pt modelId="{E7488977-82CD-4DEC-94EB-751726012DD1}" type="pres">
       <dgm:prSet presAssocID="{E11BAF82-039C-48BC-9094-E5B0F81FEFD3}" presName="sibTrans" presStyleLbl="sibTrans2D1" presStyleIdx="2" presStyleCnt="4"/>
       <dgm:spPr/>
+      <dgm:t>
+        <a:bodyPr/>
+        <a:lstStyle/>
+        <a:p>
+          <a:endParaRPr lang="es-ES"/>
+        </a:p>
+      </dgm:t>
     </dgm:pt>
     <dgm:pt modelId="{00483095-339A-4534-9C86-EF4073824839}" type="pres">
       <dgm:prSet presAssocID="{E11BAF82-039C-48BC-9094-E5B0F81FEFD3}" presName="connTx" presStyleLbl="sibTrans2D1" presStyleIdx="2" presStyleCnt="4"/>
       <dgm:spPr/>
+      <dgm:t>
+        <a:bodyPr/>
+        <a:lstStyle/>
+        <a:p>
+          <a:endParaRPr lang="es-ES"/>
+        </a:p>
+      </dgm:t>
     </dgm:pt>
     <dgm:pt modelId="{152C3AC4-D2B5-412F-807D-339AA4C3CC7A}" type="pres">
       <dgm:prSet presAssocID="{E28677DD-E225-4ABE-B849-06B92E71C6B9}" presName="composite" presStyleCnt="0"/>
@@ -33497,14 +33971,35 @@
         </dgm:presLayoutVars>
       </dgm:prSet>
       <dgm:spPr/>
+      <dgm:t>
+        <a:bodyPr/>
+        <a:lstStyle/>
+        <a:p>
+          <a:endParaRPr lang="es-ES"/>
+        </a:p>
+      </dgm:t>
     </dgm:pt>
     <dgm:pt modelId="{AE61A6FE-EC6A-42CD-A5AE-7B6119E22A74}" type="pres">
       <dgm:prSet presAssocID="{61A30488-28F0-405A-8550-E7049661909C}" presName="sibTrans" presStyleLbl="sibTrans2D1" presStyleIdx="3" presStyleCnt="4"/>
       <dgm:spPr/>
+      <dgm:t>
+        <a:bodyPr/>
+        <a:lstStyle/>
+        <a:p>
+          <a:endParaRPr lang="es-ES"/>
+        </a:p>
+      </dgm:t>
     </dgm:pt>
     <dgm:pt modelId="{7CB30646-A492-4485-AC9E-8456B04D997D}" type="pres">
       <dgm:prSet presAssocID="{61A30488-28F0-405A-8550-E7049661909C}" presName="connTx" presStyleLbl="sibTrans2D1" presStyleIdx="3" presStyleCnt="4"/>
       <dgm:spPr/>
+      <dgm:t>
+        <a:bodyPr/>
+        <a:lstStyle/>
+        <a:p>
+          <a:endParaRPr lang="es-ES"/>
+        </a:p>
+      </dgm:t>
     </dgm:pt>
     <dgm:pt modelId="{93422656-2CD5-4A62-A6D9-96973E80C7C2}" type="pres">
       <dgm:prSet presAssocID="{C4BD5BD5-8209-4FC2-AADC-2186AC6115F1}" presName="composite" presStyleCnt="0"/>
@@ -33528,28 +34023,35 @@
         </dgm:presLayoutVars>
       </dgm:prSet>
       <dgm:spPr/>
+      <dgm:t>
+        <a:bodyPr/>
+        <a:lstStyle/>
+        <a:p>
+          <a:endParaRPr lang="es-ES"/>
+        </a:p>
+      </dgm:t>
     </dgm:pt>
   </dgm:ptLst>
   <dgm:cxnLst>
-    <dgm:cxn modelId="{AE057A12-C009-4190-AB94-6F15441D0626}" srcId="{88C5B03C-BBEA-4496-952B-ECEB7E7A73AF}" destId="{F2F5906E-83CE-47A0-BBB5-F8395D0EB223}" srcOrd="1" destOrd="0" parTransId="{6D1B3CE4-B8D0-40F0-896F-4540FDA98F82}" sibTransId="{B74A37C4-C972-4D68-9989-5B569A4C3A9E}"/>
-    <dgm:cxn modelId="{6EA20525-ADF7-455A-AF41-02B09DF6C97D}" type="presOf" srcId="{E28677DD-E225-4ABE-B849-06B92E71C6B9}" destId="{562A4942-2BE1-447D-ADD7-77E41A5976A6}" srcOrd="0" destOrd="0" presId="urn:microsoft.com/office/officeart/2005/8/layout/hProcess10"/>
-    <dgm:cxn modelId="{55585B29-5E0B-4AF8-8D87-5BF8807A30B2}" type="presOf" srcId="{88C5B03C-BBEA-4496-952B-ECEB7E7A73AF}" destId="{5B8E26F4-F882-4AFA-B3BD-D981E74FAF3E}" srcOrd="0" destOrd="0" presId="urn:microsoft.com/office/officeart/2005/8/layout/hProcess10"/>
+    <dgm:cxn modelId="{7B6B5F51-A179-498B-9B0E-EEA701C737EE}" srcId="{88C5B03C-BBEA-4496-952B-ECEB7E7A73AF}" destId="{E28677DD-E225-4ABE-B849-06B92E71C6B9}" srcOrd="3" destOrd="0" parTransId="{E58CAC92-2B0D-49F7-8743-4882567578F5}" sibTransId="{61A30488-28F0-405A-8550-E7049661909C}"/>
+    <dgm:cxn modelId="{8CAE61C7-6DD0-4A05-B3C7-AE26E8A56648}" type="presOf" srcId="{C4BD5BD5-8209-4FC2-AADC-2186AC6115F1}" destId="{E059B5B7-FA53-4C8B-8E6C-1F097DB88C5F}" srcOrd="0" destOrd="0" presId="urn:microsoft.com/office/officeart/2005/8/layout/hProcess10"/>
     <dgm:cxn modelId="{7C826A30-3765-4004-B409-0960942413B4}" type="presOf" srcId="{8C7E2407-19DD-496B-8DAE-314057F93418}" destId="{F5BF0232-F5D9-42F6-82B7-BD4560D7765C}" srcOrd="0" destOrd="0" presId="urn:microsoft.com/office/officeart/2005/8/layout/hProcess10"/>
     <dgm:cxn modelId="{0846F145-5996-4F01-A879-6BDB489A7C03}" type="presOf" srcId="{B74A37C4-C972-4D68-9989-5B569A4C3A9E}" destId="{D2C0EE62-36E9-4486-95A5-7E0B68F1E441}" srcOrd="1" destOrd="0" presId="urn:microsoft.com/office/officeart/2005/8/layout/hProcess10"/>
-    <dgm:cxn modelId="{7B6B5F51-A179-498B-9B0E-EEA701C737EE}" srcId="{88C5B03C-BBEA-4496-952B-ECEB7E7A73AF}" destId="{E28677DD-E225-4ABE-B849-06B92E71C6B9}" srcOrd="3" destOrd="0" parTransId="{E58CAC92-2B0D-49F7-8743-4882567578F5}" sibTransId="{61A30488-28F0-405A-8550-E7049661909C}"/>
-    <dgm:cxn modelId="{6F3AD971-8EEC-4DC1-A4AF-A14015F56D1A}" type="presOf" srcId="{E11BAF82-039C-48BC-9094-E5B0F81FEFD3}" destId="{E7488977-82CD-4DEC-94EB-751726012DD1}" srcOrd="0" destOrd="0" presId="urn:microsoft.com/office/officeart/2005/8/layout/hProcess10"/>
-    <dgm:cxn modelId="{011ED254-4699-41BD-BFA4-25A3F768891D}" type="presOf" srcId="{61A30488-28F0-405A-8550-E7049661909C}" destId="{AE61A6FE-EC6A-42CD-A5AE-7B6119E22A74}" srcOrd="0" destOrd="0" presId="urn:microsoft.com/office/officeart/2005/8/layout/hProcess10"/>
     <dgm:cxn modelId="{C907D275-3039-46C4-B202-59D03163A193}" type="presOf" srcId="{B74A37C4-C972-4D68-9989-5B569A4C3A9E}" destId="{735B25B1-4D19-495A-B071-C13C3A2DFBEC}" srcOrd="0" destOrd="0" presId="urn:microsoft.com/office/officeart/2005/8/layout/hProcess10"/>
     <dgm:cxn modelId="{4D5F9558-0D48-4FA1-A0A1-BF9AAFD5DB39}" srcId="{88C5B03C-BBEA-4496-952B-ECEB7E7A73AF}" destId="{C4BD5BD5-8209-4FC2-AADC-2186AC6115F1}" srcOrd="4" destOrd="0" parTransId="{1E676DF3-1C5A-4224-90F8-86F13EC7EBD7}" sibTransId="{C2D7F43F-4F20-43CA-BEE9-DFC022FB2C5D}"/>
+    <dgm:cxn modelId="{6EA20525-ADF7-455A-AF41-02B09DF6C97D}" type="presOf" srcId="{E28677DD-E225-4ABE-B849-06B92E71C6B9}" destId="{562A4942-2BE1-447D-ADD7-77E41A5976A6}" srcOrd="0" destOrd="0" presId="urn:microsoft.com/office/officeart/2005/8/layout/hProcess10"/>
     <dgm:cxn modelId="{15CCAB92-82EC-4056-9390-F570B23AE524}" type="presOf" srcId="{61A30488-28F0-405A-8550-E7049661909C}" destId="{7CB30646-A492-4485-AC9E-8456B04D997D}" srcOrd="1" destOrd="0" presId="urn:microsoft.com/office/officeart/2005/8/layout/hProcess10"/>
+    <dgm:cxn modelId="{55585B29-5E0B-4AF8-8D87-5BF8807A30B2}" type="presOf" srcId="{88C5B03C-BBEA-4496-952B-ECEB7E7A73AF}" destId="{5B8E26F4-F882-4AFA-B3BD-D981E74FAF3E}" srcOrd="0" destOrd="0" presId="urn:microsoft.com/office/officeart/2005/8/layout/hProcess10"/>
+    <dgm:cxn modelId="{011ED254-4699-41BD-BFA4-25A3F768891D}" type="presOf" srcId="{61A30488-28F0-405A-8550-E7049661909C}" destId="{AE61A6FE-EC6A-42CD-A5AE-7B6119E22A74}" srcOrd="0" destOrd="0" presId="urn:microsoft.com/office/officeart/2005/8/layout/hProcess10"/>
+    <dgm:cxn modelId="{7661FCCD-2138-4C49-BDAC-943B258C013E}" srcId="{88C5B03C-BBEA-4496-952B-ECEB7E7A73AF}" destId="{D0A86BFB-C183-4044-B487-D8FE43B3EF96}" srcOrd="2" destOrd="0" parTransId="{40779641-719C-44A0-97AB-B197A4C0245F}" sibTransId="{E11BAF82-039C-48BC-9094-E5B0F81FEFD3}"/>
+    <dgm:cxn modelId="{AE057A12-C009-4190-AB94-6F15441D0626}" srcId="{88C5B03C-BBEA-4496-952B-ECEB7E7A73AF}" destId="{F2F5906E-83CE-47A0-BBB5-F8395D0EB223}" srcOrd="1" destOrd="0" parTransId="{6D1B3CE4-B8D0-40F0-896F-4540FDA98F82}" sibTransId="{B74A37C4-C972-4D68-9989-5B569A4C3A9E}"/>
+    <dgm:cxn modelId="{B63FACD1-4AC0-464F-B3A7-C68827DEEFE4}" type="presOf" srcId="{E11BAF82-039C-48BC-9094-E5B0F81FEFD3}" destId="{00483095-339A-4534-9C86-EF4073824839}" srcOrd="1" destOrd="0" presId="urn:microsoft.com/office/officeart/2005/8/layout/hProcess10"/>
+    <dgm:cxn modelId="{D148EDD5-8CC2-4D1F-845C-AE53A7900706}" type="presOf" srcId="{7C01FD27-0749-45F3-84DF-578B82068106}" destId="{4B4D5994-68C4-4ABC-A62D-2421A22E426D}" srcOrd="1" destOrd="0" presId="urn:microsoft.com/office/officeart/2005/8/layout/hProcess10"/>
+    <dgm:cxn modelId="{F86129CE-5010-48CA-BAB3-6CD8D90E63BA}" srcId="{88C5B03C-BBEA-4496-952B-ECEB7E7A73AF}" destId="{8C7E2407-19DD-496B-8DAE-314057F93418}" srcOrd="0" destOrd="0" parTransId="{BBF22F50-B9AE-4769-98E9-29111BDC2800}" sibTransId="{7C01FD27-0749-45F3-84DF-578B82068106}"/>
+    <dgm:cxn modelId="{D01A95F5-88C4-4AEF-B5B6-F0CFC3288962}" type="presOf" srcId="{D0A86BFB-C183-4044-B487-D8FE43B3EF96}" destId="{DF0CB060-D840-4C11-B9EA-14799B97A88A}" srcOrd="0" destOrd="0" presId="urn:microsoft.com/office/officeart/2005/8/layout/hProcess10"/>
     <dgm:cxn modelId="{85D77D9D-D2C9-4773-AFEE-B101708BCC4D}" type="presOf" srcId="{7C01FD27-0749-45F3-84DF-578B82068106}" destId="{8A2AA7FB-A06B-40A6-9763-B09CF8F5447F}" srcOrd="0" destOrd="0" presId="urn:microsoft.com/office/officeart/2005/8/layout/hProcess10"/>
     <dgm:cxn modelId="{4CC3F1BE-C566-4FD5-9B79-082C123FD046}" type="presOf" srcId="{F2F5906E-83CE-47A0-BBB5-F8395D0EB223}" destId="{6D95671B-F74B-4EC0-9033-E4A07E6CFB68}" srcOrd="0" destOrd="0" presId="urn:microsoft.com/office/officeart/2005/8/layout/hProcess10"/>
-    <dgm:cxn modelId="{8CAE61C7-6DD0-4A05-B3C7-AE26E8A56648}" type="presOf" srcId="{C4BD5BD5-8209-4FC2-AADC-2186AC6115F1}" destId="{E059B5B7-FA53-4C8B-8E6C-1F097DB88C5F}" srcOrd="0" destOrd="0" presId="urn:microsoft.com/office/officeart/2005/8/layout/hProcess10"/>
-    <dgm:cxn modelId="{7661FCCD-2138-4C49-BDAC-943B258C013E}" srcId="{88C5B03C-BBEA-4496-952B-ECEB7E7A73AF}" destId="{D0A86BFB-C183-4044-B487-D8FE43B3EF96}" srcOrd="2" destOrd="0" parTransId="{40779641-719C-44A0-97AB-B197A4C0245F}" sibTransId="{E11BAF82-039C-48BC-9094-E5B0F81FEFD3}"/>
-    <dgm:cxn modelId="{F86129CE-5010-48CA-BAB3-6CD8D90E63BA}" srcId="{88C5B03C-BBEA-4496-952B-ECEB7E7A73AF}" destId="{8C7E2407-19DD-496B-8DAE-314057F93418}" srcOrd="0" destOrd="0" parTransId="{BBF22F50-B9AE-4769-98E9-29111BDC2800}" sibTransId="{7C01FD27-0749-45F3-84DF-578B82068106}"/>
-    <dgm:cxn modelId="{B63FACD1-4AC0-464F-B3A7-C68827DEEFE4}" type="presOf" srcId="{E11BAF82-039C-48BC-9094-E5B0F81FEFD3}" destId="{00483095-339A-4534-9C86-EF4073824839}" srcOrd="1" destOrd="0" presId="urn:microsoft.com/office/officeart/2005/8/layout/hProcess10"/>
-    <dgm:cxn modelId="{D148EDD5-8CC2-4D1F-845C-AE53A7900706}" type="presOf" srcId="{7C01FD27-0749-45F3-84DF-578B82068106}" destId="{4B4D5994-68C4-4ABC-A62D-2421A22E426D}" srcOrd="1" destOrd="0" presId="urn:microsoft.com/office/officeart/2005/8/layout/hProcess10"/>
-    <dgm:cxn modelId="{D01A95F5-88C4-4AEF-B5B6-F0CFC3288962}" type="presOf" srcId="{D0A86BFB-C183-4044-B487-D8FE43B3EF96}" destId="{DF0CB060-D840-4C11-B9EA-14799B97A88A}" srcOrd="0" destOrd="0" presId="urn:microsoft.com/office/officeart/2005/8/layout/hProcess10"/>
+    <dgm:cxn modelId="{6F3AD971-8EEC-4DC1-A4AF-A14015F56D1A}" type="presOf" srcId="{E11BAF82-039C-48BC-9094-E5B0F81FEFD3}" destId="{E7488977-82CD-4DEC-94EB-751726012DD1}" srcOrd="0" destOrd="0" presId="urn:microsoft.com/office/officeart/2005/8/layout/hProcess10"/>
     <dgm:cxn modelId="{30FF7E22-31EC-49FA-B30E-6A471B60EA0D}" type="presParOf" srcId="{5B8E26F4-F882-4AFA-B3BD-D981E74FAF3E}" destId="{A4C1711D-72FE-46E6-B72E-7656904AE884}" srcOrd="0" destOrd="0" presId="urn:microsoft.com/office/officeart/2005/8/layout/hProcess10"/>
     <dgm:cxn modelId="{8F08CC8E-39DA-4740-9820-97542F7087F9}" type="presParOf" srcId="{A4C1711D-72FE-46E6-B72E-7656904AE884}" destId="{E28EBD74-692D-47C7-9740-50092F351966}" srcOrd="0" destOrd="0" presId="urn:microsoft.com/office/officeart/2005/8/layout/hProcess10"/>
     <dgm:cxn modelId="{6C2B4A09-D937-49DC-BCB8-518E62FF0364}" type="presParOf" srcId="{A4C1711D-72FE-46E6-B72E-7656904AE884}" destId="{F5BF0232-F5D9-42F6-82B7-BD4560D7765C}" srcOrd="1" destOrd="0" presId="urn:microsoft.com/office/officeart/2005/8/layout/hProcess10"/>
@@ -33578,7 +34080,7 @@
   <dgm:whole/>
   <dgm:extLst>
     <a:ext uri="http://schemas.microsoft.com/office/drawing/2008/diagram">
-      <dsp:dataModelExt xmlns:dsp="http://schemas.microsoft.com/office/drawing/2008/diagram" relId="rId39" minVer="http://schemas.openxmlformats.org/drawingml/2006/diagram"/>
+      <dsp:dataModelExt xmlns:dsp="http://schemas.microsoft.com/office/drawing/2008/diagram" relId="rId38" minVer="http://schemas.openxmlformats.org/drawingml/2006/diagram"/>
     </a:ext>
   </dgm:extLst>
 </dgm:dataModel>
@@ -34195,6 +34697,13 @@
         </dgm:presLayoutVars>
       </dgm:prSet>
       <dgm:spPr/>
+      <dgm:t>
+        <a:bodyPr/>
+        <a:lstStyle/>
+        <a:p>
+          <a:endParaRPr lang="es-ES"/>
+        </a:p>
+      </dgm:t>
     </dgm:pt>
     <dgm:pt modelId="{C053BBA2-B548-4A3E-B194-E52AED669D1A}" type="pres">
       <dgm:prSet presAssocID="{A86E571C-EA84-4151-A55A-31A679438F65}" presName="boxAndChildren" presStyleCnt="0"/>
@@ -34203,10 +34712,24 @@
     <dgm:pt modelId="{6E67F621-6A69-41FA-88D7-1F9E7C8A550E}" type="pres">
       <dgm:prSet presAssocID="{A86E571C-EA84-4151-A55A-31A679438F65}" presName="parentTextBox" presStyleLbl="node1" presStyleIdx="0" presStyleCnt="6"/>
       <dgm:spPr/>
+      <dgm:t>
+        <a:bodyPr/>
+        <a:lstStyle/>
+        <a:p>
+          <a:endParaRPr lang="es-ES"/>
+        </a:p>
+      </dgm:t>
     </dgm:pt>
     <dgm:pt modelId="{32C55870-F1DD-411B-84F2-4E4E0D7F4DF4}" type="pres">
       <dgm:prSet presAssocID="{A86E571C-EA84-4151-A55A-31A679438F65}" presName="entireBox" presStyleLbl="node1" presStyleIdx="0" presStyleCnt="6"/>
       <dgm:spPr/>
+      <dgm:t>
+        <a:bodyPr/>
+        <a:lstStyle/>
+        <a:p>
+          <a:endParaRPr lang="es-ES"/>
+        </a:p>
+      </dgm:t>
     </dgm:pt>
     <dgm:pt modelId="{9A7EB1E9-48DF-4021-A0F3-7631C88877C8}" type="pres">
       <dgm:prSet presAssocID="{A86E571C-EA84-4151-A55A-31A679438F65}" presName="descendantBox" presStyleCnt="0"/>
@@ -34219,6 +34742,13 @@
         </dgm:presLayoutVars>
       </dgm:prSet>
       <dgm:spPr/>
+      <dgm:t>
+        <a:bodyPr/>
+        <a:lstStyle/>
+        <a:p>
+          <a:endParaRPr lang="es-ES"/>
+        </a:p>
+      </dgm:t>
     </dgm:pt>
     <dgm:pt modelId="{CF96F295-7E31-414A-8D80-565C90C7241F}" type="pres">
       <dgm:prSet presAssocID="{B766C79D-B134-4E63-882A-DD6AE15FB62F}" presName="sp" presStyleCnt="0"/>
@@ -34231,10 +34761,24 @@
     <dgm:pt modelId="{A6A73D4F-ED38-46FE-9D6C-92110CA1C901}" type="pres">
       <dgm:prSet presAssocID="{07091F7D-687C-4858-9FB6-2BEE5F2B467C}" presName="parentTextArrow" presStyleLbl="node1" presStyleIdx="0" presStyleCnt="6"/>
       <dgm:spPr/>
+      <dgm:t>
+        <a:bodyPr/>
+        <a:lstStyle/>
+        <a:p>
+          <a:endParaRPr lang="es-ES"/>
+        </a:p>
+      </dgm:t>
     </dgm:pt>
     <dgm:pt modelId="{D096DEFA-2F3A-4FB3-B531-03A1AEA0E70C}" type="pres">
       <dgm:prSet presAssocID="{07091F7D-687C-4858-9FB6-2BEE5F2B467C}" presName="arrow" presStyleLbl="node1" presStyleIdx="1" presStyleCnt="6"/>
       <dgm:spPr/>
+      <dgm:t>
+        <a:bodyPr/>
+        <a:lstStyle/>
+        <a:p>
+          <a:endParaRPr lang="es-ES"/>
+        </a:p>
+      </dgm:t>
     </dgm:pt>
     <dgm:pt modelId="{51DC4395-0DCF-4BC0-9661-AB0913BA4B49}" type="pres">
       <dgm:prSet presAssocID="{07091F7D-687C-4858-9FB6-2BEE5F2B467C}" presName="descendantArrow" presStyleCnt="0"/>
@@ -34247,6 +34791,13 @@
         </dgm:presLayoutVars>
       </dgm:prSet>
       <dgm:spPr/>
+      <dgm:t>
+        <a:bodyPr/>
+        <a:lstStyle/>
+        <a:p>
+          <a:endParaRPr lang="es-ES"/>
+        </a:p>
+      </dgm:t>
     </dgm:pt>
     <dgm:pt modelId="{27731228-37A0-4C8B-BFFE-6C9C14E3EBFE}" type="pres">
       <dgm:prSet presAssocID="{9BE614F4-6C14-4F4F-8285-FE3212194DA1}" presName="sp" presStyleCnt="0"/>
@@ -34259,10 +34810,24 @@
     <dgm:pt modelId="{0E417721-D937-47D2-897F-FB7C53C34629}" type="pres">
       <dgm:prSet presAssocID="{82F91DB0-6F94-4B6E-ADA8-F91C1D180EB2}" presName="parentTextArrow" presStyleLbl="node1" presStyleIdx="1" presStyleCnt="6"/>
       <dgm:spPr/>
+      <dgm:t>
+        <a:bodyPr/>
+        <a:lstStyle/>
+        <a:p>
+          <a:endParaRPr lang="es-ES"/>
+        </a:p>
+      </dgm:t>
     </dgm:pt>
     <dgm:pt modelId="{169CDAF4-73D2-427A-A76F-4073E2C3F070}" type="pres">
       <dgm:prSet presAssocID="{82F91DB0-6F94-4B6E-ADA8-F91C1D180EB2}" presName="arrow" presStyleLbl="node1" presStyleIdx="2" presStyleCnt="6"/>
       <dgm:spPr/>
+      <dgm:t>
+        <a:bodyPr/>
+        <a:lstStyle/>
+        <a:p>
+          <a:endParaRPr lang="es-ES"/>
+        </a:p>
+      </dgm:t>
     </dgm:pt>
     <dgm:pt modelId="{34C5ADF7-8DD5-4684-920D-5EA002396C1F}" type="pres">
       <dgm:prSet presAssocID="{82F91DB0-6F94-4B6E-ADA8-F91C1D180EB2}" presName="descendantArrow" presStyleCnt="0"/>
@@ -34275,6 +34840,13 @@
         </dgm:presLayoutVars>
       </dgm:prSet>
       <dgm:spPr/>
+      <dgm:t>
+        <a:bodyPr/>
+        <a:lstStyle/>
+        <a:p>
+          <a:endParaRPr lang="es-ES"/>
+        </a:p>
+      </dgm:t>
     </dgm:pt>
     <dgm:pt modelId="{1C263B28-0C48-4E2D-ACDB-747648380FFF}" type="pres">
       <dgm:prSet presAssocID="{D7859F97-0731-4272-A13C-8943826AED48}" presName="sp" presStyleCnt="0"/>
@@ -34287,10 +34859,24 @@
     <dgm:pt modelId="{546099E4-7DF6-40F3-9B36-BD3B104EFB65}" type="pres">
       <dgm:prSet presAssocID="{F69878B2-18A4-4363-88DA-DF32EB0356C4}" presName="parentTextArrow" presStyleLbl="node1" presStyleIdx="2" presStyleCnt="6"/>
       <dgm:spPr/>
+      <dgm:t>
+        <a:bodyPr/>
+        <a:lstStyle/>
+        <a:p>
+          <a:endParaRPr lang="es-ES"/>
+        </a:p>
+      </dgm:t>
     </dgm:pt>
     <dgm:pt modelId="{8DEF0045-CA95-478A-A3DE-6CD2DD6E80B4}" type="pres">
       <dgm:prSet presAssocID="{F69878B2-18A4-4363-88DA-DF32EB0356C4}" presName="arrow" presStyleLbl="node1" presStyleIdx="3" presStyleCnt="6"/>
       <dgm:spPr/>
+      <dgm:t>
+        <a:bodyPr/>
+        <a:lstStyle/>
+        <a:p>
+          <a:endParaRPr lang="es-ES"/>
+        </a:p>
+      </dgm:t>
     </dgm:pt>
     <dgm:pt modelId="{0F642C6B-F78F-47BD-ACBB-55A9C445ABF0}" type="pres">
       <dgm:prSet presAssocID="{F69878B2-18A4-4363-88DA-DF32EB0356C4}" presName="descendantArrow" presStyleCnt="0"/>
@@ -34303,6 +34889,13 @@
         </dgm:presLayoutVars>
       </dgm:prSet>
       <dgm:spPr/>
+      <dgm:t>
+        <a:bodyPr/>
+        <a:lstStyle/>
+        <a:p>
+          <a:endParaRPr lang="es-ES"/>
+        </a:p>
+      </dgm:t>
     </dgm:pt>
     <dgm:pt modelId="{C761CC27-277C-4348-94E8-10E439F3A10F}" type="pres">
       <dgm:prSet presAssocID="{41869173-4B78-4192-AA61-667B3A4BAFD9}" presName="sp" presStyleCnt="0"/>
@@ -34315,10 +34908,24 @@
     <dgm:pt modelId="{319A4D53-90BB-4508-B102-7E92B870865A}" type="pres">
       <dgm:prSet presAssocID="{8E713FB8-0DC6-44E6-BAFC-193827C03E32}" presName="parentTextArrow" presStyleLbl="node1" presStyleIdx="3" presStyleCnt="6"/>
       <dgm:spPr/>
+      <dgm:t>
+        <a:bodyPr/>
+        <a:lstStyle/>
+        <a:p>
+          <a:endParaRPr lang="es-ES"/>
+        </a:p>
+      </dgm:t>
     </dgm:pt>
     <dgm:pt modelId="{6CEA44B7-2770-411F-B025-C8241965E5CB}" type="pres">
       <dgm:prSet presAssocID="{8E713FB8-0DC6-44E6-BAFC-193827C03E32}" presName="arrow" presStyleLbl="node1" presStyleIdx="4" presStyleCnt="6"/>
       <dgm:spPr/>
+      <dgm:t>
+        <a:bodyPr/>
+        <a:lstStyle/>
+        <a:p>
+          <a:endParaRPr lang="es-ES"/>
+        </a:p>
+      </dgm:t>
     </dgm:pt>
     <dgm:pt modelId="{365CB6BD-D52E-45AF-A915-B0C157A0F4D5}" type="pres">
       <dgm:prSet presAssocID="{8E713FB8-0DC6-44E6-BAFC-193827C03E32}" presName="descendantArrow" presStyleCnt="0"/>
@@ -34331,6 +34938,13 @@
         </dgm:presLayoutVars>
       </dgm:prSet>
       <dgm:spPr/>
+      <dgm:t>
+        <a:bodyPr/>
+        <a:lstStyle/>
+        <a:p>
+          <a:endParaRPr lang="es-ES"/>
+        </a:p>
+      </dgm:t>
     </dgm:pt>
     <dgm:pt modelId="{20FD4F7C-DE75-4BD3-B06F-DDA361C2A856}" type="pres">
       <dgm:prSet presAssocID="{EC4B16EE-3ED8-46AB-A60F-973487F369A1}" presName="sp" presStyleCnt="0"/>
@@ -34343,10 +34957,24 @@
     <dgm:pt modelId="{9A48EC56-7A32-41C8-9728-98DA60C8612E}" type="pres">
       <dgm:prSet presAssocID="{C30D2390-DF75-4AFD-A063-E6197E772690}" presName="parentTextArrow" presStyleLbl="node1" presStyleIdx="4" presStyleCnt="6"/>
       <dgm:spPr/>
+      <dgm:t>
+        <a:bodyPr/>
+        <a:lstStyle/>
+        <a:p>
+          <a:endParaRPr lang="es-ES"/>
+        </a:p>
+      </dgm:t>
     </dgm:pt>
     <dgm:pt modelId="{B45117C2-8143-4CC1-94C9-E94FB7E72597}" type="pres">
       <dgm:prSet presAssocID="{C30D2390-DF75-4AFD-A063-E6197E772690}" presName="arrow" presStyleLbl="node1" presStyleIdx="5" presStyleCnt="6"/>
       <dgm:spPr/>
+      <dgm:t>
+        <a:bodyPr/>
+        <a:lstStyle/>
+        <a:p>
+          <a:endParaRPr lang="es-ES"/>
+        </a:p>
+      </dgm:t>
     </dgm:pt>
     <dgm:pt modelId="{A98B08AD-33D6-4ED3-99B8-D408BC1B8622}" type="pres">
       <dgm:prSet presAssocID="{C30D2390-DF75-4AFD-A063-E6197E772690}" presName="descendantArrow" presStyleCnt="0"/>
@@ -34359,40 +34987,47 @@
         </dgm:presLayoutVars>
       </dgm:prSet>
       <dgm:spPr/>
+      <dgm:t>
+        <a:bodyPr/>
+        <a:lstStyle/>
+        <a:p>
+          <a:endParaRPr lang="es-ES"/>
+        </a:p>
+      </dgm:t>
     </dgm:pt>
   </dgm:ptLst>
   <dgm:cxnLst>
+    <dgm:cxn modelId="{790CA7B4-D64A-4367-8831-76AEF89FBDD1}" type="presOf" srcId="{43204278-5B8A-4CBF-8446-9F94BCA71763}" destId="{9A075A2A-E4B4-4A98-8125-0AFC82182EB3}" srcOrd="0" destOrd="0" presId="urn:microsoft.com/office/officeart/2005/8/layout/process4"/>
+    <dgm:cxn modelId="{31DE531B-5B4E-45B7-A946-74F1AED46E10}" type="presOf" srcId="{F69878B2-18A4-4363-88DA-DF32EB0356C4}" destId="{8DEF0045-CA95-478A-A3DE-6CD2DD6E80B4}" srcOrd="1" destOrd="0" presId="urn:microsoft.com/office/officeart/2005/8/layout/process4"/>
+    <dgm:cxn modelId="{F333114E-F789-498B-9D97-0FF8072B6BE4}" type="presOf" srcId="{82F91DB0-6F94-4B6E-ADA8-F91C1D180EB2}" destId="{169CDAF4-73D2-427A-A76F-4073E2C3F070}" srcOrd="1" destOrd="0" presId="urn:microsoft.com/office/officeart/2005/8/layout/process4"/>
+    <dgm:cxn modelId="{EC70344B-3959-44A5-AE6A-29B88686464C}" type="presOf" srcId="{C30D2390-DF75-4AFD-A063-E6197E772690}" destId="{9A48EC56-7A32-41C8-9728-98DA60C8612E}" srcOrd="0" destOrd="0" presId="urn:microsoft.com/office/officeart/2005/8/layout/process4"/>
+    <dgm:cxn modelId="{45347DCC-51A9-4A54-A9C7-CFE0714926A5}" type="presOf" srcId="{C30D2390-DF75-4AFD-A063-E6197E772690}" destId="{B45117C2-8143-4CC1-94C9-E94FB7E72597}" srcOrd="1" destOrd="0" presId="urn:microsoft.com/office/officeart/2005/8/layout/process4"/>
+    <dgm:cxn modelId="{35B2CE6F-70E2-4E5A-9569-F3CF03CDEDCB}" type="presOf" srcId="{A1CEBF45-B6FF-437C-9171-048573D3E4F7}" destId="{44ABD65F-C989-4602-BBAD-61759B70E940}" srcOrd="0" destOrd="0" presId="urn:microsoft.com/office/officeart/2005/8/layout/process4"/>
+    <dgm:cxn modelId="{739EB396-3DF5-410D-830C-F511C513FE6F}" srcId="{07091F7D-687C-4858-9FB6-2BEE5F2B467C}" destId="{A1CEBF45-B6FF-437C-9171-048573D3E4F7}" srcOrd="0" destOrd="0" parTransId="{8F92807A-F542-4509-8E26-B5E692C19EE4}" sibTransId="{51B88FAC-1518-499F-97CA-BFA525C19A98}"/>
+    <dgm:cxn modelId="{D85B4593-CC03-4C84-A3BF-9F6685A8C2F5}" srcId="{A86E571C-EA84-4151-A55A-31A679438F65}" destId="{0887F665-2BF2-4402-B736-B78F0AD221CA}" srcOrd="0" destOrd="0" parTransId="{2AA7CAEE-95DF-4E0E-96CF-415CDA00FDE7}" sibTransId="{66B28BB5-67FB-4365-A04B-94E055F85DFF}"/>
+    <dgm:cxn modelId="{2B1BA77E-3DAD-4D9F-A3C3-BFE3F72351B8}" type="presOf" srcId="{A86E571C-EA84-4151-A55A-31A679438F65}" destId="{6E67F621-6A69-41FA-88D7-1F9E7C8A550E}" srcOrd="0" destOrd="0" presId="urn:microsoft.com/office/officeart/2005/8/layout/process4"/>
+    <dgm:cxn modelId="{1DF69232-A6D3-418E-A2AA-F058D8C0987D}" type="presOf" srcId="{0887F665-2BF2-4402-B736-B78F0AD221CA}" destId="{EA7CD0DC-FB99-4FFB-8287-C4FE6FF7A230}" srcOrd="0" destOrd="0" presId="urn:microsoft.com/office/officeart/2005/8/layout/process4"/>
+    <dgm:cxn modelId="{997DD899-3527-446E-9044-0627C1409A62}" type="presOf" srcId="{A86E571C-EA84-4151-A55A-31A679438F65}" destId="{32C55870-F1DD-411B-84F2-4E4E0D7F4DF4}" srcOrd="1" destOrd="0" presId="urn:microsoft.com/office/officeart/2005/8/layout/process4"/>
+    <dgm:cxn modelId="{DA2BB1E2-156D-4C6B-BBBF-09681F126905}" srcId="{A80EB90C-1F6B-4C65-AC3F-589F8D7A8CF9}" destId="{C30D2390-DF75-4AFD-A063-E6197E772690}" srcOrd="0" destOrd="0" parTransId="{C70CF672-2E95-476B-9A99-E57ED77F4552}" sibTransId="{EC4B16EE-3ED8-46AB-A60F-973487F369A1}"/>
+    <dgm:cxn modelId="{80CC24A6-F340-4B49-A69A-E69928CE5667}" srcId="{A80EB90C-1F6B-4C65-AC3F-589F8D7A8CF9}" destId="{07091F7D-687C-4858-9FB6-2BEE5F2B467C}" srcOrd="4" destOrd="0" parTransId="{715FE1C3-3150-4E12-AC9F-67BE86BC011C}" sibTransId="{B766C79D-B134-4E63-882A-DD6AE15FB62F}"/>
+    <dgm:cxn modelId="{F845FD72-12D9-49FD-9D18-4D2FEC72411C}" srcId="{A80EB90C-1F6B-4C65-AC3F-589F8D7A8CF9}" destId="{82F91DB0-6F94-4B6E-ADA8-F91C1D180EB2}" srcOrd="3" destOrd="0" parTransId="{FCBAADF3-5AFF-4A0B-A5D9-EF5434807591}" sibTransId="{9BE614F4-6C14-4F4F-8285-FE3212194DA1}"/>
+    <dgm:cxn modelId="{FDD9DAF6-2DCB-432C-A62C-A0F91C3BC731}" type="presOf" srcId="{07091F7D-687C-4858-9FB6-2BEE5F2B467C}" destId="{D096DEFA-2F3A-4FB3-B531-03A1AEA0E70C}" srcOrd="1" destOrd="0" presId="urn:microsoft.com/office/officeart/2005/8/layout/process4"/>
+    <dgm:cxn modelId="{DA680467-0AA7-4CCD-9AC9-DA8A21C96E05}" type="presOf" srcId="{82F91DB0-6F94-4B6E-ADA8-F91C1D180EB2}" destId="{0E417721-D937-47D2-897F-FB7C53C34629}" srcOrd="0" destOrd="0" presId="urn:microsoft.com/office/officeart/2005/8/layout/process4"/>
     <dgm:cxn modelId="{7D77930D-D9A2-4547-9B17-C3D6257A9519}" type="presOf" srcId="{EA6C942B-908D-4B19-BE32-0C5EDD1561E8}" destId="{5360B20B-E250-422A-9ED7-DF142A6224C1}" srcOrd="0" destOrd="0" presId="urn:microsoft.com/office/officeart/2005/8/layout/process4"/>
+    <dgm:cxn modelId="{CB64A5F0-3DA3-4FAC-9F28-3493389CE69C}" type="presOf" srcId="{8E713FB8-0DC6-44E6-BAFC-193827C03E32}" destId="{319A4D53-90BB-4508-B102-7E92B870865A}" srcOrd="0" destOrd="0" presId="urn:microsoft.com/office/officeart/2005/8/layout/process4"/>
+    <dgm:cxn modelId="{0D35E7BA-21CC-4CB0-991A-D149C43A9D23}" srcId="{8E713FB8-0DC6-44E6-BAFC-193827C03E32}" destId="{EDA6CCFF-42F3-4BB3-AE6C-EDF2BE65C7FF}" srcOrd="0" destOrd="0" parTransId="{A4BEE48D-E598-4A23-AA45-550E99A28624}" sibTransId="{43004A24-0233-4117-AF3F-0B2811B79AE4}"/>
+    <dgm:cxn modelId="{7859DCA9-1466-472F-A0A5-B8F1CCD9BA71}" type="presOf" srcId="{EDA6CCFF-42F3-4BB3-AE6C-EDF2BE65C7FF}" destId="{4E85B524-9F81-49C2-8473-ED1D3DDD9EA9}" srcOrd="0" destOrd="0" presId="urn:microsoft.com/office/officeart/2005/8/layout/process4"/>
+    <dgm:cxn modelId="{31D34961-B2FF-4AED-8B27-0EE28AD06DAC}" srcId="{A80EB90C-1F6B-4C65-AC3F-589F8D7A8CF9}" destId="{A86E571C-EA84-4151-A55A-31A679438F65}" srcOrd="5" destOrd="0" parTransId="{67E9B0DD-14C7-419F-B435-1EAC781B6501}" sibTransId="{DF96EB74-27A3-44F3-A45B-26EE0D92A6E7}"/>
+    <dgm:cxn modelId="{FA5525F1-6791-441C-AB0C-F484BEAC9B6F}" srcId="{82F91DB0-6F94-4B6E-ADA8-F91C1D180EB2}" destId="{82BC60D8-82DA-44EB-93A1-8BA0F78EC78D}" srcOrd="0" destOrd="0" parTransId="{1F6F40E7-1679-4B4C-933D-4B9F8554104A}" sibTransId="{0E40CAB9-DE14-45A5-88FC-7F669FC621A4}"/>
+    <dgm:cxn modelId="{C9065531-1BD7-481D-B1FD-AE759D97EF5C}" type="presOf" srcId="{8E713FB8-0DC6-44E6-BAFC-193827C03E32}" destId="{6CEA44B7-2770-411F-B025-C8241965E5CB}" srcOrd="1" destOrd="0" presId="urn:microsoft.com/office/officeart/2005/8/layout/process4"/>
+    <dgm:cxn modelId="{0A1D4ED6-C690-4FBC-A9C3-336E5C253CC5}" srcId="{A80EB90C-1F6B-4C65-AC3F-589F8D7A8CF9}" destId="{8E713FB8-0DC6-44E6-BAFC-193827C03E32}" srcOrd="1" destOrd="0" parTransId="{C56FFE55-4E13-4EA9-AF9E-3C8F20E756F2}" sibTransId="{41869173-4B78-4192-AA61-667B3A4BAFD9}"/>
+    <dgm:cxn modelId="{A9C79C7B-F1C7-458F-A3A5-1722EDB77022}" type="presOf" srcId="{A80EB90C-1F6B-4C65-AC3F-589F8D7A8CF9}" destId="{404CFF4F-E795-4EF3-B9DF-48D82B8EE1DF}" srcOrd="0" destOrd="0" presId="urn:microsoft.com/office/officeart/2005/8/layout/process4"/>
+    <dgm:cxn modelId="{9A8B6041-5BCD-4CFA-ADE3-75CFCCD5761E}" srcId="{C30D2390-DF75-4AFD-A063-E6197E772690}" destId="{EA6C942B-908D-4B19-BE32-0C5EDD1561E8}" srcOrd="0" destOrd="0" parTransId="{32425C72-256A-4BC6-A1CC-7D52B5B0C79C}" sibTransId="{93CE6768-456E-492A-BB93-6D0B9D963747}"/>
+    <dgm:cxn modelId="{69EF8D24-76C7-4FD2-8F2A-8AD8AAA0EBC2}" type="presOf" srcId="{F69878B2-18A4-4363-88DA-DF32EB0356C4}" destId="{546099E4-7DF6-40F3-9B36-BD3B104EFB65}" srcOrd="0" destOrd="0" presId="urn:microsoft.com/office/officeart/2005/8/layout/process4"/>
     <dgm:cxn modelId="{0A7D7C17-41E9-4721-A582-F8AAD40EF43D}" srcId="{A80EB90C-1F6B-4C65-AC3F-589F8D7A8CF9}" destId="{F69878B2-18A4-4363-88DA-DF32EB0356C4}" srcOrd="2" destOrd="0" parTransId="{601E10DD-A747-46A3-8835-2D6D53FE8405}" sibTransId="{D7859F97-0731-4272-A13C-8943826AED48}"/>
-    <dgm:cxn modelId="{31DE531B-5B4E-45B7-A946-74F1AED46E10}" type="presOf" srcId="{F69878B2-18A4-4363-88DA-DF32EB0356C4}" destId="{8DEF0045-CA95-478A-A3DE-6CD2DD6E80B4}" srcOrd="1" destOrd="0" presId="urn:microsoft.com/office/officeart/2005/8/layout/process4"/>
-    <dgm:cxn modelId="{69EF8D24-76C7-4FD2-8F2A-8AD8AAA0EBC2}" type="presOf" srcId="{F69878B2-18A4-4363-88DA-DF32EB0356C4}" destId="{546099E4-7DF6-40F3-9B36-BD3B104EFB65}" srcOrd="0" destOrd="0" presId="urn:microsoft.com/office/officeart/2005/8/layout/process4"/>
-    <dgm:cxn modelId="{C9065531-1BD7-481D-B1FD-AE759D97EF5C}" type="presOf" srcId="{8E713FB8-0DC6-44E6-BAFC-193827C03E32}" destId="{6CEA44B7-2770-411F-B025-C8241965E5CB}" srcOrd="1" destOrd="0" presId="urn:microsoft.com/office/officeart/2005/8/layout/process4"/>
-    <dgm:cxn modelId="{1DF69232-A6D3-418E-A2AA-F058D8C0987D}" type="presOf" srcId="{0887F665-2BF2-4402-B736-B78F0AD221CA}" destId="{EA7CD0DC-FB99-4FFB-8287-C4FE6FF7A230}" srcOrd="0" destOrd="0" presId="urn:microsoft.com/office/officeart/2005/8/layout/process4"/>
     <dgm:cxn modelId="{8DA75438-E830-496F-ABB3-76EF7409EFD0}" srcId="{F69878B2-18A4-4363-88DA-DF32EB0356C4}" destId="{43204278-5B8A-4CBF-8446-9F94BCA71763}" srcOrd="0" destOrd="0" parTransId="{0DCF8AF4-6424-443D-93FE-8E657A9E7187}" sibTransId="{E5D17B98-17F9-4086-B1BA-1F0D330EA829}"/>
-    <dgm:cxn modelId="{9A8B6041-5BCD-4CFA-ADE3-75CFCCD5761E}" srcId="{C30D2390-DF75-4AFD-A063-E6197E772690}" destId="{EA6C942B-908D-4B19-BE32-0C5EDD1561E8}" srcOrd="0" destOrd="0" parTransId="{32425C72-256A-4BC6-A1CC-7D52B5B0C79C}" sibTransId="{93CE6768-456E-492A-BB93-6D0B9D963747}"/>
-    <dgm:cxn modelId="{31D34961-B2FF-4AED-8B27-0EE28AD06DAC}" srcId="{A80EB90C-1F6B-4C65-AC3F-589F8D7A8CF9}" destId="{A86E571C-EA84-4151-A55A-31A679438F65}" srcOrd="5" destOrd="0" parTransId="{67E9B0DD-14C7-419F-B435-1EAC781B6501}" sibTransId="{DF96EB74-27A3-44F3-A45B-26EE0D92A6E7}"/>
-    <dgm:cxn modelId="{DA680467-0AA7-4CCD-9AC9-DA8A21C96E05}" type="presOf" srcId="{82F91DB0-6F94-4B6E-ADA8-F91C1D180EB2}" destId="{0E417721-D937-47D2-897F-FB7C53C34629}" srcOrd="0" destOrd="0" presId="urn:microsoft.com/office/officeart/2005/8/layout/process4"/>
-    <dgm:cxn modelId="{EC70344B-3959-44A5-AE6A-29B88686464C}" type="presOf" srcId="{C30D2390-DF75-4AFD-A063-E6197E772690}" destId="{9A48EC56-7A32-41C8-9728-98DA60C8612E}" srcOrd="0" destOrd="0" presId="urn:microsoft.com/office/officeart/2005/8/layout/process4"/>
-    <dgm:cxn modelId="{F333114E-F789-498B-9D97-0FF8072B6BE4}" type="presOf" srcId="{82F91DB0-6F94-4B6E-ADA8-F91C1D180EB2}" destId="{169CDAF4-73D2-427A-A76F-4073E2C3F070}" srcOrd="1" destOrd="0" presId="urn:microsoft.com/office/officeart/2005/8/layout/process4"/>
-    <dgm:cxn modelId="{35B2CE6F-70E2-4E5A-9569-F3CF03CDEDCB}" type="presOf" srcId="{A1CEBF45-B6FF-437C-9171-048573D3E4F7}" destId="{44ABD65F-C989-4602-BBAD-61759B70E940}" srcOrd="0" destOrd="0" presId="urn:microsoft.com/office/officeart/2005/8/layout/process4"/>
-    <dgm:cxn modelId="{F845FD72-12D9-49FD-9D18-4D2FEC72411C}" srcId="{A80EB90C-1F6B-4C65-AC3F-589F8D7A8CF9}" destId="{82F91DB0-6F94-4B6E-ADA8-F91C1D180EB2}" srcOrd="3" destOrd="0" parTransId="{FCBAADF3-5AFF-4A0B-A5D9-EF5434807591}" sibTransId="{9BE614F4-6C14-4F4F-8285-FE3212194DA1}"/>
     <dgm:cxn modelId="{7D2CEF56-BAF5-451D-B418-75152D661E3F}" type="presOf" srcId="{82BC60D8-82DA-44EB-93A1-8BA0F78EC78D}" destId="{4650578C-FFFD-4486-93BA-C47A58BCD053}" srcOrd="0" destOrd="0" presId="urn:microsoft.com/office/officeart/2005/8/layout/process4"/>
-    <dgm:cxn modelId="{A9C79C7B-F1C7-458F-A3A5-1722EDB77022}" type="presOf" srcId="{A80EB90C-1F6B-4C65-AC3F-589F8D7A8CF9}" destId="{404CFF4F-E795-4EF3-B9DF-48D82B8EE1DF}" srcOrd="0" destOrd="0" presId="urn:microsoft.com/office/officeart/2005/8/layout/process4"/>
-    <dgm:cxn modelId="{2B1BA77E-3DAD-4D9F-A3C3-BFE3F72351B8}" type="presOf" srcId="{A86E571C-EA84-4151-A55A-31A679438F65}" destId="{6E67F621-6A69-41FA-88D7-1F9E7C8A550E}" srcOrd="0" destOrd="0" presId="urn:microsoft.com/office/officeart/2005/8/layout/process4"/>
-    <dgm:cxn modelId="{D85B4593-CC03-4C84-A3BF-9F6685A8C2F5}" srcId="{A86E571C-EA84-4151-A55A-31A679438F65}" destId="{0887F665-2BF2-4402-B736-B78F0AD221CA}" srcOrd="0" destOrd="0" parTransId="{2AA7CAEE-95DF-4E0E-96CF-415CDA00FDE7}" sibTransId="{66B28BB5-67FB-4365-A04B-94E055F85DFF}"/>
-    <dgm:cxn modelId="{739EB396-3DF5-410D-830C-F511C513FE6F}" srcId="{07091F7D-687C-4858-9FB6-2BEE5F2B467C}" destId="{A1CEBF45-B6FF-437C-9171-048573D3E4F7}" srcOrd="0" destOrd="0" parTransId="{8F92807A-F542-4509-8E26-B5E692C19EE4}" sibTransId="{51B88FAC-1518-499F-97CA-BFA525C19A98}"/>
-    <dgm:cxn modelId="{997DD899-3527-446E-9044-0627C1409A62}" type="presOf" srcId="{A86E571C-EA84-4151-A55A-31A679438F65}" destId="{32C55870-F1DD-411B-84F2-4E4E0D7F4DF4}" srcOrd="1" destOrd="0" presId="urn:microsoft.com/office/officeart/2005/8/layout/process4"/>
-    <dgm:cxn modelId="{80CC24A6-F340-4B49-A69A-E69928CE5667}" srcId="{A80EB90C-1F6B-4C65-AC3F-589F8D7A8CF9}" destId="{07091F7D-687C-4858-9FB6-2BEE5F2B467C}" srcOrd="4" destOrd="0" parTransId="{715FE1C3-3150-4E12-AC9F-67BE86BC011C}" sibTransId="{B766C79D-B134-4E63-882A-DD6AE15FB62F}"/>
-    <dgm:cxn modelId="{7859DCA9-1466-472F-A0A5-B8F1CCD9BA71}" type="presOf" srcId="{EDA6CCFF-42F3-4BB3-AE6C-EDF2BE65C7FF}" destId="{4E85B524-9F81-49C2-8473-ED1D3DDD9EA9}" srcOrd="0" destOrd="0" presId="urn:microsoft.com/office/officeart/2005/8/layout/process4"/>
-    <dgm:cxn modelId="{790CA7B4-D64A-4367-8831-76AEF89FBDD1}" type="presOf" srcId="{43204278-5B8A-4CBF-8446-9F94BCA71763}" destId="{9A075A2A-E4B4-4A98-8125-0AFC82182EB3}" srcOrd="0" destOrd="0" presId="urn:microsoft.com/office/officeart/2005/8/layout/process4"/>
-    <dgm:cxn modelId="{0D35E7BA-21CC-4CB0-991A-D149C43A9D23}" srcId="{8E713FB8-0DC6-44E6-BAFC-193827C03E32}" destId="{EDA6CCFF-42F3-4BB3-AE6C-EDF2BE65C7FF}" srcOrd="0" destOrd="0" parTransId="{A4BEE48D-E598-4A23-AA45-550E99A28624}" sibTransId="{43004A24-0233-4117-AF3F-0B2811B79AE4}"/>
-    <dgm:cxn modelId="{45347DCC-51A9-4A54-A9C7-CFE0714926A5}" type="presOf" srcId="{C30D2390-DF75-4AFD-A063-E6197E772690}" destId="{B45117C2-8143-4CC1-94C9-E94FB7E72597}" srcOrd="1" destOrd="0" presId="urn:microsoft.com/office/officeart/2005/8/layout/process4"/>
-    <dgm:cxn modelId="{0A1D4ED6-C690-4FBC-A9C3-336E5C253CC5}" srcId="{A80EB90C-1F6B-4C65-AC3F-589F8D7A8CF9}" destId="{8E713FB8-0DC6-44E6-BAFC-193827C03E32}" srcOrd="1" destOrd="0" parTransId="{C56FFE55-4E13-4EA9-AF9E-3C8F20E756F2}" sibTransId="{41869173-4B78-4192-AA61-667B3A4BAFD9}"/>
     <dgm:cxn modelId="{6DDA01DC-8B17-49D6-9CBE-234C12002A1C}" type="presOf" srcId="{07091F7D-687C-4858-9FB6-2BEE5F2B467C}" destId="{A6A73D4F-ED38-46FE-9D6C-92110CA1C901}" srcOrd="0" destOrd="0" presId="urn:microsoft.com/office/officeart/2005/8/layout/process4"/>
-    <dgm:cxn modelId="{DA2BB1E2-156D-4C6B-BBBF-09681F126905}" srcId="{A80EB90C-1F6B-4C65-AC3F-589F8D7A8CF9}" destId="{C30D2390-DF75-4AFD-A063-E6197E772690}" srcOrd="0" destOrd="0" parTransId="{C70CF672-2E95-476B-9A99-E57ED77F4552}" sibTransId="{EC4B16EE-3ED8-46AB-A60F-973487F369A1}"/>
-    <dgm:cxn modelId="{CB64A5F0-3DA3-4FAC-9F28-3493389CE69C}" type="presOf" srcId="{8E713FB8-0DC6-44E6-BAFC-193827C03E32}" destId="{319A4D53-90BB-4508-B102-7E92B870865A}" srcOrd="0" destOrd="0" presId="urn:microsoft.com/office/officeart/2005/8/layout/process4"/>
-    <dgm:cxn modelId="{FA5525F1-6791-441C-AB0C-F484BEAC9B6F}" srcId="{82F91DB0-6F94-4B6E-ADA8-F91C1D180EB2}" destId="{82BC60D8-82DA-44EB-93A1-8BA0F78EC78D}" srcOrd="0" destOrd="0" parTransId="{1F6F40E7-1679-4B4C-933D-4B9F8554104A}" sibTransId="{0E40CAB9-DE14-45A5-88FC-7F669FC621A4}"/>
-    <dgm:cxn modelId="{FDD9DAF6-2DCB-432C-A62C-A0F91C3BC731}" type="presOf" srcId="{07091F7D-687C-4858-9FB6-2BEE5F2B467C}" destId="{D096DEFA-2F3A-4FB3-B531-03A1AEA0E70C}" srcOrd="1" destOrd="0" presId="urn:microsoft.com/office/officeart/2005/8/layout/process4"/>
     <dgm:cxn modelId="{71381AC1-65EF-40F0-8B52-E2BFD3063B15}" type="presParOf" srcId="{404CFF4F-E795-4EF3-B9DF-48D82B8EE1DF}" destId="{C053BBA2-B548-4A3E-B194-E52AED669D1A}" srcOrd="0" destOrd="0" presId="urn:microsoft.com/office/officeart/2005/8/layout/process4"/>
     <dgm:cxn modelId="{2548EDAD-5D0D-482F-B54D-78A17A7E14F5}" type="presParOf" srcId="{C053BBA2-B548-4A3E-B194-E52AED669D1A}" destId="{6E67F621-6A69-41FA-88D7-1F9E7C8A550E}" srcOrd="0" destOrd="0" presId="urn:microsoft.com/office/officeart/2005/8/layout/process4"/>
     <dgm:cxn modelId="{7C5AAA3E-6D71-4E05-95F7-CD9A68B6804B}" type="presParOf" srcId="{C053BBA2-B548-4A3E-B194-E52AED669D1A}" destId="{32C55870-F1DD-411B-84F2-4E4E0D7F4DF4}" srcOrd="1" destOrd="0" presId="urn:microsoft.com/office/officeart/2005/8/layout/process4"/>
@@ -34433,7 +35068,7 @@
   <dgm:whole/>
   <dgm:extLst>
     <a:ext uri="http://schemas.microsoft.com/office/drawing/2008/diagram">
-      <dsp:dataModelExt xmlns:dsp="http://schemas.microsoft.com/office/drawing/2008/diagram" relId="rId44" minVer="http://schemas.openxmlformats.org/drawingml/2006/diagram"/>
+      <dsp:dataModelExt xmlns:dsp="http://schemas.microsoft.com/office/drawing/2008/diagram" relId="rId43" minVer="http://schemas.openxmlformats.org/drawingml/2006/diagram"/>
     </a:ext>
   </dgm:extLst>
 </dgm:dataModel>
@@ -34805,6 +35440,13 @@
         </dgm:presLayoutVars>
       </dgm:prSet>
       <dgm:spPr/>
+      <dgm:t>
+        <a:bodyPr/>
+        <a:lstStyle/>
+        <a:p>
+          <a:endParaRPr lang="es-ES"/>
+        </a:p>
+      </dgm:t>
     </dgm:pt>
     <dgm:pt modelId="{D6FF112C-82FE-48BB-8CE5-9DA4C1B77F57}" type="pres">
       <dgm:prSet presAssocID="{DD2BCD2F-275E-4895-B303-C5F0128017C9}" presName="Name1" presStyleCnt="0"/>
@@ -34821,6 +35463,13 @@
     <dgm:pt modelId="{C44C39C7-248C-44D5-AF24-0CEDBE512645}" type="pres">
       <dgm:prSet presAssocID="{DD2BCD2F-275E-4895-B303-C5F0128017C9}" presName="conn" presStyleLbl="parChTrans1D2" presStyleIdx="0" presStyleCnt="1"/>
       <dgm:spPr/>
+      <dgm:t>
+        <a:bodyPr/>
+        <a:lstStyle/>
+        <a:p>
+          <a:endParaRPr lang="es-ES"/>
+        </a:p>
+      </dgm:t>
     </dgm:pt>
     <dgm:pt modelId="{B2A8CD81-EAE0-4366-B209-05B3DD5C0777}" type="pres">
       <dgm:prSet presAssocID="{DD2BCD2F-275E-4895-B303-C5F0128017C9}" presName="extraNode" presStyleLbl="node1" presStyleIdx="0" presStyleCnt="7"/>
@@ -34837,6 +35486,13 @@
         </dgm:presLayoutVars>
       </dgm:prSet>
       <dgm:spPr/>
+      <dgm:t>
+        <a:bodyPr/>
+        <a:lstStyle/>
+        <a:p>
+          <a:endParaRPr lang="es-ES"/>
+        </a:p>
+      </dgm:t>
     </dgm:pt>
     <dgm:pt modelId="{B6767658-AAF9-488C-97DD-941F95352C55}" type="pres">
       <dgm:prSet presAssocID="{057442BA-579C-4109-BF5D-9CBAFAB93C5C}" presName="accent_1" presStyleCnt="0"/>
@@ -34853,6 +35509,13 @@
         </dgm:presLayoutVars>
       </dgm:prSet>
       <dgm:spPr/>
+      <dgm:t>
+        <a:bodyPr/>
+        <a:lstStyle/>
+        <a:p>
+          <a:endParaRPr lang="es-ES"/>
+        </a:p>
+      </dgm:t>
     </dgm:pt>
     <dgm:pt modelId="{0254B64D-70DD-412D-AEDF-3BD91F9F2D85}" type="pres">
       <dgm:prSet presAssocID="{DCCF30A5-026A-48F4-8329-491E9C149A78}" presName="accent_2" presStyleCnt="0"/>
@@ -34869,6 +35532,13 @@
         </dgm:presLayoutVars>
       </dgm:prSet>
       <dgm:spPr/>
+      <dgm:t>
+        <a:bodyPr/>
+        <a:lstStyle/>
+        <a:p>
+          <a:endParaRPr lang="es-ES"/>
+        </a:p>
+      </dgm:t>
     </dgm:pt>
     <dgm:pt modelId="{3CF9A87D-303E-4A5C-AE5E-4472356AD449}" type="pres">
       <dgm:prSet presAssocID="{25BA32A9-D483-46F1-979C-999CBC164360}" presName="accent_3" presStyleCnt="0"/>
@@ -34885,6 +35555,13 @@
         </dgm:presLayoutVars>
       </dgm:prSet>
       <dgm:spPr/>
+      <dgm:t>
+        <a:bodyPr/>
+        <a:lstStyle/>
+        <a:p>
+          <a:endParaRPr lang="es-ES"/>
+        </a:p>
+      </dgm:t>
     </dgm:pt>
     <dgm:pt modelId="{A60411A7-3674-46EA-9AF6-49A48AA0D75F}" type="pres">
       <dgm:prSet presAssocID="{4F7959F7-940B-4FF9-8971-E3DF4415C0DC}" presName="accent_4" presStyleCnt="0"/>
@@ -34901,6 +35578,13 @@
         </dgm:presLayoutVars>
       </dgm:prSet>
       <dgm:spPr/>
+      <dgm:t>
+        <a:bodyPr/>
+        <a:lstStyle/>
+        <a:p>
+          <a:endParaRPr lang="es-ES"/>
+        </a:p>
+      </dgm:t>
     </dgm:pt>
     <dgm:pt modelId="{9ED25C90-E152-4541-91F7-CDFC0E9057EC}" type="pres">
       <dgm:prSet presAssocID="{5A9EF797-9025-443B-AC85-BA5981386AD9}" presName="accent_5" presStyleCnt="0"/>
@@ -34917,6 +35601,13 @@
         </dgm:presLayoutVars>
       </dgm:prSet>
       <dgm:spPr/>
+      <dgm:t>
+        <a:bodyPr/>
+        <a:lstStyle/>
+        <a:p>
+          <a:endParaRPr lang="es-ES"/>
+        </a:p>
+      </dgm:t>
     </dgm:pt>
     <dgm:pt modelId="{0C4DFDCF-FF3D-43A2-9298-AD2DC84786A6}" type="pres">
       <dgm:prSet presAssocID="{87F8F290-2F1F-4812-87B5-E9B8B1C283D3}" presName="accent_6" presStyleCnt="0"/>
@@ -34933,6 +35624,13 @@
         </dgm:presLayoutVars>
       </dgm:prSet>
       <dgm:spPr/>
+      <dgm:t>
+        <a:bodyPr/>
+        <a:lstStyle/>
+        <a:p>
+          <a:endParaRPr lang="es-ES"/>
+        </a:p>
+      </dgm:t>
     </dgm:pt>
     <dgm:pt modelId="{7A5F2074-82AB-4537-994B-2703F3149228}" type="pres">
       <dgm:prSet presAssocID="{9685DEB0-6DCB-469D-833B-2AEFE8BEA765}" presName="accent_7" presStyleCnt="0"/>
@@ -34944,22 +35642,22 @@
     </dgm:pt>
   </dgm:ptLst>
   <dgm:cxnLst>
+    <dgm:cxn modelId="{DE6F7BF5-4107-43C2-AEE3-A89745B9B84A}" type="presOf" srcId="{87F8F290-2F1F-4812-87B5-E9B8B1C283D3}" destId="{BD051813-A551-48D4-8C1A-35E27336DD59}" srcOrd="0" destOrd="0" presId="urn:microsoft.com/office/officeart/2008/layout/VerticalCurvedList"/>
+    <dgm:cxn modelId="{CD6D9BB6-6DA4-4311-B716-3F0D23DDC94F}" type="presOf" srcId="{25BA32A9-D483-46F1-979C-999CBC164360}" destId="{04B21F48-2025-42AF-B35D-DA162831DE2D}" srcOrd="0" destOrd="0" presId="urn:microsoft.com/office/officeart/2008/layout/VerticalCurvedList"/>
+    <dgm:cxn modelId="{0AC052A7-A7E6-4C4B-9C88-753977C5857D}" srcId="{DD2BCD2F-275E-4895-B303-C5F0128017C9}" destId="{9685DEB0-6DCB-469D-833B-2AEFE8BEA765}" srcOrd="6" destOrd="0" parTransId="{CC429BAF-60BC-4C34-B642-7EFF8A3D9787}" sibTransId="{D3879AB6-D031-42F7-9562-734EBC6F48AA}"/>
+    <dgm:cxn modelId="{BE1C9F34-8728-43E3-B242-F13D7CFFC133}" type="presOf" srcId="{D6ADB8CD-5816-4AD3-AFBB-6476E31662F5}" destId="{C44C39C7-248C-44D5-AF24-0CEDBE512645}" srcOrd="0" destOrd="0" presId="urn:microsoft.com/office/officeart/2008/layout/VerticalCurvedList"/>
+    <dgm:cxn modelId="{D4CA4CB8-7DF7-4B5B-8D46-253F9FE6A16E}" srcId="{DD2BCD2F-275E-4895-B303-C5F0128017C9}" destId="{DCCF30A5-026A-48F4-8329-491E9C149A78}" srcOrd="1" destOrd="0" parTransId="{8D1AC30F-FB10-462C-8EA6-8706FA68C36D}" sibTransId="{4F9AACF1-0C5B-448A-9A59-6113C9280E00}"/>
     <dgm:cxn modelId="{4CA4880D-089B-4D48-9451-D00F592FE207}" srcId="{DD2BCD2F-275E-4895-B303-C5F0128017C9}" destId="{25BA32A9-D483-46F1-979C-999CBC164360}" srcOrd="2" destOrd="0" parTransId="{261D4CCE-004B-4433-A5E7-CE42C2ED7256}" sibTransId="{E952C547-A284-4DE4-A557-9176B03AB6A0}"/>
-    <dgm:cxn modelId="{BE1C9F34-8728-43E3-B242-F13D7CFFC133}" type="presOf" srcId="{D6ADB8CD-5816-4AD3-AFBB-6476E31662F5}" destId="{C44C39C7-248C-44D5-AF24-0CEDBE512645}" srcOrd="0" destOrd="0" presId="urn:microsoft.com/office/officeart/2008/layout/VerticalCurvedList"/>
+    <dgm:cxn modelId="{B9CBD69E-A976-4D0E-9C11-5D896148EA3C}" type="presOf" srcId="{9685DEB0-6DCB-469D-833B-2AEFE8BEA765}" destId="{8AFEF3CC-0B81-4EF1-8852-5BA019D54F02}" srcOrd="0" destOrd="0" presId="urn:microsoft.com/office/officeart/2008/layout/VerticalCurvedList"/>
+    <dgm:cxn modelId="{F32B9D51-0C44-49FF-BE7D-8FA1D9D3485C}" type="presOf" srcId="{DD2BCD2F-275E-4895-B303-C5F0128017C9}" destId="{89626704-5161-43FC-BEE1-7B4B2A9C8CD9}" srcOrd="0" destOrd="0" presId="urn:microsoft.com/office/officeart/2008/layout/VerticalCurvedList"/>
+    <dgm:cxn modelId="{7AC7429C-D1F7-4824-888C-CF2F3972A9CC}" type="presOf" srcId="{4F7959F7-940B-4FF9-8971-E3DF4415C0DC}" destId="{1C0C2DC0-1DA2-40DE-929E-DB911B5B2114}" srcOrd="0" destOrd="0" presId="urn:microsoft.com/office/officeart/2008/layout/VerticalCurvedList"/>
+    <dgm:cxn modelId="{92A5AE8F-0CD7-4133-B835-BBE67CC14640}" type="presOf" srcId="{057442BA-579C-4109-BF5D-9CBAFAB93C5C}" destId="{FF419F02-1A46-4242-A483-94C946264BFE}" srcOrd="0" destOrd="0" presId="urn:microsoft.com/office/officeart/2008/layout/VerticalCurvedList"/>
+    <dgm:cxn modelId="{AD15D16C-2611-45B1-87BB-9CA08FE08783}" srcId="{DD2BCD2F-275E-4895-B303-C5F0128017C9}" destId="{5A9EF797-9025-443B-AC85-BA5981386AD9}" srcOrd="4" destOrd="0" parTransId="{E108F583-471F-4EF8-A60C-0D0008B3D3B8}" sibTransId="{0B3235CF-5A30-4237-8D1D-B065564CF655}"/>
     <dgm:cxn modelId="{0B65AF3E-649B-4DFA-A219-D0F40E8EE317}" srcId="{DD2BCD2F-275E-4895-B303-C5F0128017C9}" destId="{4F7959F7-940B-4FF9-8971-E3DF4415C0DC}" srcOrd="3" destOrd="0" parTransId="{DAC8EFDA-F79F-46C2-8794-0EE88A36DBF5}" sibTransId="{5F419E57-BF69-467B-B12C-18F8D930C832}"/>
+    <dgm:cxn modelId="{85F2A89F-D4BB-4963-9D9A-E620E81B8AE3}" type="presOf" srcId="{DCCF30A5-026A-48F4-8329-491E9C149A78}" destId="{8468C393-B89F-49AD-88C2-C3F21CB1DAE6}" srcOrd="0" destOrd="0" presId="urn:microsoft.com/office/officeart/2008/layout/VerticalCurvedList"/>
+    <dgm:cxn modelId="{2EE82E4E-45B0-4F12-8C14-0320E5EE8BD9}" srcId="{DD2BCD2F-275E-4895-B303-C5F0128017C9}" destId="{057442BA-579C-4109-BF5D-9CBAFAB93C5C}" srcOrd="0" destOrd="0" parTransId="{7CC8D76A-FA1D-4B98-A8EE-B051D4F05595}" sibTransId="{D6ADB8CD-5816-4AD3-AFBB-6476E31662F5}"/>
+    <dgm:cxn modelId="{EF8F694B-3865-4A3F-BB36-57AE9AAD830C}" srcId="{DD2BCD2F-275E-4895-B303-C5F0128017C9}" destId="{87F8F290-2F1F-4812-87B5-E9B8B1C283D3}" srcOrd="5" destOrd="0" parTransId="{3A9D03D9-40A5-4D0D-95F7-136048FAC5DE}" sibTransId="{75841C5C-533E-44F1-B271-CA54CBD7C562}"/>
     <dgm:cxn modelId="{7E892667-7366-4E93-AE4F-C34CCACDEE8B}" type="presOf" srcId="{5A9EF797-9025-443B-AC85-BA5981386AD9}" destId="{4227D4C5-73D1-4E23-8557-EEC944D8233D}" srcOrd="0" destOrd="0" presId="urn:microsoft.com/office/officeart/2008/layout/VerticalCurvedList"/>
-    <dgm:cxn modelId="{EF8F694B-3865-4A3F-BB36-57AE9AAD830C}" srcId="{DD2BCD2F-275E-4895-B303-C5F0128017C9}" destId="{87F8F290-2F1F-4812-87B5-E9B8B1C283D3}" srcOrd="5" destOrd="0" parTransId="{3A9D03D9-40A5-4D0D-95F7-136048FAC5DE}" sibTransId="{75841C5C-533E-44F1-B271-CA54CBD7C562}"/>
-    <dgm:cxn modelId="{AD15D16C-2611-45B1-87BB-9CA08FE08783}" srcId="{DD2BCD2F-275E-4895-B303-C5F0128017C9}" destId="{5A9EF797-9025-443B-AC85-BA5981386AD9}" srcOrd="4" destOrd="0" parTransId="{E108F583-471F-4EF8-A60C-0D0008B3D3B8}" sibTransId="{0B3235CF-5A30-4237-8D1D-B065564CF655}"/>
-    <dgm:cxn modelId="{2EE82E4E-45B0-4F12-8C14-0320E5EE8BD9}" srcId="{DD2BCD2F-275E-4895-B303-C5F0128017C9}" destId="{057442BA-579C-4109-BF5D-9CBAFAB93C5C}" srcOrd="0" destOrd="0" parTransId="{7CC8D76A-FA1D-4B98-A8EE-B051D4F05595}" sibTransId="{D6ADB8CD-5816-4AD3-AFBB-6476E31662F5}"/>
-    <dgm:cxn modelId="{F32B9D51-0C44-49FF-BE7D-8FA1D9D3485C}" type="presOf" srcId="{DD2BCD2F-275E-4895-B303-C5F0128017C9}" destId="{89626704-5161-43FC-BEE1-7B4B2A9C8CD9}" srcOrd="0" destOrd="0" presId="urn:microsoft.com/office/officeart/2008/layout/VerticalCurvedList"/>
-    <dgm:cxn modelId="{92A5AE8F-0CD7-4133-B835-BBE67CC14640}" type="presOf" srcId="{057442BA-579C-4109-BF5D-9CBAFAB93C5C}" destId="{FF419F02-1A46-4242-A483-94C946264BFE}" srcOrd="0" destOrd="0" presId="urn:microsoft.com/office/officeart/2008/layout/VerticalCurvedList"/>
-    <dgm:cxn modelId="{7AC7429C-D1F7-4824-888C-CF2F3972A9CC}" type="presOf" srcId="{4F7959F7-940B-4FF9-8971-E3DF4415C0DC}" destId="{1C0C2DC0-1DA2-40DE-929E-DB911B5B2114}" srcOrd="0" destOrd="0" presId="urn:microsoft.com/office/officeart/2008/layout/VerticalCurvedList"/>
-    <dgm:cxn modelId="{B9CBD69E-A976-4D0E-9C11-5D896148EA3C}" type="presOf" srcId="{9685DEB0-6DCB-469D-833B-2AEFE8BEA765}" destId="{8AFEF3CC-0B81-4EF1-8852-5BA019D54F02}" srcOrd="0" destOrd="0" presId="urn:microsoft.com/office/officeart/2008/layout/VerticalCurvedList"/>
-    <dgm:cxn modelId="{85F2A89F-D4BB-4963-9D9A-E620E81B8AE3}" type="presOf" srcId="{DCCF30A5-026A-48F4-8329-491E9C149A78}" destId="{8468C393-B89F-49AD-88C2-C3F21CB1DAE6}" srcOrd="0" destOrd="0" presId="urn:microsoft.com/office/officeart/2008/layout/VerticalCurvedList"/>
-    <dgm:cxn modelId="{0AC052A7-A7E6-4C4B-9C88-753977C5857D}" srcId="{DD2BCD2F-275E-4895-B303-C5F0128017C9}" destId="{9685DEB0-6DCB-469D-833B-2AEFE8BEA765}" srcOrd="6" destOrd="0" parTransId="{CC429BAF-60BC-4C34-B642-7EFF8A3D9787}" sibTransId="{D3879AB6-D031-42F7-9562-734EBC6F48AA}"/>
-    <dgm:cxn modelId="{CD6D9BB6-6DA4-4311-B716-3F0D23DDC94F}" type="presOf" srcId="{25BA32A9-D483-46F1-979C-999CBC164360}" destId="{04B21F48-2025-42AF-B35D-DA162831DE2D}" srcOrd="0" destOrd="0" presId="urn:microsoft.com/office/officeart/2008/layout/VerticalCurvedList"/>
-    <dgm:cxn modelId="{D4CA4CB8-7DF7-4B5B-8D46-253F9FE6A16E}" srcId="{DD2BCD2F-275E-4895-B303-C5F0128017C9}" destId="{DCCF30A5-026A-48F4-8329-491E9C149A78}" srcOrd="1" destOrd="0" parTransId="{8D1AC30F-FB10-462C-8EA6-8706FA68C36D}" sibTransId="{4F9AACF1-0C5B-448A-9A59-6113C9280E00}"/>
-    <dgm:cxn modelId="{DE6F7BF5-4107-43C2-AEE3-A89745B9B84A}" type="presOf" srcId="{87F8F290-2F1F-4812-87B5-E9B8B1C283D3}" destId="{BD051813-A551-48D4-8C1A-35E27336DD59}" srcOrd="0" destOrd="0" presId="urn:microsoft.com/office/officeart/2008/layout/VerticalCurvedList"/>
     <dgm:cxn modelId="{0D6C7000-46A2-4ECD-AF09-1FE698CD604B}" type="presParOf" srcId="{89626704-5161-43FC-BEE1-7B4B2A9C8CD9}" destId="{D6FF112C-82FE-48BB-8CE5-9DA4C1B77F57}" srcOrd="0" destOrd="0" presId="urn:microsoft.com/office/officeart/2008/layout/VerticalCurvedList"/>
     <dgm:cxn modelId="{447C3AD0-6398-4935-A562-DE306CE59690}" type="presParOf" srcId="{D6FF112C-82FE-48BB-8CE5-9DA4C1B77F57}" destId="{62F71A3F-DD99-4EE9-B9A1-B25EC2F79AC4}" srcOrd="0" destOrd="0" presId="urn:microsoft.com/office/officeart/2008/layout/VerticalCurvedList"/>
     <dgm:cxn modelId="{B24F6EBD-F89C-4861-83D8-AF9621181541}" type="presParOf" srcId="{62F71A3F-DD99-4EE9-B9A1-B25EC2F79AC4}" destId="{47AB016F-1E3E-420E-AE5A-00C4049301B9}" srcOrd="0" destOrd="0" presId="urn:microsoft.com/office/officeart/2008/layout/VerticalCurvedList"/>
@@ -34992,7 +35690,7 @@
   <dgm:whole/>
   <dgm:extLst>
     <a:ext uri="http://schemas.microsoft.com/office/drawing/2008/diagram">
-      <dsp:dataModelExt xmlns:dsp="http://schemas.microsoft.com/office/drawing/2008/diagram" relId="rId52" minVer="http://schemas.openxmlformats.org/drawingml/2006/diagram"/>
+      <dsp:dataModelExt xmlns:dsp="http://schemas.microsoft.com/office/drawing/2008/diagram" relId="rId51" minVer="http://schemas.openxmlformats.org/drawingml/2006/diagram"/>
     </a:ext>
   </dgm:extLst>
 </dgm:dataModel>
@@ -35313,6 +36011,13 @@
         </dgm:presLayoutVars>
       </dgm:prSet>
       <dgm:spPr/>
+      <dgm:t>
+        <a:bodyPr/>
+        <a:lstStyle/>
+        <a:p>
+          <a:endParaRPr lang="es-ES"/>
+        </a:p>
+      </dgm:t>
     </dgm:pt>
     <dgm:pt modelId="{51A0446A-106F-4EEC-BF99-051F38172972}" type="pres">
       <dgm:prSet presAssocID="{3DEF975B-8B42-42B3-9FB2-AF6E4B59DF44}" presName="composite" presStyleCnt="0"/>
@@ -35340,6 +36045,13 @@
         </dgm:presLayoutVars>
       </dgm:prSet>
       <dgm:spPr/>
+      <dgm:t>
+        <a:bodyPr/>
+        <a:lstStyle/>
+        <a:p>
+          <a:endParaRPr lang="es-ES"/>
+        </a:p>
+      </dgm:t>
     </dgm:pt>
     <dgm:pt modelId="{60CB01CC-30CB-491B-8F7F-4F55F236A497}" type="pres">
       <dgm:prSet presAssocID="{3DEF975B-8B42-42B3-9FB2-AF6E4B59DF44}" presName="Parent" presStyleLbl="alignNode1" presStyleIdx="0" presStyleCnt="3">
@@ -35348,6 +36060,13 @@
         </dgm:presLayoutVars>
       </dgm:prSet>
       <dgm:spPr/>
+      <dgm:t>
+        <a:bodyPr/>
+        <a:lstStyle/>
+        <a:p>
+          <a:endParaRPr lang="es-ES"/>
+        </a:p>
+      </dgm:t>
     </dgm:pt>
     <dgm:pt modelId="{82E6F2F5-6DA1-4074-A03D-BA7E890388AB}" type="pres">
       <dgm:prSet presAssocID="{32ACE5A2-6F7E-48A8-85EA-EBE650F2688C}" presName="sibTrans" presStyleCnt="0"/>
@@ -35379,6 +36098,13 @@
         </dgm:presLayoutVars>
       </dgm:prSet>
       <dgm:spPr/>
+      <dgm:t>
+        <a:bodyPr/>
+        <a:lstStyle/>
+        <a:p>
+          <a:endParaRPr lang="es-ES"/>
+        </a:p>
+      </dgm:t>
     </dgm:pt>
     <dgm:pt modelId="{75CAE3E6-2775-42FA-8F8C-90A5B1FEF15D}" type="pres">
       <dgm:prSet presAssocID="{67B27A04-D0CE-4CE7-ADD3-9D7A6853749F}" presName="Parent" presStyleLbl="alignNode1" presStyleIdx="1" presStyleCnt="3">
@@ -35387,6 +36113,13 @@
         </dgm:presLayoutVars>
       </dgm:prSet>
       <dgm:spPr/>
+      <dgm:t>
+        <a:bodyPr/>
+        <a:lstStyle/>
+        <a:p>
+          <a:endParaRPr lang="es-ES"/>
+        </a:p>
+      </dgm:t>
     </dgm:pt>
     <dgm:pt modelId="{7DBE3FB4-8EDA-478D-A8BF-375ED0A87E34}" type="pres">
       <dgm:prSet presAssocID="{22EDBE8C-3405-4EF5-8A36-EDD80BC14BE7}" presName="sibTrans" presStyleCnt="0"/>
@@ -35418,6 +36151,13 @@
         </dgm:presLayoutVars>
       </dgm:prSet>
       <dgm:spPr/>
+      <dgm:t>
+        <a:bodyPr/>
+        <a:lstStyle/>
+        <a:p>
+          <a:endParaRPr lang="es-ES"/>
+        </a:p>
+      </dgm:t>
     </dgm:pt>
     <dgm:pt modelId="{A9CD0571-F257-401A-91D6-8F9763378D0C}" type="pres">
       <dgm:prSet presAssocID="{9FBAA3C9-B44A-40FB-BAF7-7824912DF69A}" presName="Parent" presStyleLbl="alignNode1" presStyleIdx="2" presStyleCnt="3">
@@ -35426,22 +36166,29 @@
         </dgm:presLayoutVars>
       </dgm:prSet>
       <dgm:spPr/>
+      <dgm:t>
+        <a:bodyPr/>
+        <a:lstStyle/>
+        <a:p>
+          <a:endParaRPr lang="es-ES"/>
+        </a:p>
+      </dgm:t>
     </dgm:pt>
   </dgm:ptLst>
   <dgm:cxnLst>
+    <dgm:cxn modelId="{1CD27DEE-1DAF-4FCE-8F95-65F23AFD68AD}" type="presOf" srcId="{AE34DB20-3297-4037-B5A7-A82DD2BB8D64}" destId="{2AD84B1E-2D95-4274-871B-22E2F2EC18F3}" srcOrd="0" destOrd="0" presId="urn:microsoft.com/office/officeart/2008/layout/TitlePictureLineup"/>
+    <dgm:cxn modelId="{301822E6-DD2D-4B21-AFC1-AC807A87873E}" srcId="{67B27A04-D0CE-4CE7-ADD3-9D7A6853749F}" destId="{44B01236-800C-4E5E-B204-B88C4726EE06}" srcOrd="0" destOrd="0" parTransId="{8652AB8B-0F00-4DC3-9162-22F5486A7FED}" sibTransId="{BC8C6616-A5B4-4687-8C35-E4301B4913B2}"/>
+    <dgm:cxn modelId="{4FEBEF5E-35BF-4C24-9DCA-4EB77706E7B5}" srcId="{9FBAA3C9-B44A-40FB-BAF7-7824912DF69A}" destId="{77EF560D-3FB5-442B-8A09-D158878688B5}" srcOrd="0" destOrd="0" parTransId="{10E78D53-BFC3-4DB7-8B2E-FCE4E1EAD214}" sibTransId="{7AA6F109-9A9F-437F-8AEB-5BEB469A4798}"/>
+    <dgm:cxn modelId="{6C91659D-8E9C-439A-A58A-C6E35A935F8E}" type="presOf" srcId="{9FBAA3C9-B44A-40FB-BAF7-7824912DF69A}" destId="{A9CD0571-F257-401A-91D6-8F9763378D0C}" srcOrd="0" destOrd="0" presId="urn:microsoft.com/office/officeart/2008/layout/TitlePictureLineup"/>
+    <dgm:cxn modelId="{EF3D3A7D-F160-4A59-91AA-655D54F4CE30}" type="presOf" srcId="{77EF560D-3FB5-442B-8A09-D158878688B5}" destId="{24510588-0C03-4AA2-BC92-97F34F34E50D}" srcOrd="0" destOrd="0" presId="urn:microsoft.com/office/officeart/2008/layout/TitlePictureLineup"/>
+    <dgm:cxn modelId="{6B7E6B1B-61E1-4181-A1F8-352BA7A36020}" type="presOf" srcId="{7260B3E2-1241-48A2-93C4-44955E30AA03}" destId="{19475B95-D3B4-48D6-BE79-6365E1D5741B}" srcOrd="0" destOrd="0" presId="urn:microsoft.com/office/officeart/2008/layout/TitlePictureLineup"/>
+    <dgm:cxn modelId="{9E6B67A0-3565-4FAC-9A40-602DF02AD4D2}" srcId="{3DEF975B-8B42-42B3-9FB2-AF6E4B59DF44}" destId="{AE34DB20-3297-4037-B5A7-A82DD2BB8D64}" srcOrd="0" destOrd="0" parTransId="{AC9132E4-6625-46C9-AF3E-FB26982D18CF}" sibTransId="{8C6DF68F-B4E2-4DFE-AFA7-99DEE59808D7}"/>
+    <dgm:cxn modelId="{C06DD27F-32B3-4BB1-A3A5-05679B852306}" srcId="{7260B3E2-1241-48A2-93C4-44955E30AA03}" destId="{3DEF975B-8B42-42B3-9FB2-AF6E4B59DF44}" srcOrd="0" destOrd="0" parTransId="{F3BDF6EB-F256-4210-BD47-79BC86A9C947}" sibTransId="{32ACE5A2-6F7E-48A8-85EA-EBE650F2688C}"/>
+    <dgm:cxn modelId="{706779C3-0B40-4502-B020-3B703EAEFF24}" type="presOf" srcId="{67B27A04-D0CE-4CE7-ADD3-9D7A6853749F}" destId="{75CAE3E6-2775-42FA-8F8C-90A5B1FEF15D}" srcOrd="0" destOrd="0" presId="urn:microsoft.com/office/officeart/2008/layout/TitlePictureLineup"/>
+    <dgm:cxn modelId="{ABDC1EBE-F592-45E8-894E-883A2C228008}" srcId="{7260B3E2-1241-48A2-93C4-44955E30AA03}" destId="{67B27A04-D0CE-4CE7-ADD3-9D7A6853749F}" srcOrd="1" destOrd="0" parTransId="{965F9632-9223-4BFE-8671-A5FEB61C4278}" sibTransId="{22EDBE8C-3405-4EF5-8A36-EDD80BC14BE7}"/>
+    <dgm:cxn modelId="{E670F99F-5D6E-4F87-9AE2-473EFDB9413E}" srcId="{7260B3E2-1241-48A2-93C4-44955E30AA03}" destId="{9FBAA3C9-B44A-40FB-BAF7-7824912DF69A}" srcOrd="2" destOrd="0" parTransId="{D99E1A34-1C51-4AB6-B2B8-31C9FDB8E2D7}" sibTransId="{6F904F1E-9809-4CBF-A402-00A0ACDAD89B}"/>
+    <dgm:cxn modelId="{2BC50724-AA91-452E-9B58-95F0A218B692}" type="presOf" srcId="{3DEF975B-8B42-42B3-9FB2-AF6E4B59DF44}" destId="{60CB01CC-30CB-491B-8F7F-4F55F236A497}" srcOrd="0" destOrd="0" presId="urn:microsoft.com/office/officeart/2008/layout/TitlePictureLineup"/>
     <dgm:cxn modelId="{909DC207-ACE9-4DEF-95D8-98FF228D4E62}" type="presOf" srcId="{44B01236-800C-4E5E-B204-B88C4726EE06}" destId="{63C7CB45-A8F8-43F0-BA20-5C8A1B6F2D5E}" srcOrd="0" destOrd="0" presId="urn:microsoft.com/office/officeart/2008/layout/TitlePictureLineup"/>
-    <dgm:cxn modelId="{6B7E6B1B-61E1-4181-A1F8-352BA7A36020}" type="presOf" srcId="{7260B3E2-1241-48A2-93C4-44955E30AA03}" destId="{19475B95-D3B4-48D6-BE79-6365E1D5741B}" srcOrd="0" destOrd="0" presId="urn:microsoft.com/office/officeart/2008/layout/TitlePictureLineup"/>
-    <dgm:cxn modelId="{2BC50724-AA91-452E-9B58-95F0A218B692}" type="presOf" srcId="{3DEF975B-8B42-42B3-9FB2-AF6E4B59DF44}" destId="{60CB01CC-30CB-491B-8F7F-4F55F236A497}" srcOrd="0" destOrd="0" presId="urn:microsoft.com/office/officeart/2008/layout/TitlePictureLineup"/>
-    <dgm:cxn modelId="{4FEBEF5E-35BF-4C24-9DCA-4EB77706E7B5}" srcId="{9FBAA3C9-B44A-40FB-BAF7-7824912DF69A}" destId="{77EF560D-3FB5-442B-8A09-D158878688B5}" srcOrd="0" destOrd="0" parTransId="{10E78D53-BFC3-4DB7-8B2E-FCE4E1EAD214}" sibTransId="{7AA6F109-9A9F-437F-8AEB-5BEB469A4798}"/>
-    <dgm:cxn modelId="{EF3D3A7D-F160-4A59-91AA-655D54F4CE30}" type="presOf" srcId="{77EF560D-3FB5-442B-8A09-D158878688B5}" destId="{24510588-0C03-4AA2-BC92-97F34F34E50D}" srcOrd="0" destOrd="0" presId="urn:microsoft.com/office/officeart/2008/layout/TitlePictureLineup"/>
-    <dgm:cxn modelId="{C06DD27F-32B3-4BB1-A3A5-05679B852306}" srcId="{7260B3E2-1241-48A2-93C4-44955E30AA03}" destId="{3DEF975B-8B42-42B3-9FB2-AF6E4B59DF44}" srcOrd="0" destOrd="0" parTransId="{F3BDF6EB-F256-4210-BD47-79BC86A9C947}" sibTransId="{32ACE5A2-6F7E-48A8-85EA-EBE650F2688C}"/>
-    <dgm:cxn modelId="{6C91659D-8E9C-439A-A58A-C6E35A935F8E}" type="presOf" srcId="{9FBAA3C9-B44A-40FB-BAF7-7824912DF69A}" destId="{A9CD0571-F257-401A-91D6-8F9763378D0C}" srcOrd="0" destOrd="0" presId="urn:microsoft.com/office/officeart/2008/layout/TitlePictureLineup"/>
-    <dgm:cxn modelId="{E670F99F-5D6E-4F87-9AE2-473EFDB9413E}" srcId="{7260B3E2-1241-48A2-93C4-44955E30AA03}" destId="{9FBAA3C9-B44A-40FB-BAF7-7824912DF69A}" srcOrd="2" destOrd="0" parTransId="{D99E1A34-1C51-4AB6-B2B8-31C9FDB8E2D7}" sibTransId="{6F904F1E-9809-4CBF-A402-00A0ACDAD89B}"/>
-    <dgm:cxn modelId="{9E6B67A0-3565-4FAC-9A40-602DF02AD4D2}" srcId="{3DEF975B-8B42-42B3-9FB2-AF6E4B59DF44}" destId="{AE34DB20-3297-4037-B5A7-A82DD2BB8D64}" srcOrd="0" destOrd="0" parTransId="{AC9132E4-6625-46C9-AF3E-FB26982D18CF}" sibTransId="{8C6DF68F-B4E2-4DFE-AFA7-99DEE59808D7}"/>
-    <dgm:cxn modelId="{ABDC1EBE-F592-45E8-894E-883A2C228008}" srcId="{7260B3E2-1241-48A2-93C4-44955E30AA03}" destId="{67B27A04-D0CE-4CE7-ADD3-9D7A6853749F}" srcOrd="1" destOrd="0" parTransId="{965F9632-9223-4BFE-8671-A5FEB61C4278}" sibTransId="{22EDBE8C-3405-4EF5-8A36-EDD80BC14BE7}"/>
-    <dgm:cxn modelId="{706779C3-0B40-4502-B020-3B703EAEFF24}" type="presOf" srcId="{67B27A04-D0CE-4CE7-ADD3-9D7A6853749F}" destId="{75CAE3E6-2775-42FA-8F8C-90A5B1FEF15D}" srcOrd="0" destOrd="0" presId="urn:microsoft.com/office/officeart/2008/layout/TitlePictureLineup"/>
-    <dgm:cxn modelId="{301822E6-DD2D-4B21-AFC1-AC807A87873E}" srcId="{67B27A04-D0CE-4CE7-ADD3-9D7A6853749F}" destId="{44B01236-800C-4E5E-B204-B88C4726EE06}" srcOrd="0" destOrd="0" parTransId="{8652AB8B-0F00-4DC3-9162-22F5486A7FED}" sibTransId="{BC8C6616-A5B4-4687-8C35-E4301B4913B2}"/>
-    <dgm:cxn modelId="{1CD27DEE-1DAF-4FCE-8F95-65F23AFD68AD}" type="presOf" srcId="{AE34DB20-3297-4037-B5A7-A82DD2BB8D64}" destId="{2AD84B1E-2D95-4274-871B-22E2F2EC18F3}" srcOrd="0" destOrd="0" presId="urn:microsoft.com/office/officeart/2008/layout/TitlePictureLineup"/>
     <dgm:cxn modelId="{257C7A1C-1772-44DC-BE1D-1C8C3A582EA2}" type="presParOf" srcId="{19475B95-D3B4-48D6-BE79-6365E1D5741B}" destId="{51A0446A-106F-4EEC-BF99-051F38172972}" srcOrd="0" destOrd="0" presId="urn:microsoft.com/office/officeart/2008/layout/TitlePictureLineup"/>
     <dgm:cxn modelId="{791B39D3-37B0-42CE-A2F8-797B845B84FC}" type="presParOf" srcId="{51A0446A-106F-4EEC-BF99-051F38172972}" destId="{DBDD6140-70E8-4A51-8568-4F0049C7080B}" srcOrd="0" destOrd="0" presId="urn:microsoft.com/office/officeart/2008/layout/TitlePictureLineup"/>
     <dgm:cxn modelId="{7AC367CB-A9C5-4091-B8CB-C26B3E70FBDC}" type="presParOf" srcId="{51A0446A-106F-4EEC-BF99-051F38172972}" destId="{70D5EF00-E1F5-4CE1-B7C0-FDE2D1EA41F2}" srcOrd="1" destOrd="0" presId="urn:microsoft.com/office/officeart/2008/layout/TitlePictureLineup"/>
@@ -35464,7 +36211,7 @@
   <dgm:whole/>
   <dgm:extLst>
     <a:ext uri="http://schemas.microsoft.com/office/drawing/2008/diagram">
-      <dsp:dataModelExt xmlns:dsp="http://schemas.microsoft.com/office/drawing/2008/diagram" relId="rId57" minVer="http://schemas.openxmlformats.org/drawingml/2006/diagram"/>
+      <dsp:dataModelExt xmlns:dsp="http://schemas.microsoft.com/office/drawing/2008/diagram" relId="rId56" minVer="http://schemas.openxmlformats.org/drawingml/2006/diagram"/>
     </a:ext>
   </dgm:extLst>
 </dgm:dataModel>
@@ -35736,10 +36483,24 @@
         </dgm:presLayoutVars>
       </dgm:prSet>
       <dgm:spPr/>
+      <dgm:t>
+        <a:bodyPr/>
+        <a:lstStyle/>
+        <a:p>
+          <a:endParaRPr lang="es-ES"/>
+        </a:p>
+      </dgm:t>
     </dgm:pt>
     <dgm:pt modelId="{ADA06E8C-C04C-47EC-BDD3-6C57DECCF838}" type="pres">
       <dgm:prSet presAssocID="{AABD685F-58D0-4C5B-8C19-564072E8FC07}" presName="picture_1" presStyleLbl="bgImgPlace1" presStyleIdx="0" presStyleCnt="1"/>
       <dgm:spPr/>
+      <dgm:t>
+        <a:bodyPr/>
+        <a:lstStyle/>
+        <a:p>
+          <a:endParaRPr lang="es-ES"/>
+        </a:p>
+      </dgm:t>
     </dgm:pt>
     <dgm:pt modelId="{88978D88-9183-467D-9435-F30638F11DA5}" type="pres">
       <dgm:prSet presAssocID="{64CBFD66-0402-4DE6-9861-1669E79FE9AC}" presName="text_1" presStyleLbl="node1" presStyleIdx="0" presStyleCnt="0">
@@ -35748,6 +36509,13 @@
         </dgm:presLayoutVars>
       </dgm:prSet>
       <dgm:spPr/>
+      <dgm:t>
+        <a:bodyPr/>
+        <a:lstStyle/>
+        <a:p>
+          <a:endParaRPr lang="es-ES"/>
+        </a:p>
+      </dgm:t>
     </dgm:pt>
     <dgm:pt modelId="{1624149D-0BCD-4268-A314-2AE5BE7B550D}" type="pres">
       <dgm:prSet presAssocID="{C263DFC3-A532-4F57-9715-6E445A5BB68E}" presName="linV" presStyleCnt="0"/>
@@ -35783,6 +36551,13 @@
         </dgm:presLayoutVars>
       </dgm:prSet>
       <dgm:spPr/>
+      <dgm:t>
+        <a:bodyPr/>
+        <a:lstStyle/>
+        <a:p>
+          <a:endParaRPr lang="es-ES"/>
+        </a:p>
+      </dgm:t>
     </dgm:pt>
     <dgm:pt modelId="{78A488AB-6012-4205-8EF6-F7D1E85D300D}" type="pres">
       <dgm:prSet presAssocID="{DA20664D-4673-4672-9BC8-3E920EA48450}" presName="spaceV" presStyleCnt="0"/>
@@ -35818,6 +36593,13 @@
         </dgm:presLayoutVars>
       </dgm:prSet>
       <dgm:spPr/>
+      <dgm:t>
+        <a:bodyPr/>
+        <a:lstStyle/>
+        <a:p>
+          <a:endParaRPr lang="es-ES"/>
+        </a:p>
+      </dgm:t>
     </dgm:pt>
     <dgm:pt modelId="{712122DE-7F96-4B95-96F9-095A96FC694C}" type="pres">
       <dgm:prSet presAssocID="{4B0576EB-B904-4BF4-BC8C-0C890E3487C2}" presName="spaceV" presStyleCnt="0"/>
@@ -35853,6 +36635,13 @@
         </dgm:presLayoutVars>
       </dgm:prSet>
       <dgm:spPr/>
+      <dgm:t>
+        <a:bodyPr/>
+        <a:lstStyle/>
+        <a:p>
+          <a:endParaRPr lang="es-ES"/>
+        </a:p>
+      </dgm:t>
     </dgm:pt>
     <dgm:pt modelId="{37C4BC03-67FA-47A7-BE8D-1F58F281F7C9}" type="pres">
       <dgm:prSet presAssocID="{4937DA28-F458-47C2-BB58-B4C3C259EC31}" presName="spaceV" presStyleCnt="0"/>
@@ -35888,6 +36677,13 @@
         </dgm:presLayoutVars>
       </dgm:prSet>
       <dgm:spPr/>
+      <dgm:t>
+        <a:bodyPr/>
+        <a:lstStyle/>
+        <a:p>
+          <a:endParaRPr lang="es-ES"/>
+        </a:p>
+      </dgm:t>
     </dgm:pt>
     <dgm:pt modelId="{D15A2BEE-5AB1-4F5A-993F-3CDD13B2D1CD}" type="pres">
       <dgm:prSet presAssocID="{C263DFC3-A532-4F57-9715-6E445A5BB68E}" presName="maxNode" presStyleCnt="0"/>
@@ -35899,18 +36695,18 @@
     </dgm:pt>
   </dgm:ptLst>
   <dgm:cxnLst>
-    <dgm:cxn modelId="{53A3DE0A-A69F-4309-8C11-178F850CE8A1}" srcId="{C263DFC3-A532-4F57-9715-6E445A5BB68E}" destId="{25D39289-D49F-4E8F-AD71-0C4AADE43DE9}" srcOrd="2" destOrd="0" parTransId="{001CA113-F2F5-4FD9-948F-14C1DCB846AB}" sibTransId="{4B0576EB-B904-4BF4-BC8C-0C890E3487C2}"/>
+    <dgm:cxn modelId="{155B016C-184D-4A67-B6EB-AE2E4216E124}" type="presOf" srcId="{C263DFC3-A532-4F57-9715-6E445A5BB68E}" destId="{D6D5CA1D-FCFA-4506-8524-D4C25B3E38B7}" srcOrd="0" destOrd="0" presId="urn:microsoft.com/office/officeart/2008/layout/AccentedPicture"/>
+    <dgm:cxn modelId="{4921A4E5-CC45-4A97-BCE3-EA2A5AA78AB0}" type="presOf" srcId="{A63B6F1F-9997-4745-AF90-11832AC4F0B6}" destId="{848DC3FA-B00C-42A2-900C-AB2C919B20E9}" srcOrd="0" destOrd="0" presId="urn:microsoft.com/office/officeart/2008/layout/AccentedPicture"/>
+    <dgm:cxn modelId="{49D7363B-7A67-4EF0-BA8A-C0F06976A595}" type="presOf" srcId="{25D39289-D49F-4E8F-AD71-0C4AADE43DE9}" destId="{5A044380-B62A-4C56-980B-AD0977316C53}" srcOrd="0" destOrd="0" presId="urn:microsoft.com/office/officeart/2008/layout/AccentedPicture"/>
+    <dgm:cxn modelId="{4733E28C-CE5F-4408-B764-1704D76A24F5}" srcId="{C263DFC3-A532-4F57-9715-6E445A5BB68E}" destId="{1B313183-74D8-4AAA-B3B2-9AE4FBA7F9D7}" srcOrd="4" destOrd="0" parTransId="{9373783E-45CA-4A69-8BBB-7F4CECE41607}" sibTransId="{7AABC25D-D302-4C0B-B530-BC9BEB45579A}"/>
     <dgm:cxn modelId="{C7162B37-8E16-4F4C-A423-FE955CBD1D04}" srcId="{C263DFC3-A532-4F57-9715-6E445A5BB68E}" destId="{64CBFD66-0402-4DE6-9861-1669E79FE9AC}" srcOrd="0" destOrd="0" parTransId="{43967E39-4F7B-40AF-B44B-0C2BC8C37C2B}" sibTransId="{AABD685F-58D0-4C5B-8C19-564072E8FC07}"/>
-    <dgm:cxn modelId="{49D7363B-7A67-4EF0-BA8A-C0F06976A595}" type="presOf" srcId="{25D39289-D49F-4E8F-AD71-0C4AADE43DE9}" destId="{5A044380-B62A-4C56-980B-AD0977316C53}" srcOrd="0" destOrd="0" presId="urn:microsoft.com/office/officeart/2008/layout/AccentedPicture"/>
-    <dgm:cxn modelId="{155B016C-184D-4A67-B6EB-AE2E4216E124}" type="presOf" srcId="{C263DFC3-A532-4F57-9715-6E445A5BB68E}" destId="{D6D5CA1D-FCFA-4506-8524-D4C25B3E38B7}" srcOrd="0" destOrd="0" presId="urn:microsoft.com/office/officeart/2008/layout/AccentedPicture"/>
-    <dgm:cxn modelId="{E793476F-D02A-49B1-AD67-72698A9A155F}" type="presOf" srcId="{1B313183-74D8-4AAA-B3B2-9AE4FBA7F9D7}" destId="{B0A18843-B2E3-4EA3-9731-6560C45AB168}" srcOrd="0" destOrd="0" presId="urn:microsoft.com/office/officeart/2008/layout/AccentedPicture"/>
+    <dgm:cxn modelId="{DE6E71FA-BB1C-48AA-9221-619A47BA7FB9}" type="presOf" srcId="{BCEC1A62-A55A-43A5-BA58-3D8DE88F6DC0}" destId="{CD4D9BB7-8E28-48F9-806D-67995F42EE99}" srcOrd="0" destOrd="0" presId="urn:microsoft.com/office/officeart/2008/layout/AccentedPicture"/>
     <dgm:cxn modelId="{1BC6A956-E038-4B74-93F3-382010492954}" srcId="{C263DFC3-A532-4F57-9715-6E445A5BB68E}" destId="{BCEC1A62-A55A-43A5-BA58-3D8DE88F6DC0}" srcOrd="1" destOrd="0" parTransId="{F0355A4E-6157-48A8-BC0F-181AA578C47B}" sibTransId="{DA20664D-4673-4672-9BC8-3E920EA48450}"/>
     <dgm:cxn modelId="{BADBDD87-A64A-4B03-8918-858CAF17A77E}" type="presOf" srcId="{64CBFD66-0402-4DE6-9861-1669E79FE9AC}" destId="{88978D88-9183-467D-9435-F30638F11DA5}" srcOrd="0" destOrd="0" presId="urn:microsoft.com/office/officeart/2008/layout/AccentedPicture"/>
-    <dgm:cxn modelId="{4733E28C-CE5F-4408-B764-1704D76A24F5}" srcId="{C263DFC3-A532-4F57-9715-6E445A5BB68E}" destId="{1B313183-74D8-4AAA-B3B2-9AE4FBA7F9D7}" srcOrd="4" destOrd="0" parTransId="{9373783E-45CA-4A69-8BBB-7F4CECE41607}" sibTransId="{7AABC25D-D302-4C0B-B530-BC9BEB45579A}"/>
-    <dgm:cxn modelId="{4921A4E5-CC45-4A97-BCE3-EA2A5AA78AB0}" type="presOf" srcId="{A63B6F1F-9997-4745-AF90-11832AC4F0B6}" destId="{848DC3FA-B00C-42A2-900C-AB2C919B20E9}" srcOrd="0" destOrd="0" presId="urn:microsoft.com/office/officeart/2008/layout/AccentedPicture"/>
+    <dgm:cxn modelId="{53A3DE0A-A69F-4309-8C11-178F850CE8A1}" srcId="{C263DFC3-A532-4F57-9715-6E445A5BB68E}" destId="{25D39289-D49F-4E8F-AD71-0C4AADE43DE9}" srcOrd="2" destOrd="0" parTransId="{001CA113-F2F5-4FD9-948F-14C1DCB846AB}" sibTransId="{4B0576EB-B904-4BF4-BC8C-0C890E3487C2}"/>
+    <dgm:cxn modelId="{4F255EEC-D0E9-4437-B69D-BAE83E463A9A}" type="presOf" srcId="{AABD685F-58D0-4C5B-8C19-564072E8FC07}" destId="{ADA06E8C-C04C-47EC-BDD3-6C57DECCF838}" srcOrd="0" destOrd="0" presId="urn:microsoft.com/office/officeart/2008/layout/AccentedPicture"/>
     <dgm:cxn modelId="{E57DE2EA-331A-4B14-8F0D-96293341A3AA}" srcId="{C263DFC3-A532-4F57-9715-6E445A5BB68E}" destId="{A63B6F1F-9997-4745-AF90-11832AC4F0B6}" srcOrd="3" destOrd="0" parTransId="{4A99C09B-23D1-43C0-8637-ED1BF5F35A59}" sibTransId="{4937DA28-F458-47C2-BB58-B4C3C259EC31}"/>
-    <dgm:cxn modelId="{4F255EEC-D0E9-4437-B69D-BAE83E463A9A}" type="presOf" srcId="{AABD685F-58D0-4C5B-8C19-564072E8FC07}" destId="{ADA06E8C-C04C-47EC-BDD3-6C57DECCF838}" srcOrd="0" destOrd="0" presId="urn:microsoft.com/office/officeart/2008/layout/AccentedPicture"/>
-    <dgm:cxn modelId="{DE6E71FA-BB1C-48AA-9221-619A47BA7FB9}" type="presOf" srcId="{BCEC1A62-A55A-43A5-BA58-3D8DE88F6DC0}" destId="{CD4D9BB7-8E28-48F9-806D-67995F42EE99}" srcOrd="0" destOrd="0" presId="urn:microsoft.com/office/officeart/2008/layout/AccentedPicture"/>
+    <dgm:cxn modelId="{E793476F-D02A-49B1-AD67-72698A9A155F}" type="presOf" srcId="{1B313183-74D8-4AAA-B3B2-9AE4FBA7F9D7}" destId="{B0A18843-B2E3-4EA3-9731-6560C45AB168}" srcOrd="0" destOrd="0" presId="urn:microsoft.com/office/officeart/2008/layout/AccentedPicture"/>
     <dgm:cxn modelId="{79670CC6-6B5E-4655-90C1-93C9458E9289}" type="presParOf" srcId="{D6D5CA1D-FCFA-4506-8524-D4C25B3E38B7}" destId="{ADA06E8C-C04C-47EC-BDD3-6C57DECCF838}" srcOrd="0" destOrd="0" presId="urn:microsoft.com/office/officeart/2008/layout/AccentedPicture"/>
     <dgm:cxn modelId="{C922B965-1956-4122-83E2-4F561FBC741B}" type="presParOf" srcId="{D6D5CA1D-FCFA-4506-8524-D4C25B3E38B7}" destId="{88978D88-9183-467D-9435-F30638F11DA5}" srcOrd="1" destOrd="0" presId="urn:microsoft.com/office/officeart/2008/layout/AccentedPicture"/>
     <dgm:cxn modelId="{C400C056-FE6C-4C2A-B5A2-867A35FE8D03}" type="presParOf" srcId="{D6D5CA1D-FCFA-4506-8524-D4C25B3E38B7}" destId="{1624149D-0BCD-4268-A314-2AE5BE7B550D}" srcOrd="2" destOrd="0" presId="urn:microsoft.com/office/officeart/2008/layout/AccentedPicture"/>
@@ -35944,7 +36740,7 @@
   <dgm:whole/>
   <dgm:extLst>
     <a:ext uri="http://schemas.microsoft.com/office/drawing/2008/diagram">
-      <dsp:dataModelExt xmlns:dsp="http://schemas.microsoft.com/office/drawing/2008/diagram" relId="rId62" minVer="http://schemas.openxmlformats.org/drawingml/2006/diagram"/>
+      <dsp:dataModelExt xmlns:dsp="http://schemas.microsoft.com/office/drawing/2008/diagram" relId="rId61" minVer="http://schemas.openxmlformats.org/drawingml/2006/diagram"/>
     </a:ext>
   </dgm:extLst>
 </dgm:dataModel>
@@ -36147,7 +36943,7 @@
         </a:bodyPr>
         <a:lstStyle/>
         <a:p>
-          <a:pPr marL="0" lvl="0" indent="0" algn="ctr" defTabSz="666750">
+          <a:pPr lvl="0" algn="ctr" defTabSz="666750">
             <a:lnSpc>
               <a:spcPct val="90000"/>
             </a:lnSpc>
@@ -36157,7 +36953,6 @@
             <a:spcAft>
               <a:spcPct val="35000"/>
             </a:spcAft>
-            <a:buNone/>
           </a:pPr>
           <a:r>
             <a:rPr lang="es-ES" sz="1500" kern="1200">
@@ -36227,7 +37022,7 @@
         </a:bodyPr>
         <a:lstStyle/>
         <a:p>
-          <a:pPr marL="0" lvl="0" indent="0" algn="ctr" defTabSz="355600">
+          <a:pPr lvl="0" algn="ctr" defTabSz="355600">
             <a:lnSpc>
               <a:spcPct val="90000"/>
             </a:lnSpc>
@@ -36237,7 +37032,6 @@
             <a:spcAft>
               <a:spcPct val="35000"/>
             </a:spcAft>
-            <a:buNone/>
           </a:pPr>
           <a:r>
             <a:rPr lang="es-CO" sz="800" kern="1200">
@@ -36311,7 +37105,7 @@
         </a:bodyPr>
         <a:lstStyle/>
         <a:p>
-          <a:pPr marL="0" lvl="0" indent="0" algn="ctr" defTabSz="355600">
+          <a:pPr lvl="0" algn="ctr" defTabSz="355600">
             <a:lnSpc>
               <a:spcPct val="90000"/>
             </a:lnSpc>
@@ -36321,7 +37115,6 @@
             <a:spcAft>
               <a:spcPct val="35000"/>
             </a:spcAft>
-            <a:buNone/>
           </a:pPr>
           <a:r>
             <a:rPr lang="es-CO" sz="800" kern="1200">
@@ -36395,7 +37188,7 @@
         </a:bodyPr>
         <a:lstStyle/>
         <a:p>
-          <a:pPr marL="0" lvl="0" indent="0" algn="ctr" defTabSz="355600">
+          <a:pPr lvl="0" algn="ctr" defTabSz="355600">
             <a:lnSpc>
               <a:spcPct val="90000"/>
             </a:lnSpc>
@@ -36405,7 +37198,6 @@
             <a:spcAft>
               <a:spcPct val="35000"/>
             </a:spcAft>
-            <a:buNone/>
           </a:pPr>
           <a:r>
             <a:rPr lang="es-CO" sz="800" kern="1200">
@@ -36493,7 +37285,7 @@
         </a:bodyPr>
         <a:lstStyle/>
         <a:p>
-          <a:pPr marL="0" lvl="0" indent="0" algn="ctr" defTabSz="488950">
+          <a:pPr lvl="0" algn="ctr" defTabSz="488950">
             <a:lnSpc>
               <a:spcPct val="90000"/>
             </a:lnSpc>
@@ -36503,7 +37295,6 @@
             <a:spcAft>
               <a:spcPct val="35000"/>
             </a:spcAft>
-            <a:buNone/>
           </a:pPr>
           <a:r>
             <a:rPr lang="es-CO" sz="1100" kern="1200">
@@ -36572,7 +37363,7 @@
         </a:bodyPr>
         <a:lstStyle/>
         <a:p>
-          <a:pPr marL="0" lvl="0" indent="0" algn="ctr" defTabSz="400050">
+          <a:pPr lvl="0" algn="ctr" defTabSz="400050">
             <a:lnSpc>
               <a:spcPct val="90000"/>
             </a:lnSpc>
@@ -36582,7 +37373,6 @@
             <a:spcAft>
               <a:spcPct val="35000"/>
             </a:spcAft>
-            <a:buNone/>
           </a:pPr>
           <a:endParaRPr lang="es-ES" sz="900" kern="1200">
             <a:latin typeface="Arial" panose="020B0604020202020204" pitchFamily="34" charset="0"/>
@@ -36651,7 +37441,7 @@
         </a:bodyPr>
         <a:lstStyle/>
         <a:p>
-          <a:pPr marL="0" lvl="0" indent="0" algn="ctr" defTabSz="488950">
+          <a:pPr lvl="0" algn="ctr" defTabSz="488950">
             <a:lnSpc>
               <a:spcPct val="90000"/>
             </a:lnSpc>
@@ -36661,7 +37451,6 @@
             <a:spcAft>
               <a:spcPct val="35000"/>
             </a:spcAft>
-            <a:buNone/>
           </a:pPr>
           <a:r>
             <a:rPr lang="es-CO" sz="1100" kern="1200">
@@ -36730,7 +37519,7 @@
         </a:bodyPr>
         <a:lstStyle/>
         <a:p>
-          <a:pPr marL="0" lvl="0" indent="0" algn="ctr" defTabSz="400050">
+          <a:pPr lvl="0" algn="ctr" defTabSz="400050">
             <a:lnSpc>
               <a:spcPct val="90000"/>
             </a:lnSpc>
@@ -36740,7 +37529,6 @@
             <a:spcAft>
               <a:spcPct val="35000"/>
             </a:spcAft>
-            <a:buNone/>
           </a:pPr>
           <a:endParaRPr lang="es-ES" sz="900" kern="1200">
             <a:latin typeface="Arial" panose="020B0604020202020204" pitchFamily="34" charset="0"/>
@@ -36809,7 +37597,7 @@
         </a:bodyPr>
         <a:lstStyle/>
         <a:p>
-          <a:pPr marL="0" lvl="0" indent="0" algn="ctr" defTabSz="488950">
+          <a:pPr lvl="0" algn="ctr" defTabSz="488950">
             <a:lnSpc>
               <a:spcPct val="90000"/>
             </a:lnSpc>
@@ -36819,7 +37607,6 @@
             <a:spcAft>
               <a:spcPct val="35000"/>
             </a:spcAft>
-            <a:buNone/>
           </a:pPr>
           <a:r>
             <a:rPr lang="es-CO" sz="1100" kern="1200">
@@ -36888,7 +37675,7 @@
         </a:bodyPr>
         <a:lstStyle/>
         <a:p>
-          <a:pPr marL="0" lvl="0" indent="0" algn="ctr" defTabSz="400050">
+          <a:pPr lvl="0" algn="ctr" defTabSz="400050">
             <a:lnSpc>
               <a:spcPct val="90000"/>
             </a:lnSpc>
@@ -36898,7 +37685,6 @@
             <a:spcAft>
               <a:spcPct val="35000"/>
             </a:spcAft>
-            <a:buNone/>
           </a:pPr>
           <a:endParaRPr lang="es-ES" sz="900" kern="1200">
             <a:latin typeface="Arial" panose="020B0604020202020204" pitchFamily="34" charset="0"/>
@@ -36967,7 +37753,7 @@
         </a:bodyPr>
         <a:lstStyle/>
         <a:p>
-          <a:pPr marL="0" lvl="0" indent="0" algn="ctr" defTabSz="488950">
+          <a:pPr lvl="0" algn="ctr" defTabSz="488950">
             <a:lnSpc>
               <a:spcPct val="90000"/>
             </a:lnSpc>
@@ -36977,7 +37763,6 @@
             <a:spcAft>
               <a:spcPct val="35000"/>
             </a:spcAft>
-            <a:buNone/>
           </a:pPr>
           <a:r>
             <a:rPr lang="es-CO" sz="1100" kern="1200">
@@ -37046,7 +37831,7 @@
         </a:bodyPr>
         <a:lstStyle/>
         <a:p>
-          <a:pPr marL="0" lvl="0" indent="0" algn="ctr" defTabSz="400050">
+          <a:pPr lvl="0" algn="ctr" defTabSz="400050">
             <a:lnSpc>
               <a:spcPct val="90000"/>
             </a:lnSpc>
@@ -37056,7 +37841,6 @@
             <a:spcAft>
               <a:spcPct val="35000"/>
             </a:spcAft>
-            <a:buNone/>
           </a:pPr>
           <a:endParaRPr lang="es-ES" sz="900" kern="1200">
             <a:latin typeface="Arial" panose="020B0604020202020204" pitchFamily="34" charset="0"/>
@@ -37125,7 +37909,7 @@
         </a:bodyPr>
         <a:lstStyle/>
         <a:p>
-          <a:pPr marL="0" lvl="0" indent="0" algn="ctr" defTabSz="488950">
+          <a:pPr lvl="0" algn="ctr" defTabSz="488950">
             <a:lnSpc>
               <a:spcPct val="90000"/>
             </a:lnSpc>
@@ -37135,7 +37919,6 @@
             <a:spcAft>
               <a:spcPct val="35000"/>
             </a:spcAft>
-            <a:buNone/>
           </a:pPr>
           <a:r>
             <a:rPr lang="es-CO" sz="1100" kern="1200">
@@ -37267,7 +38050,7 @@
         </a:bodyPr>
         <a:lstStyle/>
         <a:p>
-          <a:pPr marL="0" lvl="0" indent="0" algn="ctr" defTabSz="1111250">
+          <a:pPr lvl="0" algn="ctr" defTabSz="1111250">
             <a:lnSpc>
               <a:spcPct val="90000"/>
             </a:lnSpc>
@@ -37277,7 +38060,6 @@
             <a:spcAft>
               <a:spcPct val="35000"/>
             </a:spcAft>
-            <a:buNone/>
           </a:pPr>
           <a:r>
             <a:rPr lang="es-ES" sz="2500" kern="1200"/>
@@ -37344,7 +38126,7 @@
         </a:bodyPr>
         <a:lstStyle/>
         <a:p>
-          <a:pPr marL="0" lvl="0" indent="0" algn="ctr" defTabSz="1111250">
+          <a:pPr lvl="0" algn="ctr" defTabSz="1111250">
             <a:lnSpc>
               <a:spcPct val="90000"/>
             </a:lnSpc>
@@ -37354,7 +38136,6 @@
             <a:spcAft>
               <a:spcPct val="35000"/>
             </a:spcAft>
-            <a:buNone/>
           </a:pPr>
           <a:r>
             <a:rPr lang="es-ES" sz="2500" kern="1200"/>
@@ -37421,7 +38202,7 @@
         </a:bodyPr>
         <a:lstStyle/>
         <a:p>
-          <a:pPr marL="0" lvl="0" indent="0" algn="ctr" defTabSz="1111250">
+          <a:pPr lvl="0" algn="ctr" defTabSz="1111250">
             <a:lnSpc>
               <a:spcPct val="90000"/>
             </a:lnSpc>
@@ -37431,7 +38212,6 @@
             <a:spcAft>
               <a:spcPct val="35000"/>
             </a:spcAft>
-            <a:buNone/>
           </a:pPr>
           <a:r>
             <a:rPr lang="es-ES" sz="2500" kern="1200"/>
@@ -37498,7 +38278,7 @@
         </a:bodyPr>
         <a:lstStyle/>
         <a:p>
-          <a:pPr marL="0" lvl="0" indent="0" algn="ctr" defTabSz="1111250">
+          <a:pPr lvl="0" algn="ctr" defTabSz="1111250">
             <a:lnSpc>
               <a:spcPct val="90000"/>
             </a:lnSpc>
@@ -37508,7 +38288,6 @@
             <a:spcAft>
               <a:spcPct val="35000"/>
             </a:spcAft>
-            <a:buNone/>
           </a:pPr>
           <a:r>
             <a:rPr lang="es-ES" sz="2500" kern="1200"/>
@@ -37587,7 +38366,7 @@
         </a:bodyPr>
         <a:lstStyle/>
         <a:p>
-          <a:pPr marL="0" lvl="0" indent="0" algn="ctr" defTabSz="800100">
+          <a:pPr lvl="0" algn="ctr" defTabSz="800100">
             <a:lnSpc>
               <a:spcPct val="90000"/>
             </a:lnSpc>
@@ -37597,7 +38376,6 @@
             <a:spcAft>
               <a:spcPct val="35000"/>
             </a:spcAft>
-            <a:buNone/>
           </a:pPr>
           <a:r>
             <a:rPr lang="es-CO" sz="1800" kern="1200">
@@ -37671,7 +38449,7 @@
         </a:bodyPr>
         <a:lstStyle/>
         <a:p>
-          <a:pPr marL="0" lvl="0" indent="0" algn="ctr" defTabSz="800100">
+          <a:pPr lvl="0" algn="ctr" defTabSz="800100">
             <a:lnSpc>
               <a:spcPct val="90000"/>
             </a:lnSpc>
@@ -37681,7 +38459,6 @@
             <a:spcAft>
               <a:spcPct val="35000"/>
             </a:spcAft>
-            <a:buNone/>
           </a:pPr>
           <a:r>
             <a:rPr lang="es-CO" sz="1800" kern="1200">
@@ -37816,7 +38593,7 @@
         </a:bodyPr>
         <a:lstStyle/>
         <a:p>
-          <a:pPr marL="0" lvl="0" indent="0" algn="ctr" defTabSz="355600">
+          <a:pPr lvl="0" algn="ctr" defTabSz="355600">
             <a:lnSpc>
               <a:spcPct val="90000"/>
             </a:lnSpc>
@@ -37826,7 +38603,6 @@
             <a:spcAft>
               <a:spcPct val="35000"/>
             </a:spcAft>
-            <a:buNone/>
           </a:pPr>
           <a:r>
             <a:rPr lang="es-CO" sz="800" kern="1200">
@@ -37895,7 +38671,7 @@
         </a:bodyPr>
         <a:lstStyle/>
         <a:p>
-          <a:pPr marL="0" lvl="0" indent="0" algn="ctr" defTabSz="311150">
+          <a:pPr lvl="0" algn="ctr" defTabSz="311150">
             <a:lnSpc>
               <a:spcPct val="90000"/>
             </a:lnSpc>
@@ -37905,7 +38681,6 @@
             <a:spcAft>
               <a:spcPct val="35000"/>
             </a:spcAft>
-            <a:buNone/>
           </a:pPr>
           <a:endParaRPr lang="es-ES" sz="700" kern="1200">
             <a:latin typeface="Arial" panose="020B0604020202020204" pitchFamily="34" charset="0"/>
@@ -38021,7 +38796,7 @@
         </a:bodyPr>
         <a:lstStyle/>
         <a:p>
-          <a:pPr marL="0" lvl="0" indent="0" algn="ctr" defTabSz="355600">
+          <a:pPr lvl="0" algn="ctr" defTabSz="355600">
             <a:lnSpc>
               <a:spcPct val="90000"/>
             </a:lnSpc>
@@ -38031,7 +38806,6 @@
             <a:spcAft>
               <a:spcPct val="35000"/>
             </a:spcAft>
-            <a:buNone/>
           </a:pPr>
           <a:r>
             <a:rPr lang="es-CO" sz="800" kern="1200">
@@ -38100,7 +38874,7 @@
         </a:bodyPr>
         <a:lstStyle/>
         <a:p>
-          <a:pPr marL="0" lvl="0" indent="0" algn="ctr" defTabSz="311150">
+          <a:pPr lvl="0" algn="ctr" defTabSz="311150">
             <a:lnSpc>
               <a:spcPct val="90000"/>
             </a:lnSpc>
@@ -38110,7 +38884,6 @@
             <a:spcAft>
               <a:spcPct val="35000"/>
             </a:spcAft>
-            <a:buNone/>
           </a:pPr>
           <a:endParaRPr lang="es-ES" sz="700" kern="1200">
             <a:latin typeface="Arial" panose="020B0604020202020204" pitchFamily="34" charset="0"/>
@@ -38226,7 +38999,7 @@
         </a:bodyPr>
         <a:lstStyle/>
         <a:p>
-          <a:pPr marL="0" lvl="0" indent="0" algn="ctr" defTabSz="355600">
+          <a:pPr lvl="0" algn="ctr" defTabSz="355600">
             <a:lnSpc>
               <a:spcPct val="90000"/>
             </a:lnSpc>
@@ -38236,7 +39009,6 @@
             <a:spcAft>
               <a:spcPct val="35000"/>
             </a:spcAft>
-            <a:buNone/>
           </a:pPr>
           <a:r>
             <a:rPr lang="es-CO" sz="800" kern="1200">
@@ -38305,7 +39077,7 @@
         </a:bodyPr>
         <a:lstStyle/>
         <a:p>
-          <a:pPr marL="0" lvl="0" indent="0" algn="ctr" defTabSz="311150">
+          <a:pPr lvl="0" algn="ctr" defTabSz="311150">
             <a:lnSpc>
               <a:spcPct val="90000"/>
             </a:lnSpc>
@@ -38315,7 +39087,6 @@
             <a:spcAft>
               <a:spcPct val="35000"/>
             </a:spcAft>
-            <a:buNone/>
           </a:pPr>
           <a:endParaRPr lang="es-ES" sz="700" kern="1200">
             <a:latin typeface="Arial" panose="020B0604020202020204" pitchFamily="34" charset="0"/>
@@ -38431,7 +39202,7 @@
         </a:bodyPr>
         <a:lstStyle/>
         <a:p>
-          <a:pPr marL="0" lvl="0" indent="0" algn="ctr" defTabSz="355600">
+          <a:pPr lvl="0" algn="ctr" defTabSz="355600">
             <a:lnSpc>
               <a:spcPct val="90000"/>
             </a:lnSpc>
@@ -38441,7 +39212,6 @@
             <a:spcAft>
               <a:spcPct val="35000"/>
             </a:spcAft>
-            <a:buNone/>
           </a:pPr>
           <a:r>
             <a:rPr lang="es-CO" sz="800" kern="1200">
@@ -38510,7 +39280,7 @@
         </a:bodyPr>
         <a:lstStyle/>
         <a:p>
-          <a:pPr marL="0" lvl="0" indent="0" algn="ctr" defTabSz="311150">
+          <a:pPr lvl="0" algn="ctr" defTabSz="311150">
             <a:lnSpc>
               <a:spcPct val="90000"/>
             </a:lnSpc>
@@ -38520,7 +39290,6 @@
             <a:spcAft>
               <a:spcPct val="35000"/>
             </a:spcAft>
-            <a:buNone/>
           </a:pPr>
           <a:endParaRPr lang="es-ES" sz="700" kern="1200">
             <a:latin typeface="Arial" panose="020B0604020202020204" pitchFamily="34" charset="0"/>
@@ -38636,7 +39405,7 @@
         </a:bodyPr>
         <a:lstStyle/>
         <a:p>
-          <a:pPr marL="0" lvl="0" indent="0" algn="ctr" defTabSz="355600">
+          <a:pPr lvl="0" algn="ctr" defTabSz="355600">
             <a:lnSpc>
               <a:spcPct val="90000"/>
             </a:lnSpc>
@@ -38646,7 +39415,6 @@
             <a:spcAft>
               <a:spcPct val="35000"/>
             </a:spcAft>
-            <a:buNone/>
           </a:pPr>
           <a:r>
             <a:rPr lang="es-CO" sz="800" kern="1200">
@@ -38732,7 +39500,7 @@
         </a:bodyPr>
         <a:lstStyle/>
         <a:p>
-          <a:pPr marL="0" lvl="0" indent="0" algn="ctr" defTabSz="577850">
+          <a:pPr lvl="0" algn="ctr" defTabSz="577850">
             <a:lnSpc>
               <a:spcPct val="90000"/>
             </a:lnSpc>
@@ -38742,7 +39510,6 @@
             <a:spcAft>
               <a:spcPct val="35000"/>
             </a:spcAft>
-            <a:buNone/>
           </a:pPr>
           <a:r>
             <a:rPr lang="es-CO" sz="1300" kern="1200">
@@ -38818,7 +39585,7 @@
         </a:bodyPr>
         <a:lstStyle/>
         <a:p>
-          <a:pPr marL="0" lvl="0" indent="0" algn="ctr" defTabSz="444500">
+          <a:pPr lvl="0" algn="ctr" defTabSz="444500">
             <a:lnSpc>
               <a:spcPct val="90000"/>
             </a:lnSpc>
@@ -38828,7 +39595,6 @@
             <a:spcAft>
               <a:spcPct val="35000"/>
             </a:spcAft>
-            <a:buNone/>
           </a:pPr>
           <a:r>
             <a:rPr lang="es-CO" sz="1000" kern="1200">
@@ -38902,7 +39668,7 @@
         </a:bodyPr>
         <a:lstStyle/>
         <a:p>
-          <a:pPr marL="0" lvl="0" indent="0" algn="ctr" defTabSz="577850">
+          <a:pPr lvl="0" algn="ctr" defTabSz="577850">
             <a:lnSpc>
               <a:spcPct val="90000"/>
             </a:lnSpc>
@@ -38912,7 +39678,6 @@
             <a:spcAft>
               <a:spcPct val="35000"/>
             </a:spcAft>
-            <a:buNone/>
           </a:pPr>
           <a:r>
             <a:rPr lang="es-CO" sz="1300" kern="1200">
@@ -38988,7 +39753,7 @@
         </a:bodyPr>
         <a:lstStyle/>
         <a:p>
-          <a:pPr marL="0" lvl="0" indent="0" algn="ctr" defTabSz="444500">
+          <a:pPr lvl="0" algn="ctr" defTabSz="444500">
             <a:lnSpc>
               <a:spcPct val="90000"/>
             </a:lnSpc>
@@ -38998,7 +39763,6 @@
             <a:spcAft>
               <a:spcPct val="35000"/>
             </a:spcAft>
-            <a:buNone/>
           </a:pPr>
           <a:r>
             <a:rPr lang="es-CO" sz="1000" kern="1200">
@@ -39072,7 +39836,7 @@
         </a:bodyPr>
         <a:lstStyle/>
         <a:p>
-          <a:pPr marL="0" lvl="0" indent="0" algn="ctr" defTabSz="577850">
+          <a:pPr lvl="0" algn="ctr" defTabSz="577850">
             <a:lnSpc>
               <a:spcPct val="90000"/>
             </a:lnSpc>
@@ -39082,7 +39846,6 @@
             <a:spcAft>
               <a:spcPct val="35000"/>
             </a:spcAft>
-            <a:buNone/>
           </a:pPr>
           <a:r>
             <a:rPr lang="es-CO" sz="1300" kern="1200">
@@ -39158,7 +39921,7 @@
         </a:bodyPr>
         <a:lstStyle/>
         <a:p>
-          <a:pPr marL="0" lvl="0" indent="0" algn="ctr" defTabSz="444500">
+          <a:pPr lvl="0" algn="ctr" defTabSz="444500">
             <a:lnSpc>
               <a:spcPct val="90000"/>
             </a:lnSpc>
@@ -39168,7 +39931,6 @@
             <a:spcAft>
               <a:spcPct val="35000"/>
             </a:spcAft>
-            <a:buNone/>
           </a:pPr>
           <a:r>
             <a:rPr lang="es-CO" sz="1000" kern="1200">
@@ -39242,7 +40004,7 @@
         </a:bodyPr>
         <a:lstStyle/>
         <a:p>
-          <a:pPr marL="0" lvl="0" indent="0" algn="ctr" defTabSz="577850">
+          <a:pPr lvl="0" algn="ctr" defTabSz="577850">
             <a:lnSpc>
               <a:spcPct val="90000"/>
             </a:lnSpc>
@@ -39252,7 +40014,6 @@
             <a:spcAft>
               <a:spcPct val="35000"/>
             </a:spcAft>
-            <a:buNone/>
           </a:pPr>
           <a:r>
             <a:rPr lang="es-CO" sz="1300" kern="1200">
@@ -39328,7 +40089,7 @@
         </a:bodyPr>
         <a:lstStyle/>
         <a:p>
-          <a:pPr marL="0" lvl="0" indent="0" algn="ctr" defTabSz="444500">
+          <a:pPr lvl="0" algn="ctr" defTabSz="444500">
             <a:lnSpc>
               <a:spcPct val="90000"/>
             </a:lnSpc>
@@ -39338,7 +40099,6 @@
             <a:spcAft>
               <a:spcPct val="35000"/>
             </a:spcAft>
-            <a:buNone/>
           </a:pPr>
           <a:r>
             <a:rPr lang="es-CO" sz="1000" kern="1200">
@@ -39412,7 +40172,7 @@
         </a:bodyPr>
         <a:lstStyle/>
         <a:p>
-          <a:pPr marL="0" lvl="0" indent="0" algn="ctr" defTabSz="577850">
+          <a:pPr lvl="0" algn="ctr" defTabSz="577850">
             <a:lnSpc>
               <a:spcPct val="90000"/>
             </a:lnSpc>
@@ -39422,7 +40182,6 @@
             <a:spcAft>
               <a:spcPct val="35000"/>
             </a:spcAft>
-            <a:buNone/>
           </a:pPr>
           <a:r>
             <a:rPr lang="es-CO" sz="1300" kern="1200">
@@ -39498,7 +40257,7 @@
         </a:bodyPr>
         <a:lstStyle/>
         <a:p>
-          <a:pPr marL="0" lvl="0" indent="0" algn="ctr" defTabSz="444500">
+          <a:pPr lvl="0" algn="ctr" defTabSz="444500">
             <a:lnSpc>
               <a:spcPct val="90000"/>
             </a:lnSpc>
@@ -39508,7 +40267,6 @@
             <a:spcAft>
               <a:spcPct val="35000"/>
             </a:spcAft>
-            <a:buNone/>
           </a:pPr>
           <a:r>
             <a:rPr lang="es-CO" sz="1000" kern="1200">
@@ -39582,7 +40340,7 @@
         </a:bodyPr>
         <a:lstStyle/>
         <a:p>
-          <a:pPr marL="0" lvl="0" indent="0" algn="ctr" defTabSz="577850">
+          <a:pPr lvl="0" algn="ctr" defTabSz="577850">
             <a:lnSpc>
               <a:spcPct val="90000"/>
             </a:lnSpc>
@@ -39592,7 +40350,6 @@
             <a:spcAft>
               <a:spcPct val="35000"/>
             </a:spcAft>
-            <a:buNone/>
           </a:pPr>
           <a:r>
             <a:rPr lang="es-CO" sz="1300" kern="1200">
@@ -39668,7 +40425,7 @@
         </a:bodyPr>
         <a:lstStyle/>
         <a:p>
-          <a:pPr marL="0" lvl="0" indent="0" algn="ctr" defTabSz="444500">
+          <a:pPr lvl="0" algn="ctr" defTabSz="444500">
             <a:lnSpc>
               <a:spcPct val="90000"/>
             </a:lnSpc>
@@ -39678,7 +40435,6 @@
             <a:spcAft>
               <a:spcPct val="35000"/>
             </a:spcAft>
-            <a:buNone/>
           </a:pPr>
           <a:r>
             <a:rPr lang="es-CO" sz="1000" kern="1200">
@@ -39808,7 +40564,7 @@
         </a:bodyPr>
         <a:lstStyle/>
         <a:p>
-          <a:pPr marL="0" lvl="0" indent="0" algn="l" defTabSz="444500">
+          <a:pPr lvl="0" algn="l" defTabSz="444500">
             <a:lnSpc>
               <a:spcPct val="90000"/>
             </a:lnSpc>
@@ -39818,7 +40574,6 @@
             <a:spcAft>
               <a:spcPct val="35000"/>
             </a:spcAft>
-            <a:buNone/>
           </a:pPr>
           <a:r>
             <a:rPr lang="es-CO" sz="1000" kern="1200">
@@ -39939,7 +40694,7 @@
         </a:bodyPr>
         <a:lstStyle/>
         <a:p>
-          <a:pPr marL="0" lvl="0" indent="0" algn="l" defTabSz="444500">
+          <a:pPr lvl="0" algn="l" defTabSz="444500">
             <a:lnSpc>
               <a:spcPct val="90000"/>
             </a:lnSpc>
@@ -39949,7 +40704,6 @@
             <a:spcAft>
               <a:spcPct val="35000"/>
             </a:spcAft>
-            <a:buNone/>
           </a:pPr>
           <a:r>
             <a:rPr lang="es-CO" sz="1000" kern="1200">
@@ -40070,7 +40824,7 @@
         </a:bodyPr>
         <a:lstStyle/>
         <a:p>
-          <a:pPr marL="0" lvl="0" indent="0" algn="l" defTabSz="444500">
+          <a:pPr lvl="0" algn="l" defTabSz="444500">
             <a:lnSpc>
               <a:spcPct val="90000"/>
             </a:lnSpc>
@@ -40080,7 +40834,6 @@
             <a:spcAft>
               <a:spcPct val="35000"/>
             </a:spcAft>
-            <a:buNone/>
           </a:pPr>
           <a:r>
             <a:rPr lang="es-CO" sz="1000" kern="1200">
@@ -40201,7 +40954,7 @@
         </a:bodyPr>
         <a:lstStyle/>
         <a:p>
-          <a:pPr marL="0" lvl="0" indent="0" algn="l" defTabSz="444500">
+          <a:pPr lvl="0" algn="l" defTabSz="444500">
             <a:lnSpc>
               <a:spcPct val="90000"/>
             </a:lnSpc>
@@ -40211,7 +40964,6 @@
             <a:spcAft>
               <a:spcPct val="35000"/>
             </a:spcAft>
-            <a:buNone/>
           </a:pPr>
           <a:r>
             <a:rPr lang="es-CO" sz="1000" kern="1200">
@@ -40332,7 +41084,7 @@
         </a:bodyPr>
         <a:lstStyle/>
         <a:p>
-          <a:pPr marL="0" lvl="0" indent="0" algn="l" defTabSz="444500">
+          <a:pPr lvl="0" algn="l" defTabSz="444500">
             <a:lnSpc>
               <a:spcPct val="90000"/>
             </a:lnSpc>
@@ -40342,7 +41094,6 @@
             <a:spcAft>
               <a:spcPct val="35000"/>
             </a:spcAft>
-            <a:buNone/>
           </a:pPr>
           <a:r>
             <a:rPr lang="es-CO" sz="1000" kern="1200">
@@ -40463,7 +41214,7 @@
         </a:bodyPr>
         <a:lstStyle/>
         <a:p>
-          <a:pPr marL="0" lvl="0" indent="0" algn="l" defTabSz="444500">
+          <a:pPr lvl="0" algn="l" defTabSz="444500">
             <a:lnSpc>
               <a:spcPct val="90000"/>
             </a:lnSpc>
@@ -40473,7 +41224,6 @@
             <a:spcAft>
               <a:spcPct val="35000"/>
             </a:spcAft>
-            <a:buNone/>
           </a:pPr>
           <a:r>
             <a:rPr lang="es-CO" sz="1000" kern="1200">
@@ -40594,7 +41344,7 @@
         </a:bodyPr>
         <a:lstStyle/>
         <a:p>
-          <a:pPr marL="0" lvl="0" indent="0" algn="l" defTabSz="444500">
+          <a:pPr lvl="0" algn="l" defTabSz="444500">
             <a:lnSpc>
               <a:spcPct val="90000"/>
             </a:lnSpc>
@@ -40604,7 +41354,6 @@
             <a:spcAft>
               <a:spcPct val="35000"/>
             </a:spcAft>
-            <a:buNone/>
           </a:pPr>
           <a:r>
             <a:rPr lang="es-CO" sz="1000" kern="1200">
@@ -40815,7 +41564,7 @@
         </a:bodyPr>
         <a:lstStyle/>
         <a:p>
-          <a:pPr marL="0" lvl="0" indent="0" algn="ctr" defTabSz="444500">
+          <a:pPr lvl="0" algn="ctr" defTabSz="444500">
             <a:lnSpc>
               <a:spcPct val="90000"/>
             </a:lnSpc>
@@ -40825,7 +41574,6 @@
             <a:spcAft>
               <a:spcPct val="35000"/>
             </a:spcAft>
-            <a:buNone/>
           </a:pPr>
           <a:r>
             <a:rPr lang="es-CO" sz="1000" kern="1200">
@@ -40899,7 +41647,7 @@
         </a:bodyPr>
         <a:lstStyle/>
         <a:p>
-          <a:pPr marL="0" lvl="0" indent="0" algn="ctr" defTabSz="488950">
+          <a:pPr lvl="0" algn="ctr" defTabSz="488950">
             <a:lnSpc>
               <a:spcPct val="90000"/>
             </a:lnSpc>
@@ -40909,7 +41657,6 @@
             <a:spcAft>
               <a:spcPct val="35000"/>
             </a:spcAft>
-            <a:buNone/>
           </a:pPr>
           <a:r>
             <a:rPr lang="es-CO" sz="1100" kern="1200">
@@ -41061,7 +41808,7 @@
         </a:bodyPr>
         <a:lstStyle/>
         <a:p>
-          <a:pPr marL="0" lvl="0" indent="0" algn="ctr" defTabSz="444500">
+          <a:pPr lvl="0" algn="ctr" defTabSz="444500">
             <a:lnSpc>
               <a:spcPct val="90000"/>
             </a:lnSpc>
@@ -41071,7 +41818,6 @@
             <a:spcAft>
               <a:spcPct val="35000"/>
             </a:spcAft>
-            <a:buNone/>
           </a:pPr>
           <a:r>
             <a:rPr lang="es-CO" sz="1000" kern="1200">
@@ -41145,7 +41891,7 @@
         </a:bodyPr>
         <a:lstStyle/>
         <a:p>
-          <a:pPr marL="0" lvl="0" indent="0" algn="ctr" defTabSz="488950">
+          <a:pPr lvl="0" algn="ctr" defTabSz="488950">
             <a:lnSpc>
               <a:spcPct val="90000"/>
             </a:lnSpc>
@@ -41155,7 +41901,6 @@
             <a:spcAft>
               <a:spcPct val="35000"/>
             </a:spcAft>
-            <a:buNone/>
           </a:pPr>
           <a:r>
             <a:rPr lang="es-CO" sz="1100" kern="1200">
@@ -41307,7 +42052,7 @@
         </a:bodyPr>
         <a:lstStyle/>
         <a:p>
-          <a:pPr marL="0" lvl="0" indent="0" algn="ctr" defTabSz="444500">
+          <a:pPr lvl="0" algn="ctr" defTabSz="444500">
             <a:lnSpc>
               <a:spcPct val="90000"/>
             </a:lnSpc>
@@ -41317,7 +42062,6 @@
             <a:spcAft>
               <a:spcPct val="35000"/>
             </a:spcAft>
-            <a:buNone/>
           </a:pPr>
           <a:r>
             <a:rPr lang="es-CO" sz="1000" kern="1200">
@@ -41391,7 +42135,7 @@
         </a:bodyPr>
         <a:lstStyle/>
         <a:p>
-          <a:pPr marL="0" lvl="0" indent="0" algn="ctr" defTabSz="488950">
+          <a:pPr lvl="0" algn="ctr" defTabSz="488950">
             <a:lnSpc>
               <a:spcPct val="90000"/>
             </a:lnSpc>
@@ -41401,7 +42145,6 @@
             <a:spcAft>
               <a:spcPct val="35000"/>
             </a:spcAft>
-            <a:buNone/>
           </a:pPr>
           <a:r>
             <a:rPr lang="es-CO" sz="1100" kern="1200">
@@ -41519,7 +42262,7 @@
         </a:bodyPr>
         <a:lstStyle/>
         <a:p>
-          <a:pPr marL="0" lvl="0" indent="0" algn="l" defTabSz="2889250">
+          <a:pPr lvl="0" algn="l" defTabSz="2889250">
             <a:lnSpc>
               <a:spcPct val="90000"/>
             </a:lnSpc>
@@ -41529,7 +42272,6 @@
             <a:spcAft>
               <a:spcPct val="35000"/>
             </a:spcAft>
-            <a:buNone/>
           </a:pPr>
           <a:endParaRPr lang="es-ES" sz="6500" kern="1200">
             <a:latin typeface="Arial" panose="020B0604020202020204" pitchFamily="34" charset="0"/>
@@ -41624,7 +42366,7 @@
         </a:bodyPr>
         <a:lstStyle/>
         <a:p>
-          <a:pPr marL="0" lvl="0" indent="0" algn="l" defTabSz="622300">
+          <a:pPr lvl="0" algn="l" defTabSz="622300">
             <a:lnSpc>
               <a:spcPct val="90000"/>
             </a:lnSpc>
@@ -41634,7 +42376,6 @@
             <a:spcAft>
               <a:spcPct val="35000"/>
             </a:spcAft>
-            <a:buNone/>
           </a:pPr>
           <a:r>
             <a:rPr lang="es-CO" sz="1400" kern="1200">
@@ -41736,7 +42477,7 @@
         </a:bodyPr>
         <a:lstStyle/>
         <a:p>
-          <a:pPr marL="0" lvl="0" indent="0" algn="l" defTabSz="622300">
+          <a:pPr lvl="0" algn="l" defTabSz="622300">
             <a:lnSpc>
               <a:spcPct val="90000"/>
             </a:lnSpc>
@@ -41746,7 +42487,6 @@
             <a:spcAft>
               <a:spcPct val="35000"/>
             </a:spcAft>
-            <a:buNone/>
           </a:pPr>
           <a:r>
             <a:rPr lang="es-CO" sz="1400" kern="1200">
@@ -41848,7 +42588,7 @@
         </a:bodyPr>
         <a:lstStyle/>
         <a:p>
-          <a:pPr marL="0" lvl="0" indent="0" algn="l" defTabSz="622300">
+          <a:pPr lvl="0" algn="l" defTabSz="622300">
             <a:lnSpc>
               <a:spcPct val="90000"/>
             </a:lnSpc>
@@ -41858,7 +42598,6 @@
             <a:spcAft>
               <a:spcPct val="35000"/>
             </a:spcAft>
-            <a:buNone/>
           </a:pPr>
           <a:r>
             <a:rPr lang="es-CO" sz="1400" kern="1200">
@@ -41960,7 +42699,7 @@
         </a:bodyPr>
         <a:lstStyle/>
         <a:p>
-          <a:pPr marL="0" lvl="0" indent="0" algn="l" defTabSz="622300">
+          <a:pPr lvl="0" algn="l" defTabSz="622300">
             <a:lnSpc>
               <a:spcPct val="90000"/>
             </a:lnSpc>
@@ -41970,7 +42709,6 @@
             <a:spcAft>
               <a:spcPct val="35000"/>
             </a:spcAft>
-            <a:buNone/>
           </a:pPr>
           <a:r>
             <a:rPr lang="es-CO" sz="1400" kern="1200">
